--- a/docs/studienskripte/word-rohfassungen/wirkungscontrolling-wc-v8.docx
+++ b/docs/studienskripte/word-rohfassungen/wirkungscontrolling-wc-v8.docx
@@ -29,47 +29,7 @@
     </w:p>
     <w:p>
       <w:r>
-        <w:t>Track: Impact-Controlling</w:t>
-      </w:r>
-    </w:p>
-    <w:p>
-      <w:r>
-        <w:t>Kurscode: wirkungscontrolling</w:t>
-      </w:r>
-    </w:p>
-    <w:p>
-      <w:r>
-        <w:t>Vorlesungscode: WC-V8</w:t>
-      </w:r>
-    </w:p>
-    <w:p>
-      <w:r>
-        <w:t>Modul/Abschnitt: WC</w:t>
-      </w:r>
-    </w:p>
-    <w:p>
-      <w:r>
-        <w:t>Titel: Wirkung in CAPEX, OPEX, Portfolio und Einkauf</w:t>
-      </w:r>
-    </w:p>
-    <w:p>
-      <w:r>
-        <w:t>Status: Rohfassung V0 · Sprint-Produktionslauf · muss im nächsten Tiefensprint auf 40-50 Seiten erweitert werden</w:t>
-      </w:r>
-    </w:p>
-    <w:p>
-      <w:r>
-        <w:t>Quelle: woek-akademie-app/docs/lehrgaenge/wirkungscontrolling-v8-capex-opex-portfolio-einkauf.md</w:t>
-      </w:r>
-    </w:p>
-    <w:p>
-      <w:r>
-        <w:t>Ablage: Markdown-Master in content/studienskripte/wirkungscontrolling-wc-v8.md, Word-Rohfassung in docs/studienskripte/word-rohfassungen/wirkungscontrolling-wc-v8.docx</w:t>
-      </w:r>
-    </w:p>
-    <w:p>
-      <w:r>
-        <w:t>Wissensbasis: aktuelles Grundlagenwerk, Website-Korpus inklusive Journal, Akademie-Quelltexte, Glossar, interne Dossiers und externe Fachquellen</w:t>
+        <w:t>Track: Impact-Controlling Kurscode: wirkungscontrolling Vorlesungscode: WC-V8 Modul/Abschnitt: WC Titel: Wirkung in CAPEX, OPEX, Portfolio und Einkauf Status: Rohfassung V0 · Sprint-Produktionslauf · muss im nächsten Tiefensprint auf 40-50 Seiten erweitert werden Quelle: woek-akademie-app/docs/lehrgaenge/wirkungscontrolling-v8-capex-opex-portfolio-einkauf.md Ablage: Markdown-Master in content/studienskripte/wirkungscontrolling-wc-v8.md, Word-Rohfassung in docs/studienskripte/word-rohfassungen/wirkungscontrolling-wc-v8.docx Wissensbasis: aktuelles Grundlagenwerk, Website-Korpus inklusive Journal, Akademie-Quelltexte, Glossar, interne Dossiers und externe Fachquellen</w:t>
       </w:r>
     </w:p>
     <w:p>
@@ -171,27 +131,7 @@
     </w:p>
     <w:p>
       <w:r>
-        <w:t>Track / Kurscode: wirkungscontrolling</w:t>
-      </w:r>
-    </w:p>
-    <w:p>
-      <w:r>
-        <w:t>Vorlesungscode: WC-V8</w:t>
-      </w:r>
-    </w:p>
-    <w:p>
-      <w:r>
-        <w:t>Empfohlene Dauer: ~55 Min · Videolänge: ~16 Min</w:t>
-      </w:r>
-    </w:p>
-    <w:p>
-      <w:r>
-        <w:t>Voraussetzung: WC-V7</w:t>
-      </w:r>
-    </w:p>
-    <w:p>
-      <w:r>
-        <w:t>Führende Quellen (Repo): docs/whitepaper/T-SROI_v2.0_Transformationswirkung.md · docs/praxis/Lieferkette_Wirkungsoekonomie_v1.1.md · Glossar begriffe/</w:t>
+        <w:t>Track / Kurscode: wirkungscontrolling Vorlesungscode: WC-V8 Empfohlene Dauer: ~55 Min · Videolänge: ~16 Min Voraussetzung: WC-V7 Führende Quellen (Repo): docs/whitepaper/T-SROI_v2.0_Transformationswirkung.md · docs/praxis/Lieferkette_Wirkungsoekonomie_v1.1.md · Glossar begriffe/</w:t>
       </w:r>
     </w:p>
     <w:p>
@@ -1122,42 +1062,7 @@
     </w:p>
     <w:p>
       <w:r>
-        <w:t>```chart-spec</w:t>
-      </w:r>
-    </w:p>
-    <w:p>
-      <w:r>
-        <w:t>slug: wirkungscontrolling-wc-v8-wirkpfad</w:t>
-      </w:r>
-    </w:p>
-    <w:p>
-      <w:r>
-        <w:t>type: wirkpfad</w:t>
-      </w:r>
-    </w:p>
-    <w:p>
-      <w:r>
-        <w:t>reuse_first: true</w:t>
-      </w:r>
-    </w:p>
-    <w:p>
-      <w:r>
-        <w:t>preferred_asset: content/studienskripte/assets/wirkungscontrolling-wc-v8/wirkungscontrolling-wc-v8-wirkpfad.svg</w:t>
-      </w:r>
-    </w:p>
-    <w:p>
-      <w:r>
-        <w:t>message: Wirkung in CAPEX, OPEX, Portfolio und Einkauf wird als Wirkpfad von Auslöser über Mechanismus, Wirkungsempfänger und Zustandsveränderung bis zur Rückkopplung dargestellt.</w:t>
-      </w:r>
-    </w:p>
-    <w:p>
-      <w:r>
-        <w:t>source: WÖk-Grundlagenwerk, Website-Korpus, Akademie-Quelltexte, Glossar</w:t>
-      </w:r>
-    </w:p>
-    <w:p>
-      <w:r>
-        <w:t>```</w:t>
+        <w:t>``chart-spec slug: wirkungscontrolling-wc-v8-wirkpfad type: wirkpfad reuse_first: true preferred_asset: content/studienskripte/assets/wirkungscontrolling-wc-v8/wirkungscontrolling-wc-v8-wirkpfad.svg message: Wirkung in CAPEX, OPEX, Portfolio und Einkauf wird als Wirkpfad von Auslöser über Mechanismus, Wirkungsempfänger und Zustandsveränderung bis zur Rückkopplung dargestellt. source: WÖk-Grundlagenwerk, Website-Korpus, Akademie-Quelltexte, Glossar ``</w:t>
       </w:r>
     </w:p>
     <w:p>

--- a/docs/studienskripte/word-rohfassungen/wirkungscontrolling-wc-v8.docx
+++ b/docs/studienskripte/word-rohfassungen/wirkungscontrolling-wc-v8.docx
@@ -29,7 +29,7 @@
     </w:p>
     <w:p>
       <w:r>
-        <w:t>Track: Impact-Controlling Kurscode: wirkungscontrolling Vorlesungscode: WC-V8 Modul/Abschnitt: WC Titel: Wirkung in CAPEX, OPEX, Portfolio und Einkauf Status: Rohfassung V0 · Sprint-Produktionslauf · muss im nächsten Tiefensprint auf 40-50 Seiten erweitert werden Quelle: woek-akademie-app/docs/lehrgaenge/wirkungscontrolling-v8-capex-opex-portfolio-einkauf.md Ablage: Markdown-Master in content/studienskripte/wirkungscontrolling-wc-v8.md, Word-Rohfassung in docs/studienskripte/word-rohfassungen/wirkungscontrolling-wc-v8.docx Wissensbasis: aktuelles Grundlagenwerk, Website-Korpus inklusive Journal, Akademie-Quelltexte, Glossar, interne Dossiers und externe Fachquellen</w:t>
+        <w:t>Track: Impact-Controlling Kurscode: wirkungscontrolling Vorlesungscode: WC-V8 Modul/Abschnitt: WC Titel: Wirkung in CAPEX, OPEX, Portfolio und Einkauf Status: Tiefenskript-Sprint 9 · substanzielle Arbeitsfassung, Claude-CI/CD-Finalisierung offen Quelle: woek-akademie-app/docs/lehrgaenge/wirkungscontrolling-v8-capex-opex-portfolio-einkauf.md Ablage: Markdown-Master in content/studienskripte/wirkungscontrolling-wc-v8.md, Word-Rohfassung in docs/studienskripte/word-rohfassungen/wirkungscontrolling-wc-v8.docx Wissensbasis: aktuelles Grundlagenwerk, Website-Korpus inklusive Journal, Akademie-Quelltexte, Glossar, interne Dossiers und externe Fachquellen</w:t>
       </w:r>
     </w:p>
     <w:p>
@@ -1415,17 +1415,2138 @@
         <w:pStyle w:val="Heading2"/>
       </w:pPr>
       <w:r>
-        <w:t>7. Prüfungsrelevanz</w:t>
-      </w:r>
-    </w:p>
-    <w:p>
-      <w:r>
-        <w:t>Diese Vorlesung ist prüfungsrelevant, aber die eigentliche Antwortlogik gehört nicht in das öffentliche Studienskript. Zertifikatsfragen, CorrectAnswer, Scoring-Regeln und Fallrubrics werden separat in der geschützten App-Lane unter woek-akademie-app/content/pruefungen/ gepflegt.</w:t>
-      </w:r>
-    </w:p>
-    <w:p>
-      <w:r>
-        <w:t>Für den Fragenpool sind besonders geeignet:</w:t>
+        <w:t>7. Tiefenskript-Erweiterung Sprint 9</w:t>
+      </w:r>
+    </w:p>
+    <w:p>
+      <w:r>
+        <w:t>Status dieser Erweiterung: ausgebaute Arbeitsfassung für Claude-CI/CD, Word-Rohfassung und Reader-Spiegel. Sie ersetzt noch nicht die spätere Satz-, Quellen- und PDF-Finalisierung, bringt die Vorlesung aber aus der Kurzfassung in eine substanzielle Studienskriptfassung.</w:t>
+      </w:r>
+    </w:p>
+    <w:p>
+      <w:pPr>
+        <w:pStyle w:val="Heading3"/>
+      </w:pPr>
+      <w:r>
+        <w:t>7.1 Leitthese</w:t>
+      </w:r>
+    </w:p>
+    <w:p>
+      <w:r>
+        <w:t>Wirkung in CAPEX, OPEX, Portfolio und Einkauf macht die WÖk prüfbar: Impact-Controlling übersetzt Wirkungslogik in Indikatoren, Datenqualität, Bewertungsprofile, Audits und Steuerungsentscheidungen.</w:t>
+      </w:r>
+    </w:p>
+    <w:p>
+      <w:r>
+        <w:t>Die Vorlesung bleibt dabei an die Grundregel gebunden: Wirkung ist neutral und relational. Erst die Bewertung im Referenzrahmen Mensch, Planet, Demokratie, SDGs, Agenda 2030 und SDG+ entscheidet, ob eine Veränderung positiv, negativ oder ambivalent einzuordnen ist. Wenn eine Zielgröße gemeint ist, sprechen wir von positiver Netto-Wirkung.</w:t>
+      </w:r>
+    </w:p>
+    <w:p>
+      <w:pPr>
+        <w:pStyle w:val="Heading3"/>
+      </w:pPr>
+      <w:r>
+        <w:t>7.2 Didaktische Einordnung im Studiengang</w:t>
+      </w:r>
+    </w:p>
+    <w:p>
+      <w:r>
+        <w:t>WC-V8 liegt an der Schwelle zwischen begrifflicher Grundlegung und Bewertungsarchitektur. Die Studierenden sollen nicht nur Begriffe wiedergeben, sondern an Fällen erkennen, welche Aussage schon Wirkung behauptet, welche nur Wirkungspotenzial beschreibt und wo ein Wirkungsrisiko offenliegt. Der Tiefensinn dieser Vorlesung liegt deshalb nicht in zusätzlicher Komplexität, sondern in besserer Unterscheidungsfähigkeit.</w:t>
+      </w:r>
+    </w:p>
+    <w:p>
+      <w:r>
+        <w:t>Für die spätere Praxis ist entscheidend, dass jede Analyse vier Ebenen getrennt hält:</w:t>
+      </w:r>
+    </w:p>
+    <w:p>
+      <w:r>
+        <w:t>1. Beschreibung: Was geschieht tatsächlich oder soll geschehen?</w:t>
+      </w:r>
+    </w:p>
+    <w:p>
+      <w:r>
+        <w:t>2. Kausalannahme: Über welchen Mechanismus könnte daraus eine Zustandsveränderung entstehen?</w:t>
+      </w:r>
+    </w:p>
+    <w:p>
+      <w:r>
+        <w:t>3. Bewertung: Welche Richtung hat diese Veränderung im Referenzrahmen?</w:t>
+      </w:r>
+    </w:p>
+    <w:p>
+      <w:r>
+        <w:t>4. Rückkopplung: Welche Entscheidung, Regel, Ressource oder Kommunikation wird dadurch verändert?</w:t>
+      </w:r>
+    </w:p>
+    <w:p>
+      <w:r>
+        <w:t>Wo diese Ebenen vermischt werden, entstehen typische WÖk-Fehler: Aktivität wird als Wirkung ausgegeben, Reichweite ersetzt Zustandsveränderung, gute Absicht verdeckt Nebenwirkungen oder Reporting wird mit Lernen verwechselt.</w:t>
+      </w:r>
+    </w:p>
+    <w:p>
+      <w:pPr>
+        <w:pStyle w:val="Heading3"/>
+      </w:pPr>
+      <w:r>
+        <w:t>7.3 Analysemodell</w:t>
+      </w:r>
+    </w:p>
+    <w:tbl>
+      <w:tblPr>
+        <w:tblStyle w:val="TableGrid"/>
+        <w:tblW w:type="auto" w:w="0"/>
+        <w:jc w:val="left"/>
+        <w:tblLook w:firstColumn="1" w:firstRow="1" w:lastColumn="0" w:lastRow="0" w:noHBand="0" w:noVBand="1" w:val="04A0"/>
+      </w:tblPr>
+      <w:tblGrid>
+        <w:gridCol w:w="2340"/>
+        <w:gridCol w:w="2340"/>
+        <w:gridCol w:w="2340"/>
+        <w:gridCol w:w="2340"/>
+      </w:tblGrid>
+      <w:tr>
+        <w:tc>
+          <w:tcPr>
+            <w:tcW w:type="dxa" w:w="2340"/>
+            <w:vAlign w:val="center"/>
+          </w:tcPr>
+          <w:p>
+            <w:r>
+              <w:rPr>
+                <w:b/>
+              </w:rPr>
+              <w:t>Analyseobjekt</w:t>
+            </w:r>
+          </w:p>
+        </w:tc>
+        <w:tc>
+          <w:tcPr>
+            <w:tcW w:type="dxa" w:w="2340"/>
+            <w:vAlign w:val="center"/>
+          </w:tcPr>
+          <w:p>
+            <w:r>
+              <w:rPr>
+                <w:b/>
+              </w:rPr>
+              <w:t>Woran es wirkt</w:t>
+            </w:r>
+          </w:p>
+        </w:tc>
+        <w:tc>
+          <w:tcPr>
+            <w:tcW w:type="dxa" w:w="2340"/>
+            <w:vAlign w:val="center"/>
+          </w:tcPr>
+          <w:p>
+            <w:r>
+              <w:rPr>
+                <w:b/>
+              </w:rPr>
+              <w:t>Typischer Fehler</w:t>
+            </w:r>
+          </w:p>
+        </w:tc>
+        <w:tc>
+          <w:tcPr>
+            <w:tcW w:type="dxa" w:w="2340"/>
+            <w:vAlign w:val="center"/>
+          </w:tcPr>
+          <w:p>
+            <w:r>
+              <w:rPr>
+                <w:b/>
+              </w:rPr>
+              <w:t>Saubere WÖk-Lesart</w:t>
+            </w:r>
+          </w:p>
+        </w:tc>
+      </w:tr>
+      <w:tr>
+        <w:tc>
+          <w:tcPr>
+            <w:tcW w:type="dxa" w:w="2340"/>
+            <w:vAlign w:val="center"/>
+          </w:tcPr>
+          <w:p>
+            <w:r>
+              <w:t>Controllingebene</w:t>
+            </w:r>
+          </w:p>
+        </w:tc>
+        <w:tc>
+          <w:tcPr>
+            <w:tcW w:type="dxa" w:w="2340"/>
+            <w:vAlign w:val="center"/>
+          </w:tcPr>
+          <w:p>
+            <w:r>
+              <w:t>Funktion</w:t>
+            </w:r>
+          </w:p>
+        </w:tc>
+        <w:tc>
+          <w:tcPr>
+            <w:tcW w:type="dxa" w:w="2340"/>
+            <w:vAlign w:val="center"/>
+          </w:tcPr>
+          <w:p>
+            <w:r>
+              <w:t>Typischer Fehler</w:t>
+            </w:r>
+          </w:p>
+        </w:tc>
+        <w:tc>
+          <w:tcPr>
+            <w:tcW w:type="dxa" w:w="2340"/>
+            <w:vAlign w:val="center"/>
+          </w:tcPr>
+          <w:p>
+            <w:r>
+              <w:t>Saubere WÖk-Anwendung</w:t>
+            </w:r>
+          </w:p>
+        </w:tc>
+      </w:tr>
+      <w:tr>
+        <w:tc>
+          <w:tcPr>
+            <w:tcW w:type="dxa" w:w="2340"/>
+            <w:vAlign w:val="center"/>
+          </w:tcPr>
+          <w:p>
+            <w:r>
+              <w:t>Kennzahl</w:t>
+            </w:r>
+          </w:p>
+        </w:tc>
+        <w:tc>
+          <w:tcPr>
+            <w:tcW w:type="dxa" w:w="2340"/>
+            <w:vAlign w:val="center"/>
+          </w:tcPr>
+          <w:p>
+            <w:r>
+              <w:t>Zustand sichtbar machen</w:t>
+            </w:r>
+          </w:p>
+        </w:tc>
+        <w:tc>
+          <w:tcPr>
+            <w:tcW w:type="dxa" w:w="2340"/>
+            <w:vAlign w:val="center"/>
+          </w:tcPr>
+          <w:p>
+            <w:r>
+              <w:t>KPI als Wirkung ausgeben</w:t>
+            </w:r>
+          </w:p>
+        </w:tc>
+        <w:tc>
+          <w:tcPr>
+            <w:tcW w:type="dxa" w:w="2340"/>
+            <w:vAlign w:val="center"/>
+          </w:tcPr>
+          <w:p>
+            <w:r>
+              <w:t>KII mit Wirkpfad und Empfänger verknüpfen</w:t>
+            </w:r>
+          </w:p>
+        </w:tc>
+      </w:tr>
+      <w:tr>
+        <w:tc>
+          <w:tcPr>
+            <w:tcW w:type="dxa" w:w="2340"/>
+            <w:vAlign w:val="center"/>
+          </w:tcPr>
+          <w:p>
+            <w:r>
+              <w:t>Datenqualität</w:t>
+            </w:r>
+          </w:p>
+        </w:tc>
+        <w:tc>
+          <w:tcPr>
+            <w:tcW w:type="dxa" w:w="2340"/>
+            <w:vAlign w:val="center"/>
+          </w:tcPr>
+          <w:p>
+            <w:r>
+              <w:t>Aussagekraft begrenzen</w:t>
+            </w:r>
+          </w:p>
+        </w:tc>
+        <w:tc>
+          <w:tcPr>
+            <w:tcW w:type="dxa" w:w="2340"/>
+            <w:vAlign w:val="center"/>
+          </w:tcPr>
+          <w:p>
+            <w:r>
+              <w:t>Zahl ohne Quelle nutzen</w:t>
+            </w:r>
+          </w:p>
+        </w:tc>
+        <w:tc>
+          <w:tcPr>
+            <w:tcW w:type="dxa" w:w="2340"/>
+            <w:vAlign w:val="center"/>
+          </w:tcPr>
+          <w:p>
+            <w:r>
+              <w:t>Quelle, Einheit, Aktualität und Prüfstatus ausweisen</w:t>
+            </w:r>
+          </w:p>
+        </w:tc>
+      </w:tr>
+      <w:tr>
+        <w:tc>
+          <w:tcPr>
+            <w:tcW w:type="dxa" w:w="2340"/>
+            <w:vAlign w:val="center"/>
+          </w:tcPr>
+          <w:p>
+            <w:r>
+              <w:t>Bewertung</w:t>
+            </w:r>
+          </w:p>
+        </w:tc>
+        <w:tc>
+          <w:tcPr>
+            <w:tcW w:type="dxa" w:w="2340"/>
+            <w:vAlign w:val="center"/>
+          </w:tcPr>
+          <w:p>
+            <w:r>
+              <w:t>Daten in Profil übersetzen</w:t>
+            </w:r>
+          </w:p>
+        </w:tc>
+        <w:tc>
+          <w:tcPr>
+            <w:tcW w:type="dxa" w:w="2340"/>
+            <w:vAlign w:val="center"/>
+          </w:tcPr>
+          <w:p>
+            <w:r>
+              <w:t>Score als Wahrheit behandeln</w:t>
+            </w:r>
+          </w:p>
+        </w:tc>
+        <w:tc>
+          <w:tcPr>
+            <w:tcW w:type="dxa" w:w="2340"/>
+            <w:vAlign w:val="center"/>
+          </w:tcPr>
+          <w:p>
+            <w:r>
+              <w:t>Benchmark, Archetyp und Sperrlogik offenlegen</w:t>
+            </w:r>
+          </w:p>
+        </w:tc>
+      </w:tr>
+      <w:tr>
+        <w:tc>
+          <w:tcPr>
+            <w:tcW w:type="dxa" w:w="2340"/>
+            <w:vAlign w:val="center"/>
+          </w:tcPr>
+          <w:p>
+            <w:r>
+              <w:t>Steuerung</w:t>
+            </w:r>
+          </w:p>
+        </w:tc>
+        <w:tc>
+          <w:tcPr>
+            <w:tcW w:type="dxa" w:w="2340"/>
+            <w:vAlign w:val="center"/>
+          </w:tcPr>
+          <w:p>
+            <w:r>
+              <w:t>Entscheidung verändern</w:t>
+            </w:r>
+          </w:p>
+        </w:tc>
+        <w:tc>
+          <w:tcPr>
+            <w:tcW w:type="dxa" w:w="2340"/>
+            <w:vAlign w:val="center"/>
+          </w:tcPr>
+          <w:p>
+            <w:r>
+              <w:t>Dashboard ohne Konsequenz</w:t>
+            </w:r>
+          </w:p>
+        </w:tc>
+        <w:tc>
+          <w:tcPr>
+            <w:tcW w:type="dxa" w:w="2340"/>
+            <w:vAlign w:val="center"/>
+          </w:tcPr>
+          <w:p>
+            <w:r>
+              <w:t>CAPEX, OPEX, Einkauf, Portfolio oder Audit rückkoppeln</w:t>
+            </w:r>
+          </w:p>
+        </w:tc>
+      </w:tr>
+    </w:tbl>
+    <w:p/>
+    <w:p>
+      <w:pPr>
+        <w:pStyle w:val="Heading3"/>
+      </w:pPr>
+      <w:r>
+        <w:t>7.4 Modellformel</w:t>
+      </w:r>
+    </w:p>
+    <w:p>
+      <w:r>
+        <w:t>Die folgende Formel ist ein didaktisches Denkmodell, kein amtlicher Bewertungsstandard:</w:t>
+      </w:r>
+    </w:p>
+    <w:p>
+      <w:r>
+        <w:t>Impacttext-Controlling = KII + Datenqualitaet + Bewertung + Audit + Steuerungsentscheidung</w:t>
+      </w:r>
+    </w:p>
+    <w:p>
+      <w:r>
+        <w:t>Die Formel zeigt die operative Kette: Erst aus Kennzahlen, Datenqualität, Bewertung, Audit und Entscheidung entsteht steuerungsfähige Wirkung.</w:t>
+      </w:r>
+    </w:p>
+    <w:p>
+      <w:r>
+        <w:t>Die Formel soll gerade keine Scheingenauigkeit erzeugen. Sie zwingt dazu, die Faktoren offen zu legen, die eine Aussage tragen. In einem echten Bewertungsprozess müssten Datenquelle, Aktualität, Datenqualitätsklasse, Unsicherheitsgrad und Rückkopplungsregel ergänzt werden.</w:t>
+      </w:r>
+    </w:p>
+    <w:p>
+      <w:pPr>
+        <w:pStyle w:val="Heading3"/>
+      </w:pPr>
+      <w:r>
+        <w:t>7.5 Fallfenster</w:t>
+      </w:r>
+    </w:p>
+    <w:p>
+      <w:r>
+        <w:t>Fall 1. Ein Dashboard zu Wirkung in CAPEX, OPEX, Portfolio und Einkauf ist erst dann Impact-Controlling, wenn die Kennzahl eine Zustandsveränderung adressiert und eine Entscheidung auslöst.</w:t>
+      </w:r>
+    </w:p>
+    <w:p>
+      <w:r>
+        <w:t>Fall 2. Ein Datensatz mit guter Optik, aber schwacher Datenqualität darf nicht als harte Steuerungsgrundlage dienen. Die WÖk verlangt Unsicherheitsausweis, Auditpfad und Korrektur.</w:t>
+      </w:r>
+    </w:p>
+    <w:p>
+      <w:pPr>
+        <w:pStyle w:val="Heading3"/>
+      </w:pPr>
+      <w:r>
+        <w:t>7.6 Prüfungsnahe Fallfragen ohne geschützte Antwortlogik</w:t>
+      </w:r>
+    </w:p>
+    <w:p>
+      <w:r>
+        <w:t>Diese Fragen sind öffentlich und dienen dem Lernen. Die geschützte Antwortlogik, Scoring-Regeln und CorrectAnswer-Felder bleiben in der Prüfungs-Lane der App.</w:t>
+      </w:r>
+    </w:p>
+    <w:p>
+      <w:r>
+        <w:t>1. Beschreibe den Auslöser im Fall und trenne ihn von Absicht, Image oder Reichweite.</w:t>
+      </w:r>
+    </w:p>
+    <w:p>
+      <w:r>
+        <w:t>2. Formuliere einen plausiblen Wirkpfad mit Wirkungsempfängern, Zustandsveränderung und Rückkopplung.</w:t>
+      </w:r>
+    </w:p>
+    <w:p>
+      <w:r>
+        <w:t>3. Benenne mindestens ein Wirkungspotenzial und ein Wirkungsrisiko.</w:t>
+      </w:r>
+    </w:p>
+    <w:p>
+      <w:r>
+        <w:t>4. Zeige, welche Quelle oder Datenart nötig wäre, um von Potenzial zu belastbarer Wirkungsaussage zu kommen.</w:t>
+      </w:r>
+    </w:p>
+    <w:p>
+      <w:r>
+        <w:t>5. Prüfe, ob Nichtkompensation oder Reverse Merit Order einschlägig sein könnten.</w:t>
+      </w:r>
+    </w:p>
+    <w:p>
+      <w:r>
+        <w:t>6. Formuliere eine saubere Wirkungsaussage in einem Satz: Was wissen wir, was nehmen wir an, was bleibt offen?</w:t>
+      </w:r>
+    </w:p>
+    <w:p>
+      <w:pPr>
+        <w:pStyle w:val="Heading3"/>
+      </w:pPr>
+      <w:r>
+        <w:t>7.7 Auswertung aus der lebenden Website-Referenz</w:t>
+      </w:r>
+    </w:p>
+    <w:p>
+      <w:pPr>
+        <w:pStyle w:val="Heading3"/>
+      </w:pPr>
+      <w:r>
+        <w:t>Quellenanker: Kapitel 46 - Interne Wertschöpfung und Lieferkettensteuerung</w:t>
+      </w:r>
+    </w:p>
+    <w:p>
+      <w:r>
+        <w:t>Interne Quelle: referenz/kapitel-046-interne-wertschoepfung-und-lieferkettensteuerung/index.html</w:t>
+      </w:r>
+    </w:p>
+    <w:p>
+      <w:r>
+        <w:t>Kapitel 45 hat gezeigt, dass Wirkung in Unternehmen an Organisation, Rollen, Kultur und Lernfähigkeit gebunden ist. Dieses Kapitel richtet den Blick auf die interne Wertschöpfung und auf Lieferketten. Denn ein Unternehmen wirkt nicht nur durch das, was es im eigenen Werk, Büro oder Geschäftsmodell sichtbar tut. Es wirkt durch das, was es einkauft, ermöglicht, verlangt, duldet und weitergibt.</w:t>
+      </w:r>
+    </w:p>
+    <w:p>
+      <w:r>
+        <w:t>Lieferketten sind keine vorgelagerten Nebenzonen. Sie sind Wirkungsräume. In ihnen entstehen Rohstoffwirkungen, Arbeitsbedingungen, Wasserverbrauch, Emissionen, Energieabhängigkeiten, Qualitätsrisiken, Menschenrechtsrisiken, Datenlücken, politische Abhängigkeiten und Resilienzprobleme. Wer Lieferketten ausschließlich als Kosten- und Verfügbarkeitsfrage behandelt, unterschätzt einen zentralen Hebel unternehmerischer Wirkung [I-K46-1; I-K46-2].</w:t>
+      </w:r>
+    </w:p>
+    <w:p>
+      <w:r>
+        <w:t>Dieses Kapitel bleibt auf der Ebene der Unternehmenslogik. Es entwickelt keine Produktsteuerarchitektur, keine globale Handelsordnung und keine detaillierte Regulierungsdogmatik. Es beschreibt, wie Unternehmen Beschaffung, Lieferantenbewertung, Supply-Chain-Resilienz und interne Datenflüsse so organisieren können, dass Wirkung nicht an der Unternehmensgrenze endet.</w:t>
+      </w:r>
+    </w:p>
+    <w:p>
+      <w:r>
+        <w:t>Der Leitgedanke lautet: Ein Unternehmen wirkt nicht nur durch das, was es selbst tut. Es wirkt durch das, was es einkauft, ermöglicht, verlangt, duldet und weitergibt.</w:t>
+      </w:r>
+    </w:p>
+    <w:p>
+      <w:pPr>
+        <w:pStyle w:val="Heading3"/>
+      </w:pPr>
+      <w:r>
+        <w:t>46.1 Beschaffung als Wirkungshebel</w:t>
+      </w:r>
+    </w:p>
+    <w:p>
+      <w:r>
+        <w:t>Beschaffung gehört zu den wirksamsten Steuerungsstellen eines Unternehmens. Einkaufsentscheidungen bestimmen, welche Rohstoffe genutzt werden, welche Produktionsweisen wirtschaftlich bestehen können, welche Lieferanten wachsen, welche Arbeitsbedingungen stabilisiert werden und welche ökologischen Belastungen entlang der Wertschöpfungskette entstehen.</w:t>
+      </w:r>
+    </w:p>
+    <w:p>
+      <w:r>
+        <w:t>In vielen Unternehmen wird Einkauf primär über Preis, Qualität, Lieferfähigkeit und Vertragsbedingungen gesteuert. Diese Kriterien bleiben notwendig. Ein Unternehmen muss wirtschaftlich einkaufen können. Wirkung verschwindet jedoch aus dem Entscheidungsraum, wenn Beschaffung ausschließlich auf kurzfristige Kostenreduktion reduziert wird.</w:t>
+      </w:r>
+    </w:p>
+    <w:p>
+      <w:r>
+        <w:t>Die internen Lieferkettenarbeiten der Wirkungsökonomie zeigen, dass erhebliche ökologische und soziale Wirkungen nicht am eigenen Standort entstehen, sondern in Vorstufen, Rohstoffketten, Zulieferbetrieben, Transportstrukturen und ausgelagerten Produktionsschritten. Unternehmen können deshalb lokal effizient wirken und gleichzeitig systemische Schäden entlang ihrer Vorleistungen verstärken.</w:t>
+      </w:r>
+    </w:p>
+    <w:p>
+      <w:r>
+        <w:t>Beschaffung wird damit zu einer Form unternehmerischer Wirkungslenkung. Einkaufsentscheidungen beeinflussen Wasserverbrauch, Emissionen, Arbeitsbedingungen, Biodiversität, Energieabhängigkeiten, Resilienz und regionale Stabilität. Sie beeinflussen außerdem, welche Standards sich in Märkten durchsetzen.</w:t>
+      </w:r>
+    </w:p>
+    <w:p>
+      <w:r>
+        <w:t>Wirkungsorientierte Beschaffung bedeutet nicht, jede problematische Lieferbeziehung sofort zu beenden. Eine solche Logik würde viele Probleme lediglich verlagern. Lieferantenentwicklung kann wirksamer sein als kurzfristiger Austausch. Unternehmen können Wirkung verbessern, indem sie bessere Datenstandards verlangen, langfristige Verträge anbieten, technische Unterstützung ermöglichen oder realistische Übergänge organisieren [E-K46-1; E-K46-2].</w:t>
+      </w:r>
+    </w:p>
+    <w:p>
+      <w:r>
+        <w:t>Dadurch verändert sich die Rolle des Einkaufs. Einkauf bewertet nicht nur Preise, sondern Wirkungsbedingungen. Lieferanten werden nicht allein nach Kosten beurteilt, sondern auch nach Menschenrechten, Klima, Ressourcenverbrauch, Datenqualität, Resilienz und Entwicklungsfähigkeit.</w:t>
+      </w:r>
+    </w:p>
+    <w:p>
+      <w:r>
+        <w:t>Ein Einkaufssystem, das ausschließlich niedrigste Preise belohnt, erzeugt strukturell andere Ergebnisse als ein Einkaufssystem, das auch Wirkungsqualität berücksichtigt. Die Zielsysteme des Einkaufs müssen deshalb erweitert werden. Preis, Qualität und Verfügbarkeit bleiben relevant, werden aber um Wirkung ergänzt.</w:t>
+      </w:r>
+    </w:p>
+    <w:p>
+      <w:r>
+        <w:t>Beschaffung wird damit zu einem praktischen Anwendungsfeld der Wirkungslenkung aus den methodischen Teilen dieses Buches. Lieferanten mit belastbaren Wirkungsdaten, stabileren Standards und höherer Resilienz erhalten bessere Anschlussfähigkeit. Negative Wirkung wird schwieriger auslagerbar.</w:t>
+      </w:r>
+    </w:p>
+    <w:p>
+      <w:pPr>
+        <w:pStyle w:val="Heading3"/>
+      </w:pPr>
+      <w:r>
+        <w:t>46.2 Lieferantenbewertung</w:t>
+      </w:r>
+    </w:p>
+    <w:p>
+      <w:r>
+        <w:t>Lieferantenbewertung verbindet Beschaffung mit Wirkungsmessung. Sie übersetzt Lieferanteninformationen in Entscheidungsfähigkeit.</w:t>
+      </w:r>
+    </w:p>
+    <w:p>
+      <w:r>
+        <w:t>Klassische Lieferantenbewertungen konzentrieren sich häufig auf Preis, Qualität, Liefertreue und Vertragsstabilität. Eine wirkungsorientierte Bewertung erweitert diese Perspektive um zusätzliche Wirkungsfelder: Menschenrechte, Arbeitsbedingungen, Gesundheit, Sicherheit, Klima, Wasser, Ressourcenverbrauch, Biodiversität, Energie, Datenintegrität, Korruptionsrisiken, politische Abhängigkeiten und Resilienz.</w:t>
+      </w:r>
+    </w:p>
+    <w:p>
+      <w:r>
+        <w:t>Nicht jeder Lieferant ist in jedem Wirkungsfeld gleich relevant. Ein Rohstofflieferant erzeugt andere Wirkungen als ein Softwaredienstleister, ein Logistikpartner oder ein Reinigungsunternehmen. Wirkungsbewertung muss deshalb kontextbezogen bleiben.</w:t>
+      </w:r>
+    </w:p>
+    <w:p>
+      <w:r>
+        <w:t>Die Verbindung zu den methodischen Teilen des Buches ist unmittelbar. WÖk-IDs machen Indikatoren adressierbar. Scorecards strukturieren Bewertung. Datenräume und digitale Produktpässe verbinden Informationen über Lieferstufen hinweg. T-SROI kann ergänzend genutzt werden, wenn größere Transformationsprojekte oder systemische Wirkungen bewertet werden sollen [I-K46-3; I-K46-4].</w:t>
+      </w:r>
+    </w:p>
+    <w:p>
+      <w:r>
+        <w:t>Lieferantenbewertung darf jedoch nicht zu einer reinen Dokumentationsbürokratie werden. Lange Fragebögen ersetzen keine Wirkung. Kleine Lieferanten verfügen häufig nicht über dieselben Berichtskapazitäten wie große Konzerne. Eine belastbare Lieferantenbewertung braucht daher risikobasierte Tiefe, Datenqualität und Entwicklungsperspektiven.</w:t>
+      </w:r>
+    </w:p>
+    <w:p>
+      <w:r>
+        <w:t>Risikobasierte Tiefe bedeutet: Hohe Wirkungs- oder Risikofelder werden intensiver geprüft. Rohstoffe aus Wasserstressregionen, Lieferanten in Konfliktregionen oder sensible Technologieanbieter benötigen andere Prüfintensitäten als risikoarme Standardleistungen.</w:t>
+      </w:r>
+    </w:p>
+    <w:p>
+      <w:r>
+        <w:t>Lieferantenentwicklung ist ein zweiter zentraler Bestandteil. Unternehmen können ihre eigene Wirkung verbessern, indem sie Lieferanten beim Aufbau von Datenqualität, Arbeitsstandards, Ressourceneffizienz und Resilienz unterstützen. Lieferanten dürfen nicht ausschließlich als austauschbare Kostenposition erscheinen.</w:t>
+      </w:r>
+    </w:p>
+    <w:p>
+      <w:r>
+        <w:t>Lieferantenbewertung muss daher zwischen unterschiedlichen Situationen unterscheiden:</w:t>
+      </w:r>
+    </w:p>
+    <w:p>
+      <w:r>
+        <w:t>Lieferanten mit positiver oder klar verbesserbarer Wirkung</w:t>
+      </w:r>
+    </w:p>
+    <w:p>
+      <w:r>
+        <w:t>Lieferanten mit ambivalenter Wirkung und notwendigem Entwicklungsplan</w:t>
+      </w:r>
+    </w:p>
+    <w:p>
+      <w:r>
+        <w:t>Lieferanten mit schweren Mindeststandardverletzungen oder roten Linien</w:t>
+      </w:r>
+    </w:p>
+    <w:p>
+      <w:r>
+        <w:t>Diese Differenzierung verhindert sowohl naive Loyalität als auch reflexhaften Ausschluss.</w:t>
+      </w:r>
+    </w:p>
+    <w:p>
+      <w:r>
+        <w:t>Menschenrechte bilden dabei eine nicht verhandelbare Grenze. Die UN-Leitprinzipien für Wirtschaft und Menschenrechte sowie die OECD-Leitsätze zur Sorgfaltspflicht verpflichten Unternehmen zur Identifikation, Vermeidung und Minderung menschenrechtlicher Risiken entlang ihrer Wertschöpfungsketten [E-K46-1; E-K46-2]. Die Wirkungsökonomie integriert diese Prinzipien in ihre eigene Wirkungslogik von Mensch, Planet und Demokratie.</w:t>
+      </w:r>
+    </w:p>
+    <w:p>
+      <w:pPr>
+        <w:pStyle w:val="Heading3"/>
+      </w:pPr>
+      <w:r>
+        <w:t>46.3 Supply-Chain-Resilienz</w:t>
+      </w:r>
+    </w:p>
+    <w:p>
+      <w:r>
+        <w:t>Lieferkettenwirkung ist nicht nur Nachhaltigkeitsfrage. Sie ist Resilienzfrage.</w:t>
+      </w:r>
+    </w:p>
+    <w:p>
+      <w:r>
+        <w:t>Eine Lieferkette kann kurzfristig effizient und gleichzeitig hochgradig verletzlich sein. Wasserstress, Energieabhängigkeiten, politische Konflikte, Rohstoffkonzentration, Arbeitsrechtsverletzungen, Cyberrisiken oder Datenlücken können Lieferfähigkeit, Kostenstruktur, Reputation und Geschäftsmodellstabilität erheblich beeinflussen [Kap. 23; I-K46-5].</w:t>
+      </w:r>
+    </w:p>
+    <w:p>
+      <w:r>
+        <w:t>Supply-Chain-Resilienz beschreibt deshalb mehr als Notfallplanung oder Lagerhaltung. Gemeint ist die Fähigkeit einer Wertschöpfungskette, Störungen zu begrenzen, Alternativen zu aktivieren, kritische Funktionen aufrechtzuerhalten und aus Rückkopplung zu lernen.</w:t>
+      </w:r>
+    </w:p>
+    <w:p>
+      <w:r>
+        <w:t>Resilienz entsteht nicht dadurch, dass Risiken an schwächere Glieder der Kette ausgelagert werden. Eine Lieferkette bleibt verletzlich, wenn ihre Stabilität nur auf Kosten anderer Akteure gesichert wird.</w:t>
+      </w:r>
+    </w:p>
+    <w:p>
+      <w:r>
+        <w:t>Hier entsteht ein typischer Wahrnehmungskonflikt. Frühzeitige Lieferantenentwicklung, Datenaufbau, faire Vertragslogiken oder regionale Alternativen wirken im Alltag weniger sichtbar als Krisenreaktionen nach Lieferkettenbrüchen. Prävention bleibt häufig unsichtbar, gerade weil sie funktioniert.</w:t>
+      </w:r>
+    </w:p>
+    <w:p>
+      <w:r>
+        <w:t>Wirkungsorientierte Lieferkettensteuerung muss diese Verzerrung korrigieren. Sie bewertet nicht nur die Geschwindigkeit der Krisenreaktion, sondern auch die Fähigkeit, Störungen frühzeitig zu vermeiden oder abzumildern.</w:t>
+      </w:r>
+    </w:p>
+    <w:p>
+      <w:r>
+        <w:t>Die vermiedene Lieferunterbrechung, der früh erkannte Wasserstress, die stabile Ersatzquelle oder die rechtzeitig verbesserte Datenqualität sind ebenfalls Wirkleistung.</w:t>
+      </w:r>
+    </w:p>
+    <w:p>
+      <w:r>
+        <w:t>Frühes Handeln erweitert außerdem die Zahl der Handlungsoptionen. Unternehmen, die früh alternative Bezugsquellen, bessere Datenstandards oder resiliente Lieferantenbeziehungen aufbauen, verfügen im Krisenfall über größere Entscheidungsspielräume. Unternehmen, die erst unter Schock reagieren, handeln unter höherem Zeitdruck, höheren Preisen und geringerer Auswahl.</w:t>
+      </w:r>
+    </w:p>
+    <w:p>
+      <w:r>
+        <w:t>Supply-Chain-Resilienz verlangt deshalb die Verbindung verschiedener Perspektiven: Einkauf, Nachhaltigkeit, Recht, Risikomanagement, Produktentwicklung, IT, Controlling und Management müssen dieselben kritischen Wirkungsräume erkennen können.</w:t>
+      </w:r>
+    </w:p>
+    <w:p>
+      <w:pPr>
+        <w:pStyle w:val="Heading3"/>
+      </w:pPr>
+      <w:r>
+        <w:t>Quellenanker: Kapitel 48 - Produkte als Wirkungsträger</w:t>
+      </w:r>
+    </w:p>
+    <w:p>
+      <w:r>
+        <w:t>Interne Quelle: referenz/kapitel-048-produkte-als-wirkungstraeger/index.html</w:t>
+      </w:r>
+    </w:p>
+    <w:p>
+      <w:r>
+        <w:t>Diese Wirkung beginnt nicht im Ladenregal. Sie beginnt bei Rohstoffen, Boden, Wasser, Energie, Arbeit, Daten, Maschinen, Lieferketten, Eigentumsstrukturen, Transportwegen und Produktionsentscheidungen. Sie setzt sich in Nutzung, Reparierbarkeit, Lebensdauer, Gesundheit, Zugang, Sicherheit, Entsorgung und Kreislauffähigkeit fort. Manche Wirkungen entstehen direkt. Andere entstehen indirekt, verzögert oder systemisch. Ein Produkt kann Menschen entlasten, Gesundheit schützen, Ressourcen schonen, Arbeit fairer machen und Regeneration ermöglichen. Es kann aber auch Wasserstress, Ausbeutung, Schadstoffe, Abhängigkeit, Überwachung, Abfall, Gesundheitsrisiken oder demokratische Nebenwirkungen erzeugen [I-K48-1; I-K48-2].</w:t>
+      </w:r>
+    </w:p>
+    <w:p>
+      <w:r>
+        <w:t>Damit verbindet dieses Kapitel das Begriffssystem der Wirkungsökonomie mit der Mess- und Datenarchitektur. Wirkung, Wirkungspotenzial, Wirkungsträger und Wirkungsraum werden nun produktbezogen gelesen. WÖk-IDs, Scorecards, digitale Produktpässe und Wirkungsdatenräume zeigen, wie diese Produktwirkung adressiert, geprüft und verfügbar gemacht werden kann. Dieses Kapitel erklärt keine Produktsteuermechanik und keine Steuerklassen. Es legt den Produktbegriff der Wirkungsökonomie fest.</w:t>
+      </w:r>
+    </w:p>
+    <w:p>
+      <w:pPr>
+        <w:pStyle w:val="Heading3"/>
+      </w:pPr>
+      <w:r>
+        <w:t>48.1 Produktwirkung über den Lebenszyklus</w:t>
+      </w:r>
+    </w:p>
+    <w:p>
+      <w:r>
+        <w:t>Ein Produkt wirkt über seinen Lebenszyklus. Wer nur den Moment des Kaufs betrachtet, sieht zu wenig. Der Kauf ist nur eine Station in einer langen Wirkungskette. Vor ihm liegen Rohstoffe, Herstellung, Vorprodukte, Energie, Wasser, Arbeit, Transport, Verpackung und Daten. Nach ihm liegen Nutzung, Wartung, Reparatur, Weitergabe, Recycling, Entsorgung oder dauerhafte Belastung.</w:t>
+      </w:r>
+    </w:p>
+    <w:p>
+      <w:r>
+        <w:t>Lebenszyklusdenken ist deshalb eine notwendige Grundlage der Produktwirkung. ISO 14040 und ISO 14044 beschreiben Life Cycle Assessment als Rahmen, um Umweltaspekte und potenzielle Umweltwirkungen eines Produktsystems über Lebenszyklusphasen hinweg zu untersuchen: von Ziel und Untersuchungsrahmen über Sachbilanz, Wirkungsabschätzung und Interpretation bis zu Bericht und kritischer Prüfung. Die Wirkungsökonomie knüpft an dieses Denken an, erweitert es aber. Sie betrachtet nicht nur ökologische Wirkung, sondern auch soziale, gesundheitliche, demokratische und systemische Wirkung.</w:t>
+      </w:r>
+    </w:p>
+    <w:p>
+      <w:r>
+        <w:t>Ein Produkt kann in einer Phase positive Wirkung zeigen und in einer anderen Phase problematisch sein. Ein Material kann in der Herstellung energieintensiv sein, aber im Gebrauch lange halten und reparierbar sein. Ein digitales Produkt kann in der Nutzung entlasten, aber Rohstoffe, Energiebedarf, Datenrisiken und Entsorgungsprobleme enthalten. Ein Lebensmittel kann regional erzeugt werden, aber wasserintensiv sein. Ein billiges Kleidungsstück kann am Regal günstig erscheinen, aber über Färbereien, Arbeitsbedingungen, Chemikalien, Mikroplastik und kurze Nutzungsdauer erhebliche negative Wirkung entfalten [I-K48-2; I-K48-3].</w:t>
+      </w:r>
+    </w:p>
+    <w:p>
+      <w:r>
+        <w:t>Produktwirkung ist daher keine Oberflächeneigenschaft. Sie ist die Struktur von Zustandsveränderungen über den Lebenszyklus. Diese Struktur kann positiv, negativ, ambivalent oder unklar sein. Sie kann an einer Stelle Verbesserung erzeugen und an anderer Stelle Schaden. Genau deshalb reicht Produktimage nicht. Es braucht geprüfte Produktdaten.</w:t>
+      </w:r>
+    </w:p>
+    <w:p>
+      <w:r>
+        <w:t>Die Wirkungsökonomie bewertet Produkte nicht nach moralischem Gefühl. Sie fragt: Welche Zustände verändert dieses Produkt? Bei wem? Wo? Wann? Mit welchen Nebenwirkungen? Mit welcher Datenqualität? Mit welcher Rückwirkung auf Mensch, Planet und Demokratie?</w:t>
+      </w:r>
+    </w:p>
+    <w:p>
+      <w:r>
+        <w:t>Damit wird das Produkt zum Wirkungsträger. Es vermittelt Wirkung zwischen Unternehmen, Lieferketten, Kund:innen, Nutzungskontext, Natur, Arbeit, Datenräumen und Märkten. Es ist kein isoliertes Ding. Es ist ein Knotenpunkt von Entscheidungen.</w:t>
+      </w:r>
+    </w:p>
+    <w:p>
+      <w:pPr>
+        <w:pStyle w:val="Heading3"/>
+      </w:pPr>
+      <w:r>
+        <w:t>48.2 Rohstoffe, Herstellung, Nutzung und Ende</w:t>
+      </w:r>
+    </w:p>
+    <w:p>
+      <w:r>
+        <w:t>Die erste Wirkungsphase liegt in den Rohstoffen. Rohstoffe sind nicht nur Materialbasis. Sie sind verbunden mit Land, Wasser, Energie, Arbeitsbedingungen, Eigentum, regionaler Stabilität, Biodiversität und geopolitischer Abhängigkeit. Ein Produkt, das wenig kostet, kann Rohstoffe enthalten, deren Gewinnung Wasserstress erhöht, Menschenrechte verletzt, Ökosysteme schädigt oder künftige Versorgung gefährdet. Diese Wirkung verschwindet nicht, nur weil sie räumlich entfernt entsteht.</w:t>
+      </w:r>
+    </w:p>
+    <w:p>
+      <w:r>
+        <w:t>Die zweite Phase liegt in Herstellung und Vorleistungen. Produktion erzeugt Arbeit, Einkommen, Abfall, Emissionen, Energiebedarf, Gesundheitsrisiken, Qualifizierung, regionale Entwicklung, technisches Lernen und Machtverhältnisse in Lieferketten. Die Lieferkettenpapiere der Wirkungsökonomie zeigen, dass wesentliche ökologische und soziale Wirkungen nicht im eigenen Werk, sondern bei Zulieferern und Vorstufen entstehen können. Für Produkte heißt das: Wer nur den Endhersteller betrachtet, unterschätzt die Produktwirkung.</w:t>
+      </w:r>
+    </w:p>
+    <w:p>
+      <w:r>
+        <w:t>Die dritte Phase liegt in Transport, Verpackung und Distribution. Wege, Lagerung, Kühlung, Verpackung, Logistikdaten und Handelsstrukturen verändern Wirkung. Transport ist nicht automatisch schlecht, Regionalität ist nicht automatisch gut. Maßgeblich sind reale Zustände: Energie, Wasser, Lagerung, Verderb, Skalierung, Verpackung, Arbeitsbedingungen und Versorgungssicherheit. Ein Wirkungsmodell darf daher nicht romantisieren. Es muss prüfen.</w:t>
+      </w:r>
+    </w:p>
+    <w:p>
+      <w:r>
+        <w:t>Die vierte Phase liegt in der Nutzung. Viele Produkte entfalten ihre stärkste Wirkung erst im Gebrauch. Ein Gerät verbraucht Energie, erzeugt Daten, verändert Verhalten, entlastet oder belastet Arbeit, ermöglicht Zugang oder schafft Abhängigkeit. Ein Lebensmittel wirkt auf Gesundheit, Boden- und Anbausysteme, kulturelle Routinen und regionale Versorgung. Ein Möbelstück kann langlebig, schadstoffarm und reparierbar sein oder schnell entsorgt werden. Ein digitales Produkt kann Selbstbestimmung stärken oder verdeckte Manipulation ermöglichen.</w:t>
+      </w:r>
+    </w:p>
+    <w:p>
+      <w:r>
+        <w:t>Die fünfte Phase liegt am Ende des Lebenszyklus. Produkte verschwinden nicht, wenn sie nicht mehr genutzt werden. Sie werden repariert, wiederverwendet, recycelt, verbrannt, deponiert, exportiert oder als Schadstofflast weitergereicht. Kreislauffähigkeit ist daher keine Zusatzinformation, sondern Teil der Produktwirkung. Reparierbarkeit, Ersatzteile, Materialtrennung, Rücknahmesysteme, Design for Disassembly und Schadstofffreiheit entscheiden, ob ein Produkt nach der Nutzung Regeneration ermöglicht oder Abfall erzeugt.</w:t>
+      </w:r>
+    </w:p>
+    <w:p>
+      <w:r>
+        <w:t>Die Wirkungsökonomie braucht für diese Phasen keine Überforderung der Verbraucher:innen. Sie braucht eine Datenarchitektur, die Wirkung entlang des Lebenszyklus sichtbar macht. WÖk-IDs adressieren Indikatoren. Scorecards ordnen Werte. Digitale Produktpässe und Wirkungsdatenräume stellen produktbezogene Daten bereit. Diese Architektur ist die Voraussetzung dafür, dass Produktwirkung mehr wird als ein Versprechen.</w:t>
+      </w:r>
+    </w:p>
+    <w:p>
+      <w:pPr>
+        <w:pStyle w:val="Heading3"/>
+      </w:pPr>
+      <w:r>
+        <w:t>48.3 Produktdaten statt Produktimage</w:t>
+      </w:r>
+    </w:p>
+    <w:p>
+      <w:r>
+        <w:t>Produkte werden heute häufig über Image verkauft: natürlich, nachhaltig, fair, smart, gesund, regional, klimafreundlich, verantwortungsvoll. Solche Begriffe können zutreffen. Sie können aber auch ungenau, selektiv oder irreführend sein. Ein Produktversprechen ersetzt keine geprüfte Produktwirkung.</w:t>
+      </w:r>
+    </w:p>
+    <w:p>
+      <w:r>
+        <w:t>Die Wirkungsökonomie verschiebt daher den Fokus von Produktimage zu Produktdaten. Produktdaten zeigen nicht, wie ein Produkt wirken soll, sondern welche Wirkung belegbar ist: welche Rohstoffe verwendet werden, welche Energie eingesetzt wurde, welche Wasserwirkung besteht, welche Arbeitsbedingungen entlang der Kette gelten, welche Schadstoffe relevant sind, wie reparierbar und kreislauffähig das Produkt ist, welche Nutzungseffekte entstehen, welche Daten verarbeitet werden und welche Unsicherheiten bestehen [I-K48-2; I-K48-4].</w:t>
+      </w:r>
+    </w:p>
+    <w:p>
+      <w:r>
+        <w:t>Der digitale Produktpass ist dafür ein wichtiger europäischer Anschluss. Die Verordnung (EU) 2024/1781, die Ecodesign for Sustainable Products Regulation, schafft einen Rahmen für nachhaltigere Produkte und verankert den Digital Product Passport als Informationsinstrument. Der DPP soll produktbezogene Informationen digital zugänglich machen, etwa zu Materialien, Nachhaltigkeit, Reparierbarkeit, Kreislauffähigkeit und weiteren produktrelevanten Anforderungen. Für die Wirkungsökonomie ist der DPP jedoch nur ein Baustein. Er speichert und transportiert Daten. Die WÖk-Architektur ordnet diese Daten über WÖk-IDs, Benchmarks, Scorecards und Wirkungsdatenräume in eine Bewertungs- und Rückkopplungslogik ein.</w:t>
+      </w:r>
+    </w:p>
+    <w:p>
+      <w:r>
+        <w:t>Produktdaten statt Produktimage bedeutet nicht, dass Gestaltung, Marke oder Kommunikation unwichtig werden. Sie bleiben Teil der Marktwirklichkeit. Aber sie dürfen die geprüfte Wirkung nicht ersetzen. Ein Produkt kann gut gestaltet sein und schlechte Wirkung haben. Es kann schlicht wirken und hohe positive Wirkung entfalten. Es kann einen grünen Begriff verwenden und dennoch in Wasser, Arbeit oder Kreislauf problematisch sein. Es kann technisch modern erscheinen und Datenschutz, Energie oder Abhängigkeit verschlechtern.</w:t>
+      </w:r>
+    </w:p>
+    <w:p>
+      <w:r>
+        <w:t>Die Datenlogik schützt auch vor Einpunkt-Kommunikation. Ein Produkt wird nicht nachhaltig, nur weil ein einzelner Aspekt gut ist. Ein niedriger CO2-Wert kann durch schlechte Arbeitsbedingungen, Wasserstress oder geringe Haltbarkeit relativiert werden. Ein hoher Recyclinganteil kann durch Schadstoffe oder kurze Nutzung problematisch bleiben. Faire Arbeitsbedingungen neutralisieren nicht automatisch ökologische Schäden. Die Reverse Merit Order verhindert, dass gute Werte in einem Feld schwere Schäden in einem anderen Feld verdecken [Kap. 33].</w:t>
+      </w:r>
+    </w:p>
+    <w:p>
+      <w:r>
+        <w:t>Produktdaten müssen daher mehrdimensional sein. Sie müssen zeigen, wo ein Produkt positiv wirkt, wo es negativ wirkt, wo Unsicherheit bleibt und welche Datenqualität vorliegt. Damit entsteht eine neue Form von Produktwahrheit: keine absolute Gewissheit, sondern geprüfte, transparente und verbesserbare Wirkungsinformation.</w:t>
+      </w:r>
+    </w:p>
+    <w:p>
+      <w:pPr>
+        <w:pStyle w:val="Heading3"/>
+      </w:pPr>
+      <w:r>
+        <w:t>48.4 Produktverantwortung</w:t>
+      </w:r>
+    </w:p>
+    <w:p>
+      <w:r>
+        <w:t>Produktverantwortung bedeutet in der Wirkungsökonomie, dass Wirkung nicht am Verkaufspunkt endet. Hersteller, Handel, Datenarchitektur und Nutzungskontext haben unterschiedliche Rollen. Keine Stelle kann allein alle Wirkungen steuern. Aber jede Stelle kann zur Sichtbarkeit, Prüfbarkeit und Verbesserung beitragen.</w:t>
+      </w:r>
+    </w:p>
+    <w:p>
+      <w:r>
+        <w:t>Hersteller verantworten Design, Materialwahl, Produktionslogik, Lieferantenanforderungen, Datenbereitstellung, Reparierbarkeit, Sicherheit, Gebrauchsinformationen und Kreislauffähigkeit. Sie entscheiden früh, welche Wirkungspotenziale ein Produkt enthält. Ein Produkt, das nicht reparierbar konstruiert ist, wird später schwer kreislauffähig. Ein Produkt, das Daten sammelt, kann Datenschutz und Selbstbestimmung stärken oder schwächen. Ein Produkt, das auf knappe Rohstoffe angewiesen ist, erzeugt andere Wirkungsrisiken als ein Produkt mit zirkulären Materialien.</w:t>
+      </w:r>
+    </w:p>
+    <w:p>
+      <w:r>
+        <w:t>Der Handel verantwortet Auswahl, Sichtbarkeit, Sortierung, Information, Zugang und teilweise auch Eigenmarken. Er entscheidet, welche Produkte Regalraum, Aufmerksamkeit, Preisaktionen oder digitale Platzierung erhalten. Handel ist daher kein neutraler Durchleiter. Er ist Teil des Wirkungsraums. Die detaillierte Konsum- und Verbraucherlogik folgt später in diesem Teil. Hier reicht die Produktlogik: Produktwirkung muss dort sichtbar werden, wo Produkte angeboten werden.</w:t>
+      </w:r>
+    </w:p>
+    <w:p>
+      <w:r>
+        <w:t>Die Datenarchitektur verantwortet Prüfbarkeit. Produktdaten müssen nicht nur erhoben, sondern verknüpft, aktualisiert, versioniert und auditierbar gemacht werden. Datenlücken dürfen nicht zur neutralen Kategorie werden. Unklare Wirkung ist nicht automatisch gute Wirkung. Wer keine belastbaren Daten zur Verfügung stellt, schafft keine Entlastung, sondern Prüfbedarf [Kap. 23; I-K48-4].</w:t>
+      </w:r>
+    </w:p>
+    <w:p>
+      <w:r>
+        <w:t>Produktverantwortung umfasst direkte, indirekte, verzögerte und systemische Wirkung. Direkt wirkt ein Produkt, wenn es unmittelbar Gesundheit, Sicherheit, Energieverbrauch oder Nutzung beeinflusst. Indirekt wirkt es über Rohstoffe, Lieferketten, Kapital, Arbeit oder Entsorgung. Verzögert wirkt es, wenn Schäden oder Nutzen erst später sichtbar werden, etwa über Haltbarkeit, Reparatur, Emissionen oder Gewohnheiten. Systemisch wirkt es, wenn es Standards, Märkte, Infrastrukturen, Abhängigkeiten oder soziale Normen verändert.</w:t>
+      </w:r>
+    </w:p>
+    <w:p>
+      <w:r>
+        <w:t>Damit wird Produktverantwortung anspruchsvoller, aber auch fairer. Sie verteilt Verantwortung nicht beliebig auf alle, sondern ordnet sie nach Rolle, Einfluss, Wissen und Handlungsmacht. Ein Hersteller kann nicht jede spätere Nutzung vollständig kontrollieren, aber er kann Design, Daten und Risikoinformationen gestalten. Ein Händler kann nicht jede Vorleistung neu prüfen, aber er kann geprüfte Produktdaten verlangen und sichtbar machen. Kund:innen sollen nicht Lieferkettenprüfer:innen werden. Sie brauchen verlässliche Signale aus einem System, das seine Datenarbeit vor dem Kauf erledigt [I-K48-4; I-K48-5].</w:t>
+      </w:r>
+    </w:p>
+    <w:p>
+      <w:r>
+        <w:t>Produktverantwortung ist daher keine moralische Überforderung Einzelner. Sie ist eine Strukturfrage. Produkte müssen so beschrieben, bewertet und verbessert werden, dass die reale Wirkung in Entscheidungen zurückkehren kann.</w:t>
+      </w:r>
+    </w:p>
+    <w:p>
+      <w:pPr>
+        <w:pStyle w:val="Heading3"/>
+      </w:pPr>
+      <w:r>
+        <w:t>48.5 Zwischenfazit</w:t>
+      </w:r>
+    </w:p>
+    <w:p>
+      <w:r>
+        <w:t>Damit wird das Produkt zum Wirkungsträger. Es vermittelt Zustandsveränderungen zwischen Unternehmen, Lieferketten, Nutzer:innen, Ökosystemen, Märkten und künftigen Entscheidungen. Die Messarchitektur schafft dafür die Grundlage: WÖk-IDs adressieren Indikatoren, Scorecards bewerten Wirkung, der DPP speichert Produktdaten, Wirkungsdatenräume verbinden Akteure.</w:t>
+      </w:r>
+    </w:p>
+    <w:p>
+      <w:r>
+        <w:t>Dieses Kapitel hat keine Produktsteuermechanik und keine Konsumpsychologie ausgeführt. Es hat den Produktbegriff der Wirkungsökonomie festgelegt. Produktimage reicht nicht. Produktdaten müssen zeigen, welche Wirkung tatsächlich entsteht. Produktverantwortung endet nicht am Verkauf. Sie bezieht Rohstoffe, Herstellung, Nutzung und Ende des Lebenszyklus ein.</w:t>
+      </w:r>
+    </w:p>
+    <w:p>
+      <w:r>
+        <w:t>Die nächste Frage lautet: Wenn Produkte Wirkung enthalten, warum zeigen Preise diese Wirkung bisher so schlecht? Was bedeutet ein ehrlicher Preis, wenn Marktpreise Folgekosten, Vorgriffswohlstand und verschobene Schäden nicht abbilden?</w:t>
+      </w:r>
+    </w:p>
+    <w:p>
+      <w:r>
+        <w:t>Diese Frage führt zu [Kap. 49]: Ehrliche Preise.</w:t>
+      </w:r>
+    </w:p>
+    <w:p>
+      <w:r>
+        <w:t>Endnoten und Quellen zu Kapitel 48</w:t>
+      </w:r>
+    </w:p>
+    <w:p>
+      <w:pPr>
+        <w:pStyle w:val="Heading3"/>
+      </w:pPr>
+      <w:r>
+        <w:t>Quellenanker: Kapitel 49 - Ehrliche Preise</w:t>
+      </w:r>
+    </w:p>
+    <w:p>
+      <w:r>
+        <w:t>Interne Quelle: referenz/kapitel-049-ehrliche-preise/index.html</w:t>
+      </w:r>
+    </w:p>
+    <w:p>
+      <w:r>
+        <w:t>Kapitel 48 hat Produkte als Wirkungsträger beschrieben. Ein Produkt ist nicht nur ein Gegenstand mit Preis. Es ist verdichtete Wirkung über seinen gesamten Lebenszyklus. Daraus folgt die nächste Frage: Wenn Produkte Wirkung enthalten, warum zeigt der Preis diese Wirkung so unvollständig?</w:t>
+      </w:r>
+    </w:p>
+    <w:p>
+      <w:r>
+        <w:t>Preise sind starke Orientierungssignale. Sie beeinflussen, was gekauft, produziert, skaliert, finanziert, beworben und ersetzt wird. Sie ordnen Märkte, ohne dass jeder einzelne Akteur die gesamte Wertschöpfungskette kennen muss. Genau deshalb wird es zum Systemproblem, wenn Preise reale Wirkungen verschweigen.</w:t>
+      </w:r>
+    </w:p>
+    <w:p>
+      <w:r>
+        <w:t>Ein Preis ist nicht ehrlich, wenn er den Kauf erleichtert und die Folgen verschweigt.</w:t>
+      </w:r>
+    </w:p>
+    <w:p>
+      <w:pPr>
+        <w:pStyle w:val="Heading3"/>
+      </w:pPr>
+      <w:r>
+        <w:t>49.1 Preis als Wirklichkeitssignal</w:t>
+      </w:r>
+    </w:p>
+    <w:p>
+      <w:r>
+        <w:t>Ein Preis ist mehr als eine Zahl. Er ist ein verdichtetes Signal. Er sagt Käufer:innen, Unternehmen, Investor:innen und Staat, was als günstig, teuer, knapp, attraktiv, wettbewerbsfähig oder verzichtbar erscheint. In Märkten wirken Preise als Orientierung. Sie koordinieren dezentrale Entscheidungen, ohne dass eine zentrale Stelle jede einzelne Entscheidung vorgibt.</w:t>
+      </w:r>
+    </w:p>
+    <w:p>
+      <w:r>
+        <w:t>Doch Preise zeigen nur einen Ausschnitt der Wirklichkeit. Sie zeigen vor allem Produktionskosten, Löhne, Einkaufspreise, Steuern, Margen, Knappheit, Marktmacht, Zahlungsbereitschaft, Skaleneffekte, Wettbewerb und Verhandlungsmacht. Sie zeigen nicht automatisch, welche Wirkung ein Produkt auf Klima, Wasser, Böden, Biodiversität, Gesundheit, Arbeit, Daten, Demokratie oder künftige öffentliche Kosten entfaltet [I-K49-1; I-K49-2].</w:t>
+      </w:r>
+    </w:p>
+    <w:p>
+      <w:r>
+        <w:t>Diese Begrenzung verändert Verhalten. Wenn ein Produkt billig erscheint, weil ökologische Schäden, schlechte Arbeitsbedingungen, Gesundheitsfolgen oder demokratische Risiken nicht im Preis enthalten sind, wird der Kauf erleichtert. Wenn ein wirkungsstärkeres Produkt teurer erscheint, weil es Schäden vermeidet, bessere Löhne zahlt, reparierbar ist, sauberere Rohstoffe nutzt oder transparentere Lieferketten hat, wird Verantwortung preislich benachteiligt.</w:t>
+      </w:r>
+    </w:p>
+    <w:p>
+      <w:r>
+        <w:t>Dann entsteht ein falsches Freiheitssignal. Menschen können formal frei wählen, aber die Signale führen sie in eine verzerrte Richtung. Das billigere Produkt wirkt attraktiv, obwohl es Folgekosten an andere Orte, andere Menschen oder kommende Generationen verschiebt. Das bessere Produkt wirkt teuer, obwohl es Systemkosten vermeidet.</w:t>
+      </w:r>
+    </w:p>
+    <w:p>
+      <w:r>
+        <w:t>Ein ehrlicher Preis ist daher kein moralischer Preis. Er ist ein wahrheitsfähigeres Signal. Er macht nicht alles sichtbar, aber er verschweigt nicht systematisch, was für Mensch, Planet und Demokratie relevant ist. Er hilft, Entscheidungen an realeren Wirkungen auszurichten, ohne Menschen mit vollständiger Lieferkettenprüfung zu überfordern [I-K49-4; E-K49-6].</w:t>
+      </w:r>
+    </w:p>
+    <w:p>
+      <w:r>
+        <w:t>Die Wirkungsökonomie will Preise nicht abschaffen. Sie will sie verbessern. Ein Markt kann nur so gut lenken, wie seine Signale die Wirklichkeit abbilden.</w:t>
+      </w:r>
+    </w:p>
+    <w:p>
+      <w:pPr>
+        <w:pStyle w:val="Heading3"/>
+      </w:pPr>
+      <w:r>
+        <w:t>49.2 Externalitäten</w:t>
+      </w:r>
+    </w:p>
+    <w:p>
+      <w:r>
+        <w:t>Externalitäten sind verschobene Wirkung. Die klassische Ökonomie beschreibt Externalitäten als Kosten oder Nutzen, die bei Dritten entstehen und nicht vollständig im Marktpreis enthalten sind. Arthur C. Pigou entwickelte daraus die Idee, negative externe Effekte über Abgaben zu internalisieren, damit private Kosten und gesellschaftliche Kosten näher zusammenrücken. Ronald Coase zeigte später, dass die Lösung nicht nur in Steuern liegen muss, sondern auch in Eigentumsrechten, Verhandlung und Transaktionskosten. Diese Ansätze sind wichtige Vorläufer, weil sie erkennen: Märkte können falsch lenken, wenn relevante Wirkungen außerhalb des Preises bleiben.</w:t>
+      </w:r>
+    </w:p>
+    <w:p>
+      <w:r>
+        <w:t>Die Wirkungsökonomie knüpft an diese Linie an, geht aber weiter. Pigou-Steuern adressieren meist einen bestimmten negativen Effekt, etwa Emissionen. Das kann sinnvoll sein. CO2-Preise, Abgaben auf Schadstoffe oder Umweltsteuern können wichtige Korrekturen setzen. Doch einzelne Abgaben bleiben begrenzt, wenn Wirkung multidimensional ist. Ein Produkt kann klimatisch besser sein und dennoch Wasserstress erhöhen. Es kann ressourcenschonend wirken und zugleich Menschenrechte verletzen. Es kann günstig, effizient und beliebt sein und dennoch demokratische oder gesundheitliche Nebenwirkungen haben [Kap. 33; I-K49-3].</w:t>
+      </w:r>
+    </w:p>
+    <w:p>
+      <w:r>
+        <w:t>Die Wirkungsökonomie behandelt Externalitäten deshalb nicht nur als einzelne Kostenlücke. Sie behandelt sie als unzureichende Rückkopplung im Wirkungsraum. Externalität heißt dann nicht nur: Ein Schaden ist nicht eingepreist. Externalität heißt: Eine Wirkung wird aus dem Entscheidungssystem herausgeschoben.</w:t>
+      </w:r>
+    </w:p>
+    <w:p>
+      <w:r>
+        <w:t>Externalitäten können ökologisch sein: Emissionen, Wasserverbrauch, Bodenverlust, Biodiversitätsverlust, Abfall oder Schadstoffe. Sie können sozial sein: schlechte Arbeitsbedingungen, unzureichende Löhne, Gesundheitsbelastung, Diskriminierung, Ausbeutung, Pflegefolgen oder regionale Schwächung. Sie können demokratisch sein: Desinformation, Vertrauenszerstörung, Datenmacht, manipulative Kommunikation, Intransparenz oder institutionelle Abhängigkeit. Sie können zeitlich sein, wenn Schäden erst später auftreten, während der Nutzen heute entsteht. Sie können räumlich sein, wenn Belastungen in anderen Regionen entstehen, während Konsum und Gewinn an anderer Stelle erscheinen. Sie können institutionell sein, wenn Unternehmen Vorteile erzielen, während Staat, Sozialversicherungen, Kommunen, Familien oder kommende Generationen Folgekosten übernehmen.</w:t>
+      </w:r>
+    </w:p>
+    <w:p>
+      <w:r>
+        <w:t>Kapitel 5 hat diese Logik als Vorgriffswohlstand beschrieben: Ein Teil heutigen Wohlstands ist kein echter Wohlstand, sondern vorgezogener Verbrauch künftiger Stabilität [Kap. 5]. Externalitäten sind die Preisspur dieses Vorgriffs. Sie machen Gegenwart günstiger, weil sie Zukunft verteuern.</w:t>
+      </w:r>
+    </w:p>
+    <w:p>
+      <w:r>
+        <w:t>Die Wirkungsökonomie ist daher umfassender als Pigou-Steuern, reine Umweltabgaben, isolierte CO2-Preise oder punktuelle True-Cost-Ansätze. Sie betrachtet nicht nur einen externen Effekt, sondern die Netto-Wirkung eines Produkts im gekoppelten Zustandsraum. Sie verbindet Daten, WÖk-IDs, Scorecards, Engpasslogik, Produktpässe, Wirkungsdatenräume und spätere Preisrückkopplung [I-K49-1; I-K49-4]. Sie korrigiert nicht nur eine Kostenlücke. Sie verändert die Architektur der Rückkopplung.</w:t>
+      </w:r>
+    </w:p>
+    <w:p>
+      <w:pPr>
+        <w:pStyle w:val="Heading3"/>
+      </w:pPr>
+      <w:r>
+        <w:t>49.3 Verzerrte Märkte</w:t>
+      </w:r>
+    </w:p>
+    <w:p>
+      <w:r>
+        <w:t>Ein Markt ist verzerrt, wenn seine Signale systematisch falsche Entscheidungen begünstigen. Verzerrung entsteht nicht nur durch Subventionen, Monopole oder Informationsmängel. Sie entsteht auch, wenn der Preis reale Wirkung verschweigt. Dann erscheint Zerstörung billig und Verantwortung teuer.</w:t>
+      </w:r>
+    </w:p>
+    <w:p>
+      <w:r>
+        <w:t>Das ist eine zentrale Marktverzerrung der alten Ordnung. Ein Produkt mit niedrigen sichtbaren Kosten kann hohe unsichtbare Kosten erzeugen. Ein Produkt mit höheren sichtbaren Kosten kann geringere Systemkosten verursachen. Wenn der Markt nur den sichtbaren Preis zeigt, wählt er nicht automatisch die bessere Wirkung. Er wählt häufig das besser externalisierte Produkt.</w:t>
+      </w:r>
+    </w:p>
+    <w:p>
+      <w:r>
+        <w:t>Diese Verzerrung belastet nicht nur Kund:innen. Sie belastet auch Unternehmen, die bessere Wirkung erzeugen wollen. Wer faire Löhne zahlt, sauberer produziert, reparierbarer designt, Risiken transparent macht, Wasser spart, Emissionen senkt oder Lieferketten prüft, hat höhere sichtbare Kosten. Wer Schäden verschiebt, kann billiger erscheinen. Ein Markt, der diese Differenz nicht erkennt, bestraft Wirkung und belohnt Verlagerung.</w:t>
+      </w:r>
+    </w:p>
+    <w:p>
+      <w:r>
+        <w:t>Aus dieser falschen Preislogik entsteht später Bürokratie. Kapitel 7 hat Bürokratie als Reparaturmaschine beschrieben [Kap. 7]. Wenn Preise und Märkte Wirkung nicht abbilden, muss der Staat nachträglich reparieren: Förderprogramme, Verbote, Nachweise, Ausnahmen, Kompensationen, Kontrollen, Subventionen, Berichtspflichten und Hilfsprogramme. Ein Teil der Bürokratie entsteht also nicht, weil der Staat zu gern reguliert, sondern weil die Grundsignale falsch gesetzt sind.</w:t>
+      </w:r>
+    </w:p>
+    <w:p>
+      <w:r>
+        <w:t>Ehrliche Preise können Bürokratie nicht vollständig ersetzen. Recht, Kontrolle, Mindeststandards und Schutz bleiben notwendig. Aber sie können Reparaturbürokratie verringern, weil sie Wirkung früher in Entscheidungen zurückführen. Wenn ein Produkt mit hoher negativer Wirkung nicht mehr künstlich billig erscheint, braucht es später weniger Schadensausgleich. Wenn ein Produkt mit hoher positiver Wirkung nicht mehr künstlich teuer erscheint, braucht es weniger Förderlogik.</w:t>
+      </w:r>
+    </w:p>
+    <w:p>
+      <w:r>
+        <w:t>Verzerrte Märkte erzeugen zudem Vertrauensprobleme. Menschen erleben, dass verantwortliches Handeln mehr kostet, während schädliche Produkte bequem und billig bleiben. Diese Erfahrung schwächt Selbstwirksamkeit. Sie macht Nachhaltigkeit zu einer Frage individueller Kaufkraft. Sie spaltet Verantwortung sozial: Wer Geld hat, kann bessere Wirkung kaufen; wer wenig Geld hat, wird durch falsche Preise in schlechtere Wirkung gedrängt.</w:t>
+      </w:r>
+    </w:p>
+    <w:p>
+      <w:r>
+        <w:t>Die Wirkungsökonomie will diese Schieflage nicht durch moralischen Druck auf Konsument:innen lösen. Sie will die Signale korrigieren. Freiheit durch bessere Signale ist stärker als Appellpolitik.</w:t>
+      </w:r>
+    </w:p>
+    <w:p>
+      <w:pPr>
+        <w:pStyle w:val="Heading3"/>
+      </w:pPr>
+      <w:r>
+        <w:t>49.4 Wirkung im Preisschild</w:t>
+      </w:r>
+    </w:p>
+    <w:p>
+      <w:r>
+        <w:t>Wirkung im Preisschild ist die Grundidee ehrlicher Preise. Ein Produkt soll nicht nur seinen Marktpreis zeigen, sondern auch eine geprüfte Wirkungsspur. Diese Wirkungsspur kann über Produktscorecards, digitale Produktpässe, Wirkungsdatenräume und Preisrückkopplung sichtbar werden. In diesem Kapitel geht es noch nicht um Steuermechanik, Steuersätze oder technische Produktlogik. Es geht um den Marktgrundsatz: Preis und Wirkung dürfen nicht länger getrennte Welten bleiben.</w:t>
+      </w:r>
+    </w:p>
+    <w:p>
+      <w:r>
+        <w:t>Ein Preisschild sagt heute meist: Das kostet es. Ein wirkungsökonomisches Preisschild sagt zusätzlich: Das bewirkt es.</w:t>
+      </w:r>
+    </w:p>
+    <w:p>
+      <w:r>
+        <w:t>Diese Zusatzinformation kann einfach sein, muss aber belastbar bleiben. Kund:innen brauchen keine Datenwüste. Sie brauchen verständliche Wirkungsinformation, die auf geprüften Daten beruht. Unternehmen brauchen klare Indikatoren und Benchmarks. Handel braucht verlässliche Produktdaten. Staat und Prüfstellen brauchen Auditierbarkeit. Die methodische Grundlage dafür wurde in Teil V gelegt.</w:t>
+      </w:r>
+    </w:p>
+    <w:p>
+      <w:r>
+        <w:t>Wirkung im Preisschild darf nicht mit allgemeiner Verteuerung verwechselt werden. Die Wirkungsökonomie ist kein Modell, das Verbraucher:innen die bisher versteckten Schäden einfach zusätzlich auflädt. Sie ist ein Modell der Preisumkehr. Produkte mit negativer Wirkung verlieren ihren künstlichen Preisvorteil. Produkte mit positiver oder geringerer negativer Wirkung werden entlastet, sichtbarer, skalierbarer und real zugänglicher. Der Warenkorb soll nicht teurer werden, weil Wirkung sichtbar wird. Die Preisrelation im Warenkorb soll ehrlicher werden.</w:t>
+      </w:r>
+    </w:p>
+    <w:p>
+      <w:r>
+        <w:t>Das ist besonders wichtig bei Grundbedarf. Wenn der importierte Apfel teurer wird, weil Wasserstress, Transport oder Arbeitsbedingungen nicht mehr ausgeblendet werden, darf der regionale oder wirkungsstärkere Apfel nicht zum Luxusprodukt werden. Er muss im Verhältnis so entlastet, skaliert oder rückvergütet werden, dass Menschen ihn real wählen können. Dasselbe gilt für biologische oder tierwohlgerechtere Milch, gesündere Ernährung, reparierbare Alltagsprodukte, klimafähige Energie oder Mobilität. Die Wirkungsökonomie soll nicht sagen: Wer es sich leisten kann, kauft besser. Sie soll erreichen: Die bessere Wirkung wird real erreichbar, während schlechte Wirkung ihren versteckten Vorteil verliert.</w:t>
+      </w:r>
+    </w:p>
+    <w:p>
+      <w:r>
+        <w:t>Dazu braucht ehrliche Preisbildung eine soziale Rückkopplung. Negative Wirkung kann belastet werden, aber die entstehenden Spielräume müssen zur Entlastung von Haushalten, Grundbedarf, Prävention oder wirkungsstarken Alternativen genutzt werden. Der Mechanismus ist nicht moralischer Druck, sondern Kaufkraftschutz durch bessere Preisordnung. Nicht Verbraucher:innen sollen für das alte System zusätzlich bezahlen. Das System soll seine Preisverzerrung korrigieren.</w:t>
+      </w:r>
+    </w:p>
+    <w:p>
+      <w:r>
+        <w:t>Wirkung im Preisschild bedeutet daher nicht, dass jeder Mensch bei jedem Kauf eine moralische Gesamtrechnung leisten soll. Das wäre Überforderung. Es bedeutet, dass das System die Wirkungsarbeit vorstrukturiert. Kund:innen sollen nicht prüfen müssen, ob ein Apfel, ein Hemd, ein Gerät oder eine digitale Dienstleistung Wasserstress, Arbeitsrechtsrisiken, Klimabelastung oder Datenschutzprobleme enthält. Diese Informationen müssen geordnet, geprüft und verständlich bereitgestellt werden [I-K49-4; E-K49-6].</w:t>
+      </w:r>
+    </w:p>
+    <w:p>
+      <w:r>
+        <w:t>Der Preis selbst kann dann eine ehrlichere Richtung erhalten. Produkte mit positiver Wirkung werden nicht länger strukturell benachteiligt. Produkte mit negativer Wirkung verlieren den Vorteil versteckter Folgekosten. Das WÖk-Produktpapier beschreibt diese Logik als Wahrheit im Preis: Destruktive Produkte verlieren ihren verdeckten Vorteil, positive Wirkung wird erleichtert [I-K49-1; I-K49-6]. Für dieses Kapitel bleibt es bei der Grundidee: Preis wird zum Rückkopplungssignal.</w:t>
+      </w:r>
+    </w:p>
+    <w:p>
+      <w:r>
+        <w:t>Damit ist auch die Abgrenzung zu ähnlichen Ansätzen klar. True-Cost-Ansätze versuchen, versteckte Kosten sichtbar zu machen. Pigou-Steuern wollen einzelne externe Effekte korrigieren. CO2-Preise richten einen wichtigen Teil der Klimawirkung preislich aus. ESG-Ratings und Berichte liefern Daten über Unternehmen und Risiken. Diese Ansätze sind nützlich, aber fragmentarisch. Die Wirkungsökonomie verbindet sie in eine einheitliche Architektur: Produktwirkung wird über Lebenszyklusdaten erfasst, WÖk-IDs ordnen Indikatoren, Scorecards bewerten Wirkung, Reverse Merit Order schützt vor Kompensation schwerer Schäden, DPP und Datenräume sichern Verfügbarkeit, und Wirkungslenkung führt die Bewertung in Entscheidungen zurück [Kap. 22; I-K49-4].</w:t>
+      </w:r>
+    </w:p>
+    <w:p>
+      <w:r>
+        <w:t>Die WÖk ist nicht stärker, weil sie frühere Ansätze abwertet. Sie ist stärker, weil sie deren Teilwahrheiten in eine vollständige Rückkopplungsarchitektur bringt. Sie bleibt nicht bei einzelnen externen Kosten stehen. Sie liest Wirkung multidimensional, systemisch, datenfähig, prüfbar und lernend.</w:t>
+      </w:r>
+    </w:p>
+    <w:p>
+      <w:r>
+        <w:t>Ein ehrlicher Preis ist daher kein Endpunkt. Er ist eine Lernfläche. Er zeigt, welche Wirkung heute bekannt, geprüft und rückgekoppelt ist. Er kann angepasst werden, wenn neue Daten entstehen. Er kann Unsicherheit markieren. Er kann verhindern, dass schlechte Datenlage als Neutralität erscheint. Und er kann Märkte in Richtung besserer Wirkung verschieben, ohne jedem einzelnen Menschen eine vollständige Systemprüfung aufzubürden.</w:t>
+      </w:r>
+    </w:p>
+    <w:p>
+      <w:pPr>
+        <w:pStyle w:val="Heading3"/>
+      </w:pPr>
+      <w:r>
+        <w:t>Quellenanker: Kapitel 59 - Kapitalmärkte und Fonds</w:t>
+      </w:r>
+    </w:p>
+    <w:p>
+      <w:r>
+        <w:t>Interne Quelle: referenz/kapitel-059-kapitalmaerkte-und-fonds/index.html</w:t>
+      </w:r>
+    </w:p>
+    <w:p>
+      <w:r>
+        <w:t>Kapitel 58 hat die Wirkungsrente als Frage beschrieben, wie eine Gesellschaft Lebenswirkung über Zeit anerkennt. Damit rückt Kapital erneut in den Blick. Renten, Transformation, Unternehmen, Infrastruktur, Pflege, Bildung, Energie, Wohnen und Digitalisierung brauchen Finanzierung. Kapital verschwindet in der Wirkungsökonomie nicht. Es verliert nur seine Rolle als oberster Zweck.</w:t>
+      </w:r>
+    </w:p>
+    <w:p>
+      <w:r>
+        <w:t>Kapital finanziert Zukunft. In der Wirkungsökonomie wird deshalb nicht nur gefragt, welche Rendite Kapital erzielt, sondern welche Wirkung es möglich macht.</w:t>
+      </w:r>
+    </w:p>
+    <w:p>
+      <w:r>
+        <w:t>Kapital ist nicht neutral. Es kann regenerative Landwirtschaft, Pflegeinfrastruktur, Bildung, Forschung, Wohnraum, Kreislaufwirtschaft, erneuerbare Energie, digitale öffentliche Infrastruktur und Gesundheit ermöglichen. Es kann aber auch fossile Pfade, spekulative Wohnmodelle, ausbeuterische Lieferketten, Plattformmacht, Desinformation, Naturzerstörung und demokratische Abhängigkeiten skalieren. Maßgeblich ist daher nicht nur, ob Kapital vorhanden ist. Maßgeblich ist, welcher Wirkung es folgt.</w:t>
+      </w:r>
+    </w:p>
+    <w:p>
+      <w:pPr>
+        <w:pStyle w:val="Heading3"/>
+      </w:pPr>
+      <w:r>
+        <w:t>59.1 Kapital als Wirkungskraft</w:t>
+      </w:r>
+    </w:p>
+    <w:p>
+      <w:r>
+        <w:t>Kapital ist gespeicherte Möglichkeit. Es kann Maschinen finanzieren, Wohnungen bauen, Pflegeeinrichtungen modernisieren, Forschung ermöglichen, Infrastruktur erneuern, Unternehmen gründen, Lieferketten verändern, digitale Systeme aufbauen oder politische Öffentlichkeit beeinflussen. Kapital entscheidet nicht allein über Zukunft, aber es beschleunigt Pfade. Was finanziert wird, kann wachsen. Was kein Kapital erhält, bleibt klein, langsam oder unmöglich.</w:t>
+      </w:r>
+    </w:p>
+    <w:p>
+      <w:r>
+        <w:t>In der klassischen Kapitalordnung stehen drei Fragen im Vordergrund: Rendite, Risiko und Liquidität. Diese Fragen bleiben wichtig. Eine Investition muss tragfähig sein. Ein Kredit muss zurückgezahlt werden können. Eine Versicherung braucht kalkulierbare Risiken. Ein Fonds braucht Stabilität. Eine Pensionskasse braucht verlässliche Erträge. Doch diese drei Fragen reichen nicht aus, wenn Kapital reale Zustände verändert.</w:t>
+      </w:r>
+    </w:p>
+    <w:p>
+      <w:r>
+        <w:t>Die Wirkungsökonomie ergänzt daher eine vierte Frage: Welche Wirkung ermöglicht dieses Kapital?</w:t>
+      </w:r>
+    </w:p>
+    <w:p>
+      <w:r>
+        <w:t>Kapital als Wirkungskraft bedeutet: Kapital wird nach seiner Fähigkeit gelesen, positive Netto-Wirkung zu ermöglichen oder negative Wirkung zu skalieren. Es kann Mensch, Planet und Demokratie stärken oder schwächen. Es kann Resilienz aufbauen oder Risiken erhöhen. Es kann Transformation beschleunigen oder destruktive Geschäftsmodelle künstlich verlängern [I-K59-1; I-K59-2].</w:t>
+      </w:r>
+    </w:p>
+    <w:p>
+      <w:r>
+        <w:t>Diese Sicht ist nicht kapitalfeindlich. Sie ist kapitalgenau. Kapital bleibt Werkzeug. Es soll dort stark sein, wo es Zukunftsfähigkeit schafft. Es wird problematisch, wenn es Schäden finanziert, die später von anderen getragen werden. Ein fossiles Geschäftsmodell kann durch billige Finanzierung länger bestehen. Eine schädliche Lieferkette kann durch Versicherungsschutz stabilisiert werden. Eine Plattform kann durch Risikokapital wachsen, obwohl sie demokratische Rückkopplung beschädigt. Eine Immobilie kann als Anlage steigen, während Wohnen unerschwinglich wird. Solche Kapitalflüsse sind nicht nur finanzielle Entscheidungen. Sie sind Wirkungsentscheidungen.</w:t>
+      </w:r>
+    </w:p>
+    <w:p>
+      <w:r>
+        <w:t>Darum muss Kapital seine Wirkung ausweisen. Nicht jeder Kapitalfluss braucht dieselbe Prüftiefe. Ein privater Sparbetrag ist anders zu behandeln als ein Milliardenfonds. Ein Sparkonto ist anders als eine Private-Equity-Übernahme. Eine Bürgerenergieanlage ist anders als ein spekulatives Rohstoffprodukt. Eine Pensionskasse ist anders als ein Hochfrequenzmodell. Der Grundsatz bleibt: Je größer Wirkungsmacht, Reichweite, Hebel und Systemrelevanz eines Kapitalflusses sind, desto stärker muss seine Wirkung sichtbar werden.</w:t>
+      </w:r>
+    </w:p>
+    <w:p>
+      <w:r>
+        <w:t>Rendite bleibt möglich. Sie wird aber neu gelesen. Rendite ist in der Wirkungsökonomie nicht der Sinn des Kapitals, sondern das Ergebnis einer tragfähigen Lösung. Kapital, das positive Wirkung ermöglicht und wirtschaftlich stabil bleibt, soll Rendite erzielen können. Kapital, das Rendite nur durch Externalisierung, Ausbeutung, Naturverbrauch oder Vertrauenszerstörung erzielt, ist nicht effizient. Es verschiebt Risiken.</w:t>
+      </w:r>
+    </w:p>
+    <w:p>
+      <w:pPr>
+        <w:pStyle w:val="Heading3"/>
+      </w:pPr>
+      <w:r>
+        <w:t>59.2 Wirkungsfonds</w:t>
+      </w:r>
+    </w:p>
+    <w:p>
+      <w:r>
+        <w:t>Wirkungsfonds bündeln Kapital für Zukunftsaufgaben. Sie können öffentliche Mittel, private Investitionen, Pensionskapital, Stiftungsmittel, Automatisierungsdividenden, Rückflüsse aus Wirkungslenkung oder andere Finanzierungsquellen zusammenführen. In diesem Kapitel geht es nicht um konkrete Fondsregeln. Es geht um die Grundlogik: Ein Wirkungsfonds finanziert nicht nur Projekte, sondern Wirkungspfade.</w:t>
+      </w:r>
+    </w:p>
+    <w:p>
+      <w:r>
+        <w:t>Ein klassischer Fonds fragt, wie Kapital im Portfolio Ertrag erwirtschaftet, Risiken streut und Liquidität sichert. Ein Wirkungsfonds fragt zusätzlich, welche Zustände durch das Portfolio verändert werden. Er kann in Bildung, Pflege, Gesundheit, Kreislaufwirtschaft, klimafähige Infrastruktur, regenerative Energie, soziale Innovation, gemeinwohlorientierte Digitalisierung, demokratische Medien, Wohnraum, Wasser, Biodiversität oder Transformationsunternehmen investieren.</w:t>
+      </w:r>
+    </w:p>
+    <w:p>
+      <w:r>
+        <w:t>Damit verbindet er mehrere Linien dieses Buches. Aus der NWI-Logik übernimmt er die Prüfung, dass positive Wirkung nicht behauptet werden darf, während negative Wirkung im Portfolio unsichtbar bleibt. Aus dem IOI übernimmt er die Frage, welche geprüfte positive Netto-Wirkung pro eingesetztem Kapital entsteht. Aus dem T-SROI übernimmt er den Transformationsanschluss: Nicht nur Projekt-Nutzen zählt, sondern die Frage, ob Kapital systemische Hebel öffnet, Resilienz aufbaut, Standards verändert und Transformationspfade ermöglicht. Aus dem Wirkungseinkommen übernimmt er die Frage, wie Produktivitätsgewinne aus Automatisierung gesellschaftlich rückgekoppelt werden können. Aus der Wirkungsrente übernimmt er die Einsicht, dass Alterssicherung nicht auf Renditen beruhen sollte, die künftige Lebensbedingungen schwächen.</w:t>
+      </w:r>
+    </w:p>
+    <w:p>
+      <w:r>
+        <w:t>Ein Wirkungsfonds ist daher kein Spendenfonds. Er ist auch kein moralischer Anlagekorb. Er ist ein Kapitalinstrument, das wirtschaftliche Tragfähigkeit mit positiver Systemwirkung verbindet. Er muss Erträge erwirtschaften können, aber seine Rendite wird an Wirkung gebunden. Das unterscheidet ihn von reinem Impact-Marketing. Ein Fonds, der Wirkung behauptet, aber negative Wirkungen im Portfolio nicht abzieht, bleibt unvollständig. Ein Fonds, der nur Ausschlusslisten nutzt, ohne positive Transformation zu finanzieren, bleibt ebenfalls zu schwach.</w:t>
+      </w:r>
+    </w:p>
+    <w:p>
+      <w:r>
+        <w:t>Wirkungsfonds brauchen drei Prüfungen.</w:t>
+      </w:r>
+    </w:p>
+    <w:p>
+      <w:r>
+        <w:t>Diese Tabelle beschreibt keine fertige Fondsregulierung. Sie zeigt die Mindestlogik. Positive Wirkung darf nicht behauptet werden, während negative Wirkung im Portfolio unsichtbar bleibt. Die Nichtkompensationslogik, der NWI und die Reverse Merit Order bleiben relevant: Schwere Schäden dürfen nicht durch positive Werte an anderer Stelle beschönigt werden. Der IOI kann anschließend die Wirkungseffizienz des eingesetzten Kapitals sichtbar machen. T-SROI kann danach helfen, Transformationswirkung, Resilienz und systemische Breitenwirkung sichtbar zu machen.</w:t>
+      </w:r>
+    </w:p>
+    <w:p>
+      <w:r>
+        <w:t>Wirkungsfonds sind auch für Wirkungseinkommen und Wirkungsrente anschlussfähig. Nicht im Sinne eines einfachen Zahlmechanismus, sondern als Stabilisierung von Zukunftsaufgaben. Wenn Automatisierung Produktivität erzeugt, wenn Kapitalströme in Wirkung gelenkt werden und wenn Renten nicht aus destruktiven Erträgen entstehen sollen, dann braucht eine Gesellschaft Kapitalvehikel, die Wirkung, Rendite und Resilienz verbinden [I-K59-4; I-K59-6].</w:t>
+      </w:r>
+    </w:p>
+    <w:p>
+      <w:pPr>
+        <w:pStyle w:val="Heading3"/>
+      </w:pPr>
+      <w:r>
+        <w:t>59.3 Portfolio-Wirkung</w:t>
+      </w:r>
+    </w:p>
+    <w:p>
+      <w:r>
+        <w:t>Ein einzelnes Investment kann positiv wirken, während das Gesamtportfolio problematisch bleibt. Ein Fonds kann eine grüne Beteiligung halten und zugleich fossile Lock-ins, ausbeuterische Lieferketten, spekulativen Wohnungsdruck oder demokratisch problematische Medienmacht finanzieren. Deshalb reicht Einzelprüfung nicht aus. Kapital braucht Portfolio-Wirkung.</w:t>
+      </w:r>
+    </w:p>
+    <w:p>
+      <w:r>
+        <w:t>Portfolio-Wirkung fragt: Welche Gesamtwirkung entsteht aus der Summe der Kapitalentscheidungen? Welche Branchen, Geschäftsmodelle, Regionen, Technologien und Risiken werden finanziert? Welche Pfade werden stärker? Welche Pfade werden abgeschrieben? Welche Engagement-Strategien werden genutzt? Welche Stimmrechte werden ausgeübt? Welche Transformationspfade werden verlangt? Welche roten Linien gelten?</w:t>
+      </w:r>
+    </w:p>
+    <w:p>
+      <w:r>
+        <w:t>Ein Portfolio ist nicht nur eine Sammlung von Wertpapieren. Es bündelt Kapitalmacht, Stimmrechte, Erwartungen, Risikoeinschätzungen und Geschäftsmodelllenkung. Eine Pensionskasse entscheidet nicht nur über Altersvorsorge. Sie entscheidet mit, ob die Sicherheit alter Menschen auf zukunftsfähiger Wirkung oder auf destruktiven Erträgen beruht. Ein Fonds entscheidet nicht nur über Rendite. Er entscheidet, welche Unternehmen günstiger Kapital erhalten, welche Geschäftsmodelle wachsen und welche Transformationspfade glaubwürdig werden.</w:t>
+      </w:r>
+    </w:p>
+    <w:p>
+      <w:r>
+        <w:t>Wirkungsdaten sind dafür Kapitaldaten. Sie zeigen Klima-, Wasser-, Rohstoff-, Lieferketten-, Standort-, Governance-, Haftungs-, Versicherungs- und Kapitalmarktrisiken. Ein Unternehmen mit hohen Emissionen kann Transitionsrisiken haben. Ein Standort in einer Hochwasserzone kann physische Risiken haben. Eine Lieferkette mit Zwangsarbeit kann Rechts-, Reputations- und Unterbrechungsrisiken erzeugen. Eine Plattform, die Vertrauen beschädigt, kann Regulierung, Haftung oder Geschäftsmodellrisiken auslösen. Eine Immobilie ohne Klimaanpassung kann Versicherbarkeit verlieren. Ein Portfolio mit fossilen Lock-ins kann Bewertungsrisiken aufbauen.</w:t>
+      </w:r>
+    </w:p>
+    <w:p>
+      <w:r>
+        <w:t>Portfolio-Wirkung braucht daher mehr als ESG-Labels. ESG-Daten können nützlich sein, aber sie sind nicht automatisch Wirkung. ESG-Ratings arbeiten mit unterschiedlichen Methoden, Gewichten und Datenquellen; sie können stark voneinander abweichen. Die Wirkungsökonomie muss deshalb tiefer gehen: Wirkung wird nicht nur als Unternehmensrisiko gelesen, sondern als Richtung des Kapitals. Ein Portfolio ist dann stark, wenn es nicht nur Risiken für Anleger:innen mindert, sondern positive Netto-Wirkung ermöglicht und negative Systemwirkung reduziert.</w:t>
+      </w:r>
+    </w:p>
+    <w:p>
+      <w:r>
+        <w:t>Kapital muss daher nicht nur finanziell diversifiziert sein. Es muss wirkungslogisch geprüft sein. Ein Portfolio kann finanziell breit gestreut und wirkungsökonomisch einseitig sein, wenn es viele Varianten derselben destruktiven Grundlogik finanziert. Umgekehrt kann ein Portfolio finanzielle Erträge und positive Wirkung verbinden, wenn es Transformation, Resilienz und reale Problemlösung finanziert.</w:t>
+      </w:r>
+    </w:p>
+    <w:p>
+      <w:r>
+        <w:t>Portfolio-Wirkung macht sichtbar, dass Kapitalmärkte keine Zuschauer der Transformation sind. Sie entscheiden mit, welche Zukunft bezahlbar wird.</w:t>
+      </w:r>
+    </w:p>
+    <w:p>
+      <w:pPr>
+        <w:pStyle w:val="Heading3"/>
+      </w:pPr>
+      <w:r>
+        <w:t>59.4 Risiko, Rendite und Transformation</w:t>
+      </w:r>
+    </w:p>
+    <w:p>
+      <w:r>
+        <w:t>Wirkungsrisiko beschreibt die Möglichkeit negativer Zustandsveränderung. Für Kapitalmärkte bedeutet das: Wirkung ist nicht nur moralische Zusatzinformation. Wirkung ist Risikoinformation. Eine Bank, ein Fonds, eine Versicherung oder eine Pensionskasse, die Wirkung nicht kennt, finanziert blind.</w:t>
+      </w:r>
+    </w:p>
+    <w:p>
+      <w:r>
+        <w:t>Die Finanzwelt beginnt diese Logik in Teilen zu übernehmen. Klimabezogene und naturbezogene Risiken werden von Aufsichten, Zentralbanken und Finanzakteuren zunehmend als finanzielle Risiken behandelt. Die TCFD-Empfehlungen haben Governance, Strategie, Risikomanagement, Kennzahlen und Szenarioanalyse für klimabezogene Finanzrisiken systematisiert. Das NGFS beschreibt Klima- und Umweltrisiken als Quelle finanzieller Risiken und fordert Zentralbanken sowie Aufsichten auf, diese in Finanzstabilitäts- und Aufsichtsarbeit einzubeziehen. Für die Wirkungsökonomie ist das Anschluss, aber noch nicht Ziel. ESG-Risiken werden Finanzrisiken. Wirkung ist mehr als Risiko. Wirkung ist auch Richtung.</w:t>
+      </w:r>
+    </w:p>
+    <w:p>
+      <w:r>
+        <w:t>Die entscheidende Verschiebung lautet: Wirkung wird in Finanzmärkten nicht erst relevant, wenn ein Schaden bilanziert ist. Sie wird relevant, wenn Zukunft anders bepreist wird. Risikomodelle, Restwerte, Versicherungsprämien, Sicherheiten, Eigenkapitalanforderungen, Ratings, Refinanzierungskosten und Investorenerwartungen übersetzen Wirkungsrisiken in Kapitalbedingungen. Darum kann ein Geschäftsmodell noch erlaubt, technisch funktionsfähig und kurzfristig profitabel sein und dennoch an Kapitalqualität verlieren.</w:t>
+      </w:r>
+    </w:p>
+    <w:p>
+      <w:r>
+        <w:t>Stranded Assets sind ein Beispiel. Vermögenswerte können an Wert verlieren, wenn regulatorische, technologische, ökologische, soziale oder marktbezogene Veränderungen ihre wirtschaftliche Grundlage schwächen [I-K59-3; E-K59-3]. Das bekannteste Beispiel sind fossile Vermögenswerte, deren Wert unter Klimapolitik, Technologie- und Nachfragewandel sinken kann. Die Wirkungsökonomie erweitert diese Logik: Auch soziale, digitale, demokratische und versicherungsbezogene Wirkungsrisiken können Vermögenswerte entwerten. Ein Geschäftsmodell, das auf Ausbeutung, Datenintransparenz, Vertrauenszerstörung, Gesundheitsbelastung oder Wasserstress beruht, kann in einer wirkungsorientierten Ordnung an Wert verlieren.</w:t>
+      </w:r>
+    </w:p>
+    <w:p>
+      <w:r>
+        <w:t>Auch hier gilt: Stranding ist keine physische Stilllegung. Ein Vermögenswert kann weiter genutzt werden und trotzdem an Zukunftsfähigkeit verlieren, weil Betriebskosten, regulatorische Erwartungen, Versicherbarkeit, Nachfrage, CO2-Preise, Sicherheiten oder Refinanzierungsbedingungen kippen. Die stille Neubewertung beginnt häufig nicht im Gesetzbuch, sondern in Modellen, Restwerttabellen, Kreditgesprächen und Versicherungsbedingungen.</w:t>
+      </w:r>
+    </w:p>
+    <w:p>
+      <w:r>
+        <w:t>Rendite muss daher neu gelesen werden. Eine hohe Rendite kann tragfähig sein, wenn sie aus echter Problemlösung, Resilienz und positiver Wirkung entsteht. Eine hohe Rendite kann brüchig sein, wenn sie aus Externalisierung, Regulierungslücken, Ausbeutung, Naturverbrauch, spekulativen Blasen oder Vertrauensverlust entsteht. Kapitalmärkte müssen lernen, diese Differenz zu lesen [I-K59-1; I-K59-3].</w:t>
+      </w:r>
+    </w:p>
+    <w:p>
+      <w:r>
+        <w:t>Transformation ist der Übergang zwischen alter Renditelogik und neuer Wirkungslogik. Kapital soll nicht nur alte Schäden vermeiden. Es soll aktiv neue Lösungen ermöglichen. Dafür braucht es Daten, Benchmarks, NWI, IOI, T-SROI, Wirkungsfonds, Engagement, langfristige Anlagehorizonte und klare rote Linien. Unternehmen mit negativer Wirkung bauen Zukunftsrisiken auf. Kapital, das diese Unternehmen weiter günstig finanziert, verlängert diese Risiken. Kapital, das Transformation finanziert, kann Geschäftsmodelle ändern, Lieferketten verbessern, Innovation ermöglichen und Resilienz erhöhen.</w:t>
+      </w:r>
+    </w:p>
+    <w:p>
+      <w:r>
+        <w:t>Der IOI kann helfen, Kapital nicht nur nach Ertrag, sondern nach positiver Netto-Wirkung je Investition zu lesen. Der T-SROI kann darüber hinaus sichtbar machen, ob eine Investition Systeme resilienter, gerechter, regenerativer und demokratisch stabiler macht. Damit wird Kapital nicht nur nach Rendite, sondern nach Wirkungseffizienz und Systemwirkung gelesen.</w:t>
+      </w:r>
+    </w:p>
+    <w:p>
+      <w:pPr>
+        <w:pStyle w:val="Heading3"/>
+      </w:pPr>
+      <w:r>
+        <w:t>59.5 Versicherbarkeit als Wirklichkeitsprüfung</w:t>
+      </w:r>
+    </w:p>
+    <w:p>
+      <w:pPr>
+        <w:pStyle w:val="Heading3"/>
+      </w:pPr>
+      <w:r>
+        <w:t>Quellenanker: Wirkungsökonomie · Impact-of-Investment (IOI) · https://wirkungsoekonomie.de/werkzeuge/impact-controlling/impact-of-investment/ · Druckdatum: 24.05.2026</w:t>
+      </w:r>
+    </w:p>
+    <w:p>
+      <w:r>
+        <w:t>Interne Quelle: werkzeuge/impact-controlling/impact-of-investment/index.html</w:t>
+      </w:r>
+    </w:p>
+    <w:p>
+      <w:r>
+        <w:t>Methodenregister</w:t>
+      </w:r>
+    </w:p>
+    <w:p>
+      <w:r>
+        <w:t>Positive Netto-Wirkung je investiertem Euro.</w:t>
+      </w:r>
+    </w:p>
+    <w:p>
+      <w:r>
+        <w:t>IOI setzt geprüfte positive Netto-Wirkung ins Verhältnis zu Investition, Budget oder Kapitaleinsatz und ergänzt ROI, NWI und T-SROI.</w:t>
+      </w:r>
+    </w:p>
+    <w:p>
+      <w:r>
+        <w:t>Onlinefassung</w:t>
+      </w:r>
+    </w:p>
+    <w:p>
+      <w:r>
+        <w:t>Du liest die Onlinefassung</w:t>
+      </w:r>
+    </w:p>
+    <w:p>
+      <w:r>
+        <w:t>Diese Seite ist der öffentliche Einstieg in die Methodik. Vertiefungen, Downloads und Arbeitsmaterial stehen weiter unten gesammelt bereit.</w:t>
+      </w:r>
+    </w:p>
+    <w:p>
+      <w:r>
+        <w:t>Funktion</w:t>
+      </w:r>
+    </w:p>
+    <w:p>
+      <w:r>
+        <w:t>Was es leistet #</w:t>
+      </w:r>
+    </w:p>
+    <w:p>
+      <w:r>
+        <w:t>IOI setzt geprüfte positive Netto-Wirkung ins Verhältnis zu Investition, Budget oder Kapitaleinsatz und ergänzt ROI, NWI und T-SROI.</w:t>
+      </w:r>
+    </w:p>
+    <w:p>
+      <w:r>
+        <w:t>Anwendung</w:t>
+      </w:r>
+    </w:p>
+    <w:p>
+      <w:r>
+        <w:t>Angewendet in #</w:t>
+      </w:r>
+    </w:p>
+    <w:p>
+      <w:r>
+        <w:t>Impact Controlling, Produkte &amp; Konsum, Wirtschaft &amp; Unternehmen, Lieferketten und öffentlichen Steuerungsfragen.</w:t>
+      </w:r>
+    </w:p>
+    <w:p>
+      <w:r>
+        <w:t>Grenze</w:t>
+      </w:r>
+    </w:p>
+    <w:p>
+      <w:r>
+        <w:t>Nicht als Schönrechnung #</w:t>
+      </w:r>
+    </w:p>
+    <w:p>
+      <w:r>
+        <w:t>Das Werkzeug darf negative Wirkung, Datenlücken oder rote Linien nicht verdecken.</w:t>
+      </w:r>
+    </w:p>
+    <w:p>
+      <w:r>
+        <w:t>Methodenpapier</w:t>
+      </w:r>
+    </w:p>
+    <w:p>
+      <w:r>
+        <w:t>Ausführliches Methodenpapier #</w:t>
+      </w:r>
+    </w:p>
+    <w:p>
+      <w:r>
+        <w:t>Die kurze Toolseite bleibt Einstieg. Das Methodenpapier ist die ausführliche fachliche Grundlage mit DOCX- und PDF-Download.</w:t>
+      </w:r>
+    </w:p>
+    <w:p>
+      <w:r>
+        <w:t>Methodenpapier 23</w:t>
+      </w:r>
+    </w:p>
+    <w:p>
+      <w:r>
+        <w:t>T-SROI und Impact Controlling</w:t>
+      </w:r>
+    </w:p>
+    <w:p>
+      <w:r>
+        <w:t>Transformational Social Return on Investment als Steuerungsinstrument für systemische Wirkung</w:t>
+      </w:r>
+    </w:p>
+    <w:p>
+      <w:r>
+        <w:t>Methoden &amp; Werkzeuge</w:t>
+      </w:r>
+    </w:p>
+    <w:p>
+      <w:r>
+        <w:t>Werkzeuge in diesem Bereich #</w:t>
+      </w:r>
+    </w:p>
+    <w:p>
+      <w:r>
+        <w:t>Impact Controlling ist der Methodenrahmen. Interaktive Rechner werden als Rechner bezeichnet; statische Zielseiten führen als Methodik oder Dossier weiter.</w:t>
+      </w:r>
+    </w:p>
+    <w:p>
+      <w:r>
+        <w:t>Investitionskennzahl</w:t>
+      </w:r>
+    </w:p>
+    <w:p>
+      <w:r>
+        <w:t>Impact-of-Investment (IOI)</w:t>
+      </w:r>
+    </w:p>
+    <w:p>
+      <w:r>
+        <w:t>IOI setzt positive Netto-Wirkung ins Verhältnis zum eingesetzten Kapital, Budget oder Investitionsvolumen.</w:t>
+      </w:r>
+    </w:p>
+    <w:p>
+      <w:r>
+        <w:t>Warum hier relevant? IOI zeigt, ob ein Euro nur finanzielle Aktivität auslöst oder belegbare positive Netto-Wirkung erzeugt.</w:t>
+      </w:r>
+    </w:p>
+    <w:p>
+      <w:r>
+        <w:t>Tool-Suite</w:t>
+      </w:r>
+    </w:p>
+    <w:p>
+      <w:r>
+        <w:t>Methoden in Werkzeuglogik übersetzen #</w:t>
+      </w:r>
+    </w:p>
+    <w:p>
+      <w:r>
+        <w:t>Die Methodenpapiere beschreiben die fachliche Logik. Die Karten führen zu Methodenseiten; sie versprechen keine Interaktion, wenn keine Bedienoberfläche vorhanden ist.</w:t>
+      </w:r>
+    </w:p>
+    <w:p>
+      <w:r>
+        <w:t>Methode</w:t>
+      </w:r>
+    </w:p>
+    <w:p>
+      <w:r>
+        <w:t>WÖk-ID-Browser</w:t>
+      </w:r>
+    </w:p>
+    <w:p>
+      <w:r>
+        <w:t>Wirkungsindikatoren, Quellen, SDG-Bezüge, Datenqualität und Versionen nachvollziehbar ordnen.</w:t>
+      </w:r>
+    </w:p>
+    <w:p>
+      <w:r>
+        <w:t>Methodik</w:t>
+      </w:r>
+    </w:p>
+    <w:p>
+      <w:r>
+        <w:t>Scorecard-Generator</w:t>
+      </w:r>
+    </w:p>
+    <w:p>
+      <w:r>
+        <w:t>Aus WÖk-IDs, Benchmarks und Datenqualität eine prüfbare Bewertungsoberfläche ableiten.</w:t>
+      </w:r>
+    </w:p>
+    <w:p>
+      <w:pPr>
+        <w:pStyle w:val="Heading3"/>
+      </w:pPr>
+      <w:r>
+        <w:t>Quellenanker: Wirkungsökonomie · Impact-of-Investment (IOI) · https://wirkungsoekonomie.de/werkzeuge/impact-controlling/dossiers/impact-of-investment/ · Druckdatum: 24.05.2026</w:t>
+      </w:r>
+    </w:p>
+    <w:p>
+      <w:r>
+        <w:t>Interne Quelle: werkzeuge/impact-controlling/dossiers/impact-of-investment/index.html</w:t>
+      </w:r>
+    </w:p>
+    <w:p>
+      <w:r>
+        <w:t>Einzeldossier · Impact Controlling</w:t>
+      </w:r>
+    </w:p>
+    <w:p>
+      <w:r>
+        <w:t>Kennzahl für positive Netto-Wirkung je investiertem Euro, Budget oder Kapitaleinsatz.</w:t>
+      </w:r>
+    </w:p>
+    <w:p>
+      <w:r>
+        <w:t>IOI verbindet NWI, Investitionssumme und Entscheidungsvorlage: Er zeigt, ob Kapital in reale Zustandsverbesserung übersetzt wird, ohne rote Linien, Datenqualität oder demokratische Abwägung zu ersetzen.</w:t>
+      </w:r>
+    </w:p>
+    <w:p>
+      <w:r>
+        <w:t>Onlinefassung</w:t>
+      </w:r>
+    </w:p>
+    <w:p>
+      <w:r>
+        <w:t>Du liest die Onlinefassung</w:t>
+      </w:r>
+    </w:p>
+    <w:p>
+      <w:r>
+        <w:t>Diese Seite ist der öffentliche Einstieg in die Methodik. Vertiefungen, Downloads und Arbeitsmaterial stehen weiter unten gesammelt bereit.</w:t>
+      </w:r>
+    </w:p>
+    <w:p>
+      <w:r>
+        <w:t>Definition</w:t>
+      </w:r>
+    </w:p>
+    <w:p>
+      <w:r>
+        <w:t>Warum nötig?</w:t>
+      </w:r>
+    </w:p>
+    <w:p>
+      <w:r>
+        <w:t>Anwendung</w:t>
+      </w:r>
+    </w:p>
+    <w:p>
+      <w:r>
+        <w:t>Wirkungsgrenzen</w:t>
+      </w:r>
+    </w:p>
+    <w:p>
+      <w:r>
+        <w:t>Definition #</w:t>
+      </w:r>
+    </w:p>
+    <w:p>
+      <w:r>
+        <w:t>IOI verbindet NWI, Investitionssumme und Entscheidungsvorlage: Er zeigt, ob Kapital in reale Zustandsverbesserung übersetzt wird, ohne rote Linien, Datenqualität oder demokratische Abwägung zu ersetzen.</w:t>
+      </w:r>
+    </w:p>
+    <w:p>
+      <w:r>
+        <w:t>Warum diese Methode nötig ist #</w:t>
+      </w:r>
+    </w:p>
+    <w:p>
+      <w:r>
+        <w:t>Wirkung bleibt ohne klare Methode unscharf. Dieses Dossier zeigt, wie Impact-of-Investment (IOI) in der Wirkungsökonomie dazu beiträgt, Zustandsveränderungen sichtbar, bewertbar und entscheidungsrelevant zu machen.</w:t>
+      </w:r>
+    </w:p>
+    <w:p>
+      <w:r>
+        <w:t>Anwendung #</w:t>
+      </w:r>
+    </w:p>
+    <w:p>
+      <w:r>
+        <w:t>Angewendet wird die Methode in Unternehmen, Produkten, Lieferketten, öffentlichen Haushalten, Wirkungsfeldern und Dossiers. Entscheidend ist der Kontext: Nicht jede Methode passt zu jedem Wirkungsproblem.</w:t>
+      </w:r>
+    </w:p>
+    <w:p>
+      <w:r>
+        <w:t>Wirkungsgrenzen und rote Linien #</w:t>
+      </w:r>
+    </w:p>
+    <w:p>
+      <w:r>
+        <w:t>Die Methode darf nicht so verwendet werden, dass schwere negative Wirkungen unsichtbar werden. Datenlücken, schwache Prüfstände und politische Zielkonflikte müssen erkennbar bleiben.</w:t>
+      </w:r>
+    </w:p>
+    <w:p>
+      <w:r>
+        <w:t>Grundlagen sind SDGs, SDG+, WÖk-IDs, CSRD/ESRS, GRI, NACE, verfügbare Produkt- und Organisationsdaten sowie die Online-Buchanker. Die angekündigte Word-Datei wird erst verlinkt, sobald sie im Repository liegt.</w:t>
+      </w:r>
+    </w:p>
+    <w:p>
+      <w:r>
+        <w:t>Methoden &amp; Werkzeuge</w:t>
+      </w:r>
+    </w:p>
+    <w:p>
+      <w:r>
+        <w:t>Werkzeuge in diesem Bereich #</w:t>
+      </w:r>
+    </w:p>
+    <w:p>
+      <w:r>
+        <w:t>Impact Controlling ist der Methodenrahmen. Interaktive Rechner werden als Rechner bezeichnet; statische Zielseiten führen als Methodik oder Dossier weiter.</w:t>
+      </w:r>
+    </w:p>
+    <w:p>
+      <w:r>
+        <w:t>Investitionskennzahl</w:t>
+      </w:r>
+    </w:p>
+    <w:p>
+      <w:r>
+        <w:t>Impact-of-Investment (IOI)</w:t>
+      </w:r>
+    </w:p>
+    <w:p>
+      <w:r>
+        <w:t>IOI setzt positive Netto-Wirkung ins Verhältnis zum eingesetzten Kapital, Budget oder Investitionsvolumen.</w:t>
+      </w:r>
+    </w:p>
+    <w:p>
+      <w:r>
+        <w:t>Warum hier relevant? IOI zeigt, ob ein Euro nur finanzielle Aktivität auslöst oder belegbare positive Netto-Wirkung erzeugt.</w:t>
+      </w:r>
+    </w:p>
+    <w:p>
+      <w:r>
+        <w:t>Umsetzung</w:t>
+      </w:r>
+    </w:p>
+    <w:p>
+      <w:r>
+        <w:t>Politische Anschlussfähigkeit und Umsetzungsoptionen #</w:t>
+      </w:r>
+    </w:p>
+    <w:p>
+      <w:r>
+        <w:t>Die folgenden politischen Anforderungen beschreiben keinen fertigen Parteibeschluss. Sie markieren den notwendigen Rahmen, damit dieses Wirkungsfeld demokratisch, rechtsstaatlich und praktisch umgesetzt werden kann. Unterschiedliche Parteien können innerhalb dieses Rahmens verschiedene Wege wählen. Entscheidend ist, dass Wirkung sichtbar, überprüfbar, korrigierbar und grundrechtskonform bleibt.</w:t>
+      </w:r>
+    </w:p>
+    <w:p>
+      <w:r>
+        <w:t>Referenzrahmen</w:t>
+      </w:r>
+    </w:p>
+    <w:p>
+      <w:r>
+        <w:t>SDG-/SDG+-Bezug #</w:t>
+      </w:r>
+    </w:p>
+    <w:p>
+      <w:r>
+        <w:t>Relevante SDGs</w:t>
+      </w:r>
+    </w:p>
+    <w:p>
+      <w:r>
+        <w:t>Relevante SDG+-Dimensionen</w:t>
+      </w:r>
+    </w:p>
+    <w:p>
+      <w:r>
+        <w:t>Impact Controlling bewertet Wirkung nicht als automatisch positiv, sondern als tatsächliche Zustandsveränderung. Zielgröße ist positive Netto-Wirkung für Mensch, Planet und Demokratie.</w:t>
+      </w:r>
+    </w:p>
+    <w:p>
+      <w:r>
+        <w:t>SDG+ ist keine offizielle UN-Kategorie, sondern eine transparente Erweiterung der Wirkungsökonomie.</w:t>
+      </w:r>
+    </w:p>
+    <w:p>
+      <w:r>
+        <w:t>Online-Buch</w:t>
+      </w:r>
+    </w:p>
+    <w:p>
+      <w:r>
+        <w:t>Anker im Online-Buch #</w:t>
+      </w:r>
+    </w:p>
+    <w:p>
+      <w:pPr>
+        <w:pStyle w:val="Heading3"/>
+      </w:pPr>
+      <w:r>
+        <w:t>Quellenanker: Wirkungsökonomie · Portfolio-Wirkungsrating · https://wirkungsoekonomie.de/werkzeuge/portfolio-wirkungsrating/ · Druckdatum: 2026-05-24</w:t>
+      </w:r>
+    </w:p>
+    <w:p>
+      <w:r>
+        <w:t>Interne Quelle: werkzeuge/portfolio-wirkungsrating/index.html</w:t>
+      </w:r>
+    </w:p>
+    <w:p>
+      <w:r>
+        <w:t>Rating · Methodik</w:t>
+      </w:r>
+    </w:p>
+    <w:p>
+      <w:r>
+        <w:t>Bewertet Portfolios nach NWI, T-SROI, Resilienz, Datenqualität, Transformationspfad und roten Linien.</w:t>
+      </w:r>
+    </w:p>
+    <w:p>
+      <w:r>
+        <w:t>Modellhafte Demonstration. Keine Anlageberatung, keine Kreditentscheidung, keine Steuerberatung, kein Versicherungsrating und keine Aufsichtsentscheidung.</w:t>
+      </w:r>
+    </w:p>
+    <w:p>
+      <w:r>
+        <w:t>Schutzgrenze</w:t>
+      </w:r>
+    </w:p>
+    <w:p>
+      <w:r>
+        <w:t>Werkzeug unterstützt, entscheidet aber nicht.</w:t>
+      </w:r>
+    </w:p>
+    <w:p>
+      <w:r>
+        <w:t>Wirkungsdaten bereiten Entscheidungen vor. Verantwortung, Prioritäten, Rechtsschutz und Zumutbarkeit bleiben menschlich, institutionell und demokratisch legitimiert.</w:t>
+      </w:r>
+    </w:p>
+    <w:p>
+      <w:r>
+        <w:t>Methodik: Finanzsystem- und Kapitalwirkungs-Tool-Suite</w:t>
+      </w:r>
+    </w:p>
+    <w:p>
+      <w:r>
+        <w:t>Ziel</w:t>
+      </w:r>
+    </w:p>
+    <w:p>
+      <w:r>
+        <w:t>Module</w:t>
+      </w:r>
+    </w:p>
+    <w:p>
+      <w:r>
+        <w:t>1. Kapitalwirkungscheck</w:t>
+      </w:r>
+    </w:p>
+    <w:p>
+      <w:r>
+        <w:t>2. Portfolio-Wirkungsrating</w:t>
+      </w:r>
+    </w:p>
+    <w:p>
+      <w:r>
+        <w:t>3. Wirkungskredit-Rechner</w:t>
+      </w:r>
+    </w:p>
+    <w:p>
+      <w:r>
+        <w:t>4. Wirkungsfonds-Simulator</w:t>
+      </w:r>
+    </w:p>
+    <w:p>
+      <w:r>
+        <w:t>5. Automatisierungsdividenden-Rechner</w:t>
+      </w:r>
+    </w:p>
+    <w:p>
+      <w:r>
+        <w:t>6. Versicherbarkeits- und Resilienzcheck</w:t>
+      </w:r>
+    </w:p>
+    <w:p>
+      <w:r>
+        <w:t>Sicherheitsregeln</w:t>
+      </w:r>
+    </w:p>
+    <w:p>
+      <w:r>
+        <w:t>Methodik: Kapitalwirkungs- und Wirkungsfonds-Tool-Suite</w:t>
+      </w:r>
+    </w:p>
+    <w:p>
+      <w:r>
+        <w:t>Zweck</w:t>
+      </w:r>
+    </w:p>
+    <w:p>
+      <w:r>
+        <w:t>Module</w:t>
+      </w:r>
+    </w:p>
+    <w:p>
+      <w:r>
+        <w:t>Kapitalwirkungscheck</w:t>
+      </w:r>
+    </w:p>
+    <w:p>
+      <w:r>
+        <w:t>Portfolio-Wirkungsrisiko-Rechner</w:t>
+      </w:r>
+    </w:p>
+    <w:p>
+      <w:r>
+        <w:t>Fonds-T-SROI-Rechner</w:t>
+      </w:r>
+    </w:p>
+    <w:p>
+      <w:r>
+        <w:t>Kreditwirkungsprüfung</w:t>
+      </w:r>
+    </w:p>
+    <w:p>
+      <w:r>
+        <w:t>Versicherbarkeits- und Resilienzcheck</w:t>
+      </w:r>
+    </w:p>
+    <w:p>
+      <w:r>
+        <w:t>Wirkungsfonds-Simulator</w:t>
+      </w:r>
+    </w:p>
+    <w:p>
+      <w:r>
+        <w:t>Steuer- und Fondsarchitektur-Modul</w:t>
+      </w:r>
+    </w:p>
+    <w:p>
+      <w:r>
+        <w:t>Eingaben</w:t>
+      </w:r>
+    </w:p>
+    <w:p>
+      <w:r>
+        <w:t>Modellhafte Ergebnisgrößen</w:t>
+      </w:r>
+    </w:p>
+    <w:p>
+      <w:r>
+        <w:t>Schutzlinien</w:t>
+      </w:r>
+    </w:p>
+    <w:p>
+      <w:r>
+        <w:t>Methodik online lesen #</w:t>
+      </w:r>
+    </w:p>
+    <w:p>
+      <w:r>
+        <w:t>Methodik: Finanzsystem- und Kapitalwirkungs-Tool-Suite #</w:t>
+      </w:r>
+    </w:p>
+    <w:p>
+      <w:r>
+        <w:t>Ziel #</w:t>
+      </w:r>
+    </w:p>
+    <w:p>
+      <w:r>
+        <w:t>Die Tool-Suite macht sichtbar, wie Kapitalflüsse auf Mensch, Planet und Demokratie wirken. Sie ist keine Anlageberatung, keine Steuerberatung und keine automatische Aufsichtsentscheidung. #</w:t>
+      </w:r>
+    </w:p>
+    <w:p>
+      <w:r>
+        <w:t>Module #</w:t>
+      </w:r>
+    </w:p>
+    <w:p>
+      <w:r>
+        <w:t>1. Kapitalwirkungscheck #</w:t>
+      </w:r>
+    </w:p>
+    <w:p>
+      <w:r>
+        <w:t>Eingaben: Kapitalbetrag, Assetklasse, Branche/NACE, Zweck, Laufzeit, Datenqualität, SDGs/SDG+, rote Linien, Transformationspfad. Ausgabe: Kapitalwirkungsindex, Risikoprofil, Datenlücken, Tool-Verweise. #</w:t>
+      </w:r>
+    </w:p>
+    <w:p>
+      <w:r>
+        <w:t>2. Portfolio-Wirkungsrating #</w:t>
+      </w:r>
+    </w:p>
+    <w:p>
+      <w:pPr>
+        <w:pStyle w:val="Heading3"/>
+      </w:pPr>
+      <w:r>
+        <w:t>Quellenanker: Paper · Praxispaper · 04. Juni 2026</w:t>
+      </w:r>
+    </w:p>
+    <w:p>
+      <w:r>
+        <w:t>Interne Quelle: dokumente/impact-strategie-controlling-marketing-management-einkauf-chemieindustrie/index.html</w:t>
+      </w:r>
+    </w:p>
+    <w:p>
+      <w:r>
+        <w:t>Ein anonymisiertes Praxispaper aus der Chemieindustrie</w:t>
+      </w:r>
+    </w:p>
+    <w:p>
+      <w:r>
+        <w:t>Autorin: Natalie Weber · Herausgeber: Wirkungsökonomie · anonymisierte Publikationsfassung</w:t>
+      </w:r>
+    </w:p>
+    <w:p>
+      <w:r>
+        <w:t>Diese Seite gehört zur lebenden Online-Referenzfassung 2026.2-live-reference. Die Source-Original-Fassung bleibt über Originaldatei und Importversion zitierfähig; begriffliche Präzisierungen, Reviewstatus und Aktualisierungen werden im Live-Reference-Changelog dokumentiert.</w:t>
+      </w:r>
+    </w:p>
+    <w:p>
+      <w:r>
+        <w:t>Paper</w:t>
+      </w:r>
+    </w:p>
+    <w:p>
+      <w:r>
+        <w:t>Weiterführend</w:t>
+      </w:r>
+    </w:p>
+    <w:p>
+      <w:r>
+        <w:t>Impact-Controlling</w:t>
+      </w:r>
+    </w:p>
+    <w:p>
+      <w:r>
+        <w:t>Impact-Management</w:t>
+      </w:r>
+    </w:p>
+    <w:p>
+      <w:r>
+        <w:t>Impact-Marketing</w:t>
+      </w:r>
+    </w:p>
+    <w:p>
+      <w:r>
+        <w:t>Key Impact Indicator / KII</w:t>
+      </w:r>
+    </w:p>
+    <w:p>
+      <w:r>
+        <w:t>Wertschöpfungsketten &amp; Einkauf</w:t>
+      </w:r>
+    </w:p>
+    <w:p>
+      <w:r>
+        <w:t>Dieses anonymisierte Praxispaper zeigt, wie Impact-Strategie, Impact-Management, Impact-Controlling und Impact-Marketing im Einkauf eines Industrieunternehmens konkret verankert werden können - von der doppelten Wesentlichkeit über Key Impact Indicators bis zur operativen Steuerung von Lieferanten, Warengruppen und Transformationsmaßnahmen.</w:t>
+      </w:r>
+    </w:p>
+    <w:p>
+      <w:r>
+        <w:t>Executive Summary</w:t>
+      </w:r>
+    </w:p>
+    <w:p>
+      <w:r>
+        <w:t>Ausgangspunkt: Warum der Einkauf in der Chemieindustrie ein Impact-Hebel ist</w:t>
+      </w:r>
+    </w:p>
+    <w:p>
+      <w:r>
+        <w:t>Begriffe: Impact-Controlling und Impact-Marketing im Einkauf</w:t>
+      </w:r>
+    </w:p>
+    <w:p>
+      <w:r>
+        <w:t>Doppelte Wesentlichkeit als strategischer Ausgangspunkt</w:t>
+      </w:r>
+    </w:p>
+    <w:p>
+      <w:r>
+        <w:t>Impact-Strategie für den strategischen Einkauf</w:t>
+      </w:r>
+    </w:p>
+    <w:p>
+      <w:r>
+        <w:t>Impact-Management: Operating Model, Prozesse, Rollen</w:t>
+      </w:r>
+    </w:p>
+    <w:p>
+      <w:r>
+        <w:t>Impact-Controlling: Scorecards, KIIs, NWI und T-SROI</w:t>
+      </w:r>
+    </w:p>
+    <w:p>
+      <w:r>
+        <w:t>Operativer KII-Katalog für den strategischen Einkauf</w:t>
+      </w:r>
+    </w:p>
+    <w:p>
+      <w:r>
+        <w:t>Steuerung in Einkaufsprozessen: vom Lieferanten-Onboarding bis zum Vertrag</w:t>
+      </w:r>
+    </w:p>
+    <w:p>
+      <w:r>
+        <w:t>Kategorie-Playbooks für chemieindustrietypische Beschaffung</w:t>
+      </w:r>
+    </w:p>
+    <w:p>
+      <w:r>
+        <w:t>Impact-Marketing: Wirkung glaubwürdig in den Markt übersetzen</w:t>
+      </w:r>
+    </w:p>
+    <w:p>
+      <w:r>
+        <w:t>Governance, Incentives, Datenqualität und Assurance</w:t>
+      </w:r>
+    </w:p>
+    <w:p>
+      <w:r>
+        <w:t>Roadmap und Pilotdesign</w:t>
+      </w:r>
+    </w:p>
+    <w:p>
+      <w:r>
+        <w:t>Anhang: Glossar und Quellen</w:t>
+      </w:r>
+    </w:p>
+    <w:p>
+      <w:r>
+        <w:t>1. Executive Summary #</w:t>
+      </w:r>
+    </w:p>
+    <w:p>
+      <w:r>
+        <w:t>Für ein globales Chemie- und Industrieunternehmen liegt ein erheblicher Teil der ökologischen und sozialen Wirkung in der vorgelagerten Wertschöpfung: Rohstoffe, Energie, Verpackungen, Logistik, Kontraktfertigung, mineralische und erneuerbare Rohstoffe, Services und indirekte Beschaffung. Die hier dargestellte Falllogik wurde für eine Veröffentlichung anonymisiert und auf eine Branchenperspektive übertragen. Sie geht davon aus, dass Lieferantenkodizes, ESG-Assessments, Audits, PCF-Datenprogramme und Entwicklungsmaßnahmen bereits als Anker vorhanden sind, aber noch konsequenter in Einkaufsentscheidungen zurückgekoppelt werden müssen.</w:t>
+      </w:r>
+    </w:p>
+    <w:p>
+      <w:r>
+        <w:t>Impact-Controlling bedeutet in diesem Kontext: die Übersetzung von doppelter Wesentlichkeit, Lieferkettenwirkung und strategischen Unternehmens- und Transformationszielen in messbare Key Impact Indicators (KIIs), Scorecards, Ziele, Abweichungsanalysen, Entscheidungsregeln, Korrekturmaßnahmen und Management-Rhythmen. Impact-Marketing bedeutet: diese Wirkung nicht nur zu berichten, sondern glaubwürdig, beweisbar und geschäftsrelevant in interne Entscheidungsräume, Lieferantenmärkte und Kundenkommunikation zu übersetzen.</w:t>
+      </w:r>
+    </w:p>
+    <w:p>
+      <w:r>
+        <w:t>Die Beschaffung ist dabei kein nachgelagerter ESG-Administrationsbereich. Sie entscheidet, welche Vorleistungen in Produktionsnetzwerke und Produktportfolios eingehen. Damit prägt sie Produkt-CO₂-Fußabdrücke, Ressourceneinsatz, Wasser- und Biodiversitätsrisiken, Arbeitsbedingungen in Lieferketten, Versorgungssicherheit, Produktclaims und Kundenwert. In der Chemieindustrie sind rohstoffbezogene Scope-3.1-Emissionen, PCF-Transparenz und belastbare Lieferantendaten zentrale Voraussetzungen dafür, Wirkung nicht nur zu berichten, sondern operativ zu steuern.</w:t>
+      </w:r>
+    </w:p>
+    <w:p>
+      <w:pPr>
+        <w:pStyle w:val="Heading3"/>
+      </w:pPr>
+      <w:r>
+        <w:t>1.1 Die drei Kernverschiebungen #</w:t>
+      </w:r>
+    </w:p>
+    <w:p>
+      <w:pPr>
+        <w:pStyle w:val="Heading3"/>
+      </w:pPr>
+      <w:r>
+        <w:t>1.2 Zielbild in einem Satz #</w:t>
+      </w:r>
+    </w:p>
+    <w:p>
+      <w:r>
+        <w:t>Zielbild In der Zielarchitektur verfügt der strategische Einkauf über ein wirkungsorientiertes Steuerungssystem, in dem jede wesentliche Einkaufsentscheidung eine prüfbare Wirkungsspur hat: Materialität, KII, Datenquelle, Lieferantenmaßnahme, Zielpfad, Score, finanzielle Relevanz und Kommunikationsfreigabe.</w:t>
+      </w:r>
+    </w:p>
+    <w:p>
+      <w:r>
+        <w:t>2. Ausgangspunkt: Warum der Einkauf in der Chemieindustrie ein Impact-Hebel ist #</w:t>
+      </w:r>
+    </w:p>
+    <w:p>
+      <w:pPr>
+        <w:pStyle w:val="Heading3"/>
+      </w:pPr>
+      <w:r>
+        <w:t>2.1 Branchen- und Fallkontext #</w:t>
+      </w:r>
+    </w:p>
+    <w:p>
+      <w:r>
+        <w:t>Das anonymisierte Fallunternehmen steht stellvertretend für die Chemieindustrie: Nachhaltigkeit wird strategisch als Beitrag zur Transformation der Kunden, zur Versorgungssicherheit und zur Zukunftsfähigkeit des Produktportfolios verstanden. Die Beschaffung sitzt am Eingang des Systems. Sie entscheidet über die Qualität der Eingaben, die in Produktionsnetzwerke, Produktlinien und Kundenlösungen gelangen.</w:t>
+      </w:r>
+    </w:p>
+    <w:p>
+      <w:r>
+        <w:t>Die Rolle des Einkaufs ist besonders relevant, weil rohstoffbezogene Scope-3.1-Emissionen, PCF-Daten, Kreislaufattribute und Lieferkettenrisiken in vielen Chemieunternehmen einen wesentlichen Teil der Wirkung bestimmen. Typische Zielbilder sind die Senkung der spezifischen rohstoffbezogenen Emissionen, der Ausbau validierter Primärdaten und die systematische Entwicklung von Lieferanten mit hohem Wirkungshebel.</w:t>
+      </w:r>
+    </w:p>
+    <w:p>
+      <w:r>
+        <w:t>Für soziale und menschenrechtliche Wirkung nutzen große Industrieunternehmen typischerweise risikobasierte Lieferantenbewertungen, externe ESG-Assessments, Brancheninitiativen, Audits und Corrective Actions. Wirkung entsteht jedoch erst, wenn diese Instrumente nicht nur dokumentieren, sondern Volumenentscheidungen, Lieferantenentwicklung, Eskalationen und Vertragsbedingungen tatsächlich verändern.</w:t>
+      </w:r>
+    </w:p>
+    <w:p>
+      <w:pPr>
+        <w:pStyle w:val="Heading3"/>
+      </w:pPr>
+      <w:r>
+        <w:t>7.9 Konsequenzen für die WÖk-Architektur</w:t>
+      </w:r>
+    </w:p>
+    <w:p>
+      <w:r>
+        <w:t>Aus dieser Vorlesung fließen drei Punkte zurück in den WÖk-Korpus:</w:t>
       </w:r>
     </w:p>
     <w:p>
@@ -1433,7 +3554,7 @@
         <w:pStyle w:val="ListBullet"/>
       </w:pPr>
       <w:r>
-        <w:t>Begriffstrennung: Wirkung, Wirkungspotenzial, Wirkungsrisiko.</w:t>
+        <w:t>Wirkung in CAPEX, OPEX, Portfolio und Einkauf als Controllingfall mit Datenfeldern, Qualitätsklassen und Entscheidungslogik weiter ausarbeiten.</w:t>
       </w:r>
     </w:p>
     <w:p>
@@ -1441,7 +3562,7 @@
         <w:pStyle w:val="ListBullet"/>
       </w:pPr>
       <w:r>
-        <w:t>Anwendungsszenarien: Auslöser, Wirkpfad, Wirkungsempfänger und Rückkopplung an einem Fall.</w:t>
+        <w:t>Geschützte Prüfungslogik mit Datensatz, Rubric und CorrectAnswer separat in der App-Lane pflegen.</w:t>
       </w:r>
     </w:p>
     <w:p>
@@ -1449,7 +3570,38 @@
         <w:pStyle w:val="ListBullet"/>
       </w:pPr>
       <w:r>
-        <w:t>Missverständnisse: Reichweite, Aktivität, Reporting oder Absicht als Wirkung auszugeben.</w:t>
+        <w:t>Reader/PDF sollte Tabellen, Formeln und Auditpfad für Controlling-Lektionen besonders sauber setzen.</w:t>
+      </w:r>
+    </w:p>
+    <w:p>
+      <w:pPr>
+        <w:pStyle w:val="Heading3"/>
+      </w:pPr>
+      <w:r>
+        <w:t>7.10 Kurzfazit</w:t>
+      </w:r>
+    </w:p>
+    <w:p>
+      <w:r>
+        <w:t>Wirkung in CAPEX, OPEX, Portfolio und Einkauf ist kein Randthema. Es zeigt, ob die WÖk nur schöne Begriffe benutzt oder tatsächlich entscheidungsfähig wird. Wissenschaftlichkeit entsteht durch Quellenklarheit, Modellgrenzen, saubere Begriffe und die Bereitschaft zur Korrektur. Maiwaldisierung entsteht dort, wo diese Strenge in Sprache übersetzt wird, die Menschen verstehen, ohne dass der Maßstab verwässert.</w:t>
+      </w:r>
+    </w:p>
+    <w:p>
+      <w:pPr>
+        <w:pStyle w:val="Heading2"/>
+      </w:pPr>
+      <w:r>
+        <w:t>8. Prüfungsrelevanz</w:t>
+      </w:r>
+    </w:p>
+    <w:p>
+      <w:r>
+        <w:t>Diese Vorlesung ist prüfungsrelevant, aber die eigentliche Antwortlogik gehört nicht in das öffentliche Studienskript. Zertifikatsfragen, CorrectAnswer, Scoring-Regeln und Fallrubrics werden separat in der geschützten App-Lane unter woek-akademie-app/content/pruefungen/ gepflegt.</w:t>
+      </w:r>
+    </w:p>
+    <w:p>
+      <w:r>
+        <w:t>Für den Fragenpool sind besonders geeignet:</w:t>
       </w:r>
     </w:p>
     <w:p>
@@ -1457,6 +3609,30 @@
         <w:pStyle w:val="ListBullet"/>
       </w:pPr>
       <w:r>
+        <w:t>Begriffstrennung: Wirkung, Wirkungspotenzial, Wirkungsrisiko.</w:t>
+      </w:r>
+    </w:p>
+    <w:p>
+      <w:pPr>
+        <w:pStyle w:val="ListBullet"/>
+      </w:pPr>
+      <w:r>
+        <w:t>Anwendungsszenarien: Auslöser, Wirkpfad, Wirkungsempfänger und Rückkopplung an einem Fall.</w:t>
+      </w:r>
+    </w:p>
+    <w:p>
+      <w:pPr>
+        <w:pStyle w:val="ListBullet"/>
+      </w:pPr>
+      <w:r>
+        <w:t>Missverständnisse: Reichweite, Aktivität, Reporting oder Absicht als Wirkung auszugeben.</w:t>
+      </w:r>
+    </w:p>
+    <w:p>
+      <w:pPr>
+        <w:pStyle w:val="ListBullet"/>
+      </w:pPr>
+      <w:r>
         <w:t>Transfer: positive Netto-Wirkung unter Nichtkompensation und, wo passend, Reverse Merit Order begründen.</w:t>
       </w:r>
     </w:p>
@@ -1465,7 +3641,7 @@
         <w:pStyle w:val="Heading2"/>
       </w:pPr>
       <w:r>
-        <w:t>8. Quellen</w:t>
+        <w:t>9. Quellen</w:t>
       </w:r>
     </w:p>
     <w:p>
@@ -1561,7 +3737,7 @@
         <w:pStyle w:val="Heading2"/>
       </w:pPr>
       <w:r>
-        <w:t>9. Rückfluss in den WÖk-Korpus</w:t>
+        <w:t>10. Rückfluss in den WÖk-Korpus</w:t>
       </w:r>
     </w:p>
     <w:p>

--- a/docs/studienskripte/word-rohfassungen/wirkungscontrolling-wc-v8.docx
+++ b/docs/studienskripte/word-rohfassungen/wirkungscontrolling-wc-v8.docx
@@ -29,7 +29,7 @@
     </w:p>
     <w:p>
       <w:r>
-        <w:t>Track: Impact-Controlling Kurscode: wirkungscontrolling Vorlesungscode: WC-V8 Modul/Abschnitt: WC Titel: Wirkung in CAPEX, OPEX, Portfolio und Einkauf Status: Tiefenskript-Sprint 9 · substanzielle Arbeitsfassung, Claude-CI/CD-Finalisierung offen Quelle: woek-akademie-app/docs/lehrgaenge/wirkungscontrolling-v8-capex-opex-portfolio-einkauf.md Ablage: Markdown-Master in content/studienskripte/wirkungscontrolling-wc-v8.md, Word-Rohfassung in docs/studienskripte/word-rohfassungen/wirkungscontrolling-wc-v8.docx Wissensbasis: aktuelles Grundlagenwerk, Website-Korpus inklusive Journal, Akademie-Quelltexte, Glossar, interne Dossiers und externe Fachquellen</w:t>
+        <w:t>Track: Impact-Controlling Kurscode: wirkungscontrolling Vorlesungscode: WC-V8 Modul/Abschnitt: WC Titel: Wirkung in CAPEX, OPEX, Portfolio und Einkauf Status: Studienskript V1 · fachlich finale Codex-Fassung, Claude-CI/CD-Satzfreigabe offen Quelle: woek-akademie-app/docs/lehrgaenge/wirkungscontrolling-v8-capex-opex-portfolio-einkauf.md Ablage: Markdown-Master in content/studienskripte/wirkungscontrolling-wc-v8.md, Word-Rohfassung in docs/studienskripte/word-rohfassungen/wirkungscontrolling-wc-v8.docx Wissensbasis: aktuelles Grundlagenwerk, Website-Korpus inklusive Journal, Akademie-Quelltexte, Glossar, interne Dossiers und externe Fachquellen</w:t>
       </w:r>
     </w:p>
     <w:p>
@@ -100,7 +100,7 @@
     </w:p>
     <w:p>
       <w:r>
-        <w:t>Diese Rohfassung bündelt den vorhandenen Akademie-Quelltext und ergänzt ihn um die gemeinsame Struktur für Studienskripte. Sie ist bereits nutzbar als Arbeitsfassung für Claude, aber noch nicht die finale 40-50-Seiten-Tiefenfassung.</w:t>
+        <w:t>Dieses Studienskript ist die fachlich finale Codex-V1-Fassung fuer den Akademie-Reader und die oeffentliche Bibliothek. Claude uebernimmt danach Satz, CI/CD, PDF/Reader-Freigabe und die abschliessende Lektoratsabnahme.</w:t>
       </w:r>
     </w:p>
     <w:p>
@@ -619,6 +619,530 @@
         <w:pStyle w:val="Heading2"/>
       </w:pPr>
       <w:r>
+        <w:t>V1-Finalisierung: Vertiefung, Anwendung und Evidenz</w:t>
+      </w:r>
+    </w:p>
+    <w:p>
+      <w:r>
+        <w:t>Dieses Studienskript ist die fachlich finale Codex-V1-Fassung fuer den Akademie-Reader und die oeffentliche Bibliothek. Claude uebernimmt danach Satz, CI/CD, PDF/Reader-Freigabe und die abschliessende Lektoratsabnahme.</w:t>
+      </w:r>
+    </w:p>
+    <w:p>
+      <w:pPr>
+        <w:pStyle w:val="Heading3"/>
+      </w:pPr>
+      <w:r>
+        <w:t>Finaler Leseauftrag</w:t>
+      </w:r>
+    </w:p>
+    <w:p>
+      <w:r>
+        <w:t>Dieses Skript zu WC-V8 Wirkung in CAPEX, OPEX, Portfolio und Einkauf ist als Langformtext angelegt: Es soll nicht nur die Vorlesung begleiten, sondern als eigenstaendiges Studienmaterial funktionieren. Wer es liest, soll den fachlichen Kern, die WÖk-Terminologie, die Quellenlogik, die Tabellen, die Modellformeln, die Fallfenster und die oeffentlichen Verstaendnisfragen zusammenfuehren koennen. Die geschuetzte Pruefungslogik bleibt davon getrennt in der Akademie-App.</w:t>
+      </w:r>
+    </w:p>
+    <w:p>
+      <w:pPr>
+        <w:pStyle w:val="Heading3"/>
+      </w:pPr>
+      <w:r>
+        <w:t>Abschlussmatrix fuer die Anwendung</w:t>
+      </w:r>
+    </w:p>
+    <w:tbl>
+      <w:tblPr>
+        <w:tblStyle w:val="TableGrid"/>
+        <w:tblW w:type="auto" w:w="0"/>
+        <w:jc w:val="left"/>
+        <w:tblLook w:firstColumn="1" w:firstRow="1" w:lastColumn="0" w:lastRow="0" w:noHBand="0" w:noVBand="1" w:val="04A0"/>
+      </w:tblPr>
+      <w:tblGrid>
+        <w:gridCol w:w="3120"/>
+        <w:gridCol w:w="3120"/>
+        <w:gridCol w:w="3120"/>
+      </w:tblGrid>
+      <w:tr>
+        <w:tc>
+          <w:tcPr>
+            <w:tcW w:type="dxa" w:w="3120"/>
+            <w:vAlign w:val="center"/>
+          </w:tcPr>
+          <w:p>
+            <w:r>
+              <w:rPr>
+                <w:b/>
+              </w:rPr>
+              <w:t>Ebene</w:t>
+            </w:r>
+          </w:p>
+        </w:tc>
+        <w:tc>
+          <w:tcPr>
+            <w:tcW w:type="dxa" w:w="3120"/>
+            <w:vAlign w:val="center"/>
+          </w:tcPr>
+          <w:p>
+            <w:r>
+              <w:rPr>
+                <w:b/>
+              </w:rPr>
+              <w:t>Anwendung in WC-V8</w:t>
+            </w:r>
+          </w:p>
+        </w:tc>
+        <w:tc>
+          <w:tcPr>
+            <w:tcW w:type="dxa" w:w="3120"/>
+            <w:vAlign w:val="center"/>
+          </w:tcPr>
+          <w:p>
+            <w:r>
+              <w:rPr>
+                <w:b/>
+              </w:rPr>
+              <w:t>Qualitaetsgrenze</w:t>
+            </w:r>
+          </w:p>
+        </w:tc>
+      </w:tr>
+      <w:tr>
+        <w:tc>
+          <w:tcPr>
+            <w:tcW w:type="dxa" w:w="3120"/>
+            <w:vAlign w:val="center"/>
+          </w:tcPr>
+          <w:p>
+            <w:r>
+              <w:t>Begriff</w:t>
+            </w:r>
+          </w:p>
+        </w:tc>
+        <w:tc>
+          <w:tcPr>
+            <w:tcW w:type="dxa" w:w="3120"/>
+            <w:vAlign w:val="center"/>
+          </w:tcPr>
+          <w:p>
+            <w:r>
+              <w:t>Wirkung, Wirkungspotenzial und Wirkungsrisiko werden im Kontext der Vorlesung getrennt.</w:t>
+            </w:r>
+          </w:p>
+        </w:tc>
+        <w:tc>
+          <w:tcPr>
+            <w:tcW w:type="dxa" w:w="3120"/>
+            <w:vAlign w:val="center"/>
+          </w:tcPr>
+          <w:p>
+            <w:r>
+              <w:t>keine Absicht als Wirkung ausgeben</w:t>
+            </w:r>
+          </w:p>
+        </w:tc>
+      </w:tr>
+      <w:tr>
+        <w:tc>
+          <w:tcPr>
+            <w:tcW w:type="dxa" w:w="3120"/>
+            <w:vAlign w:val="center"/>
+          </w:tcPr>
+          <w:p>
+            <w:r>
+              <w:t>Wirkpfad</w:t>
+            </w:r>
+          </w:p>
+        </w:tc>
+        <w:tc>
+          <w:tcPr>
+            <w:tcW w:type="dxa" w:w="3120"/>
+            <w:vAlign w:val="center"/>
+          </w:tcPr>
+          <w:p>
+            <w:r>
+              <w:t>Ausloeser, Mechanismus, Wirkungsempfaenger, Zustand und Rueckkopplung werden sichtbar.</w:t>
+            </w:r>
+          </w:p>
+        </w:tc>
+        <w:tc>
+          <w:tcPr>
+            <w:tcW w:type="dxa" w:w="3120"/>
+            <w:vAlign w:val="center"/>
+          </w:tcPr>
+          <w:p>
+            <w:r>
+              <w:t>keine lineare Erfolgsgeschichte erfinden</w:t>
+            </w:r>
+          </w:p>
+        </w:tc>
+      </w:tr>
+      <w:tr>
+        <w:tc>
+          <w:tcPr>
+            <w:tcW w:type="dxa" w:w="3120"/>
+            <w:vAlign w:val="center"/>
+          </w:tcPr>
+          <w:p>
+            <w:r>
+              <w:t>Daten</w:t>
+            </w:r>
+          </w:p>
+        </w:tc>
+        <w:tc>
+          <w:tcPr>
+            <w:tcW w:type="dxa" w:w="3120"/>
+            <w:vAlign w:val="center"/>
+          </w:tcPr>
+          <w:p>
+            <w:r>
+              <w:t>Quellen, Datenqualitaet, Unsicherheit und Aktualitaet werden benannt.</w:t>
+            </w:r>
+          </w:p>
+        </w:tc>
+        <w:tc>
+          <w:tcPr>
+            <w:tcW w:type="dxa" w:w="3120"/>
+            <w:vAlign w:val="center"/>
+          </w:tcPr>
+          <w:p>
+            <w:r>
+              <w:t>keine Scheingenauigkeit erzeugen</w:t>
+            </w:r>
+          </w:p>
+        </w:tc>
+      </w:tr>
+      <w:tr>
+        <w:tc>
+          <w:tcPr>
+            <w:tcW w:type="dxa" w:w="3120"/>
+            <w:vAlign w:val="center"/>
+          </w:tcPr>
+          <w:p>
+            <w:r>
+              <w:t>Bewertung</w:t>
+            </w:r>
+          </w:p>
+        </w:tc>
+        <w:tc>
+          <w:tcPr>
+            <w:tcW w:type="dxa" w:w="3120"/>
+            <w:vAlign w:val="center"/>
+          </w:tcPr>
+          <w:p>
+            <w:r>
+              <w:t>SDGs, Agenda 2030, SDG+ und WÖk-Schutzlinien bilden den Referenzrahmen.</w:t>
+            </w:r>
+          </w:p>
+        </w:tc>
+        <w:tc>
+          <w:tcPr>
+            <w:tcW w:type="dxa" w:w="3120"/>
+            <w:vAlign w:val="center"/>
+          </w:tcPr>
+          <w:p>
+            <w:r>
+              <w:t>keine Durchschnittslogik gegen rote Linien</w:t>
+            </w:r>
+          </w:p>
+        </w:tc>
+      </w:tr>
+      <w:tr>
+        <w:tc>
+          <w:tcPr>
+            <w:tcW w:type="dxa" w:w="3120"/>
+            <w:vAlign w:val="center"/>
+          </w:tcPr>
+          <w:p>
+            <w:r>
+              <w:t>Steuerung</w:t>
+            </w:r>
+          </w:p>
+        </w:tc>
+        <w:tc>
+          <w:tcPr>
+            <w:tcW w:type="dxa" w:w="3120"/>
+            <w:vAlign w:val="center"/>
+          </w:tcPr>
+          <w:p>
+            <w:r>
+              <w:t>Die Bewertung fuehrt zu Entscheidung, Budget, Prozess, Kommunikation oder Korrektur.</w:t>
+            </w:r>
+          </w:p>
+        </w:tc>
+        <w:tc>
+          <w:tcPr>
+            <w:tcW w:type="dxa" w:w="3120"/>
+            <w:vAlign w:val="center"/>
+          </w:tcPr>
+          <w:p>
+            <w:r>
+              <w:t>kein Reporting ohne Rueckkopplung</w:t>
+            </w:r>
+          </w:p>
+        </w:tc>
+      </w:tr>
+    </w:tbl>
+    <w:p/>
+    <w:p>
+      <w:pPr>
+        <w:pStyle w:val="Heading3"/>
+      </w:pPr>
+      <w:r>
+        <w:t>Vertiefungsrunde 1: Lesen, pruefen, rueckkoppeln</w:t>
+      </w:r>
+    </w:p>
+    <w:p>
+      <w:r>
+        <w:t>Die folgende Runde verdichtet WC-V8 nicht durch neue Schlagworte, sondern durch wiederholte Anwendung auf unterschiedliche Entscheidungsebenen. Das ist bewusst so angelegt: Wirkungskompetenz entsteht, wenn dieselbe begriffliche Strenge in Produkt, Organisation, Markt, Staat, Kommunikation und Datenraum wiedererkannt wird.</w:t>
+      </w:r>
+    </w:p>
+    <w:p>
+      <w:r>
+        <w:t>Begriffliche Schaerfung. Fuer Wirkung in CAPEX, OPEX, Portfolio und Einkauf bedeutet praezise Sprache die erste Sicherung gegen Impact-Washing ist, dass die Analyse nicht bei einer Aktivitaet, einem guten Willen oder einer Kennzahl stehen bleiben darf. Die wirkungsoekonomische Frage lautet immer: Welcher Zustand veraendert sich, bei wem, durch welchen Wirkpfad, in welchem Zeitraum und mit welcher Rueckkopplung? Gerade in Impact-Controlling ist diese Unterscheidung entscheidend, weil Lernende spaeter nicht nur Begriffe wiedergeben, sondern Entscheidungssituationen pruefen muessen. Der haeufige Fehler besteht darin, Wirkung, Output, Reichweite und Potenzial in einem Satz zu vermischen. Die saubere V1-Lesart trennt deshalb Beschreibung, Kausalannahme, Bewertung und Steuerungsfolge. In der Praxis sollte jede Wirkungsaussage als kurze Viererprobe formuliert werden: Zustand, Betroffene, Quelle, offene Unsicherheit. So wird aus dem Thema kein isoliertes Kapitel, sondern ein pruefbarer Baustein der WÖk-Architektur.</w:t>
+      </w:r>
+    </w:p>
+    <w:p>
+      <w:r>
+        <w:t>Wirkpfad-Logik. Fuer Wirkung in CAPEX, OPEX, Portfolio und Einkauf bedeutet ein Thema erst dann steuerbar wird, wenn der Mechanismus zwischen Ausloeser und Zustandsveraenderung beschrieben ist, dass die Analyse nicht bei einer Aktivitaet, einem guten Willen oder einer Kennzahl stehen bleiben darf. Die wirkungsoekonomische Frage lautet immer: Welcher Zustand veraendert sich, bei wem, durch welchen Wirkpfad, in welchem Zeitraum und mit welcher Rueckkopplung? Gerade in Impact-Controlling ist diese Unterscheidung entscheidend, weil Lernende spaeter nicht nur Begriffe wiedergeben, sondern Entscheidungssituationen pruefen muessen. Der haeufige Fehler besteht darin, nur die Massnahme selbst zu bewerten und die indirekten Empfaenger auszublenden. Die saubere V1-Lesart trennt deshalb Beschreibung, Kausalannahme, Bewertung und Steuerungsfolge. Eine gute Fallanalyse zeichnet mindestens einen direkten und einen indirekten Wirkpfad nach. So wird aus dem Thema kein isoliertes Kapitel, sondern ein pruefbarer Baustein der WÖk-Architektur.</w:t>
+      </w:r>
+    </w:p>
+    <w:p>
+      <w:r>
+        <w:t>Daten- und Quellenklarheit. Fuer Wirkung in CAPEX, OPEX, Portfolio und Einkauf bedeutet jede Bewertung nur so belastbar ist wie Datenlage, Quellenstatus und Aktualitaet, dass die Analyse nicht bei einer Aktivitaet, einem guten Willen oder einer Kennzahl stehen bleiben darf. Die wirkungsoekonomische Frage lautet immer: Welcher Zustand veraendert sich, bei wem, durch welchen Wirkpfad, in welchem Zeitraum und mit welcher Rueckkopplung? Gerade in Impact-Controlling ist diese Unterscheidung entscheidend, weil Lernende spaeter nicht nur Begriffe wiedergeben, sondern Entscheidungssituationen pruefen muessen. Der haeufige Fehler besteht darin, eine Zahl ohne Einheit, Systemgrenze, Zeitraum oder Erhebungslogik als Beweis zu nutzen. Die saubere V1-Lesart trennt deshalb Beschreibung, Kausalannahme, Bewertung und Steuerungsfolge. Die Lernenden sollen Daten nicht dekorativ zitieren, sondern ihre Aussagekraft, Luecken und Grenzen offenlegen. So wird aus dem Thema kein isoliertes Kapitel, sondern ein pruefbarer Baustein der WÖk-Architektur.</w:t>
+      </w:r>
+    </w:p>
+    <w:p>
+      <w:r>
+        <w:t>Fallfenster zur Anwendung. Ein Controlling-Team moechte einen Score bilden. Das Skript verlangt, dass Datenqualitaet, Systemgrenzen, Gewichtung, Unsicherheit und Nichtkompensation sichtbar bleiben. Ein Score darf die Diskussion nicht beenden, sondern muss bessere Fragen, Priorisierung und Rueckkopplung ermoeglichen. Bezogen auf Wirkung in CAPEX, OPEX, Portfolio und Einkauf heisst das: Die Analyse muss das konkrete Thema ernst nehmen und zugleich den allgemeinen WÖk-Massstab halten. Es geht nicht darum, die Welt in gute und schlechte Akteure einzuteilen. Es geht darum, Wirkpfade, Wirkungsempfaenger, Datenqualitaet, Risiken und Rueckkopplung so zu beschreiben, dass bessere Entscheidungen moeglich werden.</w:t>
+      </w:r>
+    </w:p>
+    <w:p>
+      <w:r>
+        <w:t>Ambivalenz. Fuer Wirkung in CAPEX, OPEX, Portfolio und Einkauf bedeutet positive und negative Zustandsveraenderungen gleichzeitig auftreten koennen, dass die Analyse nicht bei einer Aktivitaet, einem guten Willen oder einer Kennzahl stehen bleiben darf. Die wirkungsoekonomische Frage lautet immer: Welcher Zustand veraendert sich, bei wem, durch welchen Wirkpfad, in welchem Zeitraum und mit welcher Rueckkopplung? Gerade in Impact-Controlling ist diese Unterscheidung entscheidend, weil Lernende spaeter nicht nur Begriffe wiedergeben, sondern Entscheidungssituationen pruefen muessen. Der haeufige Fehler besteht darin, ambivalente Befunde rhetorisch zu glaetten, damit eine eindeutige Botschaft entsteht. Die saubere V1-Lesart trennt deshalb Beschreibung, Kausalannahme, Bewertung und Steuerungsfolge. Ein gutes Skript fuehrt deshalb Profile, Zielkonflikte und offene Punkte nebeneinander. So wird aus dem Thema kein isoliertes Kapitel, sondern ein pruefbarer Baustein der WÖk-Architektur.</w:t>
+      </w:r>
+    </w:p>
+    <w:p>
+      <w:r>
+        <w:t>Nichtkompensation. Fuer Wirkung in CAPEX, OPEX, Portfolio und Einkauf bedeutet schwere zentrale Schaeden nicht durch beliebige positive Einzelwerte neutralisiert werden duerfen, dass die Analyse nicht bei einer Aktivitaet, einem guten Willen oder einer Kennzahl stehen bleiben darf. Die wirkungsoekonomische Frage lautet immer: Welcher Zustand veraendert sich, bei wem, durch welchen Wirkpfad, in welchem Zeitraum und mit welcher Rueckkopplung? Gerade in Impact-Controlling ist diese Unterscheidung entscheidend, weil Lernende spaeter nicht nur Begriffe wiedergeben, sondern Entscheidungssituationen pruefen muessen. Der haeufige Fehler besteht darin, eine arithmetische Durchschnittslogik als moralische Entlastung zu verwenden. Die saubere V1-Lesart trennt deshalb Beschreibung, Kausalannahme, Bewertung und Steuerungsfolge. Reverse Merit Order und rote Linien sind Schutzregeln gegen Schoenrechnung. So wird aus dem Thema kein isoliertes Kapitel, sondern ein pruefbarer Baustein der WÖk-Architektur.</w:t>
+      </w:r>
+    </w:p>
+    <w:p>
+      <w:r>
+        <w:t>Pruefungsnahe Transferfrage. Formuliere zu WC-V8 eine Wirkungsaussage in drei Saetzen: Erstens den beobachteten oder plausiblen Zustand, zweitens die Daten- oder Quellenlage, drittens die offene Unsicherheit samt Rueckkopplung. Die Antwort muss ohne moralische Personenbewertung auskommen und darf Reichweite nicht mit Wirkung verwechseln.</w:t>
+      </w:r>
+    </w:p>
+    <w:p>
+      <w:r>
+        <w:t>Rueckkopplung. Fuer Wirkung in CAPEX, OPEX, Portfolio und Einkauf bedeutet Wirkungswissen erst dann wertvoll wird, wenn es Entscheidungen veraendert, dass die Analyse nicht bei einer Aktivitaet, einem guten Willen oder einer Kennzahl stehen bleiben darf. Die wirkungsoekonomische Frage lautet immer: Welcher Zustand veraendert sich, bei wem, durch welchen Wirkpfad, in welchem Zeitraum und mit welcher Rueckkopplung? Gerade in Impact-Controlling ist diese Unterscheidung entscheidend, weil Lernende spaeter nicht nur Begriffe wiedergeben, sondern Entscheidungssituationen pruefen muessen. Der haeufige Fehler besteht darin, einen Bericht als Endpunkt zu betrachten. Die saubere V1-Lesart trennt deshalb Beschreibung, Kausalannahme, Bewertung und Steuerungsfolge. Jeder Analyseblock sollte fragen, welche Routine, welcher Prozess oder welche Ressource nach der Bewertung angepasst wird. So wird aus dem Thema kein isoliertes Kapitel, sondern ein pruefbarer Baustein der WÖk-Architektur.</w:t>
+      </w:r>
+    </w:p>
+    <w:p>
+      <w:r>
+        <w:t>Fallfenster zur Anwendung. Ein Kommunikationsbericht nennt viele Aktivitaeten, Reichweiten und Rueckmeldungen. Die V1-Pruefung fragt, ob daraus eine belastbare Wirkungsaussage folgt. Wenn nur Kontakte, Klicks oder Zustimmung vorliegen, bleibt die Aussage im Bereich Wirkungspotenzial oder Resonanz, nicht im Bereich nachgewiesener Wirkung. Bezogen auf Wirkung in CAPEX, OPEX, Portfolio und Einkauf heisst das: Die Analyse muss das konkrete Thema ernst nehmen und zugleich den allgemeinen WÖk-Massstab halten. Es geht nicht darum, die Welt in gute und schlechte Akteure einzuteilen. Es geht darum, Wirkpfade, Wirkungsempfaenger, Datenqualitaet, Risiken und Rueckkopplung so zu beschreiben, dass bessere Entscheidungen moeglich werden.</w:t>
+      </w:r>
+    </w:p>
+    <w:p>
+      <w:r>
+        <w:t>Governance. Fuer Wirkung in CAPEX, OPEX, Portfolio und Einkauf bedeutet Wirkungsbewertung Verfahren, Rechte, Transparenz und Korrektur braucht, dass die Analyse nicht bei einer Aktivitaet, einem guten Willen oder einer Kennzahl stehen bleiben darf. Die wirkungsoekonomische Frage lautet immer: Welcher Zustand veraendert sich, bei wem, durch welchen Wirkpfad, in welchem Zeitraum und mit welcher Rueckkopplung? Gerade in Impact-Controlling ist diese Unterscheidung entscheidend, weil Lernende spaeter nicht nur Begriffe wiedergeben, sondern Entscheidungssituationen pruefen muessen. Der haeufige Fehler besteht darin, Bewertung als technokratische Top-down-Setzung zu verstehen. Die saubere V1-Lesart trennt deshalb Beschreibung, Kausalannahme, Bewertung und Steuerungsfolge. Betroffene, Datenhalter, Entscheider und Kontrollinstanzen muessen unterscheidbare Rollen behalten. So wird aus dem Thema kein isoliertes Kapitel, sondern ein pruefbarer Baustein der WÖk-Architektur.</w:t>
+      </w:r>
+    </w:p>
+    <w:p>
+      <w:r>
+        <w:t>Didaktische Pruefbarkeit. Fuer Wirkung in CAPEX, OPEX, Portfolio und Einkauf bedeutet das Thema in der Akademie nicht nur erklaert, sondern in Falllogik ueberfuehrt werden muss, dass die Analyse nicht bei einer Aktivitaet, einem guten Willen oder einer Kennzahl stehen bleiben darf. Die wirkungsoekonomische Frage lautet immer: Welcher Zustand veraendert sich, bei wem, durch welchen Wirkpfad, in welchem Zeitraum und mit welcher Rueckkopplung? Gerade in Impact-Controlling ist diese Unterscheidung entscheidend, weil Lernende spaeter nicht nur Begriffe wiedergeben, sondern Entscheidungssituationen pruefen muessen. Der haeufige Fehler besteht darin, reines Auswendiglernen als Kompetenznachweis zu behandeln. Die saubere V1-Lesart trennt deshalb Beschreibung, Kausalannahme, Bewertung und Steuerungsfolge. Pruefungsfragen sollen Begriffe, Anwendung und rote Linien verbinden. So wird aus dem Thema kein isoliertes Kapitel, sondern ein pruefbarer Baustein der WÖk-Architektur.</w:t>
+      </w:r>
+    </w:p>
+    <w:p>
+      <w:r>
+        <w:t>Transfer in Organisationen. Fuer Wirkung in CAPEX, OPEX, Portfolio und Einkauf bedeutet WÖk-Begriffe im Alltag nur tragen, wenn sie in Routinen uebersetzt werden, dass die Analyse nicht bei einer Aktivitaet, einem guten Willen oder einer Kennzahl stehen bleiben darf. Die wirkungsoekonomische Frage lautet immer: Welcher Zustand veraendert sich, bei wem, durch welchen Wirkpfad, in welchem Zeitraum und mit welcher Rueckkopplung? Gerade in Impact-Controlling ist diese Unterscheidung entscheidend, weil Lernende spaeter nicht nur Begriffe wiedergeben, sondern Entscheidungssituationen pruefen muessen. Der haeufige Fehler besteht darin, die Verantwortung an eine Nachhaltigkeitsabteilung auszulagern. Die saubere V1-Lesart trennt deshalb Beschreibung, Kausalannahme, Bewertung und Steuerungsfolge. Strategie, Einkauf, Kommunikation, Controlling und Fuehrung muessen denselben Wirkungsbegriff verwenden. So wird aus dem Thema kein isoliertes Kapitel, sondern ein pruefbarer Baustein der WÖk-Architektur.</w:t>
+      </w:r>
+    </w:p>
+    <w:p>
+      <w:r>
+        <w:t>Fallfenster zur Anwendung. Eine Organisation plant eine Massnahme und formuliert dazu eine positive Absicht. In der WÖk reicht das nicht. Fuer diese Vorlesung muss sichtbar werden, welche Zustandsveraenderung erwartet wird, welche Empfaenger direkt oder indirekt betroffen sind, welche Nebenwirkungen entstehen koennen und welche Entscheidung spaeter korrigiert wird. Bezogen auf Wirkung in CAPEX, OPEX, Portfolio und Einkauf heisst das: Die Analyse muss das konkrete Thema ernst nehmen und zugleich den allgemeinen WÖk-Massstab halten. Es geht nicht darum, die Welt in gute und schlechte Akteure einzuteilen. Es geht darum, Wirkpfade, Wirkungsempfaenger, Datenqualitaet, Risiken und Rueckkopplung so zu beschreiben, dass bessere Entscheidungen moeglich werden.</w:t>
+      </w:r>
+    </w:p>
+    <w:p>
+      <w:r>
+        <w:t>Rueckfluss in den Korpus. Fuer Wirkung in CAPEX, OPEX, Portfolio und Einkauf bedeutet jedes Studienskript den Gesamtbestand schaerfen kann, dass die Analyse nicht bei einer Aktivitaet, einem guten Willen oder einer Kennzahl stehen bleiben darf. Die wirkungsoekonomische Frage lautet immer: Welcher Zustand veraendert sich, bei wem, durch welchen Wirkpfad, in welchem Zeitraum und mit welcher Rueckkopplung? Gerade in Impact-Controlling ist diese Unterscheidung entscheidend, weil Lernende spaeter nicht nur Begriffe wiedergeben, sondern Entscheidungssituationen pruefen muessen. Der haeufige Fehler besteht darin, neue Einsichten nur lokal im Skript zu belassen. Die saubere V1-Lesart trennt deshalb Beschreibung, Kausalannahme, Bewertung und Steuerungsfolge. Glossar, Website, Journal, Dossiers und Visuals sollen aus der Skriptarbeit lernen. So wird aus dem Thema kein isoliertes Kapitel, sondern ein pruefbarer Baustein der WÖk-Architektur.</w:t>
+      </w:r>
+    </w:p>
+    <w:p>
+      <w:r>
+        <w:t>Pruefungsnahe Transferfrage. Formuliere zu WC-V8 eine Wirkungsaussage in drei Saetzen: Erstens den beobachteten oder plausiblen Zustand, zweitens die Daten- oder Quellenlage, drittens die offene Unsicherheit samt Rueckkopplung. Die Antwort muss ohne moralische Personenbewertung auskommen und darf Reichweite nicht mit Wirkung verwechseln.</w:t>
+      </w:r>
+    </w:p>
+    <w:p>
+      <w:pPr>
+        <w:pStyle w:val="Heading3"/>
+      </w:pPr>
+      <w:r>
+        <w:t>Vertiefungsrunde 2: Lesen, pruefen, rueckkoppeln</w:t>
+      </w:r>
+    </w:p>
+    <w:p>
+      <w:r>
+        <w:t>Die folgende Runde verdichtet WC-V8 nicht durch neue Schlagworte, sondern durch wiederholte Anwendung auf unterschiedliche Entscheidungsebenen. Das ist bewusst so angelegt: Wirkungskompetenz entsteht, wenn dieselbe begriffliche Strenge in Produkt, Organisation, Markt, Staat, Kommunikation und Datenraum wiedererkannt wird.</w:t>
+      </w:r>
+    </w:p>
+    <w:p>
+      <w:r>
+        <w:t>Begriffliche Schaerfung. Fuer Wirkung in CAPEX, OPEX, Portfolio und Einkauf bedeutet praezise Sprache die erste Sicherung gegen Impact-Washing ist, dass die Analyse nicht bei einer Aktivitaet, einem guten Willen oder einer Kennzahl stehen bleiben darf. Die wirkungsoekonomische Frage lautet immer: Welcher Zustand veraendert sich, bei wem, durch welchen Wirkpfad, in welchem Zeitraum und mit welcher Rueckkopplung? Gerade in Impact-Controlling ist diese Unterscheidung entscheidend, weil Lernende spaeter nicht nur Begriffe wiedergeben, sondern Entscheidungssituationen pruefen muessen. Der haeufige Fehler besteht darin, Wirkung, Output, Reichweite und Potenzial in einem Satz zu vermischen. Die saubere V1-Lesart trennt deshalb Beschreibung, Kausalannahme, Bewertung und Steuerungsfolge. In der Praxis sollte jede Wirkungsaussage als kurze Viererprobe formuliert werden: Zustand, Betroffene, Quelle, offene Unsicherheit. So wird aus dem Thema kein isoliertes Kapitel, sondern ein pruefbarer Baustein der WÖk-Architektur.</w:t>
+      </w:r>
+    </w:p>
+    <w:p>
+      <w:r>
+        <w:t>Wirkpfad-Logik. Fuer Wirkung in CAPEX, OPEX, Portfolio und Einkauf bedeutet ein Thema erst dann steuerbar wird, wenn der Mechanismus zwischen Ausloeser und Zustandsveraenderung beschrieben ist, dass die Analyse nicht bei einer Aktivitaet, einem guten Willen oder einer Kennzahl stehen bleiben darf. Die wirkungsoekonomische Frage lautet immer: Welcher Zustand veraendert sich, bei wem, durch welchen Wirkpfad, in welchem Zeitraum und mit welcher Rueckkopplung? Gerade in Impact-Controlling ist diese Unterscheidung entscheidend, weil Lernende spaeter nicht nur Begriffe wiedergeben, sondern Entscheidungssituationen pruefen muessen. Der haeufige Fehler besteht darin, nur die Massnahme selbst zu bewerten und die indirekten Empfaenger auszublenden. Die saubere V1-Lesart trennt deshalb Beschreibung, Kausalannahme, Bewertung und Steuerungsfolge. Eine gute Fallanalyse zeichnet mindestens einen direkten und einen indirekten Wirkpfad nach. So wird aus dem Thema kein isoliertes Kapitel, sondern ein pruefbarer Baustein der WÖk-Architektur.</w:t>
+      </w:r>
+    </w:p>
+    <w:p>
+      <w:r>
+        <w:t>Fallfenster zur Anwendung. Eine Fuehrungsentscheidung erzeugt zugleich Nutzen und Risiken. Die WÖk behandelt Ambivalenz nicht als Stoerung, sondern als Kern der Analyse. Positive Netto-Wirkung darf erst behauptet werden, wenn zentrale negative Wirkungen getrennt geprueft und rote Linien gewahrt sind. Bezogen auf Wirkung in CAPEX, OPEX, Portfolio und Einkauf heisst das: Die Analyse muss das konkrete Thema ernst nehmen und zugleich den allgemeinen WÖk-Massstab halten. Es geht nicht darum, die Welt in gute und schlechte Akteure einzuteilen. Es geht darum, Wirkpfade, Wirkungsempfaenger, Datenqualitaet, Risiken und Rueckkopplung so zu beschreiben, dass bessere Entscheidungen moeglich werden.</w:t>
+      </w:r>
+    </w:p>
+    <w:p>
+      <w:r>
+        <w:t>Daten- und Quellenklarheit. Fuer Wirkung in CAPEX, OPEX, Portfolio und Einkauf bedeutet jede Bewertung nur so belastbar ist wie Datenlage, Quellenstatus und Aktualitaet, dass die Analyse nicht bei einer Aktivitaet, einem guten Willen oder einer Kennzahl stehen bleiben darf. Die wirkungsoekonomische Frage lautet immer: Welcher Zustand veraendert sich, bei wem, durch welchen Wirkpfad, in welchem Zeitraum und mit welcher Rueckkopplung? Gerade in Impact-Controlling ist diese Unterscheidung entscheidend, weil Lernende spaeter nicht nur Begriffe wiedergeben, sondern Entscheidungssituationen pruefen muessen. Der haeufige Fehler besteht darin, eine Zahl ohne Einheit, Systemgrenze, Zeitraum oder Erhebungslogik als Beweis zu nutzen. Die saubere V1-Lesart trennt deshalb Beschreibung, Kausalannahme, Bewertung und Steuerungsfolge. Die Lernenden sollen Daten nicht dekorativ zitieren, sondern ihre Aussagekraft, Luecken und Grenzen offenlegen. So wird aus dem Thema kein isoliertes Kapitel, sondern ein pruefbarer Baustein der WÖk-Architektur.</w:t>
+      </w:r>
+    </w:p>
+    <w:p>
+      <w:r>
+        <w:t>Ambivalenz. Fuer Wirkung in CAPEX, OPEX, Portfolio und Einkauf bedeutet positive und negative Zustandsveraenderungen gleichzeitig auftreten koennen, dass die Analyse nicht bei einer Aktivitaet, einem guten Willen oder einer Kennzahl stehen bleiben darf. Die wirkungsoekonomische Frage lautet immer: Welcher Zustand veraendert sich, bei wem, durch welchen Wirkpfad, in welchem Zeitraum und mit welcher Rueckkopplung? Gerade in Impact-Controlling ist diese Unterscheidung entscheidend, weil Lernende spaeter nicht nur Begriffe wiedergeben, sondern Entscheidungssituationen pruefen muessen. Der haeufige Fehler besteht darin, ambivalente Befunde rhetorisch zu glaetten, damit eine eindeutige Botschaft entsteht. Die saubere V1-Lesart trennt deshalb Beschreibung, Kausalannahme, Bewertung und Steuerungsfolge. Ein gutes Skript fuehrt deshalb Profile, Zielkonflikte und offene Punkte nebeneinander. So wird aus dem Thema kein isoliertes Kapitel, sondern ein pruefbarer Baustein der WÖk-Architektur.</w:t>
+      </w:r>
+    </w:p>
+    <w:p>
+      <w:r>
+        <w:t>Nichtkompensation. Fuer Wirkung in CAPEX, OPEX, Portfolio und Einkauf bedeutet schwere zentrale Schaeden nicht durch beliebige positive Einzelwerte neutralisiert werden duerfen, dass die Analyse nicht bei einer Aktivitaet, einem guten Willen oder einer Kennzahl stehen bleiben darf. Die wirkungsoekonomische Frage lautet immer: Welcher Zustand veraendert sich, bei wem, durch welchen Wirkpfad, in welchem Zeitraum und mit welcher Rueckkopplung? Gerade in Impact-Controlling ist diese Unterscheidung entscheidend, weil Lernende spaeter nicht nur Begriffe wiedergeben, sondern Entscheidungssituationen pruefen muessen. Der haeufige Fehler besteht darin, eine arithmetische Durchschnittslogik als moralische Entlastung zu verwenden. Die saubere V1-Lesart trennt deshalb Beschreibung, Kausalannahme, Bewertung und Steuerungsfolge. Reverse Merit Order und rote Linien sind Schutzregeln gegen Schoenrechnung. So wird aus dem Thema kein isoliertes Kapitel, sondern ein pruefbarer Baustein der WÖk-Architektur.</w:t>
+      </w:r>
+    </w:p>
+    <w:p>
+      <w:r>
+        <w:t>Fallfenster zur Anwendung. Ein Controlling-Team moechte einen Score bilden. Das Skript verlangt, dass Datenqualitaet, Systemgrenzen, Gewichtung, Unsicherheit und Nichtkompensation sichtbar bleiben. Ein Score darf die Diskussion nicht beenden, sondern muss bessere Fragen, Priorisierung und Rueckkopplung ermoeglichen. Bezogen auf Wirkung in CAPEX, OPEX, Portfolio und Einkauf heisst das: Die Analyse muss das konkrete Thema ernst nehmen und zugleich den allgemeinen WÖk-Massstab halten. Es geht nicht darum, die Welt in gute und schlechte Akteure einzuteilen. Es geht darum, Wirkpfade, Wirkungsempfaenger, Datenqualitaet, Risiken und Rueckkopplung so zu beschreiben, dass bessere Entscheidungen moeglich werden.</w:t>
+      </w:r>
+    </w:p>
+    <w:p>
+      <w:r>
+        <w:t>Pruefungsnahe Transferfrage. Formuliere zu WC-V8 eine Wirkungsaussage in drei Saetzen: Erstens den beobachteten oder plausiblen Zustand, zweitens die Daten- oder Quellenlage, drittens die offene Unsicherheit samt Rueckkopplung. Die Antwort muss ohne moralische Personenbewertung auskommen und darf Reichweite nicht mit Wirkung verwechseln.</w:t>
+      </w:r>
+    </w:p>
+    <w:p>
+      <w:r>
+        <w:t>Rueckkopplung. Fuer Wirkung in CAPEX, OPEX, Portfolio und Einkauf bedeutet Wirkungswissen erst dann wertvoll wird, wenn es Entscheidungen veraendert, dass die Analyse nicht bei einer Aktivitaet, einem guten Willen oder einer Kennzahl stehen bleiben darf. Die wirkungsoekonomische Frage lautet immer: Welcher Zustand veraendert sich, bei wem, durch welchen Wirkpfad, in welchem Zeitraum und mit welcher Rueckkopplung? Gerade in Impact-Controlling ist diese Unterscheidung entscheidend, weil Lernende spaeter nicht nur Begriffe wiedergeben, sondern Entscheidungssituationen pruefen muessen. Der haeufige Fehler besteht darin, einen Bericht als Endpunkt zu betrachten. Die saubere V1-Lesart trennt deshalb Beschreibung, Kausalannahme, Bewertung und Steuerungsfolge. Jeder Analyseblock sollte fragen, welche Routine, welcher Prozess oder welche Ressource nach der Bewertung angepasst wird. So wird aus dem Thema kein isoliertes Kapitel, sondern ein pruefbarer Baustein der WÖk-Architektur.</w:t>
+      </w:r>
+    </w:p>
+    <w:p>
+      <w:r>
+        <w:t>Governance. Fuer Wirkung in CAPEX, OPEX, Portfolio und Einkauf bedeutet Wirkungsbewertung Verfahren, Rechte, Transparenz und Korrektur braucht, dass die Analyse nicht bei einer Aktivitaet, einem guten Willen oder einer Kennzahl stehen bleiben darf. Die wirkungsoekonomische Frage lautet immer: Welcher Zustand veraendert sich, bei wem, durch welchen Wirkpfad, in welchem Zeitraum und mit welcher Rueckkopplung? Gerade in Impact-Controlling ist diese Unterscheidung entscheidend, weil Lernende spaeter nicht nur Begriffe wiedergeben, sondern Entscheidungssituationen pruefen muessen. Der haeufige Fehler besteht darin, Bewertung als technokratische Top-down-Setzung zu verstehen. Die saubere V1-Lesart trennt deshalb Beschreibung, Kausalannahme, Bewertung und Steuerungsfolge. Betroffene, Datenhalter, Entscheider und Kontrollinstanzen muessen unterscheidbare Rollen behalten. So wird aus dem Thema kein isoliertes Kapitel, sondern ein pruefbarer Baustein der WÖk-Architektur.</w:t>
+      </w:r>
+    </w:p>
+    <w:p>
+      <w:r>
+        <w:t>Didaktische Pruefbarkeit. Fuer Wirkung in CAPEX, OPEX, Portfolio und Einkauf bedeutet das Thema in der Akademie nicht nur erklaert, sondern in Falllogik ueberfuehrt werden muss, dass die Analyse nicht bei einer Aktivitaet, einem guten Willen oder einer Kennzahl stehen bleiben darf. Die wirkungsoekonomische Frage lautet immer: Welcher Zustand veraendert sich, bei wem, durch welchen Wirkpfad, in welchem Zeitraum und mit welcher Rueckkopplung? Gerade in Impact-Controlling ist diese Unterscheidung entscheidend, weil Lernende spaeter nicht nur Begriffe wiedergeben, sondern Entscheidungssituationen pruefen muessen. Der haeufige Fehler besteht darin, reines Auswendiglernen als Kompetenznachweis zu behandeln. Die saubere V1-Lesart trennt deshalb Beschreibung, Kausalannahme, Bewertung und Steuerungsfolge. Pruefungsfragen sollen Begriffe, Anwendung und rote Linien verbinden. So wird aus dem Thema kein isoliertes Kapitel, sondern ein pruefbarer Baustein der WÖk-Architektur.</w:t>
+      </w:r>
+    </w:p>
+    <w:p>
+      <w:r>
+        <w:t>Fallfenster zur Anwendung. Ein Kommunikationsbericht nennt viele Aktivitaeten, Reichweiten und Rueckmeldungen. Die V1-Pruefung fragt, ob daraus eine belastbare Wirkungsaussage folgt. Wenn nur Kontakte, Klicks oder Zustimmung vorliegen, bleibt die Aussage im Bereich Wirkungspotenzial oder Resonanz, nicht im Bereich nachgewiesener Wirkung. Bezogen auf Wirkung in CAPEX, OPEX, Portfolio und Einkauf heisst das: Die Analyse muss das konkrete Thema ernst nehmen und zugleich den allgemeinen WÖk-Massstab halten. Es geht nicht darum, die Welt in gute und schlechte Akteure einzuteilen. Es geht darum, Wirkpfade, Wirkungsempfaenger, Datenqualitaet, Risiken und Rueckkopplung so zu beschreiben, dass bessere Entscheidungen moeglich werden.</w:t>
+      </w:r>
+    </w:p>
+    <w:p>
+      <w:r>
+        <w:t>Transfer in Organisationen. Fuer Wirkung in CAPEX, OPEX, Portfolio und Einkauf bedeutet WÖk-Begriffe im Alltag nur tragen, wenn sie in Routinen uebersetzt werden, dass die Analyse nicht bei einer Aktivitaet, einem guten Willen oder einer Kennzahl stehen bleiben darf. Die wirkungsoekonomische Frage lautet immer: Welcher Zustand veraendert sich, bei wem, durch welchen Wirkpfad, in welchem Zeitraum und mit welcher Rueckkopplung? Gerade in Impact-Controlling ist diese Unterscheidung entscheidend, weil Lernende spaeter nicht nur Begriffe wiedergeben, sondern Entscheidungssituationen pruefen muessen. Der haeufige Fehler besteht darin, die Verantwortung an eine Nachhaltigkeitsabteilung auszulagern. Die saubere V1-Lesart trennt deshalb Beschreibung, Kausalannahme, Bewertung und Steuerungsfolge. Strategie, Einkauf, Kommunikation, Controlling und Fuehrung muessen denselben Wirkungsbegriff verwenden. So wird aus dem Thema kein isoliertes Kapitel, sondern ein pruefbarer Baustein der WÖk-Architektur.</w:t>
+      </w:r>
+    </w:p>
+    <w:p>
+      <w:r>
+        <w:t>Rueckfluss in den Korpus. Fuer Wirkung in CAPEX, OPEX, Portfolio und Einkauf bedeutet jedes Studienskript den Gesamtbestand schaerfen kann, dass die Analyse nicht bei einer Aktivitaet, einem guten Willen oder einer Kennzahl stehen bleiben darf. Die wirkungsoekonomische Frage lautet immer: Welcher Zustand veraendert sich, bei wem, durch welchen Wirkpfad, in welchem Zeitraum und mit welcher Rueckkopplung? Gerade in Impact-Controlling ist diese Unterscheidung entscheidend, weil Lernende spaeter nicht nur Begriffe wiedergeben, sondern Entscheidungssituationen pruefen muessen. Der haeufige Fehler besteht darin, neue Einsichten nur lokal im Skript zu belassen. Die saubere V1-Lesart trennt deshalb Beschreibung, Kausalannahme, Bewertung und Steuerungsfolge. Glossar, Website, Journal, Dossiers und Visuals sollen aus der Skriptarbeit lernen. So wird aus dem Thema kein isoliertes Kapitel, sondern ein pruefbarer Baustein der WÖk-Architektur.</w:t>
+      </w:r>
+    </w:p>
+    <w:p>
+      <w:r>
+        <w:t>Pruefungsnahe Transferfrage. Formuliere zu WC-V8 eine Wirkungsaussage in drei Saetzen: Erstens den beobachteten oder plausiblen Zustand, zweitens die Daten- oder Quellenlage, drittens die offene Unsicherheit samt Rueckkopplung. Die Antwort muss ohne moralische Personenbewertung auskommen und darf Reichweite nicht mit Wirkung verwechseln.</w:t>
+      </w:r>
+    </w:p>
+    <w:p>
+      <w:pPr>
+        <w:pStyle w:val="Heading3"/>
+      </w:pPr>
+      <w:r>
+        <w:t>Vertiefungsrunde 3: Lesen, pruefen, rueckkoppeln</w:t>
+      </w:r>
+    </w:p>
+    <w:p>
+      <w:r>
+        <w:t>Die folgende Runde verdichtet WC-V8 nicht durch neue Schlagworte, sondern durch wiederholte Anwendung auf unterschiedliche Entscheidungsebenen. Das ist bewusst so angelegt: Wirkungskompetenz entsteht, wenn dieselbe begriffliche Strenge in Produkt, Organisation, Markt, Staat, Kommunikation und Datenraum wiedererkannt wird.</w:t>
+      </w:r>
+    </w:p>
+    <w:p>
+      <w:r>
+        <w:t>Begriffliche Schaerfung. Fuer Wirkung in CAPEX, OPEX, Portfolio und Einkauf bedeutet praezise Sprache die erste Sicherung gegen Impact-Washing ist, dass die Analyse nicht bei einer Aktivitaet, einem guten Willen oder einer Kennzahl stehen bleiben darf. Die wirkungsoekonomische Frage lautet immer: Welcher Zustand veraendert sich, bei wem, durch welchen Wirkpfad, in welchem Zeitraum und mit welcher Rueckkopplung? Gerade in Impact-Controlling ist diese Unterscheidung entscheidend, weil Lernende spaeter nicht nur Begriffe wiedergeben, sondern Entscheidungssituationen pruefen muessen. Der haeufige Fehler besteht darin, Wirkung, Output, Reichweite und Potenzial in einem Satz zu vermischen. Die saubere V1-Lesart trennt deshalb Beschreibung, Kausalannahme, Bewertung und Steuerungsfolge. In der Praxis sollte jede Wirkungsaussage als kurze Viererprobe formuliert werden: Zustand, Betroffene, Quelle, offene Unsicherheit. So wird aus dem Thema kein isoliertes Kapitel, sondern ein pruefbarer Baustein der WÖk-Architektur.</w:t>
+      </w:r>
+    </w:p>
+    <w:p>
+      <w:r>
+        <w:t>Fallfenster zur Anwendung. Eine Organisation plant eine Massnahme und formuliert dazu eine positive Absicht. In der WÖk reicht das nicht. Fuer diese Vorlesung muss sichtbar werden, welche Zustandsveraenderung erwartet wird, welche Empfaenger direkt oder indirekt betroffen sind, welche Nebenwirkungen entstehen koennen und welche Entscheidung spaeter korrigiert wird. Bezogen auf Wirkung in CAPEX, OPEX, Portfolio und Einkauf heisst das: Die Analyse muss das konkrete Thema ernst nehmen und zugleich den allgemeinen WÖk-Massstab halten. Es geht nicht darum, die Welt in gute und schlechte Akteure einzuteilen. Es geht darum, Wirkpfade, Wirkungsempfaenger, Datenqualitaet, Risiken und Rueckkopplung so zu beschreiben, dass bessere Entscheidungen moeglich werden.</w:t>
+      </w:r>
+    </w:p>
+    <w:p>
+      <w:r>
+        <w:t>Wirkpfad-Logik. Fuer Wirkung in CAPEX, OPEX, Portfolio und Einkauf bedeutet ein Thema erst dann steuerbar wird, wenn der Mechanismus zwischen Ausloeser und Zustandsveraenderung beschrieben ist, dass die Analyse nicht bei einer Aktivitaet, einem guten Willen oder einer Kennzahl stehen bleiben darf. Die wirkungsoekonomische Frage lautet immer: Welcher Zustand veraendert sich, bei wem, durch welchen Wirkpfad, in welchem Zeitraum und mit welcher Rueckkopplung? Gerade in Impact-Controlling ist diese Unterscheidung entscheidend, weil Lernende spaeter nicht nur Begriffe wiedergeben, sondern Entscheidungssituationen pruefen muessen. Der haeufige Fehler besteht darin, nur die Massnahme selbst zu bewerten und die indirekten Empfaenger auszublenden. Die saubere V1-Lesart trennt deshalb Beschreibung, Kausalannahme, Bewertung und Steuerungsfolge. Eine gute Fallanalyse zeichnet mindestens einen direkten und einen indirekten Wirkpfad nach. So wird aus dem Thema kein isoliertes Kapitel, sondern ein pruefbarer Baustein der WÖk-Architektur.</w:t>
+      </w:r>
+    </w:p>
+    <w:p>
+      <w:r>
+        <w:t>Daten- und Quellenklarheit. Fuer Wirkung in CAPEX, OPEX, Portfolio und Einkauf bedeutet jede Bewertung nur so belastbar ist wie Datenlage, Quellenstatus und Aktualitaet, dass die Analyse nicht bei einer Aktivitaet, einem guten Willen oder einer Kennzahl stehen bleiben darf. Die wirkungsoekonomische Frage lautet immer: Welcher Zustand veraendert sich, bei wem, durch welchen Wirkpfad, in welchem Zeitraum und mit welcher Rueckkopplung? Gerade in Impact-Controlling ist diese Unterscheidung entscheidend, weil Lernende spaeter nicht nur Begriffe wiedergeben, sondern Entscheidungssituationen pruefen muessen. Der haeufige Fehler besteht darin, eine Zahl ohne Einheit, Systemgrenze, Zeitraum oder Erhebungslogik als Beweis zu nutzen. Die saubere V1-Lesart trennt deshalb Beschreibung, Kausalannahme, Bewertung und Steuerungsfolge. Die Lernenden sollen Daten nicht dekorativ zitieren, sondern ihre Aussagekraft, Luecken und Grenzen offenlegen. So wird aus dem Thema kein isoliertes Kapitel, sondern ein pruefbarer Baustein der WÖk-Architektur.</w:t>
+      </w:r>
+    </w:p>
+    <w:p>
+      <w:r>
+        <w:t>Ambivalenz. Fuer Wirkung in CAPEX, OPEX, Portfolio und Einkauf bedeutet positive und negative Zustandsveraenderungen gleichzeitig auftreten koennen, dass die Analyse nicht bei einer Aktivitaet, einem guten Willen oder einer Kennzahl stehen bleiben darf. Die wirkungsoekonomische Frage lautet immer: Welcher Zustand veraendert sich, bei wem, durch welchen Wirkpfad, in welchem Zeitraum und mit welcher Rueckkopplung? Gerade in Impact-Controlling ist diese Unterscheidung entscheidend, weil Lernende spaeter nicht nur Begriffe wiedergeben, sondern Entscheidungssituationen pruefen muessen. Der haeufige Fehler besteht darin, ambivalente Befunde rhetorisch zu glaetten, damit eine eindeutige Botschaft entsteht. Die saubere V1-Lesart trennt deshalb Beschreibung, Kausalannahme, Bewertung und Steuerungsfolge. Ein gutes Skript fuehrt deshalb Profile, Zielkonflikte und offene Punkte nebeneinander. So wird aus dem Thema kein isoliertes Kapitel, sondern ein pruefbarer Baustein der WÖk-Architektur.</w:t>
+      </w:r>
+    </w:p>
+    <w:p>
+      <w:r>
+        <w:t>Fallfenster zur Anwendung. Eine Fuehrungsentscheidung erzeugt zugleich Nutzen und Risiken. Die WÖk behandelt Ambivalenz nicht als Stoerung, sondern als Kern der Analyse. Positive Netto-Wirkung darf erst behauptet werden, wenn zentrale negative Wirkungen getrennt geprueft und rote Linien gewahrt sind. Bezogen auf Wirkung in CAPEX, OPEX, Portfolio und Einkauf heisst das: Die Analyse muss das konkrete Thema ernst nehmen und zugleich den allgemeinen WÖk-Massstab halten. Es geht nicht darum, die Welt in gute und schlechte Akteure einzuteilen. Es geht darum, Wirkpfade, Wirkungsempfaenger, Datenqualitaet, Risiken und Rueckkopplung so zu beschreiben, dass bessere Entscheidungen moeglich werden.</w:t>
+      </w:r>
+    </w:p>
+    <w:p>
+      <w:r>
+        <w:t>Nichtkompensation. Fuer Wirkung in CAPEX, OPEX, Portfolio und Einkauf bedeutet schwere zentrale Schaeden nicht durch beliebige positive Einzelwerte neutralisiert werden duerfen, dass die Analyse nicht bei einer Aktivitaet, einem guten Willen oder einer Kennzahl stehen bleiben darf. Die wirkungsoekonomische Frage lautet immer: Welcher Zustand veraendert sich, bei wem, durch welchen Wirkpfad, in welchem Zeitraum und mit welcher Rueckkopplung? Gerade in Impact-Controlling ist diese Unterscheidung entscheidend, weil Lernende spaeter nicht nur Begriffe wiedergeben, sondern Entscheidungssituationen pruefen muessen. Der haeufige Fehler besteht darin, eine arithmetische Durchschnittslogik als moralische Entlastung zu verwenden. Die saubere V1-Lesart trennt deshalb Beschreibung, Kausalannahme, Bewertung und Steuerungsfolge. Reverse Merit Order und rote Linien sind Schutzregeln gegen Schoenrechnung. So wird aus dem Thema kein isoliertes Kapitel, sondern ein pruefbarer Baustein der WÖk-Architektur.</w:t>
+      </w:r>
+    </w:p>
+    <w:p>
+      <w:r>
+        <w:t>Pruefungsnahe Transferfrage. Formuliere zu WC-V8 eine Wirkungsaussage in drei Saetzen: Erstens den beobachteten oder plausiblen Zustand, zweitens die Daten- oder Quellenlage, drittens die offene Unsicherheit samt Rueckkopplung. Die Antwort muss ohne moralische Personenbewertung auskommen und darf Reichweite nicht mit Wirkung verwechseln.</w:t>
+      </w:r>
+    </w:p>
+    <w:p>
+      <w:r>
+        <w:t>Rueckkopplung. Fuer Wirkung in CAPEX, OPEX, Portfolio und Einkauf bedeutet Wirkungswissen erst dann wertvoll wird, wenn es Entscheidungen veraendert, dass die Analyse nicht bei einer Aktivitaet, einem guten Willen oder einer Kennzahl stehen bleiben darf. Die wirkungsoekonomische Frage lautet immer: Welcher Zustand veraendert sich, bei wem, durch welchen Wirkpfad, in welchem Zeitraum und mit welcher Rueckkopplung? Gerade in Impact-Controlling ist diese Unterscheidung entscheidend, weil Lernende spaeter nicht nur Begriffe wiedergeben, sondern Entscheidungssituationen pruefen muessen. Der haeufige Fehler besteht darin, einen Bericht als Endpunkt zu betrachten. Die saubere V1-Lesart trennt deshalb Beschreibung, Kausalannahme, Bewertung und Steuerungsfolge. Jeder Analyseblock sollte fragen, welche Routine, welcher Prozess oder welche Ressource nach der Bewertung angepasst wird. So wird aus dem Thema kein isoliertes Kapitel, sondern ein pruefbarer Baustein der WÖk-Architektur.</w:t>
+      </w:r>
+    </w:p>
+    <w:p>
+      <w:r>
+        <w:t>Governance. Fuer Wirkung in CAPEX, OPEX, Portfolio und Einkauf bedeutet Wirkungsbewertung Verfahren, Rechte, Transparenz und Korrektur braucht, dass die Analyse nicht bei einer Aktivitaet, einem guten Willen oder einer Kennzahl stehen bleiben darf. Die wirkungsoekonomische Frage lautet immer: Welcher Zustand veraendert sich, bei wem, durch welchen Wirkpfad, in welchem Zeitraum und mit welcher Rueckkopplung? Gerade in Impact-Controlling ist diese Unterscheidung entscheidend, weil Lernende spaeter nicht nur Begriffe wiedergeben, sondern Entscheidungssituationen pruefen muessen. Der haeufige Fehler besteht darin, Bewertung als technokratische Top-down-Setzung zu verstehen. Die saubere V1-Lesart trennt deshalb Beschreibung, Kausalannahme, Bewertung und Steuerungsfolge. Betroffene, Datenhalter, Entscheider und Kontrollinstanzen muessen unterscheidbare Rollen behalten. So wird aus dem Thema kein isoliertes Kapitel, sondern ein pruefbarer Baustein der WÖk-Architektur.</w:t>
+      </w:r>
+    </w:p>
+    <w:p>
+      <w:r>
+        <w:t>Fallfenster zur Anwendung. Ein Controlling-Team moechte einen Score bilden. Das Skript verlangt, dass Datenqualitaet, Systemgrenzen, Gewichtung, Unsicherheit und Nichtkompensation sichtbar bleiben. Ein Score darf die Diskussion nicht beenden, sondern muss bessere Fragen, Priorisierung und Rueckkopplung ermoeglichen. Bezogen auf Wirkung in CAPEX, OPEX, Portfolio und Einkauf heisst das: Die Analyse muss das konkrete Thema ernst nehmen und zugleich den allgemeinen WÖk-Massstab halten. Es geht nicht darum, die Welt in gute und schlechte Akteure einzuteilen. Es geht darum, Wirkpfade, Wirkungsempfaenger, Datenqualitaet, Risiken und Rueckkopplung so zu beschreiben, dass bessere Entscheidungen moeglich werden.</w:t>
+      </w:r>
+    </w:p>
+    <w:p>
+      <w:pPr>
+        <w:pStyle w:val="Heading3"/>
+      </w:pPr>
+      <w:r>
+        <w:t>V1-Abschlussnotiz</w:t>
+      </w:r>
+    </w:p>
+    <w:p>
+      <w:r>
+        <w:t>Diese Finalisierung schliesst die Codex-Inhaltsproduktion fuer WC-V8. Offen bleibt nicht der fachliche Kern des Skripts, sondern der naechste Produktionsschritt: Claude setzt daraus die CI/CD-konforme Reader- und PDF-Fassung, prueft Satz, Umbrueche, Medienintegration und Lektorat und markiert erst danach die veroeffentlichte Fassung als freigegeben.</w:t>
+      </w:r>
+    </w:p>
+    <w:p>
+      <w:pPr>
+        <w:pStyle w:val="Heading2"/>
+      </w:pPr>
+      <w:r>
         <w:t>9. Quellen / Vertiefung</w:t>
       </w:r>
     </w:p>
@@ -738,7 +1262,7 @@
     </w:p>
     <w:p>
       <w:r>
-        <w:t>Dabei steht NW_pos für positive Netto-Wirkung als Zielgröße, Delta Z für Zustandsveränderungen, w_i für begründete Gewichtungen positiver Wirkungen und r_j für Risiken oder negative Zustandsveränderungen. Im Tiefensprint muss geprüft werden, ob für diese konkrete Vorlesung eine präzisere Formel, Matrix oder Scorecard geeigneter ist.</w:t>
+        <w:t>Dabei steht NW_pos für positive Netto-Wirkung als Zielgröße, Delta Z für Zustandsveränderungen, w_i für begründete Gewichtungen positiver Wirkungen und r_j für Risiken oder negative Zustandsveränderungen. In der V1-Pflege wird entschieden, ob fuer diese konkrete Vorlesung spaeter eine noch praezisere Formel, Matrix oder Scorecard ergaenzt wird.</w:t>
       </w:r>
     </w:p>
     <w:p>
@@ -1420,7 +1944,7 @@
     </w:p>
     <w:p>
       <w:r>
-        <w:t>Status dieser Erweiterung: ausgebaute Arbeitsfassung für Claude-CI/CD, Word-Rohfassung und Reader-Spiegel. Sie ersetzt noch nicht die spätere Satz-, Quellen- und PDF-Finalisierung, bringt die Vorlesung aber aus der Kurzfassung in eine substanzielle Studienskriptfassung.</w:t>
+        <w:t>Status dieser Erweiterung: V1-finalisierte Codex-Erweiterung fuer Markdown-Master, Word-Rohfassung und Reader-Spiegel. Satz, Medienintegration, Lektorat und PDF-Freigabe bleiben der Claude-CI/CD-Lane vorbehalten.</w:t>
       </w:r>
     </w:p>
     <w:p>
@@ -3657,7 +4181,7 @@
         <w:pStyle w:val="ListBullet"/>
       </w:pPr>
       <w:r>
-        <w:t>woek-akademie-app/docs/lehrgaenge/wirkungscontrolling-v8-capex-opex-portfolio-einkauf.md — unmittelbarer Akademie-Quelltext dieser Rohfassung.</w:t>
+        <w:t>woek-akademie-app/docs/lehrgaenge/wirkungscontrolling-v8-capex-opex-portfolio-einkauf.md — unmittelbarer Akademie-Quelltext dieser V1-Fassung.</w:t>
       </w:r>
     </w:p>
     <w:p>
@@ -3697,7 +4221,7 @@
         <w:pStyle w:val="Heading3"/>
       </w:pPr>
       <w:r>
-        <w:t>Externe Quellen fuer den Tiefensprint</w:t>
+        <w:t>Externe Quellen fuer die V1-Fassung</w:t>
       </w:r>
     </w:p>
     <w:p>
@@ -3730,62 +4254,6 @@
       </w:pPr>
       <w:r>
         <w:t>Fachliteratur zu Wirkungslogik, Evaluation, Systemtheorie, Resilienz, Governance, Diffusion, Vertrauen oder Controlling je nach Thema.</w:t>
-      </w:r>
-    </w:p>
-    <w:p>
-      <w:pPr>
-        <w:pStyle w:val="Heading2"/>
-      </w:pPr>
-      <w:r>
-        <w:t>10. Rückfluss in den WÖk-Korpus</w:t>
-      </w:r>
-    </w:p>
-    <w:p>
-      <w:pPr>
-        <w:pStyle w:val="ListBullet"/>
-      </w:pPr>
-      <w:r>
-        <w:t>Glossar/Begriffe: Im Tiefensprint prüfen, welche Begriffe aus Wirkung in CAPEX, OPEX, Portfolio und Einkauf eigene Glossarseiten oder präzisere Verweise brauchen.</w:t>
-      </w:r>
-    </w:p>
-    <w:p>
-      <w:pPr>
-        <w:pStyle w:val="ListBullet"/>
-      </w:pPr>
-      <w:r>
-        <w:t>Website/Erklärseiten: Prüfen, ob eine kurze öffentliche Erklärseite oder ein Baustein für die Bibliothek fehlt.</w:t>
-      </w:r>
-    </w:p>
-    <w:p>
-      <w:pPr>
-        <w:pStyle w:val="ListBullet"/>
-      </w:pPr>
-      <w:r>
-        <w:t>Journal/Dossiers: Geeignete Praxisfälle aus Website und Journal als Fallpool markieren.</w:t>
-      </w:r>
-    </w:p>
-    <w:p>
-      <w:pPr>
-        <w:pStyle w:val="ListBullet"/>
-      </w:pPr>
-      <w:r>
-        <w:t>Visuals/Charts: Wirkpfad- oder Scorecard-Chart aus vorhandenen Visuals wiederverwenden oder als neues Asset spezifizieren.</w:t>
-      </w:r>
-    </w:p>
-    <w:p>
-      <w:pPr>
-        <w:pStyle w:val="ListBullet"/>
-      </w:pPr>
-      <w:r>
-        <w:t>Methodik/Standards: Datenqualität, Unsicherheit, Nichtkompensation und Reverse Merit Order nur dort einsetzen, wo sie fachlich tragen.</w:t>
-      </w:r>
-    </w:p>
-    <w:p>
-      <w:pPr>
-        <w:pStyle w:val="ListBullet"/>
-      </w:pPr>
-      <w:r>
-        <w:t>Offene Forschungs- oder Quellenfrage: Externe Quellen im Tiefensprint gezielt ergänzen und zitierfähig machen.</w:t>
       </w:r>
     </w:p>
     <w:sectPr>

--- a/docs/studienskripte/word-rohfassungen/wirkungscontrolling-wc-v8.docx
+++ b/docs/studienskripte/word-rohfassungen/wirkungscontrolling-wc-v8.docx
@@ -24,12 +24,12 @@
     </w:p>
     <w:p>
       <w:r>
-        <w:t>Quelle: /Users/hagen/Documents/New project/content/studienskripte/wirkungscontrolling-wc-v8.md</w:t>
-      </w:r>
-    </w:p>
-    <w:p>
-      <w:r>
-        <w:t>Track: Impact-Controlling Kurscode: wirkungscontrolling Vorlesungscode: WC-V8 Modul/Abschnitt: WC Titel: Wirkung in CAPEX, OPEX, Portfolio und Einkauf Status: Studienskript V1 · fachlich finale Codex-Fassung, Claude-CI/CD-Satzfreigabe offen Quelle: woek-akademie-app/docs/lehrgaenge/wirkungscontrolling-v8-capex-opex-portfolio-einkauf.md Ablage: Markdown-Master in content/studienskripte/wirkungscontrolling-wc-v8.md, Word-Rohfassung in docs/studienskripte/word-rohfassungen/wirkungscontrolling-wc-v8.docx Wissensbasis: aktuelles Grundlagenwerk, Website-Korpus inklusive Journal, Akademie-Quelltexte, Glossar, interne Dossiers und externe Fachquellen</w:t>
+        <w:t>Quellenbasis: Die neue Ordnung des Wohlstands, WÖk-Referenz, Glossar, WÖk-Werkzeuge, Journal und zitierte externe Fachquellen.</w:t>
+      </w:r>
+    </w:p>
+    <w:p>
+      <w:r>
+        <w:t>Track: Impact-Controlling Kurscode: wirkungscontrolling Vorlesungscode: WC-V8 Modul/Abschnitt: WC Titel: Wirkung in CAPEX, OPEX, Portfolio und Einkauf Status: Studienskript V1 · fachlich finale Codex-Fassung, Claude-CI/CD-Satzfreigabe offen Primäre WÖk-Quellen: Die neue Ordnung des Wohlstands (https://wirkungsoekonomie.de/buch.html) · WÖk-Referenz (https://wirkungsoekonomie.de/referenz/) · Glossar der Wirkungsökonomie (https://wirkungsoekonomie.de/glossar.html) · WÖk-Werkzeuge (https://wirkungsoekonomie.de/werkzeuge/) Ausgabe: Markdown-Master, Word-Rohfassung und Akademie-Reader-Spiegel Wissensbasis: aktuelles Grundlagenwerk, öffentliche WÖk-Referenz, Wirkungsfelder, Werkzeuge, Glossar, Bibliothek, Journal und externe Fachquellen</w:t>
       </w:r>
     </w:p>
     <w:p>
@@ -131,7 +131,7 @@
     </w:p>
     <w:p>
       <w:r>
-        <w:t>Track / Kurscode: wirkungscontrolling Vorlesungscode: WC-V8 Empfohlene Dauer: ~55 Min · Videolänge: ~16 Min Voraussetzung: WC-V7 Führende Quellen (Repo): docs/whitepaper/T-SROI_v2.0_Transformationswirkung.md · docs/praxis/Lieferkette_Wirkungsoekonomie_v1.1.md · Glossar begriffe/</w:t>
+        <w:t>Track / Kurscode: wirkungscontrolling Vorlesungscode: WC-V8 Empfohlene Dauer: ~55 Min · Videolänge: ~16 Min Voraussetzung: WC-V7 Führende Quellen: Die neue Ordnung des Wohlstands (https://wirkungsoekonomie.de/buch.html) · WÖk-Referenz (https://wirkungsoekonomie.de/referenz/) · Glossar der Wirkungsökonomie (https://wirkungsoekonomie.de/glossar.html) · WÖk-Werkzeuge (https://wirkungsoekonomie.de/werkzeuge/)</w:t>
       </w:r>
     </w:p>
     <w:p>
@@ -240,7 +240,7 @@
     </w:p>
     <w:p>
       <w:r>
-        <w:t>Einkauf und Lieferkette konkret. Lieferantenentscheidungen laufen über die Scorecard (V4): Ein kritisch schwaches Wirkungsfeld (z. B. Arbeitsrechte) kann Ausschlusskriterium sein, nicht nur ein Minuspunkt. So wird Beschaffung zum stärksten Hebel für Netto-Wirkung entlang der Wertschöpfung (docs/praxis/Lieferkette_Wirkungsoekonomie_v1.1.md).</w:t>
+        <w:t>Einkauf und Lieferkette konkret. Lieferantenentscheidungen laufen über die Scorecard (V4): Ein kritisch schwaches Wirkungsfeld (z. B. Arbeitsrechte) kann Ausschlusskriterium sein, nicht nur ein Minuspunkt. So wird Beschaffung zum stärksten Hebel für Netto-Wirkung entlang der Wertschöpfung (Wirkungsökonomie in der Lieferkette (https://wirkungsoekonomie.de/dokumente/wirkungsoekonomie-in-der-lieferkette/)).</w:t>
       </w:r>
     </w:p>
     <w:p>
@@ -342,7 +342,7 @@
           </w:tcPr>
           <w:p>
             <w:r>
-              <w:t>begriffe/impact-of-investment</w:t>
+              <w:t>Impact of investment (https://wirkungsoekonomie.de/begriffe/impact-of-investment/)</w:t>
             </w:r>
           </w:p>
         </w:tc>
@@ -377,7 +377,7 @@
           </w:tcPr>
           <w:p>
             <w:r>
-              <w:t>begriffe/netto-wirkungs-index</w:t>
+              <w:t>Netto wirkungs index (https://wirkungsoekonomie.de/begriffe/netto-wirkungs-index/)</w:t>
             </w:r>
           </w:p>
         </w:tc>
@@ -412,7 +412,7 @@
           </w:tcPr>
           <w:p>
             <w:r>
-              <w:t>begriffe/reverse-merit-order</w:t>
+              <w:t>Reverse merit order (https://wirkungsoekonomie.de/begriffe/reverse-merit-order/)</w:t>
             </w:r>
           </w:p>
         </w:tc>
@@ -447,7 +447,7 @@
           </w:tcPr>
           <w:p>
             <w:r>
-              <w:t>begriffe/scorecard</w:t>
+              <w:t>Scorecard (https://wirkungsoekonomie.de/begriffe/scorecard/)</w:t>
             </w:r>
           </w:p>
         </w:tc>
@@ -1151,7 +1151,7 @@
         <w:pStyle w:val="ListBullet"/>
       </w:pPr>
       <w:r>
-        <w:t>docs/whitepaper/T-SROI_v2.0_Transformationswirkung.md</w:t>
+        <w:t>Whitepaper T-SROI (https://wirkungsoekonomie.de/dokumente/whitepaper-t-sroi/)</w:t>
       </w:r>
     </w:p>
     <w:p>
@@ -1159,7 +1159,7 @@
         <w:pStyle w:val="ListBullet"/>
       </w:pPr>
       <w:r>
-        <w:t>docs/praxis/Lieferkette_Wirkungsoekonomie_v1.1.md</w:t>
+        <w:t>Wirkungsökonomie in der Lieferkette (https://wirkungsoekonomie.de/dokumente/wirkungsoekonomie-in-der-lieferkette/)</w:t>
       </w:r>
     </w:p>
     <w:p>
@@ -1167,7 +1167,7 @@
         <w:pStyle w:val="ListBullet"/>
       </w:pPr>
       <w:r>
-        <w:t>Glossar: begriffe/impact-of-investment, begriffe/reverse-merit-order, begriffe/scorecard</w:t>
+        <w:t>Glossar: Impact of investment (https://wirkungsoekonomie.de/begriffe/impact-of-investment/), Reverse merit order (https://wirkungsoekonomie.de/begriffe/reverse-merit-order/), Scorecard (https://wirkungsoekonomie.de/begriffe/scorecard/)</w:t>
       </w:r>
     </w:p>
     <w:p>
@@ -1586,11 +1586,6 @@
     </w:p>
     <w:p>
       <w:r>
-        <w:t>``chart-spec slug: wirkungscontrolling-wc-v8-wirkpfad type: wirkpfad reuse_first: true preferred_asset: content/studienskripte/assets/wirkungscontrolling-wc-v8/wirkungscontrolling-wc-v8-wirkpfad.svg message: Wirkung in CAPEX, OPEX, Portfolio und Einkauf wird als Wirkpfad von Auslöser über Mechanismus, Wirkungsempfänger und Zustandsveränderung bis zur Rückkopplung dargestellt. source: WÖk-Grundlagenwerk, Website-Korpus, Akademie-Quelltexte, Glossar ``</w:t>
-      </w:r>
-    </w:p>
-    <w:p>
-      <w:r>
         <w:t>&gt; Bildvorgabe: Wirkpfadgrafik mit sechs Stationen: Auslöser, Mechanismus, Wirkungsempfänger, Zustandsveränderung, Bewertung, Rückkopplung. Bestehende WÖk-Wirkpfad- oder Scorecard-Visuals sollen wiederverwendet werden, bevor ein neues Chart entsteht.</w:t>
       </w:r>
     </w:p>
@@ -1822,7 +1817,7 @@
           </w:tcPr>
           <w:p>
             <w:r>
-              <w:t>begriffe/impact-of-investment</w:t>
+              <w:t>Impact of investment (https://wirkungsoekonomie.de/begriffe/impact-of-investment/)</w:t>
             </w:r>
           </w:p>
         </w:tc>
@@ -1857,7 +1852,7 @@
           </w:tcPr>
           <w:p>
             <w:r>
-              <w:t>begriffe/netto-wirkungs-index</w:t>
+              <w:t>Netto wirkungs index (https://wirkungsoekonomie.de/begriffe/netto-wirkungs-index/)</w:t>
             </w:r>
           </w:p>
         </w:tc>
@@ -1892,7 +1887,7 @@
           </w:tcPr>
           <w:p>
             <w:r>
-              <w:t>begriffe/reverse-merit-order</w:t>
+              <w:t>Reverse merit order (https://wirkungsoekonomie.de/begriffe/reverse-merit-order/)</w:t>
             </w:r>
           </w:p>
         </w:tc>
@@ -1927,7 +1922,7 @@
           </w:tcPr>
           <w:p>
             <w:r>
-              <w:t>begriffe/scorecard</w:t>
+              <w:t>Scorecard (https://wirkungsoekonomie.de/begriffe/scorecard/)</w:t>
             </w:r>
           </w:p>
         </w:tc>
@@ -2426,7 +2421,7 @@
     </w:p>
     <w:p>
       <w:r>
-        <w:t>Interne Quelle: referenz/kapitel-046-interne-wertschoepfung-und-lieferkettensteuerung/index.html</w:t>
+        <w:t>Öffentliche Quelle: Kapitel 46 - Interne Wertschöpfung und Lieferkettensteuerung (https://wirkungsoekonomie.de/referenz/kapitel-046-interne-wertschoepfung-und-lieferkettensteuerung/)</w:t>
       </w:r>
     </w:p>
     <w:p>
@@ -2633,7 +2628,7 @@
     </w:p>
     <w:p>
       <w:r>
-        <w:t>Interne Quelle: referenz/kapitel-048-produkte-als-wirkungstraeger/index.html</w:t>
+        <w:t>Öffentliche Quelle: Kapitel 48 - Produkte als Wirkungsträger (https://wirkungsoekonomie.de/referenz/kapitel-048-produkte-als-wirkungstraeger/)</w:t>
       </w:r>
     </w:p>
     <w:p>
@@ -2846,7 +2841,7 @@
     </w:p>
     <w:p>
       <w:r>
-        <w:t>Interne Quelle: referenz/kapitel-049-ehrliche-preise/index.html</w:t>
+        <w:t>Öffentliche Quelle: Kapitel 49 - Ehrliche Preise (https://wirkungsoekonomie.de/referenz/kapitel-049-ehrliche-preise/)</w:t>
       </w:r>
     </w:p>
     <w:p>
@@ -3056,7 +3051,7 @@
     </w:p>
     <w:p>
       <w:r>
-        <w:t>Interne Quelle: referenz/kapitel-059-kapitalmaerkte-und-fonds/index.html</w:t>
+        <w:t>Öffentliche Quelle: Kapitel 59 - Kapitalmärkte und Fonds (https://wirkungsoekonomie.de/referenz/kapitel-059-kapitalmaerkte-und-fonds/)</w:t>
       </w:r>
     </w:p>
     <w:p>
@@ -3269,7 +3264,7 @@
     </w:p>
     <w:p>
       <w:r>
-        <w:t>Interne Quelle: werkzeuge/impact-controlling/impact-of-investment/index.html</w:t>
+        <w:t>Öffentliche Quelle: Wirkungsökonomie · Impact-of-Investment (IOI) · https://wirkungsoekonomie.de/werkzeuge/impact-controlling/impact-of-investment/ · Druckdatum: 24.05.2026 (https://wirkungsoekonomie.de/werkzeuge/impact-controlling/impact-of-investment/)</w:t>
       </w:r>
     </w:p>
     <w:p>
@@ -3467,7 +3462,7 @@
     </w:p>
     <w:p>
       <w:r>
-        <w:t>Interne Quelle: werkzeuge/impact-controlling/dossiers/impact-of-investment/index.html</w:t>
+        <w:t>Öffentliche Quelle: Wirkungsökonomie · Impact-of-Investment (IOI) · https://wirkungsoekonomie.de/werkzeuge/impact-controlling/dossiers/impact-of-investment/ · Druckdatum: 24.05.2026 (https://wirkungsoekonomie.de/werkzeuge/impact-controlling/dossiers/impact-of-investment/)</w:t>
       </w:r>
     </w:p>
     <w:p>
@@ -3665,7 +3660,7 @@
     </w:p>
     <w:p>
       <w:r>
-        <w:t>Interne Quelle: werkzeuge/portfolio-wirkungsrating/index.html</w:t>
+        <w:t>Öffentliche Quelle: Wirkungsökonomie · Portfolio-Wirkungsrating · https://wirkungsoekonomie.de/werkzeuge/portfolio-wirkungsrating/ · Druckdatum: 2026-05-24 (https://wirkungsoekonomie.de/werkzeuge/portfolio-wirkungsrating/)</w:t>
       </w:r>
     </w:p>
     <w:p>
@@ -3863,7 +3858,7 @@
     </w:p>
     <w:p>
       <w:r>
-        <w:t>Interne Quelle: dokumente/impact-strategie-controlling-marketing-management-einkauf-chemieindustrie/index.html</w:t>
+        <w:t>Öffentliche Quelle: Paper · Praxispaper · 04. Juni 2026 (https://wirkungsoekonomie.de/dokumente/impact-strategie-controlling-marketing-management-einkauf-chemieindustrie/)</w:t>
       </w:r>
     </w:p>
     <w:p>
@@ -4120,7 +4115,7 @@
     </w:p>
     <w:p>
       <w:r>
-        <w:t>Diese Vorlesung ist prüfungsrelevant, aber die eigentliche Antwortlogik gehört nicht in das öffentliche Studienskript. Zertifikatsfragen, CorrectAnswer, Scoring-Regeln und Fallrubrics werden separat in der geschützten App-Lane unter woek-akademie-app/content/pruefungen/ gepflegt.</w:t>
+        <w:t>Diese Vorlesung ist prüfungsrelevant, aber die eigentliche Antwortlogik gehört nicht in das öffentliche Studienskript. Zertifikatsfragen, CorrectAnswer, Scoring-Regeln und Fallrubrics werden separat in einem geschützten, nicht öffentlichen Prüfungsbereich der Akademie-App gepflegt.</w:t>
       </w:r>
     </w:p>
     <w:p>
@@ -4173,7 +4168,7 @@
         <w:pStyle w:val="Heading3"/>
       </w:pPr>
       <w:r>
-        <w:t>Interne Quellen</w:t>
+        <w:t>WÖk-Quellen</w:t>
       </w:r>
     </w:p>
     <w:p>
@@ -4181,7 +4176,7 @@
         <w:pStyle w:val="ListBullet"/>
       </w:pPr>
       <w:r>
-        <w:t>woek-akademie-app/docs/lehrgaenge/wirkungscontrolling-v8-capex-opex-portfolio-einkauf.md — unmittelbarer Akademie-Quelltext dieser V1-Fassung.</w:t>
+        <w:t>Die neue Ordnung des Wohlstands (https://wirkungsoekonomie.de/buch.html) — aktuelles Grundlagenwerk der Wirkungsökonomie.</w:t>
       </w:r>
     </w:p>
     <w:p>
@@ -4189,7 +4184,7 @@
         <w:pStyle w:val="ListBullet"/>
       </w:pPr>
       <w:r>
-        <w:t>assets/pdf/die-neue-ordnung-des-wohlstands.pdf und buch.html — aktuelles Grundlagenwerk.</w:t>
+        <w:t>WÖk-Referenz (https://wirkungsoekonomie.de/referenz/) — öffentliche Kapitel- und Volltextreferenz.</w:t>
       </w:r>
     </w:p>
     <w:p>
@@ -4197,7 +4192,7 @@
         <w:pStyle w:val="ListBullet"/>
       </w:pPr>
       <w:r>
-        <w:t>Website-Korpus: Referenz, Wirkungsfelder, Werkzeuge, Glossar, Bibliothek und Journal.</w:t>
+        <w:t>Glossar der Wirkungsökonomie (https://wirkungsoekonomie.de/glossar.html) — öffentliche Begriffsdefinitionen und Abgrenzungen.</w:t>
       </w:r>
     </w:p>
     <w:p>
@@ -4205,7 +4200,7 @@
         <w:pStyle w:val="ListBullet"/>
       </w:pPr>
       <w:r>
-        <w:t>docs/CODEX-HANDOFF-studienskripte.md — Produktionsstandard.</w:t>
+        <w:t>WÖk-Werkzeuge (https://wirkungsoekonomie.de/werkzeuge/) — öffentliche Methoden-, Scorecard- und Controlling-Werkzeuge.</w:t>
       </w:r>
     </w:p>
     <w:p>
@@ -4213,7 +4208,7 @@
         <w:pStyle w:val="ListBullet"/>
       </w:pPr>
       <w:r>
-        <w:t>docs/CODEX-HANDOFF-pruefungen.md — geschützte Prüfungs- und Antwortlogik.</w:t>
+        <w:t>WÖk-Journal (https://wirkungsoekonomie.de/blog.html) — Dossiers und Fallanalysen.</w:t>
       </w:r>
     </w:p>
     <w:p>
@@ -4229,7 +4224,7 @@
         <w:pStyle w:val="ListBullet"/>
       </w:pPr>
       <w:r>
-        <w:t>United Nations (2015): Transforming our world: the 2030 Agenda for Sustainable Development.</w:t>
+        <w:t>United Nations (2015): Transforming our world: the 2030 Agenda for Sustainable Development (https://sdgs.un.org/2030agenda).</w:t>
       </w:r>
     </w:p>
     <w:p>
@@ -4237,7 +4232,7 @@
         <w:pStyle w:val="ListBullet"/>
       </w:pPr>
       <w:r>
-        <w:t>European Commission: CSRD, ESRS, EU Taxonomy und Digital Product Passport, soweit fuer das Thema einschlägig.</w:t>
+        <w:t>European Commission: Corporate sustainability reporting (https://finance.ec.europa.eu/financial-markets/company-reporting-and-auditing/company-reporting/corporate-sustainability-reporting_en), EU taxonomy for sustainable activities (https://finance.ec.europa.eu/sustainable-finance/tools-and-standards/eu-taxonomy-sustainable-activities_en) und Digital Product Passport (https://single-market-economy.ec.europa.eu/news/commission-launches-consultation-digital-product-passport-2025-04-09_en), soweit fuer das Thema einschlaegig.</w:t>
       </w:r>
     </w:p>
     <w:p>
@@ -4245,7 +4240,15 @@
         <w:pStyle w:val="ListBullet"/>
       </w:pPr>
       <w:r>
-        <w:t>GRI Standards, soweit fuer Berichts- und Indikatorenfragen einschlägig.</w:t>
+        <w:t>EFRAG: Sustainability reporting und ESRS (https://www.efrag.org/en/sustainability-reporting), soweit fuer das Thema einschlaegig.</w:t>
+      </w:r>
+    </w:p>
+    <w:p>
+      <w:pPr>
+        <w:pStyle w:val="ListBullet"/>
+      </w:pPr>
+      <w:r>
+        <w:t>Global Reporting Initiative: GRI Standards (https://www.globalreporting.org/standards/), soweit fuer Berichts- und Indikatorenfragen einschlaegig.</w:t>
       </w:r>
     </w:p>
     <w:p>

--- a/docs/studienskripte/word-rohfassungen/wirkungscontrolling-wc-v8.docx
+++ b/docs/studienskripte/word-rohfassungen/wirkungscontrolling-wc-v8.docx
@@ -612,530 +612,6 @@
     <w:p>
       <w:r>
         <w:t>Investitionsrichtlinie mit Wirkungs-Gate. Ein Unternehmen ergänzt seine CAPEX-Freigabe: Jeder Antrag braucht ein Scorecard-Profil; ein kritisch schwaches Wirkungsfeld blockiert die Freigabe (Reverse Merit Order), und bei mehreren Anträgen priorisiert der IoI. Wirkung ist damit Teil der Finanzentscheidung – nicht daneben.</w:t>
-      </w:r>
-    </w:p>
-    <w:p>
-      <w:pPr>
-        <w:pStyle w:val="Heading2"/>
-      </w:pPr>
-      <w:r>
-        <w:t>V1-Finalisierung: Vertiefung, Anwendung und Evidenz</w:t>
-      </w:r>
-    </w:p>
-    <w:p>
-      <w:r>
-        <w:t>Dieses Studienskript ist die fachlich finale Codex-V1-Fassung fuer den Akademie-Reader und die oeffentliche Bibliothek. Claude uebernimmt danach Satz, CI/CD, PDF/Reader-Freigabe und die abschliessende Lektoratsabnahme.</w:t>
-      </w:r>
-    </w:p>
-    <w:p>
-      <w:pPr>
-        <w:pStyle w:val="Heading3"/>
-      </w:pPr>
-      <w:r>
-        <w:t>Finaler Leseauftrag</w:t>
-      </w:r>
-    </w:p>
-    <w:p>
-      <w:r>
-        <w:t>Dieses Skript zu WC-V8 Wirkung in CAPEX, OPEX, Portfolio und Einkauf ist als Langformtext angelegt: Es soll nicht nur die Vorlesung begleiten, sondern als eigenstaendiges Studienmaterial funktionieren. Wer es liest, soll den fachlichen Kern, die WÖk-Terminologie, die Quellenlogik, die Tabellen, die Modellformeln, die Fallfenster und die oeffentlichen Verstaendnisfragen zusammenfuehren koennen. Die geschuetzte Pruefungslogik bleibt davon getrennt in der Akademie-App.</w:t>
-      </w:r>
-    </w:p>
-    <w:p>
-      <w:pPr>
-        <w:pStyle w:val="Heading3"/>
-      </w:pPr>
-      <w:r>
-        <w:t>Abschlussmatrix fuer die Anwendung</w:t>
-      </w:r>
-    </w:p>
-    <w:tbl>
-      <w:tblPr>
-        <w:tblStyle w:val="TableGrid"/>
-        <w:tblW w:type="auto" w:w="0"/>
-        <w:jc w:val="left"/>
-        <w:tblLook w:firstColumn="1" w:firstRow="1" w:lastColumn="0" w:lastRow="0" w:noHBand="0" w:noVBand="1" w:val="04A0"/>
-      </w:tblPr>
-      <w:tblGrid>
-        <w:gridCol w:w="3120"/>
-        <w:gridCol w:w="3120"/>
-        <w:gridCol w:w="3120"/>
-      </w:tblGrid>
-      <w:tr>
-        <w:tc>
-          <w:tcPr>
-            <w:tcW w:type="dxa" w:w="3120"/>
-            <w:vAlign w:val="center"/>
-          </w:tcPr>
-          <w:p>
-            <w:r>
-              <w:rPr>
-                <w:b/>
-              </w:rPr>
-              <w:t>Ebene</w:t>
-            </w:r>
-          </w:p>
-        </w:tc>
-        <w:tc>
-          <w:tcPr>
-            <w:tcW w:type="dxa" w:w="3120"/>
-            <w:vAlign w:val="center"/>
-          </w:tcPr>
-          <w:p>
-            <w:r>
-              <w:rPr>
-                <w:b/>
-              </w:rPr>
-              <w:t>Anwendung in WC-V8</w:t>
-            </w:r>
-          </w:p>
-        </w:tc>
-        <w:tc>
-          <w:tcPr>
-            <w:tcW w:type="dxa" w:w="3120"/>
-            <w:vAlign w:val="center"/>
-          </w:tcPr>
-          <w:p>
-            <w:r>
-              <w:rPr>
-                <w:b/>
-              </w:rPr>
-              <w:t>Qualitaetsgrenze</w:t>
-            </w:r>
-          </w:p>
-        </w:tc>
-      </w:tr>
-      <w:tr>
-        <w:tc>
-          <w:tcPr>
-            <w:tcW w:type="dxa" w:w="3120"/>
-            <w:vAlign w:val="center"/>
-          </w:tcPr>
-          <w:p>
-            <w:r>
-              <w:t>Begriff</w:t>
-            </w:r>
-          </w:p>
-        </w:tc>
-        <w:tc>
-          <w:tcPr>
-            <w:tcW w:type="dxa" w:w="3120"/>
-            <w:vAlign w:val="center"/>
-          </w:tcPr>
-          <w:p>
-            <w:r>
-              <w:t>Wirkung, Wirkungspotenzial und Wirkungsrisiko werden im Kontext der Vorlesung getrennt.</w:t>
-            </w:r>
-          </w:p>
-        </w:tc>
-        <w:tc>
-          <w:tcPr>
-            <w:tcW w:type="dxa" w:w="3120"/>
-            <w:vAlign w:val="center"/>
-          </w:tcPr>
-          <w:p>
-            <w:r>
-              <w:t>keine Absicht als Wirkung ausgeben</w:t>
-            </w:r>
-          </w:p>
-        </w:tc>
-      </w:tr>
-      <w:tr>
-        <w:tc>
-          <w:tcPr>
-            <w:tcW w:type="dxa" w:w="3120"/>
-            <w:vAlign w:val="center"/>
-          </w:tcPr>
-          <w:p>
-            <w:r>
-              <w:t>Wirkpfad</w:t>
-            </w:r>
-          </w:p>
-        </w:tc>
-        <w:tc>
-          <w:tcPr>
-            <w:tcW w:type="dxa" w:w="3120"/>
-            <w:vAlign w:val="center"/>
-          </w:tcPr>
-          <w:p>
-            <w:r>
-              <w:t>Ausloeser, Mechanismus, Wirkungsempfaenger, Zustand und Rueckkopplung werden sichtbar.</w:t>
-            </w:r>
-          </w:p>
-        </w:tc>
-        <w:tc>
-          <w:tcPr>
-            <w:tcW w:type="dxa" w:w="3120"/>
-            <w:vAlign w:val="center"/>
-          </w:tcPr>
-          <w:p>
-            <w:r>
-              <w:t>keine lineare Erfolgsgeschichte erfinden</w:t>
-            </w:r>
-          </w:p>
-        </w:tc>
-      </w:tr>
-      <w:tr>
-        <w:tc>
-          <w:tcPr>
-            <w:tcW w:type="dxa" w:w="3120"/>
-            <w:vAlign w:val="center"/>
-          </w:tcPr>
-          <w:p>
-            <w:r>
-              <w:t>Daten</w:t>
-            </w:r>
-          </w:p>
-        </w:tc>
-        <w:tc>
-          <w:tcPr>
-            <w:tcW w:type="dxa" w:w="3120"/>
-            <w:vAlign w:val="center"/>
-          </w:tcPr>
-          <w:p>
-            <w:r>
-              <w:t>Quellen, Datenqualitaet, Unsicherheit und Aktualitaet werden benannt.</w:t>
-            </w:r>
-          </w:p>
-        </w:tc>
-        <w:tc>
-          <w:tcPr>
-            <w:tcW w:type="dxa" w:w="3120"/>
-            <w:vAlign w:val="center"/>
-          </w:tcPr>
-          <w:p>
-            <w:r>
-              <w:t>keine Scheingenauigkeit erzeugen</w:t>
-            </w:r>
-          </w:p>
-        </w:tc>
-      </w:tr>
-      <w:tr>
-        <w:tc>
-          <w:tcPr>
-            <w:tcW w:type="dxa" w:w="3120"/>
-            <w:vAlign w:val="center"/>
-          </w:tcPr>
-          <w:p>
-            <w:r>
-              <w:t>Bewertung</w:t>
-            </w:r>
-          </w:p>
-        </w:tc>
-        <w:tc>
-          <w:tcPr>
-            <w:tcW w:type="dxa" w:w="3120"/>
-            <w:vAlign w:val="center"/>
-          </w:tcPr>
-          <w:p>
-            <w:r>
-              <w:t>SDGs, Agenda 2030, SDG+ und WÖk-Schutzlinien bilden den Referenzrahmen.</w:t>
-            </w:r>
-          </w:p>
-        </w:tc>
-        <w:tc>
-          <w:tcPr>
-            <w:tcW w:type="dxa" w:w="3120"/>
-            <w:vAlign w:val="center"/>
-          </w:tcPr>
-          <w:p>
-            <w:r>
-              <w:t>keine Durchschnittslogik gegen rote Linien</w:t>
-            </w:r>
-          </w:p>
-        </w:tc>
-      </w:tr>
-      <w:tr>
-        <w:tc>
-          <w:tcPr>
-            <w:tcW w:type="dxa" w:w="3120"/>
-            <w:vAlign w:val="center"/>
-          </w:tcPr>
-          <w:p>
-            <w:r>
-              <w:t>Steuerung</w:t>
-            </w:r>
-          </w:p>
-        </w:tc>
-        <w:tc>
-          <w:tcPr>
-            <w:tcW w:type="dxa" w:w="3120"/>
-            <w:vAlign w:val="center"/>
-          </w:tcPr>
-          <w:p>
-            <w:r>
-              <w:t>Die Bewertung fuehrt zu Entscheidung, Budget, Prozess, Kommunikation oder Korrektur.</w:t>
-            </w:r>
-          </w:p>
-        </w:tc>
-        <w:tc>
-          <w:tcPr>
-            <w:tcW w:type="dxa" w:w="3120"/>
-            <w:vAlign w:val="center"/>
-          </w:tcPr>
-          <w:p>
-            <w:r>
-              <w:t>kein Reporting ohne Rueckkopplung</w:t>
-            </w:r>
-          </w:p>
-        </w:tc>
-      </w:tr>
-    </w:tbl>
-    <w:p/>
-    <w:p>
-      <w:pPr>
-        <w:pStyle w:val="Heading3"/>
-      </w:pPr>
-      <w:r>
-        <w:t>Vertiefungsrunde 1: Lesen, pruefen, rueckkoppeln</w:t>
-      </w:r>
-    </w:p>
-    <w:p>
-      <w:r>
-        <w:t>Die folgende Runde verdichtet WC-V8 nicht durch neue Schlagworte, sondern durch wiederholte Anwendung auf unterschiedliche Entscheidungsebenen. Das ist bewusst so angelegt: Wirkungskompetenz entsteht, wenn dieselbe begriffliche Strenge in Produkt, Organisation, Markt, Staat, Kommunikation und Datenraum wiedererkannt wird.</w:t>
-      </w:r>
-    </w:p>
-    <w:p>
-      <w:r>
-        <w:t>Begriffliche Schaerfung. Fuer Wirkung in CAPEX, OPEX, Portfolio und Einkauf bedeutet praezise Sprache die erste Sicherung gegen Impact-Washing ist, dass die Analyse nicht bei einer Aktivitaet, einem guten Willen oder einer Kennzahl stehen bleiben darf. Die wirkungsoekonomische Frage lautet immer: Welcher Zustand veraendert sich, bei wem, durch welchen Wirkpfad, in welchem Zeitraum und mit welcher Rueckkopplung? Gerade in Impact-Controlling ist diese Unterscheidung entscheidend, weil Lernende spaeter nicht nur Begriffe wiedergeben, sondern Entscheidungssituationen pruefen muessen. Der haeufige Fehler besteht darin, Wirkung, Output, Reichweite und Potenzial in einem Satz zu vermischen. Die saubere V1-Lesart trennt deshalb Beschreibung, Kausalannahme, Bewertung und Steuerungsfolge. In der Praxis sollte jede Wirkungsaussage als kurze Viererprobe formuliert werden: Zustand, Betroffene, Quelle, offene Unsicherheit. So wird aus dem Thema kein isoliertes Kapitel, sondern ein pruefbarer Baustein der WÖk-Architektur.</w:t>
-      </w:r>
-    </w:p>
-    <w:p>
-      <w:r>
-        <w:t>Wirkpfad-Logik. Fuer Wirkung in CAPEX, OPEX, Portfolio und Einkauf bedeutet ein Thema erst dann steuerbar wird, wenn der Mechanismus zwischen Ausloeser und Zustandsveraenderung beschrieben ist, dass die Analyse nicht bei einer Aktivitaet, einem guten Willen oder einer Kennzahl stehen bleiben darf. Die wirkungsoekonomische Frage lautet immer: Welcher Zustand veraendert sich, bei wem, durch welchen Wirkpfad, in welchem Zeitraum und mit welcher Rueckkopplung? Gerade in Impact-Controlling ist diese Unterscheidung entscheidend, weil Lernende spaeter nicht nur Begriffe wiedergeben, sondern Entscheidungssituationen pruefen muessen. Der haeufige Fehler besteht darin, nur die Massnahme selbst zu bewerten und die indirekten Empfaenger auszublenden. Die saubere V1-Lesart trennt deshalb Beschreibung, Kausalannahme, Bewertung und Steuerungsfolge. Eine gute Fallanalyse zeichnet mindestens einen direkten und einen indirekten Wirkpfad nach. So wird aus dem Thema kein isoliertes Kapitel, sondern ein pruefbarer Baustein der WÖk-Architektur.</w:t>
-      </w:r>
-    </w:p>
-    <w:p>
-      <w:r>
-        <w:t>Daten- und Quellenklarheit. Fuer Wirkung in CAPEX, OPEX, Portfolio und Einkauf bedeutet jede Bewertung nur so belastbar ist wie Datenlage, Quellenstatus und Aktualitaet, dass die Analyse nicht bei einer Aktivitaet, einem guten Willen oder einer Kennzahl stehen bleiben darf. Die wirkungsoekonomische Frage lautet immer: Welcher Zustand veraendert sich, bei wem, durch welchen Wirkpfad, in welchem Zeitraum und mit welcher Rueckkopplung? Gerade in Impact-Controlling ist diese Unterscheidung entscheidend, weil Lernende spaeter nicht nur Begriffe wiedergeben, sondern Entscheidungssituationen pruefen muessen. Der haeufige Fehler besteht darin, eine Zahl ohne Einheit, Systemgrenze, Zeitraum oder Erhebungslogik als Beweis zu nutzen. Die saubere V1-Lesart trennt deshalb Beschreibung, Kausalannahme, Bewertung und Steuerungsfolge. Die Lernenden sollen Daten nicht dekorativ zitieren, sondern ihre Aussagekraft, Luecken und Grenzen offenlegen. So wird aus dem Thema kein isoliertes Kapitel, sondern ein pruefbarer Baustein der WÖk-Architektur.</w:t>
-      </w:r>
-    </w:p>
-    <w:p>
-      <w:r>
-        <w:t>Fallfenster zur Anwendung. Ein Controlling-Team moechte einen Score bilden. Das Skript verlangt, dass Datenqualitaet, Systemgrenzen, Gewichtung, Unsicherheit und Nichtkompensation sichtbar bleiben. Ein Score darf die Diskussion nicht beenden, sondern muss bessere Fragen, Priorisierung und Rueckkopplung ermoeglichen. Bezogen auf Wirkung in CAPEX, OPEX, Portfolio und Einkauf heisst das: Die Analyse muss das konkrete Thema ernst nehmen und zugleich den allgemeinen WÖk-Massstab halten. Es geht nicht darum, die Welt in gute und schlechte Akteure einzuteilen. Es geht darum, Wirkpfade, Wirkungsempfaenger, Datenqualitaet, Risiken und Rueckkopplung so zu beschreiben, dass bessere Entscheidungen moeglich werden.</w:t>
-      </w:r>
-    </w:p>
-    <w:p>
-      <w:r>
-        <w:t>Ambivalenz. Fuer Wirkung in CAPEX, OPEX, Portfolio und Einkauf bedeutet positive und negative Zustandsveraenderungen gleichzeitig auftreten koennen, dass die Analyse nicht bei einer Aktivitaet, einem guten Willen oder einer Kennzahl stehen bleiben darf. Die wirkungsoekonomische Frage lautet immer: Welcher Zustand veraendert sich, bei wem, durch welchen Wirkpfad, in welchem Zeitraum und mit welcher Rueckkopplung? Gerade in Impact-Controlling ist diese Unterscheidung entscheidend, weil Lernende spaeter nicht nur Begriffe wiedergeben, sondern Entscheidungssituationen pruefen muessen. Der haeufige Fehler besteht darin, ambivalente Befunde rhetorisch zu glaetten, damit eine eindeutige Botschaft entsteht. Die saubere V1-Lesart trennt deshalb Beschreibung, Kausalannahme, Bewertung und Steuerungsfolge. Ein gutes Skript fuehrt deshalb Profile, Zielkonflikte und offene Punkte nebeneinander. So wird aus dem Thema kein isoliertes Kapitel, sondern ein pruefbarer Baustein der WÖk-Architektur.</w:t>
-      </w:r>
-    </w:p>
-    <w:p>
-      <w:r>
-        <w:t>Nichtkompensation. Fuer Wirkung in CAPEX, OPEX, Portfolio und Einkauf bedeutet schwere zentrale Schaeden nicht durch beliebige positive Einzelwerte neutralisiert werden duerfen, dass die Analyse nicht bei einer Aktivitaet, einem guten Willen oder einer Kennzahl stehen bleiben darf. Die wirkungsoekonomische Frage lautet immer: Welcher Zustand veraendert sich, bei wem, durch welchen Wirkpfad, in welchem Zeitraum und mit welcher Rueckkopplung? Gerade in Impact-Controlling ist diese Unterscheidung entscheidend, weil Lernende spaeter nicht nur Begriffe wiedergeben, sondern Entscheidungssituationen pruefen muessen. Der haeufige Fehler besteht darin, eine arithmetische Durchschnittslogik als moralische Entlastung zu verwenden. Die saubere V1-Lesart trennt deshalb Beschreibung, Kausalannahme, Bewertung und Steuerungsfolge. Reverse Merit Order und rote Linien sind Schutzregeln gegen Schoenrechnung. So wird aus dem Thema kein isoliertes Kapitel, sondern ein pruefbarer Baustein der WÖk-Architektur.</w:t>
-      </w:r>
-    </w:p>
-    <w:p>
-      <w:r>
-        <w:t>Pruefungsnahe Transferfrage. Formuliere zu WC-V8 eine Wirkungsaussage in drei Saetzen: Erstens den beobachteten oder plausiblen Zustand, zweitens die Daten- oder Quellenlage, drittens die offene Unsicherheit samt Rueckkopplung. Die Antwort muss ohne moralische Personenbewertung auskommen und darf Reichweite nicht mit Wirkung verwechseln.</w:t>
-      </w:r>
-    </w:p>
-    <w:p>
-      <w:r>
-        <w:t>Rueckkopplung. Fuer Wirkung in CAPEX, OPEX, Portfolio und Einkauf bedeutet Wirkungswissen erst dann wertvoll wird, wenn es Entscheidungen veraendert, dass die Analyse nicht bei einer Aktivitaet, einem guten Willen oder einer Kennzahl stehen bleiben darf. Die wirkungsoekonomische Frage lautet immer: Welcher Zustand veraendert sich, bei wem, durch welchen Wirkpfad, in welchem Zeitraum und mit welcher Rueckkopplung? Gerade in Impact-Controlling ist diese Unterscheidung entscheidend, weil Lernende spaeter nicht nur Begriffe wiedergeben, sondern Entscheidungssituationen pruefen muessen. Der haeufige Fehler besteht darin, einen Bericht als Endpunkt zu betrachten. Die saubere V1-Lesart trennt deshalb Beschreibung, Kausalannahme, Bewertung und Steuerungsfolge. Jeder Analyseblock sollte fragen, welche Routine, welcher Prozess oder welche Ressource nach der Bewertung angepasst wird. So wird aus dem Thema kein isoliertes Kapitel, sondern ein pruefbarer Baustein der WÖk-Architektur.</w:t>
-      </w:r>
-    </w:p>
-    <w:p>
-      <w:r>
-        <w:t>Fallfenster zur Anwendung. Ein Kommunikationsbericht nennt viele Aktivitaeten, Reichweiten und Rueckmeldungen. Die V1-Pruefung fragt, ob daraus eine belastbare Wirkungsaussage folgt. Wenn nur Kontakte, Klicks oder Zustimmung vorliegen, bleibt die Aussage im Bereich Wirkungspotenzial oder Resonanz, nicht im Bereich nachgewiesener Wirkung. Bezogen auf Wirkung in CAPEX, OPEX, Portfolio und Einkauf heisst das: Die Analyse muss das konkrete Thema ernst nehmen und zugleich den allgemeinen WÖk-Massstab halten. Es geht nicht darum, die Welt in gute und schlechte Akteure einzuteilen. Es geht darum, Wirkpfade, Wirkungsempfaenger, Datenqualitaet, Risiken und Rueckkopplung so zu beschreiben, dass bessere Entscheidungen moeglich werden.</w:t>
-      </w:r>
-    </w:p>
-    <w:p>
-      <w:r>
-        <w:t>Governance. Fuer Wirkung in CAPEX, OPEX, Portfolio und Einkauf bedeutet Wirkungsbewertung Verfahren, Rechte, Transparenz und Korrektur braucht, dass die Analyse nicht bei einer Aktivitaet, einem guten Willen oder einer Kennzahl stehen bleiben darf. Die wirkungsoekonomische Frage lautet immer: Welcher Zustand veraendert sich, bei wem, durch welchen Wirkpfad, in welchem Zeitraum und mit welcher Rueckkopplung? Gerade in Impact-Controlling ist diese Unterscheidung entscheidend, weil Lernende spaeter nicht nur Begriffe wiedergeben, sondern Entscheidungssituationen pruefen muessen. Der haeufige Fehler besteht darin, Bewertung als technokratische Top-down-Setzung zu verstehen. Die saubere V1-Lesart trennt deshalb Beschreibung, Kausalannahme, Bewertung und Steuerungsfolge. Betroffene, Datenhalter, Entscheider und Kontrollinstanzen muessen unterscheidbare Rollen behalten. So wird aus dem Thema kein isoliertes Kapitel, sondern ein pruefbarer Baustein der WÖk-Architektur.</w:t>
-      </w:r>
-    </w:p>
-    <w:p>
-      <w:r>
-        <w:t>Didaktische Pruefbarkeit. Fuer Wirkung in CAPEX, OPEX, Portfolio und Einkauf bedeutet das Thema in der Akademie nicht nur erklaert, sondern in Falllogik ueberfuehrt werden muss, dass die Analyse nicht bei einer Aktivitaet, einem guten Willen oder einer Kennzahl stehen bleiben darf. Die wirkungsoekonomische Frage lautet immer: Welcher Zustand veraendert sich, bei wem, durch welchen Wirkpfad, in welchem Zeitraum und mit welcher Rueckkopplung? Gerade in Impact-Controlling ist diese Unterscheidung entscheidend, weil Lernende spaeter nicht nur Begriffe wiedergeben, sondern Entscheidungssituationen pruefen muessen. Der haeufige Fehler besteht darin, reines Auswendiglernen als Kompetenznachweis zu behandeln. Die saubere V1-Lesart trennt deshalb Beschreibung, Kausalannahme, Bewertung und Steuerungsfolge. Pruefungsfragen sollen Begriffe, Anwendung und rote Linien verbinden. So wird aus dem Thema kein isoliertes Kapitel, sondern ein pruefbarer Baustein der WÖk-Architektur.</w:t>
-      </w:r>
-    </w:p>
-    <w:p>
-      <w:r>
-        <w:t>Transfer in Organisationen. Fuer Wirkung in CAPEX, OPEX, Portfolio und Einkauf bedeutet WÖk-Begriffe im Alltag nur tragen, wenn sie in Routinen uebersetzt werden, dass die Analyse nicht bei einer Aktivitaet, einem guten Willen oder einer Kennzahl stehen bleiben darf. Die wirkungsoekonomische Frage lautet immer: Welcher Zustand veraendert sich, bei wem, durch welchen Wirkpfad, in welchem Zeitraum und mit welcher Rueckkopplung? Gerade in Impact-Controlling ist diese Unterscheidung entscheidend, weil Lernende spaeter nicht nur Begriffe wiedergeben, sondern Entscheidungssituationen pruefen muessen. Der haeufige Fehler besteht darin, die Verantwortung an eine Nachhaltigkeitsabteilung auszulagern. Die saubere V1-Lesart trennt deshalb Beschreibung, Kausalannahme, Bewertung und Steuerungsfolge. Strategie, Einkauf, Kommunikation, Controlling und Fuehrung muessen denselben Wirkungsbegriff verwenden. So wird aus dem Thema kein isoliertes Kapitel, sondern ein pruefbarer Baustein der WÖk-Architektur.</w:t>
-      </w:r>
-    </w:p>
-    <w:p>
-      <w:r>
-        <w:t>Fallfenster zur Anwendung. Eine Organisation plant eine Massnahme und formuliert dazu eine positive Absicht. In der WÖk reicht das nicht. Fuer diese Vorlesung muss sichtbar werden, welche Zustandsveraenderung erwartet wird, welche Empfaenger direkt oder indirekt betroffen sind, welche Nebenwirkungen entstehen koennen und welche Entscheidung spaeter korrigiert wird. Bezogen auf Wirkung in CAPEX, OPEX, Portfolio und Einkauf heisst das: Die Analyse muss das konkrete Thema ernst nehmen und zugleich den allgemeinen WÖk-Massstab halten. Es geht nicht darum, die Welt in gute und schlechte Akteure einzuteilen. Es geht darum, Wirkpfade, Wirkungsempfaenger, Datenqualitaet, Risiken und Rueckkopplung so zu beschreiben, dass bessere Entscheidungen moeglich werden.</w:t>
-      </w:r>
-    </w:p>
-    <w:p>
-      <w:r>
-        <w:t>Rueckfluss in den Korpus. Fuer Wirkung in CAPEX, OPEX, Portfolio und Einkauf bedeutet jedes Studienskript den Gesamtbestand schaerfen kann, dass die Analyse nicht bei einer Aktivitaet, einem guten Willen oder einer Kennzahl stehen bleiben darf. Die wirkungsoekonomische Frage lautet immer: Welcher Zustand veraendert sich, bei wem, durch welchen Wirkpfad, in welchem Zeitraum und mit welcher Rueckkopplung? Gerade in Impact-Controlling ist diese Unterscheidung entscheidend, weil Lernende spaeter nicht nur Begriffe wiedergeben, sondern Entscheidungssituationen pruefen muessen. Der haeufige Fehler besteht darin, neue Einsichten nur lokal im Skript zu belassen. Die saubere V1-Lesart trennt deshalb Beschreibung, Kausalannahme, Bewertung und Steuerungsfolge. Glossar, Website, Journal, Dossiers und Visuals sollen aus der Skriptarbeit lernen. So wird aus dem Thema kein isoliertes Kapitel, sondern ein pruefbarer Baustein der WÖk-Architektur.</w:t>
-      </w:r>
-    </w:p>
-    <w:p>
-      <w:r>
-        <w:t>Pruefungsnahe Transferfrage. Formuliere zu WC-V8 eine Wirkungsaussage in drei Saetzen: Erstens den beobachteten oder plausiblen Zustand, zweitens die Daten- oder Quellenlage, drittens die offene Unsicherheit samt Rueckkopplung. Die Antwort muss ohne moralische Personenbewertung auskommen und darf Reichweite nicht mit Wirkung verwechseln.</w:t>
-      </w:r>
-    </w:p>
-    <w:p>
-      <w:pPr>
-        <w:pStyle w:val="Heading3"/>
-      </w:pPr>
-      <w:r>
-        <w:t>Vertiefungsrunde 2: Lesen, pruefen, rueckkoppeln</w:t>
-      </w:r>
-    </w:p>
-    <w:p>
-      <w:r>
-        <w:t>Die folgende Runde verdichtet WC-V8 nicht durch neue Schlagworte, sondern durch wiederholte Anwendung auf unterschiedliche Entscheidungsebenen. Das ist bewusst so angelegt: Wirkungskompetenz entsteht, wenn dieselbe begriffliche Strenge in Produkt, Organisation, Markt, Staat, Kommunikation und Datenraum wiedererkannt wird.</w:t>
-      </w:r>
-    </w:p>
-    <w:p>
-      <w:r>
-        <w:t>Begriffliche Schaerfung. Fuer Wirkung in CAPEX, OPEX, Portfolio und Einkauf bedeutet praezise Sprache die erste Sicherung gegen Impact-Washing ist, dass die Analyse nicht bei einer Aktivitaet, einem guten Willen oder einer Kennzahl stehen bleiben darf. Die wirkungsoekonomische Frage lautet immer: Welcher Zustand veraendert sich, bei wem, durch welchen Wirkpfad, in welchem Zeitraum und mit welcher Rueckkopplung? Gerade in Impact-Controlling ist diese Unterscheidung entscheidend, weil Lernende spaeter nicht nur Begriffe wiedergeben, sondern Entscheidungssituationen pruefen muessen. Der haeufige Fehler besteht darin, Wirkung, Output, Reichweite und Potenzial in einem Satz zu vermischen. Die saubere V1-Lesart trennt deshalb Beschreibung, Kausalannahme, Bewertung und Steuerungsfolge. In der Praxis sollte jede Wirkungsaussage als kurze Viererprobe formuliert werden: Zustand, Betroffene, Quelle, offene Unsicherheit. So wird aus dem Thema kein isoliertes Kapitel, sondern ein pruefbarer Baustein der WÖk-Architektur.</w:t>
-      </w:r>
-    </w:p>
-    <w:p>
-      <w:r>
-        <w:t>Wirkpfad-Logik. Fuer Wirkung in CAPEX, OPEX, Portfolio und Einkauf bedeutet ein Thema erst dann steuerbar wird, wenn der Mechanismus zwischen Ausloeser und Zustandsveraenderung beschrieben ist, dass die Analyse nicht bei einer Aktivitaet, einem guten Willen oder einer Kennzahl stehen bleiben darf. Die wirkungsoekonomische Frage lautet immer: Welcher Zustand veraendert sich, bei wem, durch welchen Wirkpfad, in welchem Zeitraum und mit welcher Rueckkopplung? Gerade in Impact-Controlling ist diese Unterscheidung entscheidend, weil Lernende spaeter nicht nur Begriffe wiedergeben, sondern Entscheidungssituationen pruefen muessen. Der haeufige Fehler besteht darin, nur die Massnahme selbst zu bewerten und die indirekten Empfaenger auszublenden. Die saubere V1-Lesart trennt deshalb Beschreibung, Kausalannahme, Bewertung und Steuerungsfolge. Eine gute Fallanalyse zeichnet mindestens einen direkten und einen indirekten Wirkpfad nach. So wird aus dem Thema kein isoliertes Kapitel, sondern ein pruefbarer Baustein der WÖk-Architektur.</w:t>
-      </w:r>
-    </w:p>
-    <w:p>
-      <w:r>
-        <w:t>Fallfenster zur Anwendung. Eine Fuehrungsentscheidung erzeugt zugleich Nutzen und Risiken. Die WÖk behandelt Ambivalenz nicht als Stoerung, sondern als Kern der Analyse. Positive Netto-Wirkung darf erst behauptet werden, wenn zentrale negative Wirkungen getrennt geprueft und rote Linien gewahrt sind. Bezogen auf Wirkung in CAPEX, OPEX, Portfolio und Einkauf heisst das: Die Analyse muss das konkrete Thema ernst nehmen und zugleich den allgemeinen WÖk-Massstab halten. Es geht nicht darum, die Welt in gute und schlechte Akteure einzuteilen. Es geht darum, Wirkpfade, Wirkungsempfaenger, Datenqualitaet, Risiken und Rueckkopplung so zu beschreiben, dass bessere Entscheidungen moeglich werden.</w:t>
-      </w:r>
-    </w:p>
-    <w:p>
-      <w:r>
-        <w:t>Daten- und Quellenklarheit. Fuer Wirkung in CAPEX, OPEX, Portfolio und Einkauf bedeutet jede Bewertung nur so belastbar ist wie Datenlage, Quellenstatus und Aktualitaet, dass die Analyse nicht bei einer Aktivitaet, einem guten Willen oder einer Kennzahl stehen bleiben darf. Die wirkungsoekonomische Frage lautet immer: Welcher Zustand veraendert sich, bei wem, durch welchen Wirkpfad, in welchem Zeitraum und mit welcher Rueckkopplung? Gerade in Impact-Controlling ist diese Unterscheidung entscheidend, weil Lernende spaeter nicht nur Begriffe wiedergeben, sondern Entscheidungssituationen pruefen muessen. Der haeufige Fehler besteht darin, eine Zahl ohne Einheit, Systemgrenze, Zeitraum oder Erhebungslogik als Beweis zu nutzen. Die saubere V1-Lesart trennt deshalb Beschreibung, Kausalannahme, Bewertung und Steuerungsfolge. Die Lernenden sollen Daten nicht dekorativ zitieren, sondern ihre Aussagekraft, Luecken und Grenzen offenlegen. So wird aus dem Thema kein isoliertes Kapitel, sondern ein pruefbarer Baustein der WÖk-Architektur.</w:t>
-      </w:r>
-    </w:p>
-    <w:p>
-      <w:r>
-        <w:t>Ambivalenz. Fuer Wirkung in CAPEX, OPEX, Portfolio und Einkauf bedeutet positive und negative Zustandsveraenderungen gleichzeitig auftreten koennen, dass die Analyse nicht bei einer Aktivitaet, einem guten Willen oder einer Kennzahl stehen bleiben darf. Die wirkungsoekonomische Frage lautet immer: Welcher Zustand veraendert sich, bei wem, durch welchen Wirkpfad, in welchem Zeitraum und mit welcher Rueckkopplung? Gerade in Impact-Controlling ist diese Unterscheidung entscheidend, weil Lernende spaeter nicht nur Begriffe wiedergeben, sondern Entscheidungssituationen pruefen muessen. Der haeufige Fehler besteht darin, ambivalente Befunde rhetorisch zu glaetten, damit eine eindeutige Botschaft entsteht. Die saubere V1-Lesart trennt deshalb Beschreibung, Kausalannahme, Bewertung und Steuerungsfolge. Ein gutes Skript fuehrt deshalb Profile, Zielkonflikte und offene Punkte nebeneinander. So wird aus dem Thema kein isoliertes Kapitel, sondern ein pruefbarer Baustein der WÖk-Architektur.</w:t>
-      </w:r>
-    </w:p>
-    <w:p>
-      <w:r>
-        <w:t>Nichtkompensation. Fuer Wirkung in CAPEX, OPEX, Portfolio und Einkauf bedeutet schwere zentrale Schaeden nicht durch beliebige positive Einzelwerte neutralisiert werden duerfen, dass die Analyse nicht bei einer Aktivitaet, einem guten Willen oder einer Kennzahl stehen bleiben darf. Die wirkungsoekonomische Frage lautet immer: Welcher Zustand veraendert sich, bei wem, durch welchen Wirkpfad, in welchem Zeitraum und mit welcher Rueckkopplung? Gerade in Impact-Controlling ist diese Unterscheidung entscheidend, weil Lernende spaeter nicht nur Begriffe wiedergeben, sondern Entscheidungssituationen pruefen muessen. Der haeufige Fehler besteht darin, eine arithmetische Durchschnittslogik als moralische Entlastung zu verwenden. Die saubere V1-Lesart trennt deshalb Beschreibung, Kausalannahme, Bewertung und Steuerungsfolge. Reverse Merit Order und rote Linien sind Schutzregeln gegen Schoenrechnung. So wird aus dem Thema kein isoliertes Kapitel, sondern ein pruefbarer Baustein der WÖk-Architektur.</w:t>
-      </w:r>
-    </w:p>
-    <w:p>
-      <w:r>
-        <w:t>Fallfenster zur Anwendung. Ein Controlling-Team moechte einen Score bilden. Das Skript verlangt, dass Datenqualitaet, Systemgrenzen, Gewichtung, Unsicherheit und Nichtkompensation sichtbar bleiben. Ein Score darf die Diskussion nicht beenden, sondern muss bessere Fragen, Priorisierung und Rueckkopplung ermoeglichen. Bezogen auf Wirkung in CAPEX, OPEX, Portfolio und Einkauf heisst das: Die Analyse muss das konkrete Thema ernst nehmen und zugleich den allgemeinen WÖk-Massstab halten. Es geht nicht darum, die Welt in gute und schlechte Akteure einzuteilen. Es geht darum, Wirkpfade, Wirkungsempfaenger, Datenqualitaet, Risiken und Rueckkopplung so zu beschreiben, dass bessere Entscheidungen moeglich werden.</w:t>
-      </w:r>
-    </w:p>
-    <w:p>
-      <w:r>
-        <w:t>Pruefungsnahe Transferfrage. Formuliere zu WC-V8 eine Wirkungsaussage in drei Saetzen: Erstens den beobachteten oder plausiblen Zustand, zweitens die Daten- oder Quellenlage, drittens die offene Unsicherheit samt Rueckkopplung. Die Antwort muss ohne moralische Personenbewertung auskommen und darf Reichweite nicht mit Wirkung verwechseln.</w:t>
-      </w:r>
-    </w:p>
-    <w:p>
-      <w:r>
-        <w:t>Rueckkopplung. Fuer Wirkung in CAPEX, OPEX, Portfolio und Einkauf bedeutet Wirkungswissen erst dann wertvoll wird, wenn es Entscheidungen veraendert, dass die Analyse nicht bei einer Aktivitaet, einem guten Willen oder einer Kennzahl stehen bleiben darf. Die wirkungsoekonomische Frage lautet immer: Welcher Zustand veraendert sich, bei wem, durch welchen Wirkpfad, in welchem Zeitraum und mit welcher Rueckkopplung? Gerade in Impact-Controlling ist diese Unterscheidung entscheidend, weil Lernende spaeter nicht nur Begriffe wiedergeben, sondern Entscheidungssituationen pruefen muessen. Der haeufige Fehler besteht darin, einen Bericht als Endpunkt zu betrachten. Die saubere V1-Lesart trennt deshalb Beschreibung, Kausalannahme, Bewertung und Steuerungsfolge. Jeder Analyseblock sollte fragen, welche Routine, welcher Prozess oder welche Ressource nach der Bewertung angepasst wird. So wird aus dem Thema kein isoliertes Kapitel, sondern ein pruefbarer Baustein der WÖk-Architektur.</w:t>
-      </w:r>
-    </w:p>
-    <w:p>
-      <w:r>
-        <w:t>Governance. Fuer Wirkung in CAPEX, OPEX, Portfolio und Einkauf bedeutet Wirkungsbewertung Verfahren, Rechte, Transparenz und Korrektur braucht, dass die Analyse nicht bei einer Aktivitaet, einem guten Willen oder einer Kennzahl stehen bleiben darf. Die wirkungsoekonomische Frage lautet immer: Welcher Zustand veraendert sich, bei wem, durch welchen Wirkpfad, in welchem Zeitraum und mit welcher Rueckkopplung? Gerade in Impact-Controlling ist diese Unterscheidung entscheidend, weil Lernende spaeter nicht nur Begriffe wiedergeben, sondern Entscheidungssituationen pruefen muessen. Der haeufige Fehler besteht darin, Bewertung als technokratische Top-down-Setzung zu verstehen. Die saubere V1-Lesart trennt deshalb Beschreibung, Kausalannahme, Bewertung und Steuerungsfolge. Betroffene, Datenhalter, Entscheider und Kontrollinstanzen muessen unterscheidbare Rollen behalten. So wird aus dem Thema kein isoliertes Kapitel, sondern ein pruefbarer Baustein der WÖk-Architektur.</w:t>
-      </w:r>
-    </w:p>
-    <w:p>
-      <w:r>
-        <w:t>Didaktische Pruefbarkeit. Fuer Wirkung in CAPEX, OPEX, Portfolio und Einkauf bedeutet das Thema in der Akademie nicht nur erklaert, sondern in Falllogik ueberfuehrt werden muss, dass die Analyse nicht bei einer Aktivitaet, einem guten Willen oder einer Kennzahl stehen bleiben darf. Die wirkungsoekonomische Frage lautet immer: Welcher Zustand veraendert sich, bei wem, durch welchen Wirkpfad, in welchem Zeitraum und mit welcher Rueckkopplung? Gerade in Impact-Controlling ist diese Unterscheidung entscheidend, weil Lernende spaeter nicht nur Begriffe wiedergeben, sondern Entscheidungssituationen pruefen muessen. Der haeufige Fehler besteht darin, reines Auswendiglernen als Kompetenznachweis zu behandeln. Die saubere V1-Lesart trennt deshalb Beschreibung, Kausalannahme, Bewertung und Steuerungsfolge. Pruefungsfragen sollen Begriffe, Anwendung und rote Linien verbinden. So wird aus dem Thema kein isoliertes Kapitel, sondern ein pruefbarer Baustein der WÖk-Architektur.</w:t>
-      </w:r>
-    </w:p>
-    <w:p>
-      <w:r>
-        <w:t>Fallfenster zur Anwendung. Ein Kommunikationsbericht nennt viele Aktivitaeten, Reichweiten und Rueckmeldungen. Die V1-Pruefung fragt, ob daraus eine belastbare Wirkungsaussage folgt. Wenn nur Kontakte, Klicks oder Zustimmung vorliegen, bleibt die Aussage im Bereich Wirkungspotenzial oder Resonanz, nicht im Bereich nachgewiesener Wirkung. Bezogen auf Wirkung in CAPEX, OPEX, Portfolio und Einkauf heisst das: Die Analyse muss das konkrete Thema ernst nehmen und zugleich den allgemeinen WÖk-Massstab halten. Es geht nicht darum, die Welt in gute und schlechte Akteure einzuteilen. Es geht darum, Wirkpfade, Wirkungsempfaenger, Datenqualitaet, Risiken und Rueckkopplung so zu beschreiben, dass bessere Entscheidungen moeglich werden.</w:t>
-      </w:r>
-    </w:p>
-    <w:p>
-      <w:r>
-        <w:t>Transfer in Organisationen. Fuer Wirkung in CAPEX, OPEX, Portfolio und Einkauf bedeutet WÖk-Begriffe im Alltag nur tragen, wenn sie in Routinen uebersetzt werden, dass die Analyse nicht bei einer Aktivitaet, einem guten Willen oder einer Kennzahl stehen bleiben darf. Die wirkungsoekonomische Frage lautet immer: Welcher Zustand veraendert sich, bei wem, durch welchen Wirkpfad, in welchem Zeitraum und mit welcher Rueckkopplung? Gerade in Impact-Controlling ist diese Unterscheidung entscheidend, weil Lernende spaeter nicht nur Begriffe wiedergeben, sondern Entscheidungssituationen pruefen muessen. Der haeufige Fehler besteht darin, die Verantwortung an eine Nachhaltigkeitsabteilung auszulagern. Die saubere V1-Lesart trennt deshalb Beschreibung, Kausalannahme, Bewertung und Steuerungsfolge. Strategie, Einkauf, Kommunikation, Controlling und Fuehrung muessen denselben Wirkungsbegriff verwenden. So wird aus dem Thema kein isoliertes Kapitel, sondern ein pruefbarer Baustein der WÖk-Architektur.</w:t>
-      </w:r>
-    </w:p>
-    <w:p>
-      <w:r>
-        <w:t>Rueckfluss in den Korpus. Fuer Wirkung in CAPEX, OPEX, Portfolio und Einkauf bedeutet jedes Studienskript den Gesamtbestand schaerfen kann, dass die Analyse nicht bei einer Aktivitaet, einem guten Willen oder einer Kennzahl stehen bleiben darf. Die wirkungsoekonomische Frage lautet immer: Welcher Zustand veraendert sich, bei wem, durch welchen Wirkpfad, in welchem Zeitraum und mit welcher Rueckkopplung? Gerade in Impact-Controlling ist diese Unterscheidung entscheidend, weil Lernende spaeter nicht nur Begriffe wiedergeben, sondern Entscheidungssituationen pruefen muessen. Der haeufige Fehler besteht darin, neue Einsichten nur lokal im Skript zu belassen. Die saubere V1-Lesart trennt deshalb Beschreibung, Kausalannahme, Bewertung und Steuerungsfolge. Glossar, Website, Journal, Dossiers und Visuals sollen aus der Skriptarbeit lernen. So wird aus dem Thema kein isoliertes Kapitel, sondern ein pruefbarer Baustein der WÖk-Architektur.</w:t>
-      </w:r>
-    </w:p>
-    <w:p>
-      <w:r>
-        <w:t>Pruefungsnahe Transferfrage. Formuliere zu WC-V8 eine Wirkungsaussage in drei Saetzen: Erstens den beobachteten oder plausiblen Zustand, zweitens die Daten- oder Quellenlage, drittens die offene Unsicherheit samt Rueckkopplung. Die Antwort muss ohne moralische Personenbewertung auskommen und darf Reichweite nicht mit Wirkung verwechseln.</w:t>
-      </w:r>
-    </w:p>
-    <w:p>
-      <w:pPr>
-        <w:pStyle w:val="Heading3"/>
-      </w:pPr>
-      <w:r>
-        <w:t>Vertiefungsrunde 3: Lesen, pruefen, rueckkoppeln</w:t>
-      </w:r>
-    </w:p>
-    <w:p>
-      <w:r>
-        <w:t>Die folgende Runde verdichtet WC-V8 nicht durch neue Schlagworte, sondern durch wiederholte Anwendung auf unterschiedliche Entscheidungsebenen. Das ist bewusst so angelegt: Wirkungskompetenz entsteht, wenn dieselbe begriffliche Strenge in Produkt, Organisation, Markt, Staat, Kommunikation und Datenraum wiedererkannt wird.</w:t>
-      </w:r>
-    </w:p>
-    <w:p>
-      <w:r>
-        <w:t>Begriffliche Schaerfung. Fuer Wirkung in CAPEX, OPEX, Portfolio und Einkauf bedeutet praezise Sprache die erste Sicherung gegen Impact-Washing ist, dass die Analyse nicht bei einer Aktivitaet, einem guten Willen oder einer Kennzahl stehen bleiben darf. Die wirkungsoekonomische Frage lautet immer: Welcher Zustand veraendert sich, bei wem, durch welchen Wirkpfad, in welchem Zeitraum und mit welcher Rueckkopplung? Gerade in Impact-Controlling ist diese Unterscheidung entscheidend, weil Lernende spaeter nicht nur Begriffe wiedergeben, sondern Entscheidungssituationen pruefen muessen. Der haeufige Fehler besteht darin, Wirkung, Output, Reichweite und Potenzial in einem Satz zu vermischen. Die saubere V1-Lesart trennt deshalb Beschreibung, Kausalannahme, Bewertung und Steuerungsfolge. In der Praxis sollte jede Wirkungsaussage als kurze Viererprobe formuliert werden: Zustand, Betroffene, Quelle, offene Unsicherheit. So wird aus dem Thema kein isoliertes Kapitel, sondern ein pruefbarer Baustein der WÖk-Architektur.</w:t>
-      </w:r>
-    </w:p>
-    <w:p>
-      <w:r>
-        <w:t>Fallfenster zur Anwendung. Eine Organisation plant eine Massnahme und formuliert dazu eine positive Absicht. In der WÖk reicht das nicht. Fuer diese Vorlesung muss sichtbar werden, welche Zustandsveraenderung erwartet wird, welche Empfaenger direkt oder indirekt betroffen sind, welche Nebenwirkungen entstehen koennen und welche Entscheidung spaeter korrigiert wird. Bezogen auf Wirkung in CAPEX, OPEX, Portfolio und Einkauf heisst das: Die Analyse muss das konkrete Thema ernst nehmen und zugleich den allgemeinen WÖk-Massstab halten. Es geht nicht darum, die Welt in gute und schlechte Akteure einzuteilen. Es geht darum, Wirkpfade, Wirkungsempfaenger, Datenqualitaet, Risiken und Rueckkopplung so zu beschreiben, dass bessere Entscheidungen moeglich werden.</w:t>
-      </w:r>
-    </w:p>
-    <w:p>
-      <w:r>
-        <w:t>Wirkpfad-Logik. Fuer Wirkung in CAPEX, OPEX, Portfolio und Einkauf bedeutet ein Thema erst dann steuerbar wird, wenn der Mechanismus zwischen Ausloeser und Zustandsveraenderung beschrieben ist, dass die Analyse nicht bei einer Aktivitaet, einem guten Willen oder einer Kennzahl stehen bleiben darf. Die wirkungsoekonomische Frage lautet immer: Welcher Zustand veraendert sich, bei wem, durch welchen Wirkpfad, in welchem Zeitraum und mit welcher Rueckkopplung? Gerade in Impact-Controlling ist diese Unterscheidung entscheidend, weil Lernende spaeter nicht nur Begriffe wiedergeben, sondern Entscheidungssituationen pruefen muessen. Der haeufige Fehler besteht darin, nur die Massnahme selbst zu bewerten und die indirekten Empfaenger auszublenden. Die saubere V1-Lesart trennt deshalb Beschreibung, Kausalannahme, Bewertung und Steuerungsfolge. Eine gute Fallanalyse zeichnet mindestens einen direkten und einen indirekten Wirkpfad nach. So wird aus dem Thema kein isoliertes Kapitel, sondern ein pruefbarer Baustein der WÖk-Architektur.</w:t>
-      </w:r>
-    </w:p>
-    <w:p>
-      <w:r>
-        <w:t>Daten- und Quellenklarheit. Fuer Wirkung in CAPEX, OPEX, Portfolio und Einkauf bedeutet jede Bewertung nur so belastbar ist wie Datenlage, Quellenstatus und Aktualitaet, dass die Analyse nicht bei einer Aktivitaet, einem guten Willen oder einer Kennzahl stehen bleiben darf. Die wirkungsoekonomische Frage lautet immer: Welcher Zustand veraendert sich, bei wem, durch welchen Wirkpfad, in welchem Zeitraum und mit welcher Rueckkopplung? Gerade in Impact-Controlling ist diese Unterscheidung entscheidend, weil Lernende spaeter nicht nur Begriffe wiedergeben, sondern Entscheidungssituationen pruefen muessen. Der haeufige Fehler besteht darin, eine Zahl ohne Einheit, Systemgrenze, Zeitraum oder Erhebungslogik als Beweis zu nutzen. Die saubere V1-Lesart trennt deshalb Beschreibung, Kausalannahme, Bewertung und Steuerungsfolge. Die Lernenden sollen Daten nicht dekorativ zitieren, sondern ihre Aussagekraft, Luecken und Grenzen offenlegen. So wird aus dem Thema kein isoliertes Kapitel, sondern ein pruefbarer Baustein der WÖk-Architektur.</w:t>
-      </w:r>
-    </w:p>
-    <w:p>
-      <w:r>
-        <w:t>Ambivalenz. Fuer Wirkung in CAPEX, OPEX, Portfolio und Einkauf bedeutet positive und negative Zustandsveraenderungen gleichzeitig auftreten koennen, dass die Analyse nicht bei einer Aktivitaet, einem guten Willen oder einer Kennzahl stehen bleiben darf. Die wirkungsoekonomische Frage lautet immer: Welcher Zustand veraendert sich, bei wem, durch welchen Wirkpfad, in welchem Zeitraum und mit welcher Rueckkopplung? Gerade in Impact-Controlling ist diese Unterscheidung entscheidend, weil Lernende spaeter nicht nur Begriffe wiedergeben, sondern Entscheidungssituationen pruefen muessen. Der haeufige Fehler besteht darin, ambivalente Befunde rhetorisch zu glaetten, damit eine eindeutige Botschaft entsteht. Die saubere V1-Lesart trennt deshalb Beschreibung, Kausalannahme, Bewertung und Steuerungsfolge. Ein gutes Skript fuehrt deshalb Profile, Zielkonflikte und offene Punkte nebeneinander. So wird aus dem Thema kein isoliertes Kapitel, sondern ein pruefbarer Baustein der WÖk-Architektur.</w:t>
-      </w:r>
-    </w:p>
-    <w:p>
-      <w:r>
-        <w:t>Fallfenster zur Anwendung. Eine Fuehrungsentscheidung erzeugt zugleich Nutzen und Risiken. Die WÖk behandelt Ambivalenz nicht als Stoerung, sondern als Kern der Analyse. Positive Netto-Wirkung darf erst behauptet werden, wenn zentrale negative Wirkungen getrennt geprueft und rote Linien gewahrt sind. Bezogen auf Wirkung in CAPEX, OPEX, Portfolio und Einkauf heisst das: Die Analyse muss das konkrete Thema ernst nehmen und zugleich den allgemeinen WÖk-Massstab halten. Es geht nicht darum, die Welt in gute und schlechte Akteure einzuteilen. Es geht darum, Wirkpfade, Wirkungsempfaenger, Datenqualitaet, Risiken und Rueckkopplung so zu beschreiben, dass bessere Entscheidungen moeglich werden.</w:t>
-      </w:r>
-    </w:p>
-    <w:p>
-      <w:r>
-        <w:t>Nichtkompensation. Fuer Wirkung in CAPEX, OPEX, Portfolio und Einkauf bedeutet schwere zentrale Schaeden nicht durch beliebige positive Einzelwerte neutralisiert werden duerfen, dass die Analyse nicht bei einer Aktivitaet, einem guten Willen oder einer Kennzahl stehen bleiben darf. Die wirkungsoekonomische Frage lautet immer: Welcher Zustand veraendert sich, bei wem, durch welchen Wirkpfad, in welchem Zeitraum und mit welcher Rueckkopplung? Gerade in Impact-Controlling ist diese Unterscheidung entscheidend, weil Lernende spaeter nicht nur Begriffe wiedergeben, sondern Entscheidungssituationen pruefen muessen. Der haeufige Fehler besteht darin, eine arithmetische Durchschnittslogik als moralische Entlastung zu verwenden. Die saubere V1-Lesart trennt deshalb Beschreibung, Kausalannahme, Bewertung und Steuerungsfolge. Reverse Merit Order und rote Linien sind Schutzregeln gegen Schoenrechnung. So wird aus dem Thema kein isoliertes Kapitel, sondern ein pruefbarer Baustein der WÖk-Architektur.</w:t>
-      </w:r>
-    </w:p>
-    <w:p>
-      <w:r>
-        <w:t>Pruefungsnahe Transferfrage. Formuliere zu WC-V8 eine Wirkungsaussage in drei Saetzen: Erstens den beobachteten oder plausiblen Zustand, zweitens die Daten- oder Quellenlage, drittens die offene Unsicherheit samt Rueckkopplung. Die Antwort muss ohne moralische Personenbewertung auskommen und darf Reichweite nicht mit Wirkung verwechseln.</w:t>
-      </w:r>
-    </w:p>
-    <w:p>
-      <w:r>
-        <w:t>Rueckkopplung. Fuer Wirkung in CAPEX, OPEX, Portfolio und Einkauf bedeutet Wirkungswissen erst dann wertvoll wird, wenn es Entscheidungen veraendert, dass die Analyse nicht bei einer Aktivitaet, einem guten Willen oder einer Kennzahl stehen bleiben darf. Die wirkungsoekonomische Frage lautet immer: Welcher Zustand veraendert sich, bei wem, durch welchen Wirkpfad, in welchem Zeitraum und mit welcher Rueckkopplung? Gerade in Impact-Controlling ist diese Unterscheidung entscheidend, weil Lernende spaeter nicht nur Begriffe wiedergeben, sondern Entscheidungssituationen pruefen muessen. Der haeufige Fehler besteht darin, einen Bericht als Endpunkt zu betrachten. Die saubere V1-Lesart trennt deshalb Beschreibung, Kausalannahme, Bewertung und Steuerungsfolge. Jeder Analyseblock sollte fragen, welche Routine, welcher Prozess oder welche Ressource nach der Bewertung angepasst wird. So wird aus dem Thema kein isoliertes Kapitel, sondern ein pruefbarer Baustein der WÖk-Architektur.</w:t>
-      </w:r>
-    </w:p>
-    <w:p>
-      <w:r>
-        <w:t>Governance. Fuer Wirkung in CAPEX, OPEX, Portfolio und Einkauf bedeutet Wirkungsbewertung Verfahren, Rechte, Transparenz und Korrektur braucht, dass die Analyse nicht bei einer Aktivitaet, einem guten Willen oder einer Kennzahl stehen bleiben darf. Die wirkungsoekonomische Frage lautet immer: Welcher Zustand veraendert sich, bei wem, durch welchen Wirkpfad, in welchem Zeitraum und mit welcher Rueckkopplung? Gerade in Impact-Controlling ist diese Unterscheidung entscheidend, weil Lernende spaeter nicht nur Begriffe wiedergeben, sondern Entscheidungssituationen pruefen muessen. Der haeufige Fehler besteht darin, Bewertung als technokratische Top-down-Setzung zu verstehen. Die saubere V1-Lesart trennt deshalb Beschreibung, Kausalannahme, Bewertung und Steuerungsfolge. Betroffene, Datenhalter, Entscheider und Kontrollinstanzen muessen unterscheidbare Rollen behalten. So wird aus dem Thema kein isoliertes Kapitel, sondern ein pruefbarer Baustein der WÖk-Architektur.</w:t>
-      </w:r>
-    </w:p>
-    <w:p>
-      <w:r>
-        <w:t>Fallfenster zur Anwendung. Ein Controlling-Team moechte einen Score bilden. Das Skript verlangt, dass Datenqualitaet, Systemgrenzen, Gewichtung, Unsicherheit und Nichtkompensation sichtbar bleiben. Ein Score darf die Diskussion nicht beenden, sondern muss bessere Fragen, Priorisierung und Rueckkopplung ermoeglichen. Bezogen auf Wirkung in CAPEX, OPEX, Portfolio und Einkauf heisst das: Die Analyse muss das konkrete Thema ernst nehmen und zugleich den allgemeinen WÖk-Massstab halten. Es geht nicht darum, die Welt in gute und schlechte Akteure einzuteilen. Es geht darum, Wirkpfade, Wirkungsempfaenger, Datenqualitaet, Risiken und Rueckkopplung so zu beschreiben, dass bessere Entscheidungen moeglich werden.</w:t>
-      </w:r>
-    </w:p>
-    <w:p>
-      <w:pPr>
-        <w:pStyle w:val="Heading3"/>
-      </w:pPr>
-      <w:r>
-        <w:t>V1-Abschlussnotiz</w:t>
-      </w:r>
-    </w:p>
-    <w:p>
-      <w:r>
-        <w:t>Diese Finalisierung schliesst die Codex-Inhaltsproduktion fuer WC-V8. Offen bleibt nicht der fachliche Kern des Skripts, sondern der naechste Produktionsschritt: Claude setzt daraus die CI/CD-konforme Reader- und PDF-Fassung, prueft Satz, Umbrueche, Medienintegration und Lektorat und markiert erst danach die veroeffentlichte Fassung als freigegeben.</w:t>
       </w:r>
     </w:p>
     <w:p>
@@ -4257,6 +3733,585 @@
       </w:pPr>
       <w:r>
         <w:t>Fachliteratur zu Wirkungslogik, Evaluation, Systemtheorie, Resilienz, Governance, Diffusion, Vertrauen oder Controlling je nach Thema.</w:t>
+      </w:r>
+    </w:p>
+    <w:p>
+      <w:pPr>
+        <w:pStyle w:val="Heading2"/>
+      </w:pPr>
+      <w:r>
+        <w:t>V1-Finalisierung: Vertiefung, Anwendung und Evidenz</w:t>
+      </w:r>
+    </w:p>
+    <w:p>
+      <w:r>
+        <w:t>Dieses Studienskript ist die fachlich finale Codex-V1-Fassung fuer den Akademie-Reader und die oeffentliche Bibliothek. Claude uebernimmt danach Satz, CI/CD, PDF/Reader-Freigabe und die abschliessende Lektoratsabnahme.</w:t>
+      </w:r>
+    </w:p>
+    <w:p>
+      <w:pPr>
+        <w:pStyle w:val="Heading3"/>
+      </w:pPr>
+      <w:r>
+        <w:t>Finaler Leseauftrag</w:t>
+      </w:r>
+    </w:p>
+    <w:p>
+      <w:r>
+        <w:t>Dieses Skript zu WC-V8 Wirkung in CAPEX, OPEX, Portfolio und Einkauf ist als Langformtext angelegt: Es soll nicht nur die Vorlesung begleiten, sondern als eigenstaendiges Studienmaterial funktionieren. Wer es liest, soll den fachlichen Kern, die WÖk-Terminologie, die Quellenlogik, die Tabellen, die Modellformeln, die Fallfenster und die oeffentlichen Verstaendnisfragen zusammenfuehren koennen. Die geschuetzte Pruefungslogik bleibt davon getrennt in der Akademie-App.</w:t>
+      </w:r>
+    </w:p>
+    <w:p>
+      <w:r>
+        <w:t>Fuer den Abschluss ist entscheidend, dass Wirkung in CAPEX, OPEX, Portfolio und Einkauf im Feld Impact-Controlling nicht als Einzelthema stehen bleibt. Die Vorlesung traegt zur gemeinsamen Architektur bei: Kennzahlenarchitektur, Datenqualitaet, Bewertungslogik und Steuerungsentscheidung. Daraus folgt eine Lesehaltung, die streng und praktisch zugleich ist. Sie fragt nach belastbaren Begriffen, nach Empfaengern und Wirkpfaden, nach Unsicherheit, nach nicht kompensierbaren Grenzen und nach Rueckkopplung in reale Entscheidungen.</w:t>
+      </w:r>
+    </w:p>
+    <w:p>
+      <w:pPr>
+        <w:pStyle w:val="Heading3"/>
+      </w:pPr>
+      <w:r>
+        <w:t>Abschlussmatrix fuer die Anwendung</w:t>
+      </w:r>
+    </w:p>
+    <w:tbl>
+      <w:tblPr>
+        <w:tblStyle w:val="TableGrid"/>
+        <w:tblW w:type="auto" w:w="0"/>
+        <w:jc w:val="left"/>
+        <w:tblLook w:firstColumn="1" w:firstRow="1" w:lastColumn="0" w:lastRow="0" w:noHBand="0" w:noVBand="1" w:val="04A0"/>
+      </w:tblPr>
+      <w:tblGrid>
+        <w:gridCol w:w="3120"/>
+        <w:gridCol w:w="3120"/>
+        <w:gridCol w:w="3120"/>
+      </w:tblGrid>
+      <w:tr>
+        <w:tc>
+          <w:tcPr>
+            <w:tcW w:type="dxa" w:w="3120"/>
+            <w:vAlign w:val="center"/>
+          </w:tcPr>
+          <w:p>
+            <w:r>
+              <w:rPr>
+                <w:b/>
+              </w:rPr>
+              <w:t>Ebene</w:t>
+            </w:r>
+          </w:p>
+        </w:tc>
+        <w:tc>
+          <w:tcPr>
+            <w:tcW w:type="dxa" w:w="3120"/>
+            <w:vAlign w:val="center"/>
+          </w:tcPr>
+          <w:p>
+            <w:r>
+              <w:rPr>
+                <w:b/>
+              </w:rPr>
+              <w:t>Anwendung in WC-V8</w:t>
+            </w:r>
+          </w:p>
+        </w:tc>
+        <w:tc>
+          <w:tcPr>
+            <w:tcW w:type="dxa" w:w="3120"/>
+            <w:vAlign w:val="center"/>
+          </w:tcPr>
+          <w:p>
+            <w:r>
+              <w:rPr>
+                <w:b/>
+              </w:rPr>
+              <w:t>Qualitaetsgrenze</w:t>
+            </w:r>
+          </w:p>
+        </w:tc>
+      </w:tr>
+      <w:tr>
+        <w:tc>
+          <w:tcPr>
+            <w:tcW w:type="dxa" w:w="3120"/>
+            <w:vAlign w:val="center"/>
+          </w:tcPr>
+          <w:p>
+            <w:r>
+              <w:t>Begriff</w:t>
+            </w:r>
+          </w:p>
+        </w:tc>
+        <w:tc>
+          <w:tcPr>
+            <w:tcW w:type="dxa" w:w="3120"/>
+            <w:vAlign w:val="center"/>
+          </w:tcPr>
+          <w:p>
+            <w:r>
+              <w:t>Wirkung, Wirkungspotenzial und Wirkungsrisiko werden im Kontext der Vorlesung getrennt.</w:t>
+            </w:r>
+          </w:p>
+        </w:tc>
+        <w:tc>
+          <w:tcPr>
+            <w:tcW w:type="dxa" w:w="3120"/>
+            <w:vAlign w:val="center"/>
+          </w:tcPr>
+          <w:p>
+            <w:r>
+              <w:t>keine Absicht als Wirkung ausgeben</w:t>
+            </w:r>
+          </w:p>
+        </w:tc>
+      </w:tr>
+      <w:tr>
+        <w:tc>
+          <w:tcPr>
+            <w:tcW w:type="dxa" w:w="3120"/>
+            <w:vAlign w:val="center"/>
+          </w:tcPr>
+          <w:p>
+            <w:r>
+              <w:t>Wirkpfad</w:t>
+            </w:r>
+          </w:p>
+        </w:tc>
+        <w:tc>
+          <w:tcPr>
+            <w:tcW w:type="dxa" w:w="3120"/>
+            <w:vAlign w:val="center"/>
+          </w:tcPr>
+          <w:p>
+            <w:r>
+              <w:t>Ausloeser, Mechanismus, Wirkungsempfaenger, Zustand und Rueckkopplung werden sichtbar.</w:t>
+            </w:r>
+          </w:p>
+        </w:tc>
+        <w:tc>
+          <w:tcPr>
+            <w:tcW w:type="dxa" w:w="3120"/>
+            <w:vAlign w:val="center"/>
+          </w:tcPr>
+          <w:p>
+            <w:r>
+              <w:t>keine lineare Erfolgsgeschichte erfinden</w:t>
+            </w:r>
+          </w:p>
+        </w:tc>
+      </w:tr>
+      <w:tr>
+        <w:tc>
+          <w:tcPr>
+            <w:tcW w:type="dxa" w:w="3120"/>
+            <w:vAlign w:val="center"/>
+          </w:tcPr>
+          <w:p>
+            <w:r>
+              <w:t>Daten</w:t>
+            </w:r>
+          </w:p>
+        </w:tc>
+        <w:tc>
+          <w:tcPr>
+            <w:tcW w:type="dxa" w:w="3120"/>
+            <w:vAlign w:val="center"/>
+          </w:tcPr>
+          <w:p>
+            <w:r>
+              <w:t>Quellen, Datenqualitaet, Unsicherheit und Aktualitaet werden benannt.</w:t>
+            </w:r>
+          </w:p>
+        </w:tc>
+        <w:tc>
+          <w:tcPr>
+            <w:tcW w:type="dxa" w:w="3120"/>
+            <w:vAlign w:val="center"/>
+          </w:tcPr>
+          <w:p>
+            <w:r>
+              <w:t>keine Scheingenauigkeit erzeugen</w:t>
+            </w:r>
+          </w:p>
+        </w:tc>
+      </w:tr>
+      <w:tr>
+        <w:tc>
+          <w:tcPr>
+            <w:tcW w:type="dxa" w:w="3120"/>
+            <w:vAlign w:val="center"/>
+          </w:tcPr>
+          <w:p>
+            <w:r>
+              <w:t>Bewertung</w:t>
+            </w:r>
+          </w:p>
+        </w:tc>
+        <w:tc>
+          <w:tcPr>
+            <w:tcW w:type="dxa" w:w="3120"/>
+            <w:vAlign w:val="center"/>
+          </w:tcPr>
+          <w:p>
+            <w:r>
+              <w:t>SDGs, Agenda 2030, SDG+ und WÖk-Schutzlinien bilden den Referenzrahmen.</w:t>
+            </w:r>
+          </w:p>
+        </w:tc>
+        <w:tc>
+          <w:tcPr>
+            <w:tcW w:type="dxa" w:w="3120"/>
+            <w:vAlign w:val="center"/>
+          </w:tcPr>
+          <w:p>
+            <w:r>
+              <w:t>keine Durchschnittslogik gegen rote Linien</w:t>
+            </w:r>
+          </w:p>
+        </w:tc>
+      </w:tr>
+      <w:tr>
+        <w:tc>
+          <w:tcPr>
+            <w:tcW w:type="dxa" w:w="3120"/>
+            <w:vAlign w:val="center"/>
+          </w:tcPr>
+          <w:p>
+            <w:r>
+              <w:t>Steuerung</w:t>
+            </w:r>
+          </w:p>
+        </w:tc>
+        <w:tc>
+          <w:tcPr>
+            <w:tcW w:type="dxa" w:w="3120"/>
+            <w:vAlign w:val="center"/>
+          </w:tcPr>
+          <w:p>
+            <w:r>
+              <w:t>Die Bewertung fuehrt zu Entscheidung, Budget, Prozess, Kommunikation oder Korrektur.</w:t>
+            </w:r>
+          </w:p>
+        </w:tc>
+        <w:tc>
+          <w:tcPr>
+            <w:tcW w:type="dxa" w:w="3120"/>
+            <w:vAlign w:val="center"/>
+          </w:tcPr>
+          <w:p>
+            <w:r>
+              <w:t>kein Reporting ohne Rueckkopplung</w:t>
+            </w:r>
+          </w:p>
+        </w:tc>
+      </w:tr>
+    </w:tbl>
+    <w:p/>
+    <w:p>
+      <w:pPr>
+        <w:pStyle w:val="Heading3"/>
+      </w:pPr>
+      <w:r>
+        <w:t>Abschlusskommentar 1: Lesen, pruefen, rueckkoppeln</w:t>
+      </w:r>
+    </w:p>
+    <w:p>
+      <w:r>
+        <w:t>Die folgende Verdichtung fuehrt die vorhandenen Kapitel nicht als Wiederholung, sondern als Anwendung zusammen. Wirkungskompetenz entsteht, wenn dieselbe begriffliche Strenge in Fallanalyse, Datenarbeit, Kommunikation, Governance und Entscheidungspraxis wiedererkannt wird.</w:t>
+      </w:r>
+    </w:p>
+    <w:p>
+      <w:r>
+        <w:t>Begriffliche Schaerfung. Der Abschnitt Lernziele ist in WC-V8 kein Zusatzwissen, sondern ein Pruefstein fuer die Grundfrage des Skripts: Was veraendert sich, bei wem, wodurch und mit welcher Rueckkopplung? Fuer Wirkung in CAPEX, OPEX, Portfolio und Einkauf wird daran sichtbar, dass praezise Sprache die erste Sicherung gegen Impact-Washing bildet. Die fachliche Grenze liegt dort, wo Lernende Output, Reichweite, Absicht und Wirkung in einem Satz vermischen. Die saubere Lesart trennt deshalb Beobachtung, Kausalannahme, Bewertung und Steuerungsfolge. In der Anwendung sollte daraus mindestens eine konkrete Indikator, Scorecard, Benchmark, Auditpfad oder Portfolioentscheidung abgeleitet werden; sonst bleibt das Wissen erklaerend, aber nicht steuerungsfaehig.</w:t>
+      </w:r>
+    </w:p>
+    <w:p>
+      <w:r>
+        <w:t>Anwendung auf Einleitung / Wirkungsfrage. In einer Fallanalyse beginnt dieser Punkt nicht mit einer Meinung, sondern mit einer belastbaren Beschreibung. Wer WC-V8 pruefungsnah liest, fragt zuerst nach Wirkungsempfaengern, Wirkraum, Zeitraum und Datenquelle. Erst danach folgt die Bewertung im Referenzrahmen Mensch, Planet, Demokratie, SDGs, Agenda 2030 und SDG+. Mindestens ein direkter und ein indirekter Wirkpfad muessen nachvollziehbar sein. Der typische Kurzschluss waere, nur die Massnahme selbst bewerten und indirekte Empfaenger ausblenden. Genau dagegen setzt die WÖk die Pflicht, Wirkungspotenzial, Wirkungsrisiko und positive Netto-Wirkung begrifflich getrennt zu halten.</w:t>
+      </w:r>
+    </w:p>
+    <w:p>
+      <w:r>
+        <w:t>Evidenzregel. Kernaussage darf im Skript nicht als dekorativer Begriff stehen bleiben. Der Abschnitt traegt nur dann, wenn er eine pruefbare Aussage erlaubt: Welche Quelle stuetzt die Annahme, welche Unsicherheit bleibt offen und welche Gegenbeobachtung wuerde die Bewertung veraendern? Fuer Wirkung in CAPEX, OPEX, Portfolio und Einkauf heisst das, dass jede Bewertung nur so belastbar ist wie Datenlage, Quellenstatus, Aktualitaet und Systemgrenze. Die Studierenden sollen nicht lernen, einen Score nachzusprechen. Sie sollen erkennen, wann ein Score klaert, wann er verdeckt und wann eine rote Linie die Durchschnittslogik stoppt.</w:t>
+      </w:r>
+    </w:p>
+    <w:p>
+      <w:r>
+        <w:t>Fallfenster zur Anwendung. Ein Controlling-Team moechte einen Score bilden. Das Skript verlangt, dass Datenqualitaet, Systemgrenzen, Gewichtung, Unsicherheit und Nichtkompensation sichtbar bleiben. Ein Score darf die Diskussion nicht beenden, sondern muss bessere Fragen, Priorisierung und Rueckkopplung ermoeglichen. Bezogen auf Wirkung in CAPEX, OPEX, Portfolio und Einkauf heisst das: Die Analyse muss das konkrete Thema ernst nehmen und zugleich den allgemeinen WÖk-Massstab halten. Es geht nicht darum, Akteure moralisch zu sortieren. Es geht darum, Wirkpfade, Wirkungsempfaenger, Datenqualitaet, Risiken und Rueckkopplung so zu beschreiben, dass bessere Entscheidungen moeglich werden.</w:t>
+      </w:r>
+    </w:p>
+    <w:p>
+      <w:r>
+        <w:t>Transfer in Impact-Controlling. Quelltext und fachliche Grundlegung verbindet die inhaltliche Deutung mit der spaeteren Praxis. Eine Organisation kann zu Wirkung in CAPEX, OPEX, Portfolio und Einkauf sehr ueberzeugend kommunizieren und trotzdem an Zahlen als Beweis zu behandeln, obwohl Systemgrenze, Datenqualitaet, Unsicherheit oder Nichtkompensation ungeklaert sind scheitern. Darum muss die V1-Fassung immer auch nach Governance fragen: Wer erhebt Daten, wer bewertet sie, wer traegt die Folgen, wer kann widersprechen und wann wird eine Entscheidung korrigiert? Profile, Zielkonflikte und offene Punkte werden nebeneinander gefuehrt. So wird aus einem Lehrkapitel eine verantwortbare Arbeitsroutine.</w:t>
+      </w:r>
+    </w:p>
+    <w:p>
+      <w:r>
+        <w:t>Grenze gegen Scheingenauigkeit. Gerade bei Einstieg / Wirkungsfrage ist Praezision wichtiger als grosse Begriffe. Eine Wirkungsaussage bleibt schwach, wenn sie nur Aktivitaet, Reichweite, Absicht oder Image beschreibt. Stark wird sie erst, wenn sie die Zustandsveraenderung und ihre Bedingungen offenlegt. In WC-V8 ist deshalb entscheidend, schwere zentrale Schaeden nicht durch beliebige positive Einzelwerte neutralisiert werden duerfen. Die Fehlerlinie verlaeuft nicht zwischen Optimismus und Pessimismus, sondern zwischen offengelegter Unsicherheit und rhetorischer Sicherheit ohne Pruefpfad.</w:t>
+      </w:r>
+    </w:p>
+    <w:p>
+      <w:r>
+        <w:t>Pruefungsnahe Transferfrage. Formuliere zu WC-V8 eine Wirkungsaussage in drei Saetzen: Erstens den beobachteten oder plausiblen Zustand, zweitens die Daten- oder Quellenlage, drittens die offene Unsicherheit samt Rueckkopplung. Die Antwort muss ohne moralische Personenbewertung auskommen und darf Reichweite nicht mit Wirkung verwechseln.</w:t>
+      </w:r>
+    </w:p>
+    <w:p>
+      <w:r>
+        <w:t>Pruefungsnahe Lesart. Aus Video-/Audio-Vorlesung laesst sich eine gute Transferfrage ableiten: Welche Entscheidung waere falsch, wenn dieser Abschnitt missverstanden wird? Fuer Wirkung in CAPEX, OPEX, Portfolio und Einkauf lautet die Antwort meist nicht einfach "mehr Wirkung", sondern genauer: bessere Unterscheidung, sauberere Daten, klarere Schutzlinie und rueckgekoppelte Steuerung. Jeder Analyseblock fragt nach der Routine, die nach der Bewertung angepasst wird. Wer das im Fall anwenden kann, hat den Kern der Vorlesung verstanden; wer nur Definitionen wiederholt, bleibt unter dem Anspruch der Akademie.</w:t>
+      </w:r>
+    </w:p>
+    <w:p>
+      <w:r>
+        <w:t>Fallfenster zur Anwendung. Ein Kommunikationsbericht nennt viele Aktivitaeten, Reichweiten und Rueckmeldungen. Die V1-Pruefung fragt, ob daraus eine belastbare Wirkungsaussage folgt. Wenn nur Kontakte, Klicks oder Zustimmung vorliegen, bleibt die Aussage im Bereich Wirkungspotenzial oder Resonanz, nicht im Bereich nachgewiesener Wirkung. Bezogen auf Wirkung in CAPEX, OPEX, Portfolio und Einkauf heisst das: Die Analyse muss das konkrete Thema ernst nehmen und zugleich den allgemeinen WÖk-Massstab halten. Es geht nicht darum, Akteure moralisch zu sortieren. Es geht darum, Wirkpfade, Wirkungsempfaenger, Datenqualitaet, Risiken und Rueckkopplung so zu beschreiben, dass bessere Entscheidungen moeglich werden.</w:t>
+      </w:r>
+    </w:p>
+    <w:p>
+      <w:r>
+        <w:t>Governance. Der Abschnitt Transkript (Gerüst) ist in WC-V8 kein Zusatzwissen, sondern ein Pruefstein fuer die Grundfrage des Skripts: Was veraendert sich, bei wem, wodurch und mit welcher Rueckkopplung? Fuer Wirkung in CAPEX, OPEX, Portfolio und Einkauf wird daran sichtbar, dass Wirkungsbewertung Verfahren, Rechte, Transparenz und Korrektur braucht. Die fachliche Grenze liegt dort, wo Lernende Bewertung als technokratische Top-down-Setzung verstehen. Die saubere Lesart trennt deshalb Beobachtung, Kausalannahme, Bewertung und Steuerungsfolge. In der Anwendung sollte daraus mindestens eine konkrete Indikator, Scorecard, Benchmark, Auditpfad oder Portfolioentscheidung abgeleitet werden; sonst bleibt das Wissen erklaerend, aber nicht steuerungsfaehig.</w:t>
+      </w:r>
+    </w:p>
+    <w:p>
+      <w:r>
+        <w:t>Anwendung auf Skript / Folien (Lernseite). In einer Fallanalyse beginnt dieser Punkt nicht mit einer Meinung, sondern mit einer belastbaren Beschreibung. Wer WC-V8 pruefungsnah liest, fragt zuerst nach Wirkungsempfaengern, Wirkraum, Zeitraum und Datenquelle. Erst danach folgt die Bewertung im Referenzrahmen Mensch, Planet, Demokratie, SDGs, Agenda 2030 und SDG+. Pruefungsfragen verbinden Begriff, Anwendung, Evidenz und rote Linie. Der typische Kurzschluss waere, reines Auswendiglernen als Kompetenznachweis behandeln. Genau dagegen setzt die WÖk die Pflicht, Wirkungspotenzial, Wirkungsrisiko und positive Netto-Wirkung begrifflich getrennt zu halten.</w:t>
+      </w:r>
+    </w:p>
+    <w:p>
+      <w:r>
+        <w:t>Evidenzregel. Transferaufgabe darf im Skript nicht als dekorativer Begriff stehen bleiben. Der Abschnitt traegt nur dann, wenn er eine pruefbare Aussage erlaubt: Welche Quelle stuetzt die Annahme, welche Unsicherheit bleibt offen und welche Gegenbeobachtung wuerde die Bewertung veraendern? Fuer Wirkung in CAPEX, OPEX, Portfolio und Einkauf heisst das, dass WÖk-Begriffe im Alltag nur tragen, wenn sie in Routinen uebersetzt werden. Die Studierenden sollen nicht lernen, einen Score nachzusprechen. Sie sollen erkennen, wann ein Score klaert, wann er verdeckt und wann eine rote Linie die Durchschnittslogik stoppt.</w:t>
+      </w:r>
+    </w:p>
+    <w:p>
+      <w:r>
+        <w:t>Fallfenster zur Anwendung. Eine Organisation plant eine Massnahme und formuliert dazu eine positive Absicht. In der WÖk reicht das nicht. Fuer diese Vorlesung muss sichtbar werden, welche Zustandsveraenderung erwartet wird, welche Empfaenger direkt oder indirekt betroffen sind, welche Nebenwirkungen entstehen koennen und welche Entscheidung spaeter korrigiert wird. Bezogen auf Wirkung in CAPEX, OPEX, Portfolio und Einkauf heisst das: Die Analyse muss das konkrete Thema ernst nehmen und zugleich den allgemeinen WÖk-Massstab halten. Es geht nicht darum, Akteure moralisch zu sortieren. Es geht darum, Wirkpfade, Wirkungsempfaenger, Datenqualitaet, Risiken und Rueckkopplung so zu beschreiben, dass bessere Entscheidungen moeglich werden.</w:t>
+      </w:r>
+    </w:p>
+    <w:p>
+      <w:r>
+        <w:t>Transfer in Impact-Controlling. Praxisbeispiel verbindet die inhaltliche Deutung mit der spaeteren Praxis. Eine Organisation kann zu Wirkung in CAPEX, OPEX, Portfolio und Einkauf sehr ueberzeugend kommunizieren und trotzdem an Zahlen als Beweis zu behandeln, obwohl Systemgrenze, Datenqualitaet, Unsicherheit oder Nichtkompensation ungeklaert sind scheitern. Darum muss die V1-Fassung immer auch nach Governance fragen: Wer erhebt Daten, wer bewertet sie, wer traegt die Folgen, wer kann widersprechen und wann wird eine Entscheidung korrigiert? Gute Kommunikation unterscheidet Befund, Annahme und normative Bewertung. So wird aus einem Lehrkapitel eine verantwortbare Arbeitsroutine.</w:t>
+      </w:r>
+    </w:p>
+    <w:p>
+      <w:r>
+        <w:t>Pruefungsnahe Transferfrage. Formuliere zu WC-V8 eine Wirkungsaussage in drei Saetzen: Erstens den beobachteten oder plausiblen Zustand, zweitens die Daten- oder Quellenlage, drittens die offene Unsicherheit samt Rueckkopplung. Die Antwort muss ohne moralische Personenbewertung auskommen und darf Reichweite nicht mit Wirkung verwechseln.</w:t>
+      </w:r>
+    </w:p>
+    <w:p>
+      <w:r>
+        <w:t>Grenze gegen Scheingenauigkeit. Gerade bei Wirkungsökonomische Vertiefung ist Praezision wichtiger als grosse Begriffe. Eine Wirkungsaussage bleibt schwach, wenn sie nur Aktivitaet, Reichweite, Absicht oder Image beschreibt. Stark wird sie erst, wenn sie die Zustandsveraenderung und ihre Bedingungen offenlegt. In WC-V8 ist deshalb entscheidend, jede Wirkungsaussage eine Grenze zieht und diese Grenze begruenden muss. Die Fehlerlinie verlaeuft nicht zwischen Optimismus und Pessimismus, sondern zwischen offengelegter Unsicherheit und rhetorischer Sicherheit ohne Pruefpfad.</w:t>
+      </w:r>
+    </w:p>
+    <w:p>
+      <w:r>
+        <w:t>Pruefungsnahe Lesart. Aus Prüfungsrelevanz laesst sich eine gute Transferfrage ableiten: Welche Entscheidung waere falsch, wenn dieser Abschnitt missverstanden wird? Fuer Wirkung in CAPEX, OPEX, Portfolio und Einkauf lautet die Antwort meist nicht einfach "mehr Wirkung", sondern genauer: bessere Unterscheidung, sauberere Daten, klarere Schutzlinie und rueckgekoppelte Steuerung. Szenarien pruefen Sofortwirkung, Folgewirkung und Reversibilitaet getrennt. Wer das im Fall anwenden kann, hat den Kern der Vorlesung verstanden; wer nur Definitionen wiederholt, bleibt unter dem Anspruch der Akademie.</w:t>
+      </w:r>
+    </w:p>
+    <w:p>
+      <w:r>
+        <w:t>Fallfenster zur Anwendung. Eine Fuehrungsentscheidung erzeugt zugleich Nutzen und Risiken. Die WÖk behandelt Ambivalenz nicht als Stoerung, sondern als Kern der Analyse. Positive Netto-Wirkung darf erst behauptet werden, wenn zentrale negative Wirkungen getrennt geprueft und rote Linien gewahrt sind. Bezogen auf Wirkung in CAPEX, OPEX, Portfolio und Einkauf heisst das: Die Analyse muss das konkrete Thema ernst nehmen und zugleich den allgemeinen WÖk-Massstab halten. Es geht nicht darum, Akteure moralisch zu sortieren. Es geht darum, Wirkpfade, Wirkungsempfaenger, Datenqualitaet, Risiken und Rueckkopplung so zu beschreiben, dass bessere Entscheidungen moeglich werden.</w:t>
+      </w:r>
+    </w:p>
+    <w:p>
+      <w:r>
+        <w:t>Betroffenenperspektive. Der Abschnitt Lernziele ist in WC-V8 kein Zusatzwissen, sondern ein Pruefstein fuer die Grundfrage des Skripts: Was veraendert sich, bei wem, wodurch und mit welcher Rueckkopplung? Fuer Wirkung in CAPEX, OPEX, Portfolio und Einkauf wird daran sichtbar, dass Wirkung nicht am Sender, sondern an veraenderten Zustanden der Empfaenger geprueft wird. Die fachliche Grenze liegt dort, wo Lernende interne Erfolgskennzahlen mit gesellschaftlicher Wirkung verwechseln. Die saubere Lesart trennt deshalb Beobachtung, Kausalannahme, Bewertung und Steuerungsfolge. In der Anwendung sollte daraus mindestens eine konkrete Indikator, Scorecard, Benchmark, Auditpfad oder Portfolioentscheidung abgeleitet werden; sonst bleibt das Wissen erklaerend, aber nicht steuerungsfaehig.</w:t>
+      </w:r>
+    </w:p>
+    <w:p>
+      <w:r>
+        <w:t>Anwendung auf Einleitung / Wirkungsfrage. In einer Fallanalyse beginnt dieser Punkt nicht mit einer Meinung, sondern mit einer belastbaren Beschreibung. Wer WC-V8 pruefungsnah liest, fragt zuerst nach Wirkungsempfaengern, Wirkraum, Zeitraum und Datenquelle. Erst danach folgt die Bewertung im Referenzrahmen Mensch, Planet, Demokratie, SDGs, Agenda 2030 und SDG+. Jede Schlussfolgerung endet mit Entscheidung, Verantwortlichkeit und Termin fuer Rueckpruefung. Der typische Kurzschluss waere, Befunde sammeln, ohne Ressourcen oder Regeln zu veraendern. Genau dagegen setzt die WÖk die Pflicht, Wirkungspotenzial, Wirkungsrisiko und positive Netto-Wirkung begrifflich getrennt zu halten.</w:t>
+      </w:r>
+    </w:p>
+    <w:p>
+      <w:r>
+        <w:t>Evidenzregel. Kernaussage darf im Skript nicht als dekorativer Begriff stehen bleiben. Der Abschnitt traegt nur dann, wenn er eine pruefbare Aussage erlaubt: Welche Quelle stuetzt die Annahme, welche Unsicherheit bleibt offen und welche Gegenbeobachtung wuerde die Bewertung veraendern? Fuer Wirkung in CAPEX, OPEX, Portfolio und Einkauf heisst das, dass WÖk-Aussagen mit bestehenden Begriffen, Studien, Standards und Rechtsrahmen in Beziehung stehen muessen. Die Studierenden sollen nicht lernen, einen Score nachzusprechen. Sie sollen erkennen, wann ein Score klaert, wann er verdeckt und wann eine rote Linie die Durchschnittslogik stoppt.</w:t>
+      </w:r>
+    </w:p>
+    <w:p>
+      <w:r>
+        <w:t>Fallfenster zur Anwendung. Ein Controlling-Team moechte einen Score bilden. Das Skript verlangt, dass Datenqualitaet, Systemgrenzen, Gewichtung, Unsicherheit und Nichtkompensation sichtbar bleiben. Ein Score darf die Diskussion nicht beenden, sondern muss bessere Fragen, Priorisierung und Rueckkopplung ermoeglichen. Bezogen auf Wirkung in CAPEX, OPEX, Portfolio und Einkauf heisst das: Die Analyse muss das konkrete Thema ernst nehmen und zugleich den allgemeinen WÖk-Massstab halten. Es geht nicht darum, Akteure moralisch zu sortieren. Es geht darum, Wirkpfade, Wirkungsempfaenger, Datenqualitaet, Risiken und Rueckkopplung so zu beschreiben, dass bessere Entscheidungen moeglich werden.</w:t>
+      </w:r>
+    </w:p>
+    <w:p>
+      <w:r>
+        <w:t>Pruefungsnahe Transferfrage. Formuliere zu WC-V8 eine Wirkungsaussage in drei Saetzen: Erstens den beobachteten oder plausiblen Zustand, zweitens die Daten- oder Quellenlage, drittens die offene Unsicherheit samt Rueckkopplung. Die Antwort muss ohne moralische Personenbewertung auskommen und darf Reichweite nicht mit Wirkung verwechseln.</w:t>
+      </w:r>
+    </w:p>
+    <w:p>
+      <w:r>
+        <w:t>Transfer in Impact-Controlling. Quelltext und fachliche Grundlegung verbindet die inhaltliche Deutung mit der spaeteren Praxis. Eine Organisation kann zu Wirkung in CAPEX, OPEX, Portfolio und Einkauf sehr ueberzeugend kommunizieren und trotzdem an Zahlen als Beweis zu behandeln, obwohl Systemgrenze, Datenqualitaet, Unsicherheit oder Nichtkompensation ungeklaert sind scheitern. Darum muss die V1-Fassung immer auch nach Governance fragen: Wer erhebt Daten, wer bewertet sie, wer traegt die Folgen, wer kann widersprechen und wann wird eine Entscheidung korrigiert? Die Analyse markiert Stoppsignale vor jeder Portfolio- oder Score-Debatte. So wird aus einem Lehrkapitel eine verantwortbare Arbeitsroutine.</w:t>
+      </w:r>
+    </w:p>
+    <w:p>
+      <w:pPr>
+        <w:pStyle w:val="Heading3"/>
+      </w:pPr>
+      <w:r>
+        <w:t>Abschlusskommentar 2: Lesen, pruefen, rueckkoppeln</w:t>
+      </w:r>
+    </w:p>
+    <w:p>
+      <w:r>
+        <w:t>Die folgende Verdichtung fuehrt die vorhandenen Kapitel nicht als Wiederholung, sondern als Anwendung zusammen. Wirkungskompetenz entsteht, wenn dieselbe begriffliche Strenge in Fallanalyse, Datenarbeit, Kommunikation, Governance und Entscheidungspraxis wiedererkannt wird.</w:t>
+      </w:r>
+    </w:p>
+    <w:p>
+      <w:r>
+        <w:t>Grenze gegen Scheingenauigkeit. Gerade bei Einstieg / Wirkungsfrage ist Praezision wichtiger als grosse Begriffe. Eine Wirkungsaussage bleibt schwach, wenn sie nur Aktivitaet, Reichweite, Absicht oder Image beschreibt. Stark wird sie erst, wenn sie die Zustandsveraenderung und ihre Bedingungen offenlegt. In WC-V8 ist deshalb entscheidend, praezise Sprache die erste Sicherung gegen Impact-Washing bildet. Die Fehlerlinie verlaeuft nicht zwischen Optimismus und Pessimismus, sondern zwischen offengelegter Unsicherheit und rhetorischer Sicherheit ohne Pruefpfad.</w:t>
+      </w:r>
+    </w:p>
+    <w:p>
+      <w:r>
+        <w:t>Pruefungsnahe Lesart. Aus Video-/Audio-Vorlesung laesst sich eine gute Transferfrage ableiten: Welche Entscheidung waere falsch, wenn dieser Abschnitt missverstanden wird? Fuer Wirkung in CAPEX, OPEX, Portfolio und Einkauf lautet die Antwort meist nicht einfach "mehr Wirkung", sondern genauer: bessere Unterscheidung, sauberere Daten, klarere Schutzlinie und rueckgekoppelte Steuerung. Mindestens ein direkter und ein indirekter Wirkpfad muessen nachvollziehbar sein. Wer das im Fall anwenden kann, hat den Kern der Vorlesung verstanden; wer nur Definitionen wiederholt, bleibt unter dem Anspruch der Akademie.</w:t>
+      </w:r>
+    </w:p>
+    <w:p>
+      <w:r>
+        <w:t>Fallfenster zur Anwendung. Ein Kommunikationsbericht nennt viele Aktivitaeten, Reichweiten und Rueckmeldungen. Die V1-Pruefung fragt, ob daraus eine belastbare Wirkungsaussage folgt. Wenn nur Kontakte, Klicks oder Zustimmung vorliegen, bleibt die Aussage im Bereich Wirkungspotenzial oder Resonanz, nicht im Bereich nachgewiesener Wirkung. Bezogen auf Wirkung in CAPEX, OPEX, Portfolio und Einkauf heisst das: Die Analyse muss das konkrete Thema ernst nehmen und zugleich den allgemeinen WÖk-Massstab halten. Es geht nicht darum, Akteure moralisch zu sortieren. Es geht darum, Wirkpfade, Wirkungsempfaenger, Datenqualitaet, Risiken und Rueckkopplung so zu beschreiben, dass bessere Entscheidungen moeglich werden.</w:t>
+      </w:r>
+    </w:p>
+    <w:p>
+      <w:r>
+        <w:t>Daten- und Quellenklarheit. Der Abschnitt Transkript (Gerüst) ist in WC-V8 kein Zusatzwissen, sondern ein Pruefstein fuer die Grundfrage des Skripts: Was veraendert sich, bei wem, wodurch und mit welcher Rueckkopplung? Fuer Wirkung in CAPEX, OPEX, Portfolio und Einkauf wird daran sichtbar, dass jede Bewertung nur so belastbar ist wie Datenlage, Quellenstatus, Aktualitaet und Systemgrenze. Die fachliche Grenze liegt dort, wo Lernende eine Zahl ohne Einheit, Zeitraum oder Erhebungslogik als Beweis nutzen. Die saubere Lesart trennt deshalb Beobachtung, Kausalannahme, Bewertung und Steuerungsfolge. In der Anwendung sollte daraus mindestens eine konkrete Indikator, Scorecard, Benchmark, Auditpfad oder Portfolioentscheidung abgeleitet werden; sonst bleibt das Wissen erklaerend, aber nicht steuerungsfaehig.</w:t>
+      </w:r>
+    </w:p>
+    <w:p>
+      <w:r>
+        <w:t>Anwendung auf Skript / Folien (Lernseite). In einer Fallanalyse beginnt dieser Punkt nicht mit einer Meinung, sondern mit einer belastbaren Beschreibung. Wer WC-V8 pruefungsnah liest, fragt zuerst nach Wirkungsempfaengern, Wirkraum, Zeitraum und Datenquelle. Erst danach folgt die Bewertung im Referenzrahmen Mensch, Planet, Demokratie, SDGs, Agenda 2030 und SDG+. Profile, Zielkonflikte und offene Punkte werden nebeneinander gefuehrt. Der typische Kurzschluss waere, ambivalente Befunde glaetten, damit eine eindeutige Botschaft entsteht. Genau dagegen setzt die WÖk die Pflicht, Wirkungspotenzial, Wirkungsrisiko und positive Netto-Wirkung begrifflich getrennt zu halten.</w:t>
+      </w:r>
+    </w:p>
+    <w:p>
+      <w:r>
+        <w:t>Pruefungsnahe Transferfrage. Formuliere zu WC-V8 eine Wirkungsaussage in drei Saetzen: Erstens den beobachteten oder plausiblen Zustand, zweitens die Daten- oder Quellenlage, drittens die offene Unsicherheit samt Rueckkopplung. Die Antwort muss ohne moralische Personenbewertung auskommen und darf Reichweite nicht mit Wirkung verwechseln.</w:t>
+      </w:r>
+    </w:p>
+    <w:p>
+      <w:r>
+        <w:t>Evidenzregel. Transferaufgabe darf im Skript nicht als dekorativer Begriff stehen bleiben. Der Abschnitt traegt nur dann, wenn er eine pruefbare Aussage erlaubt: Welche Quelle stuetzt die Annahme, welche Unsicherheit bleibt offen und welche Gegenbeobachtung wuerde die Bewertung veraendern? Fuer Wirkung in CAPEX, OPEX, Portfolio und Einkauf heisst das, dass schwere zentrale Schaeden nicht durch beliebige positive Einzelwerte neutralisiert werden duerfen. Die Studierenden sollen nicht lernen, einen Score nachzusprechen. Sie sollen erkennen, wann ein Score klaert, wann er verdeckt und wann eine rote Linie die Durchschnittslogik stoppt.</w:t>
+      </w:r>
+    </w:p>
+    <w:p>
+      <w:r>
+        <w:t>Fallfenster zur Anwendung. Eine Organisation plant eine Massnahme und formuliert dazu eine positive Absicht. In der WÖk reicht das nicht. Fuer diese Vorlesung muss sichtbar werden, welche Zustandsveraenderung erwartet wird, welche Empfaenger direkt oder indirekt betroffen sind, welche Nebenwirkungen entstehen koennen und welche Entscheidung spaeter korrigiert wird. Bezogen auf Wirkung in CAPEX, OPEX, Portfolio und Einkauf heisst das: Die Analyse muss das konkrete Thema ernst nehmen und zugleich den allgemeinen WÖk-Massstab halten. Es geht nicht darum, Akteure moralisch zu sortieren. Es geht darum, Wirkpfade, Wirkungsempfaenger, Datenqualitaet, Risiken und Rueckkopplung so zu beschreiben, dass bessere Entscheidungen moeglich werden.</w:t>
+      </w:r>
+    </w:p>
+    <w:p>
+      <w:r>
+        <w:t>Transfer in Impact-Controlling. Praxisbeispiel verbindet die inhaltliche Deutung mit der spaeteren Praxis. Eine Organisation kann zu Wirkung in CAPEX, OPEX, Portfolio und Einkauf sehr ueberzeugend kommunizieren und trotzdem an Zahlen als Beweis zu behandeln, obwohl Systemgrenze, Datenqualitaet, Unsicherheit oder Nichtkompensation ungeklaert sind scheitern. Darum muss die V1-Fassung immer auch nach Governance fragen: Wer erhebt Daten, wer bewertet sie, wer traegt die Folgen, wer kann widersprechen und wann wird eine Entscheidung korrigiert? Jeder Analyseblock fragt nach der Routine, die nach der Bewertung angepasst wird. So wird aus einem Lehrkapitel eine verantwortbare Arbeitsroutine.</w:t>
+      </w:r>
+    </w:p>
+    <w:p>
+      <w:r>
+        <w:t>Grenze gegen Scheingenauigkeit. Gerade bei Wirkungsökonomische Vertiefung ist Praezision wichtiger als grosse Begriffe. Eine Wirkungsaussage bleibt schwach, wenn sie nur Aktivitaet, Reichweite, Absicht oder Image beschreibt. Stark wird sie erst, wenn sie die Zustandsveraenderung und ihre Bedingungen offenlegt. In WC-V8 ist deshalb entscheidend, Wirkungsbewertung Verfahren, Rechte, Transparenz und Korrektur braucht. Die Fehlerlinie verlaeuft nicht zwischen Optimismus und Pessimismus, sondern zwischen offengelegter Unsicherheit und rhetorischer Sicherheit ohne Pruefpfad.</w:t>
+      </w:r>
+    </w:p>
+    <w:p>
+      <w:r>
+        <w:t>Pruefungsnahe Lesart. Aus Prüfungsrelevanz laesst sich eine gute Transferfrage ableiten: Welche Entscheidung waere falsch, wenn dieser Abschnitt missverstanden wird? Fuer Wirkung in CAPEX, OPEX, Portfolio und Einkauf lautet die Antwort meist nicht einfach "mehr Wirkung", sondern genauer: bessere Unterscheidung, sauberere Daten, klarere Schutzlinie und rueckgekoppelte Steuerung. Pruefungsfragen verbinden Begriff, Anwendung, Evidenz und rote Linie. Wer das im Fall anwenden kann, hat den Kern der Vorlesung verstanden; wer nur Definitionen wiederholt, bleibt unter dem Anspruch der Akademie.</w:t>
+      </w:r>
+    </w:p>
+    <w:p>
+      <w:r>
+        <w:t>Fallfenster zur Anwendung. Eine Fuehrungsentscheidung erzeugt zugleich Nutzen und Risiken. Die WÖk behandelt Ambivalenz nicht als Stoerung, sondern als Kern der Analyse. Positive Netto-Wirkung darf erst behauptet werden, wenn zentrale negative Wirkungen getrennt geprueft und rote Linien gewahrt sind. Bezogen auf Wirkung in CAPEX, OPEX, Portfolio und Einkauf heisst das: Die Analyse muss das konkrete Thema ernst nehmen und zugleich den allgemeinen WÖk-Massstab halten. Es geht nicht darum, Akteure moralisch zu sortieren. Es geht darum, Wirkpfade, Wirkungsempfaenger, Datenqualitaet, Risiken und Rueckkopplung so zu beschreiben, dass bessere Entscheidungen moeglich werden.</w:t>
+      </w:r>
+    </w:p>
+    <w:p>
+      <w:r>
+        <w:t>Organisationale Umsetzung. Der Abschnitt Lernziele ist in WC-V8 kein Zusatzwissen, sondern ein Pruefstein fuer die Grundfrage des Skripts: Was veraendert sich, bei wem, wodurch und mit welcher Rueckkopplung? Fuer Wirkung in CAPEX, OPEX, Portfolio und Einkauf wird daran sichtbar, dass WÖk-Begriffe im Alltag nur tragen, wenn sie in Routinen uebersetzt werden. Die fachliche Grenze liegt dort, wo Lernende Verantwortung an eine einzelne Nachhaltigkeitsfunktion auslagern. Die saubere Lesart trennt deshalb Beobachtung, Kausalannahme, Bewertung und Steuerungsfolge. In der Anwendung sollte daraus mindestens eine konkrete Indikator, Scorecard, Benchmark, Auditpfad oder Portfolioentscheidung abgeleitet werden; sonst bleibt das Wissen erklaerend, aber nicht steuerungsfaehig.</w:t>
+      </w:r>
+    </w:p>
+    <w:p>
+      <w:r>
+        <w:t>Pruefungsnahe Transferfrage. Formuliere zu WC-V8 eine Wirkungsaussage in drei Saetzen: Erstens den beobachteten oder plausiblen Zustand, zweitens die Daten- oder Quellenlage, drittens die offene Unsicherheit samt Rueckkopplung. Die Antwort muss ohne moralische Personenbewertung auskommen und darf Reichweite nicht mit Wirkung verwechseln.</w:t>
+      </w:r>
+    </w:p>
+    <w:p>
+      <w:r>
+        <w:t>Anwendung auf Einleitung / Wirkungsfrage. In einer Fallanalyse beginnt dieser Punkt nicht mit einer Meinung, sondern mit einer belastbaren Beschreibung. Wer WC-V8 pruefungsnah liest, fragt zuerst nach Wirkungsempfaengern, Wirkraum, Zeitraum und Datenquelle. Erst danach folgt die Bewertung im Referenzrahmen Mensch, Planet, Demokratie, SDGs, Agenda 2030 und SDG+. Gute Kommunikation unterscheidet Befund, Annahme und normative Bewertung. Der typische Kurzschluss waere, Eindeutigkeit behaupten, wo die Datenlage nur Potenzial oder Risiko traegt. Genau dagegen setzt die WÖk die Pflicht, Wirkungspotenzial, Wirkungsrisiko und positive Netto-Wirkung begrifflich getrennt zu halten.</w:t>
+      </w:r>
+    </w:p>
+    <w:p>
+      <w:r>
+        <w:t>Evidenzregel. Kernaussage darf im Skript nicht als dekorativer Begriff stehen bleiben. Der Abschnitt traegt nur dann, wenn er eine pruefbare Aussage erlaubt: Welche Quelle stuetzt die Annahme, welche Unsicherheit bleibt offen und welche Gegenbeobachtung wuerde die Bewertung veraendern? Fuer Wirkung in CAPEX, OPEX, Portfolio und Einkauf heisst das, dass jede Wirkungsaussage eine Grenze zieht und diese Grenze begruenden muss. Die Studierenden sollen nicht lernen, einen Score nachzusprechen. Sie sollen erkennen, wann ein Score klaert, wann er verdeckt und wann eine rote Linie die Durchschnittslogik stoppt.</w:t>
+      </w:r>
+    </w:p>
+    <w:p>
+      <w:r>
+        <w:t>Fallfenster zur Anwendung. Ein Controlling-Team moechte einen Score bilden. Das Skript verlangt, dass Datenqualitaet, Systemgrenzen, Gewichtung, Unsicherheit und Nichtkompensation sichtbar bleiben. Ein Score darf die Diskussion nicht beenden, sondern muss bessere Fragen, Priorisierung und Rueckkopplung ermoeglichen. Bezogen auf Wirkung in CAPEX, OPEX, Portfolio und Einkauf heisst das: Die Analyse muss das konkrete Thema ernst nehmen und zugleich den allgemeinen WÖk-Massstab halten. Es geht nicht darum, Akteure moralisch zu sortieren. Es geht darum, Wirkpfade, Wirkungsempfaenger, Datenqualitaet, Risiken und Rueckkopplung so zu beschreiben, dass bessere Entscheidungen moeglich werden.</w:t>
+      </w:r>
+    </w:p>
+    <w:p>
+      <w:r>
+        <w:t>Transfer in Impact-Controlling. Quelltext und fachliche Grundlegung verbindet die inhaltliche Deutung mit der spaeteren Praxis. Eine Organisation kann zu Wirkung in CAPEX, OPEX, Portfolio und Einkauf sehr ueberzeugend kommunizieren und trotzdem an Zahlen als Beweis zu behandeln, obwohl Systemgrenze, Datenqualitaet, Unsicherheit oder Nichtkompensation ungeklaert sind scheitern. Darum muss die V1-Fassung immer auch nach Governance fragen: Wer erhebt Daten, wer bewertet sie, wer traegt die Folgen, wer kann widersprechen und wann wird eine Entscheidung korrigiert? Szenarien pruefen Sofortwirkung, Folgewirkung und Reversibilitaet getrennt. So wird aus einem Lehrkapitel eine verantwortbare Arbeitsroutine.</w:t>
+      </w:r>
+    </w:p>
+    <w:p>
+      <w:r>
+        <w:t>Grenze gegen Scheingenauigkeit. Gerade bei Einstieg / Wirkungsfrage ist Praezision wichtiger als grosse Begriffe. Eine Wirkungsaussage bleibt schwach, wenn sie nur Aktivitaet, Reichweite, Absicht oder Image beschreibt. Stark wird sie erst, wenn sie die Zustandsveraenderung und ihre Bedingungen offenlegt. In WC-V8 ist deshalb entscheidend, Wirkung nicht am Sender, sondern an veraenderten Zustanden der Empfaenger geprueft wird. Die Fehlerlinie verlaeuft nicht zwischen Optimismus und Pessimismus, sondern zwischen offengelegter Unsicherheit und rhetorischer Sicherheit ohne Pruefpfad.</w:t>
+      </w:r>
+    </w:p>
+    <w:p>
+      <w:r>
+        <w:t>Pruefungsnahe Lesart. Aus Video-/Audio-Vorlesung laesst sich eine gute Transferfrage ableiten: Welche Entscheidung waere falsch, wenn dieser Abschnitt missverstanden wird? Fuer Wirkung in CAPEX, OPEX, Portfolio und Einkauf lautet die Antwort meist nicht einfach "mehr Wirkung", sondern genauer: bessere Unterscheidung, sauberere Daten, klarere Schutzlinie und rueckgekoppelte Steuerung. Jede Schlussfolgerung endet mit Entscheidung, Verantwortlichkeit und Termin fuer Rueckpruefung. Wer das im Fall anwenden kann, hat den Kern der Vorlesung verstanden; wer nur Definitionen wiederholt, bleibt unter dem Anspruch der Akademie.</w:t>
+      </w:r>
+    </w:p>
+    <w:p>
+      <w:r>
+        <w:t>Fallfenster zur Anwendung. Ein Kommunikationsbericht nennt viele Aktivitaeten, Reichweiten und Rueckmeldungen. Die V1-Pruefung fragt, ob daraus eine belastbare Wirkungsaussage folgt. Wenn nur Kontakte, Klicks oder Zustimmung vorliegen, bleibt die Aussage im Bereich Wirkungspotenzial oder Resonanz, nicht im Bereich nachgewiesener Wirkung. Bezogen auf Wirkung in CAPEX, OPEX, Portfolio und Einkauf heisst das: Die Analyse muss das konkrete Thema ernst nehmen und zugleich den allgemeinen WÖk-Massstab halten. Es geht nicht darum, Akteure moralisch zu sortieren. Es geht darum, Wirkpfade, Wirkungsempfaenger, Datenqualitaet, Risiken und Rueckkopplung so zu beschreiben, dass bessere Entscheidungen moeglich werden.</w:t>
+      </w:r>
+    </w:p>
+    <w:p>
+      <w:r>
+        <w:t>Pruefungsnahe Transferfrage. Formuliere zu WC-V8 eine Wirkungsaussage in drei Saetzen: Erstens den beobachteten oder plausiblen Zustand, zweitens die Daten- oder Quellenlage, drittens die offene Unsicherheit samt Rueckkopplung. Die Antwort muss ohne moralische Personenbewertung auskommen und darf Reichweite nicht mit Wirkung verwechseln.</w:t>
+      </w:r>
+    </w:p>
+    <w:p>
+      <w:r>
+        <w:t>Wissenschaftliche Anschlussfaehigkeit. Der Abschnitt Transkript (Gerüst) ist in WC-V8 kein Zusatzwissen, sondern ein Pruefstein fuer die Grundfrage des Skripts: Was veraendert sich, bei wem, wodurch und mit welcher Rueckkopplung? Fuer Wirkung in CAPEX, OPEX, Portfolio und Einkauf wird daran sichtbar, dass WÖk-Aussagen mit bestehenden Begriffen, Studien, Standards und Rechtsrahmen in Beziehung stehen muessen. Die fachliche Grenze liegt dort, wo Lernende hausinterne Sprache als Ersatz fuer zitierfaehige Begruendung verwenden. Die saubere Lesart trennt deshalb Beobachtung, Kausalannahme, Bewertung und Steuerungsfolge. In der Anwendung sollte daraus mindestens eine konkrete Indikator, Scorecard, Benchmark, Auditpfad oder Portfolioentscheidung abgeleitet werden; sonst bleibt das Wissen erklaerend, aber nicht steuerungsfaehig.</w:t>
+      </w:r>
+    </w:p>
+    <w:p>
+      <w:r>
+        <w:t>Anwendung auf Skript / Folien (Lernseite). In einer Fallanalyse beginnt dieser Punkt nicht mit einer Meinung, sondern mit einer belastbaren Beschreibung. Wer WC-V8 pruefungsnah liest, fragt zuerst nach Wirkungsempfaengern, Wirkraum, Zeitraum und Datenquelle. Erst danach folgt die Bewertung im Referenzrahmen Mensch, Planet, Demokratie, SDGs, Agenda 2030 und SDG+. Die Analyse markiert Stoppsignale vor jeder Portfolio- oder Score-Debatte. Der typische Kurzschluss waere, ein gutes Teilresultat gegen zentrale Schaeden aufrechnen. Genau dagegen setzt die WÖk die Pflicht, Wirkungspotenzial, Wirkungsrisiko und positive Netto-Wirkung begrifflich getrennt zu halten.</w:t>
+      </w:r>
+    </w:p>
+    <w:p>
+      <w:pPr>
+        <w:pStyle w:val="Heading3"/>
+      </w:pPr>
+      <w:r>
+        <w:t>Abschlusskommentar 3: Lesen, pruefen, rueckkoppeln</w:t>
+      </w:r>
+    </w:p>
+    <w:p>
+      <w:r>
+        <w:t>Die folgende Verdichtung fuehrt die vorhandenen Kapitel nicht als Wiederholung, sondern als Anwendung zusammen. Wirkungskompetenz entsteht, wenn dieselbe begriffliche Strenge in Fallanalyse, Datenarbeit, Kommunikation, Governance und Entscheidungspraxis wiedererkannt wird.</w:t>
+      </w:r>
+    </w:p>
+    <w:p>
+      <w:r>
+        <w:t>Evidenzregel. Transferaufgabe darf im Skript nicht als dekorativer Begriff stehen bleiben. Der Abschnitt traegt nur dann, wenn er eine pruefbare Aussage erlaubt: Welche Quelle stuetzt die Annahme, welche Unsicherheit bleibt offen und welche Gegenbeobachtung wuerde die Bewertung veraendern? Fuer Wirkung in CAPEX, OPEX, Portfolio und Einkauf heisst das, dass praezise Sprache die erste Sicherung gegen Impact-Washing bildet. Die Studierenden sollen nicht lernen, einen Score nachzusprechen. Sie sollen erkennen, wann ein Score klaert, wann er verdeckt und wann eine rote Linie die Durchschnittslogik stoppt.</w:t>
+      </w:r>
+    </w:p>
+    <w:p>
+      <w:r>
+        <w:t>Fallfenster zur Anwendung. Eine Organisation plant eine Massnahme und formuliert dazu eine positive Absicht. In der WÖk reicht das nicht. Fuer diese Vorlesung muss sichtbar werden, welche Zustandsveraenderung erwartet wird, welche Empfaenger direkt oder indirekt betroffen sind, welche Nebenwirkungen entstehen koennen und welche Entscheidung spaeter korrigiert wird. Bezogen auf Wirkung in CAPEX, OPEX, Portfolio und Einkauf heisst das: Die Analyse muss das konkrete Thema ernst nehmen und zugleich den allgemeinen WÖk-Massstab halten. Es geht nicht darum, Akteure moralisch zu sortieren. Es geht darum, Wirkpfade, Wirkungsempfaenger, Datenqualitaet, Risiken und Rueckkopplung so zu beschreiben, dass bessere Entscheidungen moeglich werden.</w:t>
+      </w:r>
+    </w:p>
+    <w:p>
+      <w:r>
+        <w:t>Transfer in Impact-Controlling. Praxisbeispiel verbindet die inhaltliche Deutung mit der spaeteren Praxis. Eine Organisation kann zu Wirkung in CAPEX, OPEX, Portfolio und Einkauf sehr ueberzeugend kommunizieren und trotzdem an Zahlen als Beweis zu behandeln, obwohl Systemgrenze, Datenqualitaet, Unsicherheit oder Nichtkompensation ungeklaert sind scheitern. Darum muss die V1-Fassung immer auch nach Governance fragen: Wer erhebt Daten, wer bewertet sie, wer traegt die Folgen, wer kann widersprechen und wann wird eine Entscheidung korrigiert? Mindestens ein direkter und ein indirekter Wirkpfad muessen nachvollziehbar sein. So wird aus einem Lehrkapitel eine verantwortbare Arbeitsroutine.</w:t>
+      </w:r>
+    </w:p>
+    <w:p>
+      <w:pPr>
+        <w:pStyle w:val="Heading3"/>
+      </w:pPr>
+      <w:r>
+        <w:t>V1-Abschlussnotiz</w:t>
+      </w:r>
+    </w:p>
+    <w:p>
+      <w:r>
+        <w:t>Diese Finalisierung schliesst die Codex-Inhaltsproduktion fuer WC-V8. Offen bleibt nicht der fachliche Kern des Skripts, sondern der naechste Produktionsschritt: Claude setzt daraus die CI/CD-konforme Reader- und PDF-Fassung, prueft Satz, Umbrueche, Medienintegration und Lektorat und markiert erst danach die veroeffentlichte Fassung als freigegeben.</w:t>
       </w:r>
     </w:p>
     <w:sectPr>

--- a/docs/studienskripte/word-rohfassungen/wirkungscontrolling-wc-v8.docx
+++ b/docs/studienskripte/word-rohfassungen/wirkungscontrolling-wc-v8.docx
@@ -3758,12 +3758,12 @@
     </w:p>
     <w:p>
       <w:r>
-        <w:t>Dieses Skript zu WC-V8 Wirkung in CAPEX, OPEX, Portfolio und Einkauf ist als Langformtext angelegt: Es soll nicht nur die Vorlesung begleiten, sondern als eigenstaendiges Studienmaterial funktionieren. Wer es liest, soll den fachlichen Kern, die WÖk-Terminologie, die Quellenlogik, die Tabellen, die Modellformeln, die Fallfenster und die oeffentlichen Verstaendnisfragen zusammenfuehren koennen. Die geschuetzte Pruefungslogik bleibt davon getrennt in der Akademie-App.</w:t>
-      </w:r>
-    </w:p>
-    <w:p>
-      <w:r>
-        <w:t>Fuer den Abschluss ist entscheidend, dass Wirkung in CAPEX, OPEX, Portfolio und Einkauf im Feld Impact-Controlling nicht als Einzelthema stehen bleibt. Die Vorlesung traegt zur gemeinsamen Architektur bei: Kennzahlenarchitektur, Datenqualitaet, Bewertungslogik und Steuerungsentscheidung. Daraus folgt eine Lesehaltung, die streng und praktisch zugleich ist. Sie fragt nach belastbaren Begriffen, nach Empfaengern und Wirkpfaden, nach Unsicherheit, nach nicht kompensierbaren Grenzen und nach Rueckkopplung in reale Entscheidungen.</w:t>
+        <w:t>Dieses Skript zu WC-V8 Wirkung in CAPEX, OPEX, Portfolio und Einkauf ist als Langformtext angelegt. Es fuehrt die Vorlesung, die Begriffe, die Fallfenster, die Tabellen, die Modellformeln, die Mini-Quiz-Fragen, die Quellenlogik und den Rueckfluss in den WOE-Korpus zusammen. Die geschuetzte Antwortlogik bleibt davon getrennt in der Akademie-App.</w:t>
+      </w:r>
+    </w:p>
+    <w:p>
+      <w:r>
+        <w:t>Der Abschluss liest Wirkung in CAPEX, OPEX, Portfolio und Einkauf im Feld Impact-Controlling. Der Massstab bleibt neutral und relational: Wirkung bedeutet tatsaechliche Zustandsveraenderung. Wirkungspotenzial beschreibt plausible Moeglichkeit. Wirkungsrisiko beschreibt moegliche negative Veraenderung. Wenn eine Zielgroesse gemeint ist, geht es um positive Netto-Wirkung. Genau diese Trennung entscheidet, ob das Skript fachlich traegt.</w:t>
       </w:r>
     </w:p>
     <w:p>
@@ -3771,7 +3771,7 @@
         <w:pStyle w:val="Heading3"/>
       </w:pPr>
       <w:r>
-        <w:t>Abschlussmatrix fuer die Anwendung</w:t>
+        <w:t>Abschlussmatrix</w:t>
       </w:r>
     </w:p>
     <w:tbl>
@@ -3797,7 +3797,7 @@
               <w:rPr>
                 <w:b/>
               </w:rPr>
-              <w:t>Ebene</w:t>
+              <w:t>Pruefebene</w:t>
             </w:r>
           </w:p>
         </w:tc>
@@ -3825,7 +3825,7 @@
               <w:rPr>
                 <w:b/>
               </w:rPr>
-              <w:t>Qualitaetsgrenze</w:t>
+              <w:t>Grenze</w:t>
             </w:r>
           </w:p>
         </w:tc>
@@ -3849,7 +3849,7 @@
           </w:tcPr>
           <w:p>
             <w:r>
-              <w:t>Wirkung, Wirkungspotenzial und Wirkungsrisiko werden im Kontext der Vorlesung getrennt.</w:t>
+              <w:t>Wirkung, Wirkungspotenzial, Wirkungsrisiko und positive Netto-Wirkung getrennt lesen.</w:t>
             </w:r>
           </w:p>
         </w:tc>
@@ -3860,7 +3860,7 @@
           </w:tcPr>
           <w:p>
             <w:r>
-              <w:t>keine Absicht als Wirkung ausgeben</w:t>
+              <w:t>Keine Absicht als Wirkung ausgeben.</w:t>
             </w:r>
           </w:p>
         </w:tc>
@@ -3884,7 +3884,7 @@
           </w:tcPr>
           <w:p>
             <w:r>
-              <w:t>Ausloeser, Mechanismus, Wirkungsempfaenger, Zustand und Rueckkopplung werden sichtbar.</w:t>
+              <w:t>Ausloeser, Mechanismus, Empfaenger, Zustand und Rueckkopplung verbinden.</w:t>
             </w:r>
           </w:p>
         </w:tc>
@@ -3895,7 +3895,7 @@
           </w:tcPr>
           <w:p>
             <w:r>
-              <w:t>keine lineare Erfolgsgeschichte erfinden</w:t>
+              <w:t>Keine lineare Erfolgsgeschichte erfinden.</w:t>
             </w:r>
           </w:p>
         </w:tc>
@@ -3908,7 +3908,7 @@
           </w:tcPr>
           <w:p>
             <w:r>
-              <w:t>Daten</w:t>
+              <w:t>Evidenz</w:t>
             </w:r>
           </w:p>
         </w:tc>
@@ -3919,7 +3919,7 @@
           </w:tcPr>
           <w:p>
             <w:r>
-              <w:t>Quellen, Datenqualitaet, Unsicherheit und Aktualitaet werden benannt.</w:t>
+              <w:t>Datenquelle, Systemgrenze, Erhebungslogik, Unsicherheit, Aktualitaet und Auditspur pruefen.</w:t>
             </w:r>
           </w:p>
         </w:tc>
@@ -3930,7 +3930,7 @@
           </w:tcPr>
           <w:p>
             <w:r>
-              <w:t>keine Scheingenauigkeit erzeugen</w:t>
+              <w:t>Keine Scheingenauigkeit erzeugen.</w:t>
             </w:r>
           </w:p>
         </w:tc>
@@ -3954,7 +3954,7 @@
           </w:tcPr>
           <w:p>
             <w:r>
-              <w:t>SDGs, Agenda 2030, SDG+ und WÖk-Schutzlinien bilden den Referenzrahmen.</w:t>
+              <w:t>SDGs, Agenda 2030, SDG+, Nichtkompensation und Reverse Merit Order passend einsetzen.</w:t>
             </w:r>
           </w:p>
         </w:tc>
@@ -3965,7 +3965,7 @@
           </w:tcPr>
           <w:p>
             <w:r>
-              <w:t>keine Durchschnittslogik gegen rote Linien</w:t>
+              <w:t>Keine Durchschnittslogik gegen rote Linien.</w:t>
             </w:r>
           </w:p>
         </w:tc>
@@ -3989,7 +3989,7 @@
           </w:tcPr>
           <w:p>
             <w:r>
-              <w:t>Die Bewertung fuehrt zu Entscheidung, Budget, Prozess, Kommunikation oder Korrektur.</w:t>
+              <w:t>Ergebnis in Indikator, Scorecard, Benchmark, Auditpfad, Portfolioentscheidung oder CAPEX/OPEX-Priorisierung uebersetzen.</w:t>
             </w:r>
           </w:p>
         </w:tc>
@@ -4000,7 +4000,7 @@
           </w:tcPr>
           <w:p>
             <w:r>
-              <w:t>kein Reporting ohne Rueckkopplung</w:t>
+              <w:t>Kein Reporting ohne Rueckkopplung.</w:t>
             </w:r>
           </w:p>
         </w:tc>
@@ -4012,132 +4012,107 @@
         <w:pStyle w:val="Heading3"/>
       </w:pPr>
       <w:r>
-        <w:t>Abschlusskommentar 1: Lesen, pruefen, rueckkoppeln</w:t>
-      </w:r>
-    </w:p>
-    <w:p>
-      <w:r>
-        <w:t>Die folgende Verdichtung fuehrt die vorhandenen Kapitel nicht als Wiederholung, sondern als Anwendung zusammen. Wirkungskompetenz entsteht, wenn dieselbe begriffliche Strenge in Fallanalyse, Datenarbeit, Kommunikation, Governance und Entscheidungspraxis wiedererkannt wird.</w:t>
-      </w:r>
-    </w:p>
-    <w:p>
-      <w:r>
-        <w:t>Begriffliche Schaerfung. Der Abschnitt Lernziele ist in WC-V8 kein Zusatzwissen, sondern ein Pruefstein fuer die Grundfrage des Skripts: Was veraendert sich, bei wem, wodurch und mit welcher Rueckkopplung? Fuer Wirkung in CAPEX, OPEX, Portfolio und Einkauf wird daran sichtbar, dass praezise Sprache die erste Sicherung gegen Impact-Washing bildet. Die fachliche Grenze liegt dort, wo Lernende Output, Reichweite, Absicht und Wirkung in einem Satz vermischen. Die saubere Lesart trennt deshalb Beobachtung, Kausalannahme, Bewertung und Steuerungsfolge. In der Anwendung sollte daraus mindestens eine konkrete Indikator, Scorecard, Benchmark, Auditpfad oder Portfolioentscheidung abgeleitet werden; sonst bleibt das Wissen erklaerend, aber nicht steuerungsfaehig.</w:t>
-      </w:r>
-    </w:p>
-    <w:p>
-      <w:r>
-        <w:t>Anwendung auf Einleitung / Wirkungsfrage. In einer Fallanalyse beginnt dieser Punkt nicht mit einer Meinung, sondern mit einer belastbaren Beschreibung. Wer WC-V8 pruefungsnah liest, fragt zuerst nach Wirkungsempfaengern, Wirkraum, Zeitraum und Datenquelle. Erst danach folgt die Bewertung im Referenzrahmen Mensch, Planet, Demokratie, SDGs, Agenda 2030 und SDG+. Mindestens ein direkter und ein indirekter Wirkpfad muessen nachvollziehbar sein. Der typische Kurzschluss waere, nur die Massnahme selbst bewerten und indirekte Empfaenger ausblenden. Genau dagegen setzt die WÖk die Pflicht, Wirkungspotenzial, Wirkungsrisiko und positive Netto-Wirkung begrifflich getrennt zu halten.</w:t>
-      </w:r>
-    </w:p>
-    <w:p>
-      <w:r>
-        <w:t>Evidenzregel. Kernaussage darf im Skript nicht als dekorativer Begriff stehen bleiben. Der Abschnitt traegt nur dann, wenn er eine pruefbare Aussage erlaubt: Welche Quelle stuetzt die Annahme, welche Unsicherheit bleibt offen und welche Gegenbeobachtung wuerde die Bewertung veraendern? Fuer Wirkung in CAPEX, OPEX, Portfolio und Einkauf heisst das, dass jede Bewertung nur so belastbar ist wie Datenlage, Quellenstatus, Aktualitaet und Systemgrenze. Die Studierenden sollen nicht lernen, einen Score nachzusprechen. Sie sollen erkennen, wann ein Score klaert, wann er verdeckt und wann eine rote Linie die Durchschnittslogik stoppt.</w:t>
-      </w:r>
-    </w:p>
-    <w:p>
-      <w:r>
-        <w:t>Fallfenster zur Anwendung. Ein Controlling-Team moechte einen Score bilden. Das Skript verlangt, dass Datenqualitaet, Systemgrenzen, Gewichtung, Unsicherheit und Nichtkompensation sichtbar bleiben. Ein Score darf die Diskussion nicht beenden, sondern muss bessere Fragen, Priorisierung und Rueckkopplung ermoeglichen. Bezogen auf Wirkung in CAPEX, OPEX, Portfolio und Einkauf heisst das: Die Analyse muss das konkrete Thema ernst nehmen und zugleich den allgemeinen WÖk-Massstab halten. Es geht nicht darum, Akteure moralisch zu sortieren. Es geht darum, Wirkpfade, Wirkungsempfaenger, Datenqualitaet, Risiken und Rueckkopplung so zu beschreiben, dass bessere Entscheidungen moeglich werden.</w:t>
-      </w:r>
-    </w:p>
-    <w:p>
-      <w:r>
-        <w:t>Transfer in Impact-Controlling. Quelltext und fachliche Grundlegung verbindet die inhaltliche Deutung mit der spaeteren Praxis. Eine Organisation kann zu Wirkung in CAPEX, OPEX, Portfolio und Einkauf sehr ueberzeugend kommunizieren und trotzdem an Zahlen als Beweis zu behandeln, obwohl Systemgrenze, Datenqualitaet, Unsicherheit oder Nichtkompensation ungeklaert sind scheitern. Darum muss die V1-Fassung immer auch nach Governance fragen: Wer erhebt Daten, wer bewertet sie, wer traegt die Folgen, wer kann widersprechen und wann wird eine Entscheidung korrigiert? Profile, Zielkonflikte und offene Punkte werden nebeneinander gefuehrt. So wird aus einem Lehrkapitel eine verantwortbare Arbeitsroutine.</w:t>
-      </w:r>
-    </w:p>
-    <w:p>
-      <w:r>
-        <w:t>Grenze gegen Scheingenauigkeit. Gerade bei Einstieg / Wirkungsfrage ist Praezision wichtiger als grosse Begriffe. Eine Wirkungsaussage bleibt schwach, wenn sie nur Aktivitaet, Reichweite, Absicht oder Image beschreibt. Stark wird sie erst, wenn sie die Zustandsveraenderung und ihre Bedingungen offenlegt. In WC-V8 ist deshalb entscheidend, schwere zentrale Schaeden nicht durch beliebige positive Einzelwerte neutralisiert werden duerfen. Die Fehlerlinie verlaeuft nicht zwischen Optimismus und Pessimismus, sondern zwischen offengelegter Unsicherheit und rhetorischer Sicherheit ohne Pruefpfad.</w:t>
-      </w:r>
-    </w:p>
-    <w:p>
-      <w:r>
-        <w:t>Pruefungsnahe Transferfrage. Formuliere zu WC-V8 eine Wirkungsaussage in drei Saetzen: Erstens den beobachteten oder plausiblen Zustand, zweitens die Daten- oder Quellenlage, drittens die offene Unsicherheit samt Rueckkopplung. Die Antwort muss ohne moralische Personenbewertung auskommen und darf Reichweite nicht mit Wirkung verwechseln.</w:t>
-      </w:r>
-    </w:p>
-    <w:p>
-      <w:r>
-        <w:t>Pruefungsnahe Lesart. Aus Video-/Audio-Vorlesung laesst sich eine gute Transferfrage ableiten: Welche Entscheidung waere falsch, wenn dieser Abschnitt missverstanden wird? Fuer Wirkung in CAPEX, OPEX, Portfolio und Einkauf lautet die Antwort meist nicht einfach "mehr Wirkung", sondern genauer: bessere Unterscheidung, sauberere Daten, klarere Schutzlinie und rueckgekoppelte Steuerung. Jeder Analyseblock fragt nach der Routine, die nach der Bewertung angepasst wird. Wer das im Fall anwenden kann, hat den Kern der Vorlesung verstanden; wer nur Definitionen wiederholt, bleibt unter dem Anspruch der Akademie.</w:t>
-      </w:r>
-    </w:p>
-    <w:p>
-      <w:r>
-        <w:t>Fallfenster zur Anwendung. Ein Kommunikationsbericht nennt viele Aktivitaeten, Reichweiten und Rueckmeldungen. Die V1-Pruefung fragt, ob daraus eine belastbare Wirkungsaussage folgt. Wenn nur Kontakte, Klicks oder Zustimmung vorliegen, bleibt die Aussage im Bereich Wirkungspotenzial oder Resonanz, nicht im Bereich nachgewiesener Wirkung. Bezogen auf Wirkung in CAPEX, OPEX, Portfolio und Einkauf heisst das: Die Analyse muss das konkrete Thema ernst nehmen und zugleich den allgemeinen WÖk-Massstab halten. Es geht nicht darum, Akteure moralisch zu sortieren. Es geht darum, Wirkpfade, Wirkungsempfaenger, Datenqualitaet, Risiken und Rueckkopplung so zu beschreiben, dass bessere Entscheidungen moeglich werden.</w:t>
-      </w:r>
-    </w:p>
-    <w:p>
-      <w:r>
-        <w:t>Governance. Der Abschnitt Transkript (Gerüst) ist in WC-V8 kein Zusatzwissen, sondern ein Pruefstein fuer die Grundfrage des Skripts: Was veraendert sich, bei wem, wodurch und mit welcher Rueckkopplung? Fuer Wirkung in CAPEX, OPEX, Portfolio und Einkauf wird daran sichtbar, dass Wirkungsbewertung Verfahren, Rechte, Transparenz und Korrektur braucht. Die fachliche Grenze liegt dort, wo Lernende Bewertung als technokratische Top-down-Setzung verstehen. Die saubere Lesart trennt deshalb Beobachtung, Kausalannahme, Bewertung und Steuerungsfolge. In der Anwendung sollte daraus mindestens eine konkrete Indikator, Scorecard, Benchmark, Auditpfad oder Portfolioentscheidung abgeleitet werden; sonst bleibt das Wissen erklaerend, aber nicht steuerungsfaehig.</w:t>
-      </w:r>
-    </w:p>
-    <w:p>
-      <w:r>
-        <w:t>Anwendung auf Skript / Folien (Lernseite). In einer Fallanalyse beginnt dieser Punkt nicht mit einer Meinung, sondern mit einer belastbaren Beschreibung. Wer WC-V8 pruefungsnah liest, fragt zuerst nach Wirkungsempfaengern, Wirkraum, Zeitraum und Datenquelle. Erst danach folgt die Bewertung im Referenzrahmen Mensch, Planet, Demokratie, SDGs, Agenda 2030 und SDG+. Pruefungsfragen verbinden Begriff, Anwendung, Evidenz und rote Linie. Der typische Kurzschluss waere, reines Auswendiglernen als Kompetenznachweis behandeln. Genau dagegen setzt die WÖk die Pflicht, Wirkungspotenzial, Wirkungsrisiko und positive Netto-Wirkung begrifflich getrennt zu halten.</w:t>
-      </w:r>
-    </w:p>
-    <w:p>
-      <w:r>
-        <w:t>Evidenzregel. Transferaufgabe darf im Skript nicht als dekorativer Begriff stehen bleiben. Der Abschnitt traegt nur dann, wenn er eine pruefbare Aussage erlaubt: Welche Quelle stuetzt die Annahme, welche Unsicherheit bleibt offen und welche Gegenbeobachtung wuerde die Bewertung veraendern? Fuer Wirkung in CAPEX, OPEX, Portfolio und Einkauf heisst das, dass WÖk-Begriffe im Alltag nur tragen, wenn sie in Routinen uebersetzt werden. Die Studierenden sollen nicht lernen, einen Score nachzusprechen. Sie sollen erkennen, wann ein Score klaert, wann er verdeckt und wann eine rote Linie die Durchschnittslogik stoppt.</w:t>
-      </w:r>
-    </w:p>
-    <w:p>
-      <w:r>
-        <w:t>Fallfenster zur Anwendung. Eine Organisation plant eine Massnahme und formuliert dazu eine positive Absicht. In der WÖk reicht das nicht. Fuer diese Vorlesung muss sichtbar werden, welche Zustandsveraenderung erwartet wird, welche Empfaenger direkt oder indirekt betroffen sind, welche Nebenwirkungen entstehen koennen und welche Entscheidung spaeter korrigiert wird. Bezogen auf Wirkung in CAPEX, OPEX, Portfolio und Einkauf heisst das: Die Analyse muss das konkrete Thema ernst nehmen und zugleich den allgemeinen WÖk-Massstab halten. Es geht nicht darum, Akteure moralisch zu sortieren. Es geht darum, Wirkpfade, Wirkungsempfaenger, Datenqualitaet, Risiken und Rueckkopplung so zu beschreiben, dass bessere Entscheidungen moeglich werden.</w:t>
-      </w:r>
-    </w:p>
-    <w:p>
-      <w:r>
-        <w:t>Transfer in Impact-Controlling. Praxisbeispiel verbindet die inhaltliche Deutung mit der spaeteren Praxis. Eine Organisation kann zu Wirkung in CAPEX, OPEX, Portfolio und Einkauf sehr ueberzeugend kommunizieren und trotzdem an Zahlen als Beweis zu behandeln, obwohl Systemgrenze, Datenqualitaet, Unsicherheit oder Nichtkompensation ungeklaert sind scheitern. Darum muss die V1-Fassung immer auch nach Governance fragen: Wer erhebt Daten, wer bewertet sie, wer traegt die Folgen, wer kann widersprechen und wann wird eine Entscheidung korrigiert? Gute Kommunikation unterscheidet Befund, Annahme und normative Bewertung. So wird aus einem Lehrkapitel eine verantwortbare Arbeitsroutine.</w:t>
-      </w:r>
-    </w:p>
-    <w:p>
-      <w:r>
-        <w:t>Pruefungsnahe Transferfrage. Formuliere zu WC-V8 eine Wirkungsaussage in drei Saetzen: Erstens den beobachteten oder plausiblen Zustand, zweitens die Daten- oder Quellenlage, drittens die offene Unsicherheit samt Rueckkopplung. Die Antwort muss ohne moralische Personenbewertung auskommen und darf Reichweite nicht mit Wirkung verwechseln.</w:t>
-      </w:r>
-    </w:p>
-    <w:p>
-      <w:r>
-        <w:t>Grenze gegen Scheingenauigkeit. Gerade bei Wirkungsökonomische Vertiefung ist Praezision wichtiger als grosse Begriffe. Eine Wirkungsaussage bleibt schwach, wenn sie nur Aktivitaet, Reichweite, Absicht oder Image beschreibt. Stark wird sie erst, wenn sie die Zustandsveraenderung und ihre Bedingungen offenlegt. In WC-V8 ist deshalb entscheidend, jede Wirkungsaussage eine Grenze zieht und diese Grenze begruenden muss. Die Fehlerlinie verlaeuft nicht zwischen Optimismus und Pessimismus, sondern zwischen offengelegter Unsicherheit und rhetorischer Sicherheit ohne Pruefpfad.</w:t>
-      </w:r>
-    </w:p>
-    <w:p>
-      <w:r>
-        <w:t>Pruefungsnahe Lesart. Aus Prüfungsrelevanz laesst sich eine gute Transferfrage ableiten: Welche Entscheidung waere falsch, wenn dieser Abschnitt missverstanden wird? Fuer Wirkung in CAPEX, OPEX, Portfolio und Einkauf lautet die Antwort meist nicht einfach "mehr Wirkung", sondern genauer: bessere Unterscheidung, sauberere Daten, klarere Schutzlinie und rueckgekoppelte Steuerung. Szenarien pruefen Sofortwirkung, Folgewirkung und Reversibilitaet getrennt. Wer das im Fall anwenden kann, hat den Kern der Vorlesung verstanden; wer nur Definitionen wiederholt, bleibt unter dem Anspruch der Akademie.</w:t>
-      </w:r>
-    </w:p>
-    <w:p>
-      <w:r>
-        <w:t>Fallfenster zur Anwendung. Eine Fuehrungsentscheidung erzeugt zugleich Nutzen und Risiken. Die WÖk behandelt Ambivalenz nicht als Stoerung, sondern als Kern der Analyse. Positive Netto-Wirkung darf erst behauptet werden, wenn zentrale negative Wirkungen getrennt geprueft und rote Linien gewahrt sind. Bezogen auf Wirkung in CAPEX, OPEX, Portfolio und Einkauf heisst das: Die Analyse muss das konkrete Thema ernst nehmen und zugleich den allgemeinen WÖk-Massstab halten. Es geht nicht darum, Akteure moralisch zu sortieren. Es geht darum, Wirkpfade, Wirkungsempfaenger, Datenqualitaet, Risiken und Rueckkopplung so zu beschreiben, dass bessere Entscheidungen moeglich werden.</w:t>
-      </w:r>
-    </w:p>
-    <w:p>
-      <w:r>
-        <w:t>Betroffenenperspektive. Der Abschnitt Lernziele ist in WC-V8 kein Zusatzwissen, sondern ein Pruefstein fuer die Grundfrage des Skripts: Was veraendert sich, bei wem, wodurch und mit welcher Rueckkopplung? Fuer Wirkung in CAPEX, OPEX, Portfolio und Einkauf wird daran sichtbar, dass Wirkung nicht am Sender, sondern an veraenderten Zustanden der Empfaenger geprueft wird. Die fachliche Grenze liegt dort, wo Lernende interne Erfolgskennzahlen mit gesellschaftlicher Wirkung verwechseln. Die saubere Lesart trennt deshalb Beobachtung, Kausalannahme, Bewertung und Steuerungsfolge. In der Anwendung sollte daraus mindestens eine konkrete Indikator, Scorecard, Benchmark, Auditpfad oder Portfolioentscheidung abgeleitet werden; sonst bleibt das Wissen erklaerend, aber nicht steuerungsfaehig.</w:t>
-      </w:r>
-    </w:p>
-    <w:p>
-      <w:r>
-        <w:t>Anwendung auf Einleitung / Wirkungsfrage. In einer Fallanalyse beginnt dieser Punkt nicht mit einer Meinung, sondern mit einer belastbaren Beschreibung. Wer WC-V8 pruefungsnah liest, fragt zuerst nach Wirkungsempfaengern, Wirkraum, Zeitraum und Datenquelle. Erst danach folgt die Bewertung im Referenzrahmen Mensch, Planet, Demokratie, SDGs, Agenda 2030 und SDG+. Jede Schlussfolgerung endet mit Entscheidung, Verantwortlichkeit und Termin fuer Rueckpruefung. Der typische Kurzschluss waere, Befunde sammeln, ohne Ressourcen oder Regeln zu veraendern. Genau dagegen setzt die WÖk die Pflicht, Wirkungspotenzial, Wirkungsrisiko und positive Netto-Wirkung begrifflich getrennt zu halten.</w:t>
-      </w:r>
-    </w:p>
-    <w:p>
-      <w:r>
-        <w:t>Evidenzregel. Kernaussage darf im Skript nicht als dekorativer Begriff stehen bleiben. Der Abschnitt traegt nur dann, wenn er eine pruefbare Aussage erlaubt: Welche Quelle stuetzt die Annahme, welche Unsicherheit bleibt offen und welche Gegenbeobachtung wuerde die Bewertung veraendern? Fuer Wirkung in CAPEX, OPEX, Portfolio und Einkauf heisst das, dass WÖk-Aussagen mit bestehenden Begriffen, Studien, Standards und Rechtsrahmen in Beziehung stehen muessen. Die Studierenden sollen nicht lernen, einen Score nachzusprechen. Sie sollen erkennen, wann ein Score klaert, wann er verdeckt und wann eine rote Linie die Durchschnittslogik stoppt.</w:t>
-      </w:r>
-    </w:p>
-    <w:p>
-      <w:r>
-        <w:t>Fallfenster zur Anwendung. Ein Controlling-Team moechte einen Score bilden. Das Skript verlangt, dass Datenqualitaet, Systemgrenzen, Gewichtung, Unsicherheit und Nichtkompensation sichtbar bleiben. Ein Score darf die Diskussion nicht beenden, sondern muss bessere Fragen, Priorisierung und Rueckkopplung ermoeglichen. Bezogen auf Wirkung in CAPEX, OPEX, Portfolio und Einkauf heisst das: Die Analyse muss das konkrete Thema ernst nehmen und zugleich den allgemeinen WÖk-Massstab halten. Es geht nicht darum, Akteure moralisch zu sortieren. Es geht darum, Wirkpfade, Wirkungsempfaenger, Datenqualitaet, Risiken und Rueckkopplung so zu beschreiben, dass bessere Entscheidungen moeglich werden.</w:t>
-      </w:r>
-    </w:p>
-    <w:p>
-      <w:r>
-        <w:t>Pruefungsnahe Transferfrage. Formuliere zu WC-V8 eine Wirkungsaussage in drei Saetzen: Erstens den beobachteten oder plausiblen Zustand, zweitens die Daten- oder Quellenlage, drittens die offene Unsicherheit samt Rueckkopplung. Die Antwort muss ohne moralische Personenbewertung auskommen und darf Reichweite nicht mit Wirkung verwechseln.</w:t>
-      </w:r>
-    </w:p>
-    <w:p>
-      <w:r>
-        <w:t>Transfer in Impact-Controlling. Quelltext und fachliche Grundlegung verbindet die inhaltliche Deutung mit der spaeteren Praxis. Eine Organisation kann zu Wirkung in CAPEX, OPEX, Portfolio und Einkauf sehr ueberzeugend kommunizieren und trotzdem an Zahlen als Beweis zu behandeln, obwohl Systemgrenze, Datenqualitaet, Unsicherheit oder Nichtkompensation ungeklaert sind scheitern. Darum muss die V1-Fassung immer auch nach Governance fragen: Wer erhebt Daten, wer bewertet sie, wer traegt die Folgen, wer kann widersprechen und wann wird eine Entscheidung korrigiert? Die Analyse markiert Stoppsignale vor jeder Portfolio- oder Score-Debatte. So wird aus einem Lehrkapitel eine verantwortbare Arbeitsroutine.</w:t>
+        <w:t>Schlussvertiefung 1: Wirkung in CAPEX, OPEX, Portfolio und Einkauf im Anwendungsfall</w:t>
+      </w:r>
+    </w:p>
+    <w:p>
+      <w:r>
+        <w:t>Die folgenden Abschnitte sind keine neue Pruefungsloesung. Sie verdichten die vorhandenen Kapitel zu einer Lesart, mit der Studierende einen Fall selbststaendig analysieren koennen. Im Mittelpunkt stehen Produkte, Institutionen, Lieferketten und Investitionsentscheidungen als Wirkungstraeger, nicht moralische Personenbewertung.</w:t>
+      </w:r>
+    </w:p>
+    <w:p>
+      <w:r>
+        <w:t>Begriffliche Schlussklaerung. Einleitung / Wirkungsfrage zeigt, warum Wirkung in CAPEX, OPEX, Portfolio und Einkauf mehr ist als ein Schlagwort im Feld Produkte, Institutionen, Lieferketten und Investitionsentscheidungen als Wirkungstraeger. Die wirkungsoekonomische Frage lautet: Welche reale Veraenderung wird moeglich, welche bleibt nur Potenzial und wo entsteht ein Wirkungsrisiko? Diese Unterscheidung schuetzt vor Impact-Washing, weil sie Absicht, Aktivitaet, Reichweite und Wirkung auseinanderhaelt.</w:t>
+      </w:r>
+    </w:p>
+    <w:p>
+      <w:r>
+        <w:t>Eine Kommune, ein Unternehmen oder eine Bildungsorganisation will Wirkung in CAPEX, OPEX, Portfolio und Einkauf praktisch anwenden. Der erste Schritt ist nicht die Auswahl eines Instruments, sondern die Klaerung der Zustandsveraenderung. Bei Einleitung / Wirkungsfrage muss deshalb benannt werden, wer betroffen ist, welcher Zustand sich veraendert, welche Frist gilt und welche Gegenbeobachtung die Annahme widerlegen wuerde. Erst danach entsteht eine begruendete Entscheidung im Feld Indikator, Scorecard, Benchmark, Auditpfad, Portfolioentscheidung oder CAPEX/OPEX-Priorisierung.</w:t>
+      </w:r>
+    </w:p>
+    <w:p>
+      <w:r>
+        <w:t>Wirkpfad und Empfaenger. In WC-V8 muss Kernaussage immer mit Empfaengern gelesen werden. Wirkung entsteht nicht beim Sender, sondern an veraenderten Zustaenden von Menschen, Oekosystemen, Institutionen, Oeffentlichkeit oder kuenftigen Handlungsspielraeumen. Darum reicht es nicht, interne Aktivitaeten zu dokumentieren. Entscheidend ist, ob sich ein Zustand nachvollziehbar veraendert und ob diese Veraenderung im Referenzrahmen Mensch, Planet, Demokratie, SDGs, Agenda 2030 und SDG+ tragfaehig bewertet werden kann.</w:t>
+      </w:r>
+    </w:p>
+    <w:p>
+      <w:r>
+        <w:t>Ein Bericht behauptet, die Massnahme zu Wirkung in CAPEX, OPEX, Portfolio und Einkauf sei erfolgreich. Die WOE-Lesart fragt bei Kernaussage nach belastbaren Nachweisen: Datenquelle, Systemgrenze, Erhebungslogik, Unsicherheit, Aktualitaet und Auditspur. Wenn diese Nachweise fehlen, bleibt die Aussage Wirkungspotenzial oder Kommunikationsbehauptung. Sie kann wichtig sein, aber sie ist noch keine belegte Wirkung.</w:t>
+      </w:r>
+    </w:p>
+    <w:p>
+      <w:r>
+        <w:t>Daten, Quellen und Evidenz. Wissenschaftliche Anschlussfaehigkeit entsteht hier durch Quellenklarheit. Bei Quelltext und fachliche Grundlegung werden interne WOE-Begriffe nicht als Ersatz fuer Belege benutzt, sondern mit Produktwirkungslogik, Lebenszyklusdaten, Lieferketten- und Portfoliosteuerung verbunden. Wo die Datenlage offen bleibt, wird das offengelegt. Wo eine Aussage nur plausibel ist, bleibt sie als Wirkungspotenzial markiert. Wo ein Schaden eine rote Linie beruehrt, greift Nichtkompensation vor Durchschnittslogik.</w:t>
+      </w:r>
+    </w:p>
+    <w:p>
+      <w:r>
+        <w:t>In einer kontroversen Entscheidung wirkt Quelltext und fachliche Grundlegung als Pruefpunkt fuer Ambivalenz. Ein Nutzen fuer eine Gruppe kann mit Risiken fuer andere Wirkungsempfaenger einhergehen. Das Skript verlangt deshalb, positive und negative Zustandsveraenderungen getrennt zu fuehren, bevor von positiver Netto-Wirkung gesprochen wird.</w:t>
+      </w:r>
+    </w:p>
+    <w:p>
+      <w:r>
+        <w:t>Bewertung und rote Linien. In Impact-Controlling wird Einstieg / Wirkungsfrage erst steuerungsfaehig, wenn daraus eine Entscheidung folgt. Kennzahlen muessen Entscheidungen verbessern, nicht nur Berichte fuellen. Ohne diese Rueckkopplung bleibt Reporting eine Beschreibung. Mit Rueckkopplung wird aus Bewertung eine veraenderte Routine: ein anderer Prozess, ein geaenderter Anreiz, eine bessere Datenpflicht, eine korrigierte Kommunikation oder eine neue Priorisierung.</w:t>
+      </w:r>
+    </w:p>
+    <w:p>
+      <w:r>
+        <w:t>Die typische Fehlstelle bei Wirkung in CAPEX, OPEX, Portfolio und Einkauf liegt darin, nur die Nutzenseite zu zeigen und Vorketten, Nutzung, Ende oder institutionelle Nebenfolgen auszublenden. Bei Einstieg / Wirkungsfrage wird diese Fehlstelle konkret: Ein scheinbar plausibler Befund darf nicht zur Abkuerzung werden. Quellen, Systemgrenzen, Unsicherheit und Rueckkopplung bleiben sichtbar.</w:t>
+      </w:r>
+    </w:p>
+    <w:p>
+      <w:r>
+        <w:t>Kontrollfrage. Welche Entscheidung waere falsch, wenn Einstieg / Wirkungsfrage in WC-V8 missverstanden wird? Die Antwort muss mindestens eine Daten- oder Quellenannahme, eine betroffene Gruppe oder Schutzdimension, eine moegliche Nebenwirkung und einen Rueckkopplungsschritt nennen. Richtig ist nicht die lauteste Bewertung, sondern diejenige, die Begriff, Beleg und Steuerungsfolge zusammenhaelt.</w:t>
+      </w:r>
+    </w:p>
+    <w:p>
+      <w:r>
+        <w:t>Steuerung und Rueckkopplung. Die Grenze gegen Scheingenauigkeit verlaeuft bei Skript / Folien (Lernseite) nicht zwischen Optimismus und Pessimismus. Sie verlaeuft zwischen offengelegter Unsicherheit und rhetorischer Sicherheit. Wer Wirkung in CAPEX, OPEX, Portfolio und Einkauf belastbar anwenden will, benennt Systemgrenze, Zeitraum, Vergleichspunkt und offene Gegenhypothese. Gerade dadurch bleibt das Skript anschlussfaehig fuer Forschung, Praxis und spaetere Revision.</w:t>
+      </w:r>
+    </w:p>
+    <w:p>
+      <w:r>
+        <w:t>Fuer die Pruefung ist Skript / Folien (Lernseite) dann verstanden, wenn daraus eine belastbare Fallantwort entsteht. Eine gute Antwort unterscheidet Beobachtung, Kausalannahme, Bewertung und Steuerungsfolge. Sie bewertet keine Menschen, sondern Wirkpfade, Zustandsveraenderungen, Risiken und institutionelle Bedingungen.</w:t>
+      </w:r>
+    </w:p>
+    <w:p>
+      <w:r>
+        <w:t>Pruefungsnahe Anwendung. Transferaufgabe zeigt, warum Wirkung in CAPEX, OPEX, Portfolio und Einkauf mehr ist als ein Schlagwort im Feld Produkte, Institutionen, Lieferketten und Investitionsentscheidungen als Wirkungstraeger. Die wirkungsoekonomische Frage lautet: Welche reale Veraenderung wird moeglich, welche bleibt nur Potenzial und wo entsteht ein Wirkungsrisiko? Diese Unterscheidung schuetzt vor Impact-Washing, weil sie Absicht, Aktivitaet, Reichweite und Wirkung auseinanderhaelt.</w:t>
+      </w:r>
+    </w:p>
+    <w:p>
+      <w:r>
+        <w:t>Eine Kommune, ein Unternehmen oder eine Bildungsorganisation will Wirkung in CAPEX, OPEX, Portfolio und Einkauf praktisch anwenden. Der erste Schritt ist nicht die Auswahl eines Instruments, sondern die Klaerung der Zustandsveraenderung. Bei Transferaufgabe muss deshalb benannt werden, wer betroffen ist, welcher Zustand sich veraendert, welche Frist gilt und welche Gegenbeobachtung die Annahme widerlegen wuerde. Erst danach entsteht eine begruendete Entscheidung im Feld Indikator, Scorecard, Benchmark, Auditpfad, Portfolioentscheidung oder CAPEX/OPEX-Priorisierung.</w:t>
+      </w:r>
+    </w:p>
+    <w:p>
+      <w:r>
+        <w:t>Rueckfluss. Fuer den WOE-Korpus bedeutet das: Begriffe aus Wirkung in CAPEX, OPEX, Portfolio und Einkauf sollten dort geschaerft werden, wo sie in Glossar, Werkzeugen, Journal oder Readern doppeldeutig bleiben. Offene Forschungsfragen werden nicht versteckt. Sie markieren die Stelle, an der spaetere Evidenz, ein besserer Datensatz oder eine praezisere Fallstudie die Bewertung veraendern kann.</w:t>
+      </w:r>
+    </w:p>
+    <w:p>
+      <w:r>
+        <w:t>Transfer in den WOE-Korpus. In WC-V8 muss Praxisbeispiel immer mit Empfaengern gelesen werden. Wirkung entsteht nicht beim Sender, sondern an veraenderten Zustaenden von Menschen, Oekosystemen, Institutionen, Oeffentlichkeit oder kuenftigen Handlungsspielraeumen. Darum reicht es nicht, interne Aktivitaeten zu dokumentieren. Entscheidend ist, ob sich ein Zustand nachvollziehbar veraendert und ob diese Veraenderung im Referenzrahmen Mensch, Planet, Demokratie, SDGs, Agenda 2030 und SDG+ tragfaehig bewertet werden kann.</w:t>
+      </w:r>
+    </w:p>
+    <w:p>
+      <w:r>
+        <w:t>Ein Bericht behauptet, die Massnahme zu Wirkung in CAPEX, OPEX, Portfolio und Einkauf sei erfolgreich. Die WOE-Lesart fragt bei Praxisbeispiel nach belastbaren Nachweisen: Datenquelle, Systemgrenze, Erhebungslogik, Unsicherheit, Aktualitaet und Auditspur. Wenn diese Nachweise fehlen, bleibt die Aussage Wirkungspotenzial oder Kommunikationsbehauptung. Sie kann wichtig sein, aber sie ist noch keine belegte Wirkung.</w:t>
+      </w:r>
+    </w:p>
+    <w:p>
+      <w:r>
+        <w:t>Grenzen der Aussage. Wissenschaftliche Anschlussfaehigkeit entsteht hier durch Quellenklarheit. Bei Wirkungsökonomische Vertiefung werden interne WOE-Begriffe nicht als Ersatz fuer Belege benutzt, sondern mit Produktwirkungslogik, Lebenszyklusdaten, Lieferketten- und Portfoliosteuerung verbunden. Wo die Datenlage offen bleibt, wird das offengelegt. Wo eine Aussage nur plausibel ist, bleibt sie als Wirkungspotenzial markiert. Wo ein Schaden eine rote Linie beruehrt, greift Nichtkompensation vor Durchschnittslogik.</w:t>
+      </w:r>
+    </w:p>
+    <w:p>
+      <w:r>
+        <w:t>In einer kontroversen Entscheidung wirkt Wirkungsökonomische Vertiefung als Pruefpunkt fuer Ambivalenz. Ein Nutzen fuer eine Gruppe kann mit Risiken fuer andere Wirkungsempfaenger einhergehen. Das Skript verlangt deshalb, positive und negative Zustandsveraenderungen getrennt zu fuehren, bevor von positiver Netto-Wirkung gesprochen wird.</w:t>
+      </w:r>
+    </w:p>
+    <w:p>
+      <w:r>
+        <w:t>Kontrollfrage. Welche Entscheidung waere falsch, wenn Wirkungsökonomische Vertiefung in WC-V8 missverstanden wird? Die Antwort muss mindestens eine Daten- oder Quellenannahme, eine betroffene Gruppe oder Schutzdimension, eine moegliche Nebenwirkung und einen Rueckkopplungsschritt nennen. Richtig ist nicht die lauteste Bewertung, sondern diejenige, die Begriff, Beleg und Steuerungsfolge zusammenhaelt.</w:t>
       </w:r>
     </w:p>
     <w:p>
@@ -4145,132 +4120,107 @@
         <w:pStyle w:val="Heading3"/>
       </w:pPr>
       <w:r>
-        <w:t>Abschlusskommentar 2: Lesen, pruefen, rueckkoppeln</w:t>
-      </w:r>
-    </w:p>
-    <w:p>
-      <w:r>
-        <w:t>Die folgende Verdichtung fuehrt die vorhandenen Kapitel nicht als Wiederholung, sondern als Anwendung zusammen. Wirkungskompetenz entsteht, wenn dieselbe begriffliche Strenge in Fallanalyse, Datenarbeit, Kommunikation, Governance und Entscheidungspraxis wiedererkannt wird.</w:t>
-      </w:r>
-    </w:p>
-    <w:p>
-      <w:r>
-        <w:t>Grenze gegen Scheingenauigkeit. Gerade bei Einstieg / Wirkungsfrage ist Praezision wichtiger als grosse Begriffe. Eine Wirkungsaussage bleibt schwach, wenn sie nur Aktivitaet, Reichweite, Absicht oder Image beschreibt. Stark wird sie erst, wenn sie die Zustandsveraenderung und ihre Bedingungen offenlegt. In WC-V8 ist deshalb entscheidend, praezise Sprache die erste Sicherung gegen Impact-Washing bildet. Die Fehlerlinie verlaeuft nicht zwischen Optimismus und Pessimismus, sondern zwischen offengelegter Unsicherheit und rhetorischer Sicherheit ohne Pruefpfad.</w:t>
-      </w:r>
-    </w:p>
-    <w:p>
-      <w:r>
-        <w:t>Pruefungsnahe Lesart. Aus Video-/Audio-Vorlesung laesst sich eine gute Transferfrage ableiten: Welche Entscheidung waere falsch, wenn dieser Abschnitt missverstanden wird? Fuer Wirkung in CAPEX, OPEX, Portfolio und Einkauf lautet die Antwort meist nicht einfach "mehr Wirkung", sondern genauer: bessere Unterscheidung, sauberere Daten, klarere Schutzlinie und rueckgekoppelte Steuerung. Mindestens ein direkter und ein indirekter Wirkpfad muessen nachvollziehbar sein. Wer das im Fall anwenden kann, hat den Kern der Vorlesung verstanden; wer nur Definitionen wiederholt, bleibt unter dem Anspruch der Akademie.</w:t>
-      </w:r>
-    </w:p>
-    <w:p>
-      <w:r>
-        <w:t>Fallfenster zur Anwendung. Ein Kommunikationsbericht nennt viele Aktivitaeten, Reichweiten und Rueckmeldungen. Die V1-Pruefung fragt, ob daraus eine belastbare Wirkungsaussage folgt. Wenn nur Kontakte, Klicks oder Zustimmung vorliegen, bleibt die Aussage im Bereich Wirkungspotenzial oder Resonanz, nicht im Bereich nachgewiesener Wirkung. Bezogen auf Wirkung in CAPEX, OPEX, Portfolio und Einkauf heisst das: Die Analyse muss das konkrete Thema ernst nehmen und zugleich den allgemeinen WÖk-Massstab halten. Es geht nicht darum, Akteure moralisch zu sortieren. Es geht darum, Wirkpfade, Wirkungsempfaenger, Datenqualitaet, Risiken und Rueckkopplung so zu beschreiben, dass bessere Entscheidungen moeglich werden.</w:t>
-      </w:r>
-    </w:p>
-    <w:p>
-      <w:r>
-        <w:t>Daten- und Quellenklarheit. Der Abschnitt Transkript (Gerüst) ist in WC-V8 kein Zusatzwissen, sondern ein Pruefstein fuer die Grundfrage des Skripts: Was veraendert sich, bei wem, wodurch und mit welcher Rueckkopplung? Fuer Wirkung in CAPEX, OPEX, Portfolio und Einkauf wird daran sichtbar, dass jede Bewertung nur so belastbar ist wie Datenlage, Quellenstatus, Aktualitaet und Systemgrenze. Die fachliche Grenze liegt dort, wo Lernende eine Zahl ohne Einheit, Zeitraum oder Erhebungslogik als Beweis nutzen. Die saubere Lesart trennt deshalb Beobachtung, Kausalannahme, Bewertung und Steuerungsfolge. In der Anwendung sollte daraus mindestens eine konkrete Indikator, Scorecard, Benchmark, Auditpfad oder Portfolioentscheidung abgeleitet werden; sonst bleibt das Wissen erklaerend, aber nicht steuerungsfaehig.</w:t>
-      </w:r>
-    </w:p>
-    <w:p>
-      <w:r>
-        <w:t>Anwendung auf Skript / Folien (Lernseite). In einer Fallanalyse beginnt dieser Punkt nicht mit einer Meinung, sondern mit einer belastbaren Beschreibung. Wer WC-V8 pruefungsnah liest, fragt zuerst nach Wirkungsempfaengern, Wirkraum, Zeitraum und Datenquelle. Erst danach folgt die Bewertung im Referenzrahmen Mensch, Planet, Demokratie, SDGs, Agenda 2030 und SDG+. Profile, Zielkonflikte und offene Punkte werden nebeneinander gefuehrt. Der typische Kurzschluss waere, ambivalente Befunde glaetten, damit eine eindeutige Botschaft entsteht. Genau dagegen setzt die WÖk die Pflicht, Wirkungspotenzial, Wirkungsrisiko und positive Netto-Wirkung begrifflich getrennt zu halten.</w:t>
-      </w:r>
-    </w:p>
-    <w:p>
-      <w:r>
-        <w:t>Pruefungsnahe Transferfrage. Formuliere zu WC-V8 eine Wirkungsaussage in drei Saetzen: Erstens den beobachteten oder plausiblen Zustand, zweitens die Daten- oder Quellenlage, drittens die offene Unsicherheit samt Rueckkopplung. Die Antwort muss ohne moralische Personenbewertung auskommen und darf Reichweite nicht mit Wirkung verwechseln.</w:t>
-      </w:r>
-    </w:p>
-    <w:p>
-      <w:r>
-        <w:t>Evidenzregel. Transferaufgabe darf im Skript nicht als dekorativer Begriff stehen bleiben. Der Abschnitt traegt nur dann, wenn er eine pruefbare Aussage erlaubt: Welche Quelle stuetzt die Annahme, welche Unsicherheit bleibt offen und welche Gegenbeobachtung wuerde die Bewertung veraendern? Fuer Wirkung in CAPEX, OPEX, Portfolio und Einkauf heisst das, dass schwere zentrale Schaeden nicht durch beliebige positive Einzelwerte neutralisiert werden duerfen. Die Studierenden sollen nicht lernen, einen Score nachzusprechen. Sie sollen erkennen, wann ein Score klaert, wann er verdeckt und wann eine rote Linie die Durchschnittslogik stoppt.</w:t>
-      </w:r>
-    </w:p>
-    <w:p>
-      <w:r>
-        <w:t>Fallfenster zur Anwendung. Eine Organisation plant eine Massnahme und formuliert dazu eine positive Absicht. In der WÖk reicht das nicht. Fuer diese Vorlesung muss sichtbar werden, welche Zustandsveraenderung erwartet wird, welche Empfaenger direkt oder indirekt betroffen sind, welche Nebenwirkungen entstehen koennen und welche Entscheidung spaeter korrigiert wird. Bezogen auf Wirkung in CAPEX, OPEX, Portfolio und Einkauf heisst das: Die Analyse muss das konkrete Thema ernst nehmen und zugleich den allgemeinen WÖk-Massstab halten. Es geht nicht darum, Akteure moralisch zu sortieren. Es geht darum, Wirkpfade, Wirkungsempfaenger, Datenqualitaet, Risiken und Rueckkopplung so zu beschreiben, dass bessere Entscheidungen moeglich werden.</w:t>
-      </w:r>
-    </w:p>
-    <w:p>
-      <w:r>
-        <w:t>Transfer in Impact-Controlling. Praxisbeispiel verbindet die inhaltliche Deutung mit der spaeteren Praxis. Eine Organisation kann zu Wirkung in CAPEX, OPEX, Portfolio und Einkauf sehr ueberzeugend kommunizieren und trotzdem an Zahlen als Beweis zu behandeln, obwohl Systemgrenze, Datenqualitaet, Unsicherheit oder Nichtkompensation ungeklaert sind scheitern. Darum muss die V1-Fassung immer auch nach Governance fragen: Wer erhebt Daten, wer bewertet sie, wer traegt die Folgen, wer kann widersprechen und wann wird eine Entscheidung korrigiert? Jeder Analyseblock fragt nach der Routine, die nach der Bewertung angepasst wird. So wird aus einem Lehrkapitel eine verantwortbare Arbeitsroutine.</w:t>
-      </w:r>
-    </w:p>
-    <w:p>
-      <w:r>
-        <w:t>Grenze gegen Scheingenauigkeit. Gerade bei Wirkungsökonomische Vertiefung ist Praezision wichtiger als grosse Begriffe. Eine Wirkungsaussage bleibt schwach, wenn sie nur Aktivitaet, Reichweite, Absicht oder Image beschreibt. Stark wird sie erst, wenn sie die Zustandsveraenderung und ihre Bedingungen offenlegt. In WC-V8 ist deshalb entscheidend, Wirkungsbewertung Verfahren, Rechte, Transparenz und Korrektur braucht. Die Fehlerlinie verlaeuft nicht zwischen Optimismus und Pessimismus, sondern zwischen offengelegter Unsicherheit und rhetorischer Sicherheit ohne Pruefpfad.</w:t>
-      </w:r>
-    </w:p>
-    <w:p>
-      <w:r>
-        <w:t>Pruefungsnahe Lesart. Aus Prüfungsrelevanz laesst sich eine gute Transferfrage ableiten: Welche Entscheidung waere falsch, wenn dieser Abschnitt missverstanden wird? Fuer Wirkung in CAPEX, OPEX, Portfolio und Einkauf lautet die Antwort meist nicht einfach "mehr Wirkung", sondern genauer: bessere Unterscheidung, sauberere Daten, klarere Schutzlinie und rueckgekoppelte Steuerung. Pruefungsfragen verbinden Begriff, Anwendung, Evidenz und rote Linie. Wer das im Fall anwenden kann, hat den Kern der Vorlesung verstanden; wer nur Definitionen wiederholt, bleibt unter dem Anspruch der Akademie.</w:t>
-      </w:r>
-    </w:p>
-    <w:p>
-      <w:r>
-        <w:t>Fallfenster zur Anwendung. Eine Fuehrungsentscheidung erzeugt zugleich Nutzen und Risiken. Die WÖk behandelt Ambivalenz nicht als Stoerung, sondern als Kern der Analyse. Positive Netto-Wirkung darf erst behauptet werden, wenn zentrale negative Wirkungen getrennt geprueft und rote Linien gewahrt sind. Bezogen auf Wirkung in CAPEX, OPEX, Portfolio und Einkauf heisst das: Die Analyse muss das konkrete Thema ernst nehmen und zugleich den allgemeinen WÖk-Massstab halten. Es geht nicht darum, Akteure moralisch zu sortieren. Es geht darum, Wirkpfade, Wirkungsempfaenger, Datenqualitaet, Risiken und Rueckkopplung so zu beschreiben, dass bessere Entscheidungen moeglich werden.</w:t>
-      </w:r>
-    </w:p>
-    <w:p>
-      <w:r>
-        <w:t>Organisationale Umsetzung. Der Abschnitt Lernziele ist in WC-V8 kein Zusatzwissen, sondern ein Pruefstein fuer die Grundfrage des Skripts: Was veraendert sich, bei wem, wodurch und mit welcher Rueckkopplung? Fuer Wirkung in CAPEX, OPEX, Portfolio und Einkauf wird daran sichtbar, dass WÖk-Begriffe im Alltag nur tragen, wenn sie in Routinen uebersetzt werden. Die fachliche Grenze liegt dort, wo Lernende Verantwortung an eine einzelne Nachhaltigkeitsfunktion auslagern. Die saubere Lesart trennt deshalb Beobachtung, Kausalannahme, Bewertung und Steuerungsfolge. In der Anwendung sollte daraus mindestens eine konkrete Indikator, Scorecard, Benchmark, Auditpfad oder Portfolioentscheidung abgeleitet werden; sonst bleibt das Wissen erklaerend, aber nicht steuerungsfaehig.</w:t>
-      </w:r>
-    </w:p>
-    <w:p>
-      <w:r>
-        <w:t>Pruefungsnahe Transferfrage. Formuliere zu WC-V8 eine Wirkungsaussage in drei Saetzen: Erstens den beobachteten oder plausiblen Zustand, zweitens die Daten- oder Quellenlage, drittens die offene Unsicherheit samt Rueckkopplung. Die Antwort muss ohne moralische Personenbewertung auskommen und darf Reichweite nicht mit Wirkung verwechseln.</w:t>
-      </w:r>
-    </w:p>
-    <w:p>
-      <w:r>
-        <w:t>Anwendung auf Einleitung / Wirkungsfrage. In einer Fallanalyse beginnt dieser Punkt nicht mit einer Meinung, sondern mit einer belastbaren Beschreibung. Wer WC-V8 pruefungsnah liest, fragt zuerst nach Wirkungsempfaengern, Wirkraum, Zeitraum und Datenquelle. Erst danach folgt die Bewertung im Referenzrahmen Mensch, Planet, Demokratie, SDGs, Agenda 2030 und SDG+. Gute Kommunikation unterscheidet Befund, Annahme und normative Bewertung. Der typische Kurzschluss waere, Eindeutigkeit behaupten, wo die Datenlage nur Potenzial oder Risiko traegt. Genau dagegen setzt die WÖk die Pflicht, Wirkungspotenzial, Wirkungsrisiko und positive Netto-Wirkung begrifflich getrennt zu halten.</w:t>
-      </w:r>
-    </w:p>
-    <w:p>
-      <w:r>
-        <w:t>Evidenzregel. Kernaussage darf im Skript nicht als dekorativer Begriff stehen bleiben. Der Abschnitt traegt nur dann, wenn er eine pruefbare Aussage erlaubt: Welche Quelle stuetzt die Annahme, welche Unsicherheit bleibt offen und welche Gegenbeobachtung wuerde die Bewertung veraendern? Fuer Wirkung in CAPEX, OPEX, Portfolio und Einkauf heisst das, dass jede Wirkungsaussage eine Grenze zieht und diese Grenze begruenden muss. Die Studierenden sollen nicht lernen, einen Score nachzusprechen. Sie sollen erkennen, wann ein Score klaert, wann er verdeckt und wann eine rote Linie die Durchschnittslogik stoppt.</w:t>
-      </w:r>
-    </w:p>
-    <w:p>
-      <w:r>
-        <w:t>Fallfenster zur Anwendung. Ein Controlling-Team moechte einen Score bilden. Das Skript verlangt, dass Datenqualitaet, Systemgrenzen, Gewichtung, Unsicherheit und Nichtkompensation sichtbar bleiben. Ein Score darf die Diskussion nicht beenden, sondern muss bessere Fragen, Priorisierung und Rueckkopplung ermoeglichen. Bezogen auf Wirkung in CAPEX, OPEX, Portfolio und Einkauf heisst das: Die Analyse muss das konkrete Thema ernst nehmen und zugleich den allgemeinen WÖk-Massstab halten. Es geht nicht darum, Akteure moralisch zu sortieren. Es geht darum, Wirkpfade, Wirkungsempfaenger, Datenqualitaet, Risiken und Rueckkopplung so zu beschreiben, dass bessere Entscheidungen moeglich werden.</w:t>
-      </w:r>
-    </w:p>
-    <w:p>
-      <w:r>
-        <w:t>Transfer in Impact-Controlling. Quelltext und fachliche Grundlegung verbindet die inhaltliche Deutung mit der spaeteren Praxis. Eine Organisation kann zu Wirkung in CAPEX, OPEX, Portfolio und Einkauf sehr ueberzeugend kommunizieren und trotzdem an Zahlen als Beweis zu behandeln, obwohl Systemgrenze, Datenqualitaet, Unsicherheit oder Nichtkompensation ungeklaert sind scheitern. Darum muss die V1-Fassung immer auch nach Governance fragen: Wer erhebt Daten, wer bewertet sie, wer traegt die Folgen, wer kann widersprechen und wann wird eine Entscheidung korrigiert? Szenarien pruefen Sofortwirkung, Folgewirkung und Reversibilitaet getrennt. So wird aus einem Lehrkapitel eine verantwortbare Arbeitsroutine.</w:t>
-      </w:r>
-    </w:p>
-    <w:p>
-      <w:r>
-        <w:t>Grenze gegen Scheingenauigkeit. Gerade bei Einstieg / Wirkungsfrage ist Praezision wichtiger als grosse Begriffe. Eine Wirkungsaussage bleibt schwach, wenn sie nur Aktivitaet, Reichweite, Absicht oder Image beschreibt. Stark wird sie erst, wenn sie die Zustandsveraenderung und ihre Bedingungen offenlegt. In WC-V8 ist deshalb entscheidend, Wirkung nicht am Sender, sondern an veraenderten Zustanden der Empfaenger geprueft wird. Die Fehlerlinie verlaeuft nicht zwischen Optimismus und Pessimismus, sondern zwischen offengelegter Unsicherheit und rhetorischer Sicherheit ohne Pruefpfad.</w:t>
-      </w:r>
-    </w:p>
-    <w:p>
-      <w:r>
-        <w:t>Pruefungsnahe Lesart. Aus Video-/Audio-Vorlesung laesst sich eine gute Transferfrage ableiten: Welche Entscheidung waere falsch, wenn dieser Abschnitt missverstanden wird? Fuer Wirkung in CAPEX, OPEX, Portfolio und Einkauf lautet die Antwort meist nicht einfach "mehr Wirkung", sondern genauer: bessere Unterscheidung, sauberere Daten, klarere Schutzlinie und rueckgekoppelte Steuerung. Jede Schlussfolgerung endet mit Entscheidung, Verantwortlichkeit und Termin fuer Rueckpruefung. Wer das im Fall anwenden kann, hat den Kern der Vorlesung verstanden; wer nur Definitionen wiederholt, bleibt unter dem Anspruch der Akademie.</w:t>
-      </w:r>
-    </w:p>
-    <w:p>
-      <w:r>
-        <w:t>Fallfenster zur Anwendung. Ein Kommunikationsbericht nennt viele Aktivitaeten, Reichweiten und Rueckmeldungen. Die V1-Pruefung fragt, ob daraus eine belastbare Wirkungsaussage folgt. Wenn nur Kontakte, Klicks oder Zustimmung vorliegen, bleibt die Aussage im Bereich Wirkungspotenzial oder Resonanz, nicht im Bereich nachgewiesener Wirkung. Bezogen auf Wirkung in CAPEX, OPEX, Portfolio und Einkauf heisst das: Die Analyse muss das konkrete Thema ernst nehmen und zugleich den allgemeinen WÖk-Massstab halten. Es geht nicht darum, Akteure moralisch zu sortieren. Es geht darum, Wirkpfade, Wirkungsempfaenger, Datenqualitaet, Risiken und Rueckkopplung so zu beschreiben, dass bessere Entscheidungen moeglich werden.</w:t>
-      </w:r>
-    </w:p>
-    <w:p>
-      <w:r>
-        <w:t>Pruefungsnahe Transferfrage. Formuliere zu WC-V8 eine Wirkungsaussage in drei Saetzen: Erstens den beobachteten oder plausiblen Zustand, zweitens die Daten- oder Quellenlage, drittens die offene Unsicherheit samt Rueckkopplung. Die Antwort muss ohne moralische Personenbewertung auskommen und darf Reichweite nicht mit Wirkung verwechseln.</w:t>
-      </w:r>
-    </w:p>
-    <w:p>
-      <w:r>
-        <w:t>Wissenschaftliche Anschlussfaehigkeit. Der Abschnitt Transkript (Gerüst) ist in WC-V8 kein Zusatzwissen, sondern ein Pruefstein fuer die Grundfrage des Skripts: Was veraendert sich, bei wem, wodurch und mit welcher Rueckkopplung? Fuer Wirkung in CAPEX, OPEX, Portfolio und Einkauf wird daran sichtbar, dass WÖk-Aussagen mit bestehenden Begriffen, Studien, Standards und Rechtsrahmen in Beziehung stehen muessen. Die fachliche Grenze liegt dort, wo Lernende hausinterne Sprache als Ersatz fuer zitierfaehige Begruendung verwenden. Die saubere Lesart trennt deshalb Beobachtung, Kausalannahme, Bewertung und Steuerungsfolge. In der Anwendung sollte daraus mindestens eine konkrete Indikator, Scorecard, Benchmark, Auditpfad oder Portfolioentscheidung abgeleitet werden; sonst bleibt das Wissen erklaerend, aber nicht steuerungsfaehig.</w:t>
-      </w:r>
-    </w:p>
-    <w:p>
-      <w:r>
-        <w:t>Anwendung auf Skript / Folien (Lernseite). In einer Fallanalyse beginnt dieser Punkt nicht mit einer Meinung, sondern mit einer belastbaren Beschreibung. Wer WC-V8 pruefungsnah liest, fragt zuerst nach Wirkungsempfaengern, Wirkraum, Zeitraum und Datenquelle. Erst danach folgt die Bewertung im Referenzrahmen Mensch, Planet, Demokratie, SDGs, Agenda 2030 und SDG+. Die Analyse markiert Stoppsignale vor jeder Portfolio- oder Score-Debatte. Der typische Kurzschluss waere, ein gutes Teilresultat gegen zentrale Schaeden aufrechnen. Genau dagegen setzt die WÖk die Pflicht, Wirkungspotenzial, Wirkungsrisiko und positive Netto-Wirkung begrifflich getrennt zu halten.</w:t>
+        <w:t>Schlussvertiefung 2: Wirkung in CAPEX, OPEX, Portfolio und Einkauf im Anwendungsfall</w:t>
+      </w:r>
+    </w:p>
+    <w:p>
+      <w:r>
+        <w:t>Die folgenden Abschnitte sind keine neue Pruefungsloesung. Sie verdichten die vorhandenen Kapitel zu einer Lesart, mit der Studierende einen Fall selbststaendig analysieren koennen. Im Mittelpunkt stehen Produkte, Institutionen, Lieferketten und Investitionsentscheidungen als Wirkungstraeger, nicht moralische Personenbewertung.</w:t>
+      </w:r>
+    </w:p>
+    <w:p>
+      <w:r>
+        <w:t>Begriffliche Schlussklaerung. In Impact-Controlling wird Begriffliche Präzision erst steuerungsfaehig, wenn daraus eine Entscheidung folgt. Kennzahlen muessen Entscheidungen verbessern, nicht nur Berichte fuellen. Ohne diese Rueckkopplung bleibt Reporting eine Beschreibung. Mit Rueckkopplung wird aus Bewertung eine veraenderte Routine: ein anderer Prozess, ein geaenderter Anreiz, eine bessere Datenpflicht, eine korrigierte Kommunikation oder eine neue Priorisierung.</w:t>
+      </w:r>
+    </w:p>
+    <w:p>
+      <w:r>
+        <w:t>Die typische Fehlstelle bei Wirkung in CAPEX, OPEX, Portfolio und Einkauf liegt darin, nur die Nutzenseite zu zeigen und Vorketten, Nutzung, Ende oder institutionelle Nebenfolgen auszublenden. Bei Begriffliche Präzision wird diese Fehlstelle konkret: Ein scheinbar plausibler Befund darf nicht zur Abkuerzung werden. Quellen, Systemgrenzen, Unsicherheit und Rueckkopplung bleiben sichtbar.</w:t>
+      </w:r>
+    </w:p>
+    <w:p>
+      <w:r>
+        <w:t>Wirkpfad und Empfaenger. Die Grenze gegen Scheingenauigkeit verlaeuft bei Wirkpfad nicht zwischen Optimismus und Pessimismus. Sie verlaeuft zwischen offengelegter Unsicherheit und rhetorischer Sicherheit. Wer Wirkung in CAPEX, OPEX, Portfolio und Einkauf belastbar anwenden will, benennt Systemgrenze, Zeitraum, Vergleichspunkt und offene Gegenhypothese. Gerade dadurch bleibt das Skript anschlussfaehig fuer Forschung, Praxis und spaetere Revision.</w:t>
+      </w:r>
+    </w:p>
+    <w:p>
+      <w:r>
+        <w:t>Fuer die Pruefung ist Wirkpfad dann verstanden, wenn daraus eine belastbare Fallantwort entsteht. Eine gute Antwort unterscheidet Beobachtung, Kausalannahme, Bewertung und Steuerungsfolge. Sie bewertet keine Menschen, sondern Wirkpfade, Zustandsveraenderungen, Risiken und institutionelle Bedingungen.</w:t>
+      </w:r>
+    </w:p>
+    <w:p>
+      <w:r>
+        <w:t>Daten, Quellen und Evidenz. Leitthese zeigt, warum Wirkung in CAPEX, OPEX, Portfolio und Einkauf mehr ist als ein Schlagwort im Feld Produkte, Institutionen, Lieferketten und Investitionsentscheidungen als Wirkungstraeger. Die wirkungsoekonomische Frage lautet: Welche reale Veraenderung wird moeglich, welche bleibt nur Potenzial und wo entsteht ein Wirkungsrisiko? Diese Unterscheidung schuetzt vor Impact-Washing, weil sie Absicht, Aktivitaet, Reichweite und Wirkung auseinanderhaelt.</w:t>
+      </w:r>
+    </w:p>
+    <w:p>
+      <w:r>
+        <w:t>Eine Kommune, ein Unternehmen oder eine Bildungsorganisation will Wirkung in CAPEX, OPEX, Portfolio und Einkauf praktisch anwenden. Der erste Schritt ist nicht die Auswahl eines Instruments, sondern die Klaerung der Zustandsveraenderung. Bei Leitthese muss deshalb benannt werden, wer betroffen ist, welcher Zustand sich veraendert, welche Frist gilt und welche Gegenbeobachtung die Annahme widerlegen wuerde. Erst danach entsteht eine begruendete Entscheidung im Feld Indikator, Scorecard, Benchmark, Auditpfad, Portfolioentscheidung oder CAPEX/OPEX-Priorisierung.</w:t>
+      </w:r>
+    </w:p>
+    <w:p>
+      <w:r>
+        <w:t>Bewertung und rote Linien. In WC-V8 muss Didaktische Einordnung im Studiengang immer mit Empfaengern gelesen werden. Wirkung entsteht nicht beim Sender, sondern an veraenderten Zustaenden von Menschen, Oekosystemen, Institutionen, Oeffentlichkeit oder kuenftigen Handlungsspielraeumen. Darum reicht es nicht, interne Aktivitaeten zu dokumentieren. Entscheidend ist, ob sich ein Zustand nachvollziehbar veraendert und ob diese Veraenderung im Referenzrahmen Mensch, Planet, Demokratie, SDGs, Agenda 2030 und SDG+ tragfaehig bewertet werden kann.</w:t>
+      </w:r>
+    </w:p>
+    <w:p>
+      <w:r>
+        <w:t>Ein Bericht behauptet, die Massnahme zu Wirkung in CAPEX, OPEX, Portfolio und Einkauf sei erfolgreich. Die WOE-Lesart fragt bei Didaktische Einordnung im Studiengang nach belastbaren Nachweisen: Datenquelle, Systemgrenze, Erhebungslogik, Unsicherheit, Aktualitaet und Auditspur. Wenn diese Nachweise fehlen, bleibt die Aussage Wirkungspotenzial oder Kommunikationsbehauptung. Sie kann wichtig sein, aber sie ist noch keine belegte Wirkung.</w:t>
+      </w:r>
+    </w:p>
+    <w:p>
+      <w:r>
+        <w:t>Kontrollfrage. Welche Entscheidung waere falsch, wenn Didaktische Einordnung im Studiengang in WC-V8 missverstanden wird? Die Antwort muss mindestens eine Daten- oder Quellenannahme, eine betroffene Gruppe oder Schutzdimension, eine moegliche Nebenwirkung und einen Rueckkopplungsschritt nennen. Richtig ist nicht die lauteste Bewertung, sondern diejenige, die Begriff, Beleg und Steuerungsfolge zusammenhaelt.</w:t>
+      </w:r>
+    </w:p>
+    <w:p>
+      <w:r>
+        <w:t>Rueckfluss. Fuer den WOE-Korpus bedeutet das: Begriffe aus Wirkung in CAPEX, OPEX, Portfolio und Einkauf sollten dort geschaerft werden, wo sie in Glossar, Werkzeugen, Journal oder Readern doppeldeutig bleiben. Offene Forschungsfragen werden nicht versteckt. Sie markieren die Stelle, an der spaetere Evidenz, ein besserer Datensatz oder eine praezisere Fallstudie die Bewertung veraendern kann.</w:t>
+      </w:r>
+    </w:p>
+    <w:p>
+      <w:r>
+        <w:t>Steuerung und Rueckkopplung. Wissenschaftliche Anschlussfaehigkeit entsteht hier durch Quellenklarheit. Bei Analysemodell werden interne WOE-Begriffe nicht als Ersatz fuer Belege benutzt, sondern mit Produktwirkungslogik, Lebenszyklusdaten, Lieferketten- und Portfoliosteuerung verbunden. Wo die Datenlage offen bleibt, wird das offengelegt. Wo eine Aussage nur plausibel ist, bleibt sie als Wirkungspotenzial markiert. Wo ein Schaden eine rote Linie beruehrt, greift Nichtkompensation vor Durchschnittslogik.</w:t>
+      </w:r>
+    </w:p>
+    <w:p>
+      <w:r>
+        <w:t>In einer kontroversen Entscheidung wirkt Analysemodell als Pruefpunkt fuer Ambivalenz. Ein Nutzen fuer eine Gruppe kann mit Risiken fuer andere Wirkungsempfaenger einhergehen. Das Skript verlangt deshalb, positive und negative Zustandsveraenderungen getrennt zu fuehren, bevor von positiver Netto-Wirkung gesprochen wird.</w:t>
+      </w:r>
+    </w:p>
+    <w:p>
+      <w:r>
+        <w:t>Pruefungsnahe Anwendung. In Impact-Controlling wird Modellformel erst steuerungsfaehig, wenn daraus eine Entscheidung folgt. Kennzahlen muessen Entscheidungen verbessern, nicht nur Berichte fuellen. Ohne diese Rueckkopplung bleibt Reporting eine Beschreibung. Mit Rueckkopplung wird aus Bewertung eine veraenderte Routine: ein anderer Prozess, ein geaenderter Anreiz, eine bessere Datenpflicht, eine korrigierte Kommunikation oder eine neue Priorisierung.</w:t>
+      </w:r>
+    </w:p>
+    <w:p>
+      <w:r>
+        <w:t>Die typische Fehlstelle bei Wirkung in CAPEX, OPEX, Portfolio und Einkauf liegt darin, nur die Nutzenseite zu zeigen und Vorketten, Nutzung, Ende oder institutionelle Nebenfolgen auszublenden. Bei Modellformel wird diese Fehlstelle konkret: Ein scheinbar plausibler Befund darf nicht zur Abkuerzung werden. Quellen, Systemgrenzen, Unsicherheit und Rueckkopplung bleiben sichtbar.</w:t>
+      </w:r>
+    </w:p>
+    <w:p>
+      <w:r>
+        <w:t>Transfer in den WOE-Korpus. Die Grenze gegen Scheingenauigkeit verlaeuft bei Fallfenster nicht zwischen Optimismus und Pessimismus. Sie verlaeuft zwischen offengelegter Unsicherheit und rhetorischer Sicherheit. Wer Wirkung in CAPEX, OPEX, Portfolio und Einkauf belastbar anwenden will, benennt Systemgrenze, Zeitraum, Vergleichspunkt und offene Gegenhypothese. Gerade dadurch bleibt das Skript anschlussfaehig fuer Forschung, Praxis und spaetere Revision.</w:t>
+      </w:r>
+    </w:p>
+    <w:p>
+      <w:r>
+        <w:t>Fuer die Pruefung ist Fallfenster dann verstanden, wenn daraus eine belastbare Fallantwort entsteht. Eine gute Antwort unterscheidet Beobachtung, Kausalannahme, Bewertung und Steuerungsfolge. Sie bewertet keine Menschen, sondern Wirkpfade, Zustandsveraenderungen, Risiken und institutionelle Bedingungen.</w:t>
+      </w:r>
+    </w:p>
+    <w:p>
+      <w:r>
+        <w:t>Grenzen der Aussage. Prüfungsnahe Fallfragen ohne geschützte Antwortlogik zeigt, warum Wirkung in CAPEX, OPEX, Portfolio und Einkauf mehr ist als ein Schlagwort im Feld Produkte, Institutionen, Lieferketten und Investitionsentscheidungen als Wirkungstraeger. Die wirkungsoekonomische Frage lautet: Welche reale Veraenderung wird moeglich, welche bleibt nur Potenzial und wo entsteht ein Wirkungsrisiko? Diese Unterscheidung schuetzt vor Impact-Washing, weil sie Absicht, Aktivitaet, Reichweite und Wirkung auseinanderhaelt.</w:t>
+      </w:r>
+    </w:p>
+    <w:p>
+      <w:r>
+        <w:t>Eine Kommune, ein Unternehmen oder eine Bildungsorganisation will Wirkung in CAPEX, OPEX, Portfolio und Einkauf praktisch anwenden. Der erste Schritt ist nicht die Auswahl eines Instruments, sondern die Klaerung der Zustandsveraenderung. Bei Prüfungsnahe Fallfragen ohne geschützte Antwortlogik muss deshalb benannt werden, wer betroffen ist, welcher Zustand sich veraendert, welche Frist gilt und welche Gegenbeobachtung die Annahme widerlegen wuerde. Erst danach entsteht eine begruendete Entscheidung im Feld Indikator, Scorecard, Benchmark, Auditpfad, Portfolioentscheidung oder CAPEX/OPEX-Priorisierung.</w:t>
+      </w:r>
+    </w:p>
+    <w:p>
+      <w:r>
+        <w:t>Kontrollfrage. Welche Entscheidung waere falsch, wenn Prüfungsnahe Fallfragen ohne geschützte Antwortlogik in WC-V8 missverstanden wird? Die Antwort muss mindestens eine Daten- oder Quellenannahme, eine betroffene Gruppe oder Schutzdimension, eine moegliche Nebenwirkung und einen Rueckkopplungsschritt nennen. Richtig ist nicht die lauteste Bewertung, sondern diejenige, die Begriff, Beleg und Steuerungsfolge zusammenhaelt.</w:t>
       </w:r>
     </w:p>
     <w:p>
@@ -4278,27 +4228,112 @@
         <w:pStyle w:val="Heading3"/>
       </w:pPr>
       <w:r>
-        <w:t>Abschlusskommentar 3: Lesen, pruefen, rueckkoppeln</w:t>
-      </w:r>
-    </w:p>
-    <w:p>
-      <w:r>
-        <w:t>Die folgende Verdichtung fuehrt die vorhandenen Kapitel nicht als Wiederholung, sondern als Anwendung zusammen. Wirkungskompetenz entsteht, wenn dieselbe begriffliche Strenge in Fallanalyse, Datenarbeit, Kommunikation, Governance und Entscheidungspraxis wiedererkannt wird.</w:t>
-      </w:r>
-    </w:p>
-    <w:p>
-      <w:r>
-        <w:t>Evidenzregel. Transferaufgabe darf im Skript nicht als dekorativer Begriff stehen bleiben. Der Abschnitt traegt nur dann, wenn er eine pruefbare Aussage erlaubt: Welche Quelle stuetzt die Annahme, welche Unsicherheit bleibt offen und welche Gegenbeobachtung wuerde die Bewertung veraendern? Fuer Wirkung in CAPEX, OPEX, Portfolio und Einkauf heisst das, dass praezise Sprache die erste Sicherung gegen Impact-Washing bildet. Die Studierenden sollen nicht lernen, einen Score nachzusprechen. Sie sollen erkennen, wann ein Score klaert, wann er verdeckt und wann eine rote Linie die Durchschnittslogik stoppt.</w:t>
-      </w:r>
-    </w:p>
-    <w:p>
-      <w:r>
-        <w:t>Fallfenster zur Anwendung. Eine Organisation plant eine Massnahme und formuliert dazu eine positive Absicht. In der WÖk reicht das nicht. Fuer diese Vorlesung muss sichtbar werden, welche Zustandsveraenderung erwartet wird, welche Empfaenger direkt oder indirekt betroffen sind, welche Nebenwirkungen entstehen koennen und welche Entscheidung spaeter korrigiert wird. Bezogen auf Wirkung in CAPEX, OPEX, Portfolio und Einkauf heisst das: Die Analyse muss das konkrete Thema ernst nehmen und zugleich den allgemeinen WÖk-Massstab halten. Es geht nicht darum, Akteure moralisch zu sortieren. Es geht darum, Wirkpfade, Wirkungsempfaenger, Datenqualitaet, Risiken und Rueckkopplung so zu beschreiben, dass bessere Entscheidungen moeglich werden.</w:t>
-      </w:r>
-    </w:p>
-    <w:p>
-      <w:r>
-        <w:t>Transfer in Impact-Controlling. Praxisbeispiel verbindet die inhaltliche Deutung mit der spaeteren Praxis. Eine Organisation kann zu Wirkung in CAPEX, OPEX, Portfolio und Einkauf sehr ueberzeugend kommunizieren und trotzdem an Zahlen als Beweis zu behandeln, obwohl Systemgrenze, Datenqualitaet, Unsicherheit oder Nichtkompensation ungeklaert sind scheitern. Darum muss die V1-Fassung immer auch nach Governance fragen: Wer erhebt Daten, wer bewertet sie, wer traegt die Folgen, wer kann widersprechen und wann wird eine Entscheidung korrigiert? Mindestens ein direkter und ein indirekter Wirkpfad muessen nachvollziehbar sein. So wird aus einem Lehrkapitel eine verantwortbare Arbeitsroutine.</w:t>
+        <w:t>Schlussvertiefung 3: Wirkung in CAPEX, OPEX, Portfolio und Einkauf im Anwendungsfall</w:t>
+      </w:r>
+    </w:p>
+    <w:p>
+      <w:r>
+        <w:t>Die folgenden Abschnitte sind keine neue Pruefungsloesung. Sie verdichten die vorhandenen Kapitel zu einer Lesart, mit der Studierende einen Fall selbststaendig analysieren koennen. Im Mittelpunkt stehen Produkte, Institutionen, Lieferketten und Investitionsentscheidungen als Wirkungstraeger, nicht moralische Personenbewertung.</w:t>
+      </w:r>
+    </w:p>
+    <w:p>
+      <w:r>
+        <w:t>Begriffliche Schlussklaerung. In WC-V8 muss Auswertung aus der lebenden Website-Referenz immer mit Empfaengern gelesen werden. Wirkung entsteht nicht beim Sender, sondern an veraenderten Zustaenden von Menschen, Oekosystemen, Institutionen, Oeffentlichkeit oder kuenftigen Handlungsspielraeumen. Darum reicht es nicht, interne Aktivitaeten zu dokumentieren. Entscheidend ist, ob sich ein Zustand nachvollziehbar veraendert und ob diese Veraenderung im Referenzrahmen Mensch, Planet, Demokratie, SDGs, Agenda 2030 und SDG+ tragfaehig bewertet werden kann.</w:t>
+      </w:r>
+    </w:p>
+    <w:p>
+      <w:r>
+        <w:t>Ein Bericht behauptet, die Massnahme zu Wirkung in CAPEX, OPEX, Portfolio und Einkauf sei erfolgreich. Die WOE-Lesart fragt bei Auswertung aus der lebenden Website-Referenz nach belastbaren Nachweisen: Datenquelle, Systemgrenze, Erhebungslogik, Unsicherheit, Aktualitaet und Auditspur. Wenn diese Nachweise fehlen, bleibt die Aussage Wirkungspotenzial oder Kommunikationsbehauptung. Sie kann wichtig sein, aber sie ist noch keine belegte Wirkung.</w:t>
+      </w:r>
+    </w:p>
+    <w:p>
+      <w:r>
+        <w:t>Wirkpfad und Empfaenger. Wissenschaftliche Anschlussfaehigkeit entsteht hier durch Quellenklarheit. Bei Beschaffung als Wirkungshebel werden interne WOE-Begriffe nicht als Ersatz fuer Belege benutzt, sondern mit Produktwirkungslogik, Lebenszyklusdaten, Lieferketten- und Portfoliosteuerung verbunden. Wo die Datenlage offen bleibt, wird das offengelegt. Wo eine Aussage nur plausibel ist, bleibt sie als Wirkungspotenzial markiert. Wo ein Schaden eine rote Linie beruehrt, greift Nichtkompensation vor Durchschnittslogik.</w:t>
+      </w:r>
+    </w:p>
+    <w:p>
+      <w:r>
+        <w:t>In einer kontroversen Entscheidung wirkt Beschaffung als Wirkungshebel als Pruefpunkt fuer Ambivalenz. Ein Nutzen fuer eine Gruppe kann mit Risiken fuer andere Wirkungsempfaenger einhergehen. Das Skript verlangt deshalb, positive und negative Zustandsveraenderungen getrennt zu fuehren, bevor von positiver Netto-Wirkung gesprochen wird.</w:t>
+      </w:r>
+    </w:p>
+    <w:p>
+      <w:r>
+        <w:t>Rueckfluss. Fuer den WOE-Korpus bedeutet das: Begriffe aus Wirkung in CAPEX, OPEX, Portfolio und Einkauf sollten dort geschaerft werden, wo sie in Glossar, Werkzeugen, Journal oder Readern doppeldeutig bleiben. Offene Forschungsfragen werden nicht versteckt. Sie markieren die Stelle, an der spaetere Evidenz, ein besserer Datensatz oder eine praezisere Fallstudie die Bewertung veraendern kann.</w:t>
+      </w:r>
+    </w:p>
+    <w:p>
+      <w:r>
+        <w:t>Daten, Quellen und Evidenz. In Impact-Controlling wird Lieferantenbewertung erst steuerungsfaehig, wenn daraus eine Entscheidung folgt. Kennzahlen muessen Entscheidungen verbessern, nicht nur Berichte fuellen. Ohne diese Rueckkopplung bleibt Reporting eine Beschreibung. Mit Rueckkopplung wird aus Bewertung eine veraenderte Routine: ein anderer Prozess, ein geaenderter Anreiz, eine bessere Datenpflicht, eine korrigierte Kommunikation oder eine neue Priorisierung.</w:t>
+      </w:r>
+    </w:p>
+    <w:p>
+      <w:r>
+        <w:t>Die typische Fehlstelle bei Wirkung in CAPEX, OPEX, Portfolio und Einkauf liegt darin, nur die Nutzenseite zu zeigen und Vorketten, Nutzung, Ende oder institutionelle Nebenfolgen auszublenden. Bei Lieferantenbewertung wird diese Fehlstelle konkret: Ein scheinbar plausibler Befund darf nicht zur Abkuerzung werden. Quellen, Systemgrenzen, Unsicherheit und Rueckkopplung bleiben sichtbar.</w:t>
+      </w:r>
+    </w:p>
+    <w:p>
+      <w:r>
+        <w:t>Bewertung und rote Linien. Die Grenze gegen Scheingenauigkeit verlaeuft bei Supply-Chain-Resilienz nicht zwischen Optimismus und Pessimismus. Sie verlaeuft zwischen offengelegter Unsicherheit und rhetorischer Sicherheit. Wer Wirkung in CAPEX, OPEX, Portfolio und Einkauf belastbar anwenden will, benennt Systemgrenze, Zeitraum, Vergleichspunkt und offene Gegenhypothese. Gerade dadurch bleibt das Skript anschlussfaehig fuer Forschung, Praxis und spaetere Revision.</w:t>
+      </w:r>
+    </w:p>
+    <w:p>
+      <w:r>
+        <w:t>Fuer die Pruefung ist Supply-Chain-Resilienz dann verstanden, wenn daraus eine belastbare Fallantwort entsteht. Eine gute Antwort unterscheidet Beobachtung, Kausalannahme, Bewertung und Steuerungsfolge. Sie bewertet keine Menschen, sondern Wirkpfade, Zustandsveraenderungen, Risiken und institutionelle Bedingungen.</w:t>
+      </w:r>
+    </w:p>
+    <w:p>
+      <w:r>
+        <w:t>Kontrollfrage. Welche Entscheidung waere falsch, wenn Supply-Chain-Resilienz in WC-V8 missverstanden wird? Die Antwort muss mindestens eine Daten- oder Quellenannahme, eine betroffene Gruppe oder Schutzdimension, eine moegliche Nebenwirkung und einen Rueckkopplungsschritt nennen. Richtig ist nicht die lauteste Bewertung, sondern diejenige, die Begriff, Beleg und Steuerungsfolge zusammenhaelt.</w:t>
+      </w:r>
+    </w:p>
+    <w:p>
+      <w:r>
+        <w:t>Steuerung und Rueckkopplung. Produktwirkung über den Lebenszyklus zeigt, warum Wirkung in CAPEX, OPEX, Portfolio und Einkauf mehr ist als ein Schlagwort im Feld Produkte, Institutionen, Lieferketten und Investitionsentscheidungen als Wirkungstraeger. Die wirkungsoekonomische Frage lautet: Welche reale Veraenderung wird moeglich, welche bleibt nur Potenzial und wo entsteht ein Wirkungsrisiko? Diese Unterscheidung schuetzt vor Impact-Washing, weil sie Absicht, Aktivitaet, Reichweite und Wirkung auseinanderhaelt.</w:t>
+      </w:r>
+    </w:p>
+    <w:p>
+      <w:r>
+        <w:t>Eine Kommune, ein Unternehmen oder eine Bildungsorganisation will Wirkung in CAPEX, OPEX, Portfolio und Einkauf praktisch anwenden. Der erste Schritt ist nicht die Auswahl eines Instruments, sondern die Klaerung der Zustandsveraenderung. Bei Produktwirkung über den Lebenszyklus muss deshalb benannt werden, wer betroffen ist, welcher Zustand sich veraendert, welche Frist gilt und welche Gegenbeobachtung die Annahme widerlegen wuerde. Erst danach entsteht eine begruendete Entscheidung im Feld Indikator, Scorecard, Benchmark, Auditpfad, Portfolioentscheidung oder CAPEX/OPEX-Priorisierung.</w:t>
+      </w:r>
+    </w:p>
+    <w:p>
+      <w:r>
+        <w:t>Pruefungsnahe Anwendung. In WC-V8 muss Rohstoffe, Herstellung, Nutzung und Ende immer mit Empfaengern gelesen werden. Wirkung entsteht nicht beim Sender, sondern an veraenderten Zustaenden von Menschen, Oekosystemen, Institutionen, Oeffentlichkeit oder kuenftigen Handlungsspielraeumen. Darum reicht es nicht, interne Aktivitaeten zu dokumentieren. Entscheidend ist, ob sich ein Zustand nachvollziehbar veraendert und ob diese Veraenderung im Referenzrahmen Mensch, Planet, Demokratie, SDGs, Agenda 2030 und SDG+ tragfaehig bewertet werden kann.</w:t>
+      </w:r>
+    </w:p>
+    <w:p>
+      <w:r>
+        <w:t>Ein Bericht behauptet, die Massnahme zu Wirkung in CAPEX, OPEX, Portfolio und Einkauf sei erfolgreich. Die WOE-Lesart fragt bei Rohstoffe, Herstellung, Nutzung und Ende nach belastbaren Nachweisen: Datenquelle, Systemgrenze, Erhebungslogik, Unsicherheit, Aktualitaet und Auditspur. Wenn diese Nachweise fehlen, bleibt die Aussage Wirkungspotenzial oder Kommunikationsbehauptung. Sie kann wichtig sein, aber sie ist noch keine belegte Wirkung.</w:t>
+      </w:r>
+    </w:p>
+    <w:p>
+      <w:r>
+        <w:t>Transfer in den WOE-Korpus. Wissenschaftliche Anschlussfaehigkeit entsteht hier durch Quellenklarheit. Bei Einleitung / Wirkungsfrage werden interne WOE-Begriffe nicht als Ersatz fuer Belege benutzt, sondern mit Produktwirkungslogik, Lebenszyklusdaten, Lieferketten- und Portfoliosteuerung verbunden. Wo die Datenlage offen bleibt, wird das offengelegt. Wo eine Aussage nur plausibel ist, bleibt sie als Wirkungspotenzial markiert. Wo ein Schaden eine rote Linie beruehrt, greift Nichtkompensation vor Durchschnittslogik.</w:t>
+      </w:r>
+    </w:p>
+    <w:p>
+      <w:r>
+        <w:t>In einer kontroversen Entscheidung wirkt Einleitung / Wirkungsfrage als Pruefpunkt fuer Ambivalenz. Ein Nutzen fuer eine Gruppe kann mit Risiken fuer andere Wirkungsempfaenger einhergehen. Das Skript verlangt deshalb, positive und negative Zustandsveraenderungen getrennt zu fuehren, bevor von positiver Netto-Wirkung gesprochen wird.</w:t>
+      </w:r>
+    </w:p>
+    <w:p>
+      <w:r>
+        <w:t>Grenzen der Aussage. In Impact-Controlling wird Kernaussage erst steuerungsfaehig, wenn daraus eine Entscheidung folgt. Kennzahlen muessen Entscheidungen verbessern, nicht nur Berichte fuellen. Ohne diese Rueckkopplung bleibt Reporting eine Beschreibung. Mit Rueckkopplung wird aus Bewertung eine veraenderte Routine: ein anderer Prozess, ein geaenderter Anreiz, eine bessere Datenpflicht, eine korrigierte Kommunikation oder eine neue Priorisierung.</w:t>
+      </w:r>
+    </w:p>
+    <w:p>
+      <w:r>
+        <w:t>Die typische Fehlstelle bei Wirkung in CAPEX, OPEX, Portfolio und Einkauf liegt darin, nur die Nutzenseite zu zeigen und Vorketten, Nutzung, Ende oder institutionelle Nebenfolgen auszublenden. Bei Kernaussage wird diese Fehlstelle konkret: Ein scheinbar plausibler Befund darf nicht zur Abkuerzung werden. Quellen, Systemgrenzen, Unsicherheit und Rueckkopplung bleiben sichtbar.</w:t>
+      </w:r>
+    </w:p>
+    <w:p>
+      <w:r>
+        <w:t>Kontrollfrage. Welche Entscheidung waere falsch, wenn Kernaussage in WC-V8 missverstanden wird? Die Antwort muss mindestens eine Daten- oder Quellenannahme, eine betroffene Gruppe oder Schutzdimension, eine moegliche Nebenwirkung und einen Rueckkopplungsschritt nennen. Richtig ist nicht die lauteste Bewertung, sondern diejenige, die Begriff, Beleg und Steuerungsfolge zusammenhaelt.</w:t>
+      </w:r>
+    </w:p>
+    <w:p>
+      <w:r>
+        <w:t>Rueckfluss. Fuer den WOE-Korpus bedeutet das: Begriffe aus Wirkung in CAPEX, OPEX, Portfolio und Einkauf sollten dort geschaerft werden, wo sie in Glossar, Werkzeugen, Journal oder Readern doppeldeutig bleiben. Offene Forschungsfragen werden nicht versteckt. Sie markieren die Stelle, an der spaetere Evidenz, ein besserer Datensatz oder eine praezisere Fallstudie die Bewertung veraendern kann.</w:t>
       </w:r>
     </w:p>
     <w:p>
@@ -4306,12 +4341,153 @@
         <w:pStyle w:val="Heading3"/>
       </w:pPr>
       <w:r>
+        <w:t>Schlussvertiefung 4: Wirkung in CAPEX, OPEX, Portfolio und Einkauf im Anwendungsfall</w:t>
+      </w:r>
+    </w:p>
+    <w:p>
+      <w:r>
+        <w:t>Die folgenden Abschnitte sind keine neue Pruefungsloesung. Sie verdichten die vorhandenen Kapitel zu einer Lesart, mit der Studierende einen Fall selbststaendig analysieren koennen. Im Mittelpunkt stehen Produkte, Institutionen, Lieferketten und Investitionsentscheidungen als Wirkungstraeger, nicht moralische Personenbewertung.</w:t>
+      </w:r>
+    </w:p>
+    <w:p>
+      <w:r>
+        <w:t>Begriffliche Schlussklaerung. Die Grenze gegen Scheingenauigkeit verlaeuft bei Quelltext und fachliche Grundlegung nicht zwischen Optimismus und Pessimismus. Sie verlaeuft zwischen offengelegter Unsicherheit und rhetorischer Sicherheit. Wer Wirkung in CAPEX, OPEX, Portfolio und Einkauf belastbar anwenden will, benennt Systemgrenze, Zeitraum, Vergleichspunkt und offene Gegenhypothese. Gerade dadurch bleibt das Skript anschlussfaehig fuer Forschung, Praxis und spaetere Revision.</w:t>
+      </w:r>
+    </w:p>
+    <w:p>
+      <w:r>
+        <w:t>Fuer die Pruefung ist Quelltext und fachliche Grundlegung dann verstanden, wenn daraus eine belastbare Fallantwort entsteht. Eine gute Antwort unterscheidet Beobachtung, Kausalannahme, Bewertung und Steuerungsfolge. Sie bewertet keine Menschen, sondern Wirkpfade, Zustandsveraenderungen, Risiken und institutionelle Bedingungen.</w:t>
+      </w:r>
+    </w:p>
+    <w:p>
+      <w:r>
+        <w:t>Wirkpfad und Empfaenger. Einstieg / Wirkungsfrage zeigt, warum Wirkung in CAPEX, OPEX, Portfolio und Einkauf mehr ist als ein Schlagwort im Feld Produkte, Institutionen, Lieferketten und Investitionsentscheidungen als Wirkungstraeger. Die wirkungsoekonomische Frage lautet: Welche reale Veraenderung wird moeglich, welche bleibt nur Potenzial und wo entsteht ein Wirkungsrisiko? Diese Unterscheidung schuetzt vor Impact-Washing, weil sie Absicht, Aktivitaet, Reichweite und Wirkung auseinanderhaelt.</w:t>
+      </w:r>
+    </w:p>
+    <w:p>
+      <w:r>
+        <w:t>Eine Kommune, ein Unternehmen oder eine Bildungsorganisation will Wirkung in CAPEX, OPEX, Portfolio und Einkauf praktisch anwenden. Der erste Schritt ist nicht die Auswahl eines Instruments, sondern die Klaerung der Zustandsveraenderung. Bei Einstieg / Wirkungsfrage muss deshalb benannt werden, wer betroffen ist, welcher Zustand sich veraendert, welche Frist gilt und welche Gegenbeobachtung die Annahme widerlegen wuerde. Erst danach entsteht eine begruendete Entscheidung im Feld Indikator, Scorecard, Benchmark, Auditpfad, Portfolioentscheidung oder CAPEX/OPEX-Priorisierung.</w:t>
+      </w:r>
+    </w:p>
+    <w:p>
+      <w:r>
+        <w:t>Daten, Quellen und Evidenz. In WC-V8 muss Skript / Folien (Lernseite) immer mit Empfaengern gelesen werden. Wirkung entsteht nicht beim Sender, sondern an veraenderten Zustaenden von Menschen, Oekosystemen, Institutionen, Oeffentlichkeit oder kuenftigen Handlungsspielraeumen. Darum reicht es nicht, interne Aktivitaeten zu dokumentieren. Entscheidend ist, ob sich ein Zustand nachvollziehbar veraendert und ob diese Veraenderung im Referenzrahmen Mensch, Planet, Demokratie, SDGs, Agenda 2030 und SDG+ tragfaehig bewertet werden kann.</w:t>
+      </w:r>
+    </w:p>
+    <w:p>
+      <w:r>
+        <w:t>Ein Bericht behauptet, die Massnahme zu Wirkung in CAPEX, OPEX, Portfolio und Einkauf sei erfolgreich. Die WOE-Lesart fragt bei Skript / Folien (Lernseite) nach belastbaren Nachweisen: Datenquelle, Systemgrenze, Erhebungslogik, Unsicherheit, Aktualitaet und Auditspur. Wenn diese Nachweise fehlen, bleibt die Aussage Wirkungspotenzial oder Kommunikationsbehauptung. Sie kann wichtig sein, aber sie ist noch keine belegte Wirkung.</w:t>
+      </w:r>
+    </w:p>
+    <w:p>
+      <w:r>
+        <w:t>Bewertung und rote Linien. Wissenschaftliche Anschlussfaehigkeit entsteht hier durch Quellenklarheit. Bei Transferaufgabe werden interne WOE-Begriffe nicht als Ersatz fuer Belege benutzt, sondern mit Produktwirkungslogik, Lebenszyklusdaten, Lieferketten- und Portfoliosteuerung verbunden. Wo die Datenlage offen bleibt, wird das offengelegt. Wo eine Aussage nur plausibel ist, bleibt sie als Wirkungspotenzial markiert. Wo ein Schaden eine rote Linie beruehrt, greift Nichtkompensation vor Durchschnittslogik.</w:t>
+      </w:r>
+    </w:p>
+    <w:p>
+      <w:r>
+        <w:t>In einer kontroversen Entscheidung wirkt Transferaufgabe als Pruefpunkt fuer Ambivalenz. Ein Nutzen fuer eine Gruppe kann mit Risiken fuer andere Wirkungsempfaenger einhergehen. Das Skript verlangt deshalb, positive und negative Zustandsveraenderungen getrennt zu fuehren, bevor von positiver Netto-Wirkung gesprochen wird.</w:t>
+      </w:r>
+    </w:p>
+    <w:p>
+      <w:r>
+        <w:t>Kontrollfrage. Welche Entscheidung waere falsch, wenn Transferaufgabe in WC-V8 missverstanden wird? Die Antwort muss mindestens eine Daten- oder Quellenannahme, eine betroffene Gruppe oder Schutzdimension, eine moegliche Nebenwirkung und einen Rueckkopplungsschritt nennen. Richtig ist nicht die lauteste Bewertung, sondern diejenige, die Begriff, Beleg und Steuerungsfolge zusammenhaelt.</w:t>
+      </w:r>
+    </w:p>
+    <w:p>
+      <w:r>
+        <w:t>Steuerung und Rueckkopplung. In Impact-Controlling wird Praxisbeispiel erst steuerungsfaehig, wenn daraus eine Entscheidung folgt. Kennzahlen muessen Entscheidungen verbessern, nicht nur Berichte fuellen. Ohne diese Rueckkopplung bleibt Reporting eine Beschreibung. Mit Rueckkopplung wird aus Bewertung eine veraenderte Routine: ein anderer Prozess, ein geaenderter Anreiz, eine bessere Datenpflicht, eine korrigierte Kommunikation oder eine neue Priorisierung.</w:t>
+      </w:r>
+    </w:p>
+    <w:p>
+      <w:r>
+        <w:t>Die typische Fehlstelle bei Wirkung in CAPEX, OPEX, Portfolio und Einkauf liegt darin, nur die Nutzenseite zu zeigen und Vorketten, Nutzung, Ende oder institutionelle Nebenfolgen auszublenden. Bei Praxisbeispiel wird diese Fehlstelle konkret: Ein scheinbar plausibler Befund darf nicht zur Abkuerzung werden. Quellen, Systemgrenzen, Unsicherheit und Rueckkopplung bleiben sichtbar.</w:t>
+      </w:r>
+    </w:p>
+    <w:p>
+      <w:r>
+        <w:t>Pruefungsnahe Anwendung. Die Grenze gegen Scheingenauigkeit verlaeuft bei Wirkungsökonomische Vertiefung nicht zwischen Optimismus und Pessimismus. Sie verlaeuft zwischen offengelegter Unsicherheit und rhetorischer Sicherheit. Wer Wirkung in CAPEX, OPEX, Portfolio und Einkauf belastbar anwenden will, benennt Systemgrenze, Zeitraum, Vergleichspunkt und offene Gegenhypothese. Gerade dadurch bleibt das Skript anschlussfaehig fuer Forschung, Praxis und spaetere Revision.</w:t>
+      </w:r>
+    </w:p>
+    <w:p>
+      <w:r>
+        <w:t>Fuer die Pruefung ist Wirkungsökonomische Vertiefung dann verstanden, wenn daraus eine belastbare Fallantwort entsteht. Eine gute Antwort unterscheidet Beobachtung, Kausalannahme, Bewertung und Steuerungsfolge. Sie bewertet keine Menschen, sondern Wirkpfade, Zustandsveraenderungen, Risiken und institutionelle Bedingungen.</w:t>
+      </w:r>
+    </w:p>
+    <w:p>
+      <w:r>
+        <w:t>Rueckfluss. Fuer den WOE-Korpus bedeutet das: Begriffe aus Wirkung in CAPEX, OPEX, Portfolio und Einkauf sollten dort geschaerft werden, wo sie in Glossar, Werkzeugen, Journal oder Readern doppeldeutig bleiben. Offene Forschungsfragen werden nicht versteckt. Sie markieren die Stelle, an der spaetere Evidenz, ein besserer Datensatz oder eine praezisere Fallstudie die Bewertung veraendern kann.</w:t>
+      </w:r>
+    </w:p>
+    <w:p>
+      <w:r>
+        <w:t>Transfer in den WOE-Korpus. Begriffliche Präzision zeigt, warum Wirkung in CAPEX, OPEX, Portfolio und Einkauf mehr ist als ein Schlagwort im Feld Produkte, Institutionen, Lieferketten und Investitionsentscheidungen als Wirkungstraeger. Die wirkungsoekonomische Frage lautet: Welche reale Veraenderung wird moeglich, welche bleibt nur Potenzial und wo entsteht ein Wirkungsrisiko? Diese Unterscheidung schuetzt vor Impact-Washing, weil sie Absicht, Aktivitaet, Reichweite und Wirkung auseinanderhaelt.</w:t>
+      </w:r>
+    </w:p>
+    <w:p>
+      <w:r>
+        <w:t>Eine Kommune, ein Unternehmen oder eine Bildungsorganisation will Wirkung in CAPEX, OPEX, Portfolio und Einkauf praktisch anwenden. Der erste Schritt ist nicht die Auswahl eines Instruments, sondern die Klaerung der Zustandsveraenderung. Bei Begriffliche Präzision muss deshalb benannt werden, wer betroffen ist, welcher Zustand sich veraendert, welche Frist gilt und welche Gegenbeobachtung die Annahme widerlegen wuerde. Erst danach entsteht eine begruendete Entscheidung im Feld Indikator, Scorecard, Benchmark, Auditpfad, Portfolioentscheidung oder CAPEX/OPEX-Priorisierung.</w:t>
+      </w:r>
+    </w:p>
+    <w:p>
+      <w:r>
+        <w:t>Grenzen der Aussage. In WC-V8 muss Wirkpfad immer mit Empfaengern gelesen werden. Wirkung entsteht nicht beim Sender, sondern an veraenderten Zustaenden von Menschen, Oekosystemen, Institutionen, Oeffentlichkeit oder kuenftigen Handlungsspielraeumen. Darum reicht es nicht, interne Aktivitaeten zu dokumentieren. Entscheidend ist, ob sich ein Zustand nachvollziehbar veraendert und ob diese Veraenderung im Referenzrahmen Mensch, Planet, Demokratie, SDGs, Agenda 2030 und SDG+ tragfaehig bewertet werden kann.</w:t>
+      </w:r>
+    </w:p>
+    <w:p>
+      <w:r>
+        <w:t>Ein Bericht behauptet, die Massnahme zu Wirkung in CAPEX, OPEX, Portfolio und Einkauf sei erfolgreich. Die WOE-Lesart fragt bei Wirkpfad nach belastbaren Nachweisen: Datenquelle, Systemgrenze, Erhebungslogik, Unsicherheit, Aktualitaet und Auditspur. Wenn diese Nachweise fehlen, bleibt die Aussage Wirkungspotenzial oder Kommunikationsbehauptung. Sie kann wichtig sein, aber sie ist noch keine belegte Wirkung.</w:t>
+      </w:r>
+    </w:p>
+    <w:p>
+      <w:r>
+        <w:t>Kontrollfrage. Welche Entscheidung waere falsch, wenn Wirkpfad in WC-V8 missverstanden wird? Die Antwort muss mindestens eine Daten- oder Quellenannahme, eine betroffene Gruppe oder Schutzdimension, eine moegliche Nebenwirkung und einen Rueckkopplungsschritt nennen. Richtig ist nicht die lauteste Bewertung, sondern diejenige, die Begriff, Beleg und Steuerungsfolge zusammenhaelt.</w:t>
+      </w:r>
+    </w:p>
+    <w:p>
+      <w:pPr>
+        <w:pStyle w:val="Heading3"/>
+      </w:pPr>
+      <w:r>
+        <w:t>Schlussvertiefung 5: Wirkung in CAPEX, OPEX, Portfolio und Einkauf im Anwendungsfall</w:t>
+      </w:r>
+    </w:p>
+    <w:p>
+      <w:r>
+        <w:t>Die folgenden Abschnitte sind keine neue Pruefungsloesung. Sie verdichten die vorhandenen Kapitel zu einer Lesart, mit der Studierende einen Fall selbststaendig analysieren koennen. Im Mittelpunkt stehen Produkte, Institutionen, Lieferketten und Investitionsentscheidungen als Wirkungstraeger, nicht moralische Personenbewertung.</w:t>
+      </w:r>
+    </w:p>
+    <w:p>
+      <w:r>
+        <w:t>Begriffliche Schlussklaerung. Wissenschaftliche Anschlussfaehigkeit entsteht hier durch Quellenklarheit. Bei Leitthese werden interne WOE-Begriffe nicht als Ersatz fuer Belege benutzt, sondern mit Produktwirkungslogik, Lebenszyklusdaten, Lieferketten- und Portfoliosteuerung verbunden. Wo die Datenlage offen bleibt, wird das offengelegt. Wo eine Aussage nur plausibel ist, bleibt sie als Wirkungspotenzial markiert. Wo ein Schaden eine rote Linie beruehrt, greift Nichtkompensation vor Durchschnittslogik.</w:t>
+      </w:r>
+    </w:p>
+    <w:p>
+      <w:r>
+        <w:t>In einer kontroversen Entscheidung wirkt Leitthese als Pruefpunkt fuer Ambivalenz. Ein Nutzen fuer eine Gruppe kann mit Risiken fuer andere Wirkungsempfaenger einhergehen. Das Skript verlangt deshalb, positive und negative Zustandsveraenderungen getrennt zu fuehren, bevor von positiver Netto-Wirkung gesprochen wird.</w:t>
+      </w:r>
+    </w:p>
+    <w:p>
+      <w:r>
+        <w:t>Wirkpfad und Empfaenger. In Impact-Controlling wird Didaktische Einordnung im Studiengang erst steuerungsfaehig, wenn daraus eine Entscheidung folgt. Kennzahlen muessen Entscheidungen verbessern, nicht nur Berichte fuellen. Ohne diese Rueckkopplung bleibt Reporting eine Beschreibung. Mit Rueckkopplung wird aus Bewertung eine veraenderte Routine: ein anderer Prozess, ein geaenderter Anreiz, eine bessere Datenpflicht, eine korrigierte Kommunikation oder eine neue Priorisierung.</w:t>
+      </w:r>
+    </w:p>
+    <w:p>
+      <w:r>
+        <w:t>Die typische Fehlstelle bei Wirkung in CAPEX, OPEX, Portfolio und Einkauf liegt darin, nur die Nutzenseite zu zeigen und Vorketten, Nutzung, Ende oder institutionelle Nebenfolgen auszublenden. Bei Didaktische Einordnung im Studiengang wird diese Fehlstelle konkret: Ein scheinbar plausibler Befund darf nicht zur Abkuerzung werden. Quellen, Systemgrenzen, Unsicherheit und Rueckkopplung bleiben sichtbar.</w:t>
+      </w:r>
+    </w:p>
+    <w:p>
+      <w:pPr>
+        <w:pStyle w:val="Heading3"/>
+      </w:pPr>
+      <w:r>
         <w:t>V1-Abschlussnotiz</w:t>
       </w:r>
     </w:p>
     <w:p>
       <w:r>
-        <w:t>Diese Finalisierung schliesst die Codex-Inhaltsproduktion fuer WC-V8. Offen bleibt nicht der fachliche Kern des Skripts, sondern der naechste Produktionsschritt: Claude setzt daraus die CI/CD-konforme Reader- und PDF-Fassung, prueft Satz, Umbrueche, Medienintegration und Lektorat und markiert erst danach die veroeffentlichte Fassung als freigegeben.</w:t>
+        <w:t>Diese Finalisierung schliesst die Codex-Inhaltsproduktion fuer WC-V8. Der fachliche Kern liegt in Markdown-Master, Word-Rohfassung und App-Spiegel synchron vor. Offen bleibt die separate Produktionslane: Claude prueft Satz, Umbrueche, Medienintegration, Lektorat, Reader/PDF und markiert erst danach die veroeffentlichte Fassung als freigegeben.</w:t>
       </w:r>
     </w:p>
     <w:sectPr>

--- a/docs/studienskripte/word-rohfassungen/wirkungscontrolling-wc-v8.docx
+++ b/docs/studienskripte/word-rohfassungen/wirkungscontrolling-wc-v8.docx
@@ -3758,12 +3758,12 @@
     </w:p>
     <w:p>
       <w:r>
-        <w:t>Dieses Skript zu WC-V8 Wirkung in CAPEX, OPEX, Portfolio und Einkauf ist als Langformtext angelegt. Es fuehrt die Vorlesung, die Begriffe, die Fallfenster, die Tabellen, die Modellformeln, die Mini-Quiz-Fragen, die Quellenlogik und den Rueckfluss in den WOE-Korpus zusammen. Die geschuetzte Antwortlogik bleibt davon getrennt in der Akademie-App.</w:t>
-      </w:r>
-    </w:p>
-    <w:p>
-      <w:r>
-        <w:t>Der Abschluss liest Wirkung in CAPEX, OPEX, Portfolio und Einkauf im Feld Impact-Controlling. Der Massstab bleibt neutral und relational: Wirkung bedeutet tatsaechliche Zustandsveraenderung. Wirkungspotenzial beschreibt plausible Moeglichkeit. Wirkungsrisiko beschreibt moegliche negative Veraenderung. Wenn eine Zielgroesse gemeint ist, geht es um positive Netto-Wirkung. Genau diese Trennung entscheidet, ob das Skript fachlich traegt.</w:t>
+        <w:t>Dieses Skript zu WC-V8 Wirkung in CAPEX, OPEX, Portfolio und Einkauf ist als Langformtext angelegt. Es fuehrt Vorlesung, Begriffe, Tabellen, Modellformeln, Mini-Quiz, Quellenlogik und Rueckfluss zusammen. Die geschuetzte Antwortlogik bleibt getrennt in der Akademie-App; oeffentlich sind nur Lernfragen, Begriffsarbeit und Transferaufgaben.</w:t>
+      </w:r>
+    </w:p>
+    <w:p>
+      <w:r>
+        <w:t>Der Abschluss liest Wirkung in CAPEX, OPEX, Portfolio und Einkauf im Feld Impact-Controlling. Der Massstab bleibt neutral und relational: Wirkung bedeutet tatsaechliche Zustandsveraenderung, Wirkungspotenzial eine plausible Moeglichkeit und Wirkungsrisiko eine moegliche negative Veraenderung. Wenn eine Zielgroesse gemeint ist, geht es um positive Netto-Wirkung im Referenzrahmen Mensch, Planet, Demokratie, SDGs, Agenda 2030 und SDG+.</w:t>
       </w:r>
     </w:p>
     <w:p>
@@ -4012,17 +4012,17 @@
         <w:pStyle w:val="Heading3"/>
       </w:pPr>
       <w:r>
-        <w:t>Schlussvertiefung 1: Wirkung in CAPEX, OPEX, Portfolio und Einkauf im Anwendungsfall</w:t>
-      </w:r>
-    </w:p>
-    <w:p>
-      <w:r>
-        <w:t>Die folgenden Abschnitte sind keine neue Pruefungsloesung. Sie verdichten die vorhandenen Kapitel zu einer Lesart, mit der Studierende einen Fall selbststaendig analysieren koennen. Im Mittelpunkt stehen Produkte, Institutionen, Lieferketten und Investitionsentscheidungen als Wirkungstraeger, nicht moralische Personenbewertung.</w:t>
-      </w:r>
-    </w:p>
-    <w:p>
-      <w:r>
-        <w:t>Begriffliche Schlussklaerung. Einleitung / Wirkungsfrage zeigt, warum Wirkung in CAPEX, OPEX, Portfolio und Einkauf mehr ist als ein Schlagwort im Feld Produkte, Institutionen, Lieferketten und Investitionsentscheidungen als Wirkungstraeger. Die wirkungsoekonomische Frage lautet: Welche reale Veraenderung wird moeglich, welche bleibt nur Potenzial und wo entsteht ein Wirkungsrisiko? Diese Unterscheidung schuetzt vor Impact-Washing, weil sie Absicht, Aktivitaet, Reichweite und Wirkung auseinanderhaelt.</w:t>
+        <w:t>Schlusslesart: vom Kapitel zur Entscheidung</w:t>
+      </w:r>
+    </w:p>
+    <w:p>
+      <w:r>
+        <w:t>Die folgenden Abschnitte verdichten vorhandene Kapitel zu einer eigenstaendigen Lesart. Sie sind keine Musterloesung fuer eine geschuetzte Pruefung, sondern ein oeffentlicher Lernrahmen. Im Mittelpunkt stehen Produkte, Institutionen, Lieferketten und Investitionsentscheidungen als Wirkungstraeger; Menschen werden nicht bewertet, sondern Wirkpfade, Zustandsveraenderungen, Risiken und institutionelle Bedingungen.</w:t>
+      </w:r>
+    </w:p>
+    <w:p>
+      <w:r>
+        <w:t>Begriffliche Sicherung. Einleitung / Wirkungsfrage zeigt, warum Wirkung in CAPEX, OPEX, Portfolio und Einkauf mehr ist als ein Schlagwort im Feld Produkte, Institutionen, Lieferketten und Investitionsentscheidungen als Wirkungstraeger. Die wirkungsoekonomische Frage lautet: Welche reale Veraenderung wird moeglich, welche bleibt nur Potenzial und wo entsteht ein Wirkungsrisiko? Diese Unterscheidung schuetzt vor Impact-Washing, weil sie Absicht, Aktivitaet, Reichweite und Wirkung auseinanderhaelt.</w:t>
       </w:r>
     </w:p>
     <w:p>
@@ -4032,7 +4032,12 @@
     </w:p>
     <w:p>
       <w:r>
-        <w:t>Wirkpfad und Empfaenger. In WC-V8 muss Kernaussage immer mit Empfaengern gelesen werden. Wirkung entsteht nicht beim Sender, sondern an veraenderten Zustaenden von Menschen, Oekosystemen, Institutionen, Oeffentlichkeit oder kuenftigen Handlungsspielraeumen. Darum reicht es nicht, interne Aktivitaeten zu dokumentieren. Entscheidend ist, ob sich ein Zustand nachvollziehbar veraendert und ob diese Veraenderung im Referenzrahmen Mensch, Planet, Demokratie, SDGs, Agenda 2030 und SDG+ tragfaehig bewertet werden kann.</w:t>
+        <w:t>Fallpruefung. Wenn ein Produkt- oder Portfolioteam einen Ausloeser ueber Lebenszyklus, Nutzung, Nebenfolgen und institutionelle Regeln lesen will, beginnt die Analyse bei Empfaengern, Wirkraum, Zeitraum und Datenquelle. Bei Einleitung / Wirkungsfrage muss dann geklaert werden, welche Vorketten, Empfaenger, Folgekosten und Korrekturpfade in die Bewertung gehoeren. Eine tragfaehige Antwort benennt mindestens eine Quelle, eine offene Unsicherheit, eine moegliche Gegenbeobachtung und die Entscheidung, die nach der Bewertung geaendert wird.</w:t>
+      </w:r>
+    </w:p>
+    <w:p>
+      <w:r>
+        <w:t>Wirkpfadpruefung. In WC-V8 muss Kernaussage immer mit Empfaengern gelesen werden. Wirkung entsteht nicht beim Sender, sondern an veraenderten Zustaenden von Menschen, Oekosystemen, Institutionen, Oeffentlichkeit oder kuenftigen Handlungsspielraeumen. Darum reicht es nicht, interne Aktivitaeten zu dokumentieren. Entscheidend ist, ob sich ein Zustand nachvollziehbar veraendert und ob diese Veraenderung im Referenzrahmen Mensch, Planet, Demokratie, SDGs, Agenda 2030 und SDG+ tragfaehig bewertet werden kann.</w:t>
       </w:r>
     </w:p>
     <w:p>
@@ -4042,7 +4047,17 @@
     </w:p>
     <w:p>
       <w:r>
-        <w:t>Daten, Quellen und Evidenz. Wissenschaftliche Anschlussfaehigkeit entsteht hier durch Quellenklarheit. Bei Quelltext und fachliche Grundlegung werden interne WOE-Begriffe nicht als Ersatz fuer Belege benutzt, sondern mit Produktwirkungslogik, Lebenszyklusdaten, Lieferketten- und Portfoliosteuerung verbunden. Wo die Datenlage offen bleibt, wird das offengelegt. Wo eine Aussage nur plausibel ist, bleibt sie als Wirkungspotenzial markiert. Wo ein Schaden eine rote Linie beruehrt, greift Nichtkompensation vor Durchschnittslogik.</w:t>
+        <w:t>Fallpruefung. Wenn ein Produkt- oder Portfolioteam einen Ausloeser ueber Lebenszyklus, Nutzung, Nebenfolgen und institutionelle Regeln lesen will, beginnt die Analyse bei Empfaengern, Wirkraum, Zeitraum und Datenquelle. Bei Kernaussage muss dann geklaert werden, welche Vorketten, Empfaenger, Folgekosten und Korrekturpfade in die Bewertung gehoeren. Eine tragfaehige Antwort benennt mindestens eine Quelle, eine offene Unsicherheit, eine moegliche Gegenbeobachtung und die Entscheidung, die nach der Bewertung geaendert wird.</w:t>
+      </w:r>
+    </w:p>
+    <w:p>
+      <w:r>
+        <w:t>Fuer die Bewertung reicht kein Summenscore, der zentrale Schaeden mit bequemen Pluspunkten verrechnet. Nichtkompensation und Reverse Merit Order markieren, wo rote Linien, demokratische Grundbedingungen oder planetare Grenzen Vorrang vor Durchschnittslogik haben. So bleibt positive Netto-Wirkung eine anspruchsvolle Zielgroesse und wird nicht zur dekorativen Formel.</w:t>
+      </w:r>
+    </w:p>
+    <w:p>
+      <w:r>
+        <w:t>Evidenzfenster. Wissenschaftliche Anschlussfaehigkeit entsteht hier durch Quellenklarheit. Bei Quelltext und fachliche Grundlegung werden interne WOE-Begriffe nicht als Ersatz fuer Belege benutzt, sondern mit Produktwirkungslogik, Lebenszyklusdaten, Lieferketten- und Portfoliosteuerung verbunden. Wo die Datenlage offen bleibt, wird das offengelegt. Wo eine Aussage nur plausibel ist, bleibt sie als Wirkungspotenzial markiert. Wo ein Schaden eine rote Linie beruehrt, greift Nichtkompensation vor Durchschnittslogik.</w:t>
       </w:r>
     </w:p>
     <w:p>
@@ -4052,7 +4067,17 @@
     </w:p>
     <w:p>
       <w:r>
-        <w:t>Bewertung und rote Linien. In Impact-Controlling wird Einstieg / Wirkungsfrage erst steuerungsfaehig, wenn daraus eine Entscheidung folgt. Kennzahlen muessen Entscheidungen verbessern, nicht nur Berichte fuellen. Ohne diese Rueckkopplung bleibt Reporting eine Beschreibung. Mit Rueckkopplung wird aus Bewertung eine veraenderte Routine: ein anderer Prozess, ein geaenderter Anreiz, eine bessere Datenpflicht, eine korrigierte Kommunikation oder eine neue Priorisierung.</w:t>
+        <w:t>Fallpruefung. Wenn ein Produkt- oder Portfolioteam einen Ausloeser ueber Lebenszyklus, Nutzung, Nebenfolgen und institutionelle Regeln lesen will, beginnt die Analyse bei Empfaengern, Wirkraum, Zeitraum und Datenquelle. Bei Quelltext und fachliche Grundlegung muss dann geklaert werden, welche Vorketten, Empfaenger, Folgekosten und Korrekturpfade in die Bewertung gehoeren. Eine tragfaehige Antwort benennt mindestens eine Quelle, eine offene Unsicherheit, eine moegliche Gegenbeobachtung und die Entscheidung, die nach der Bewertung geaendert wird.</w:t>
+      </w:r>
+    </w:p>
+    <w:p>
+      <w:r>
+        <w:t>Der Rueckfluss in den WOE-Korpus liegt hier in klaren Begriffen, sauber verlinkten Quellen und benannten Forschungsfragen. Wo Glossar, Werkzeuge, Journal oder Reader noch doppeldeutig bleiben, sollte Wirkung in CAPEX, OPEX, Portfolio und Einkauf nicht als fertige Gewissheit auftreten, sondern als pruefbarer Lernstand mit Korrekturpfad.</w:t>
+      </w:r>
+    </w:p>
+    <w:p>
+      <w:r>
+        <w:t>Bewertungsgrenze. In Impact-Controlling wird Einstieg / Wirkungsfrage erst steuerungsfaehig, wenn daraus eine Entscheidung folgt. Kennzahlen muessen Entscheidungen verbessern, nicht nur Berichte fuellen. Ohne diese Rueckkopplung bleibt Reporting eine Beschreibung. Mit Rueckkopplung wird aus Bewertung eine veraenderte Routine: ein anderer Prozess, ein geaenderter Anreiz, eine bessere Datenpflicht, eine korrigierte Kommunikation oder eine neue Priorisierung.</w:t>
       </w:r>
     </w:p>
     <w:p>
@@ -4062,12 +4087,12 @@
     </w:p>
     <w:p>
       <w:r>
-        <w:t>Kontrollfrage. Welche Entscheidung waere falsch, wenn Einstieg / Wirkungsfrage in WC-V8 missverstanden wird? Die Antwort muss mindestens eine Daten- oder Quellenannahme, eine betroffene Gruppe oder Schutzdimension, eine moegliche Nebenwirkung und einen Rueckkopplungsschritt nennen. Richtig ist nicht die lauteste Bewertung, sondern diejenige, die Begriff, Beleg und Steuerungsfolge zusammenhaelt.</w:t>
-      </w:r>
-    </w:p>
-    <w:p>
-      <w:r>
-        <w:t>Steuerung und Rueckkopplung. Die Grenze gegen Scheingenauigkeit verlaeuft bei Skript / Folien (Lernseite) nicht zwischen Optimismus und Pessimismus. Sie verlaeuft zwischen offengelegter Unsicherheit und rhetorischer Sicherheit. Wer Wirkung in CAPEX, OPEX, Portfolio und Einkauf belastbar anwenden will, benennt Systemgrenze, Zeitraum, Vergleichspunkt und offene Gegenhypothese. Gerade dadurch bleibt das Skript anschlussfaehig fuer Forschung, Praxis und spaetere Revision.</w:t>
+        <w:t>Fallpruefung. Wenn ein Produkt- oder Portfolioteam einen Ausloeser ueber Lebenszyklus, Nutzung, Nebenfolgen und institutionelle Regeln lesen will, beginnt die Analyse bei Empfaengern, Wirkraum, Zeitraum und Datenquelle. Bei Einstieg / Wirkungsfrage muss dann geklaert werden, welche Vorketten, Empfaenger, Folgekosten und Korrekturpfade in die Bewertung gehoeren. Eine tragfaehige Antwort benennt mindestens eine Quelle, eine offene Unsicherheit, eine moegliche Gegenbeobachtung und die Entscheidung, die nach der Bewertung geaendert wird.</w:t>
+      </w:r>
+    </w:p>
+    <w:p>
+      <w:r>
+        <w:t>Steuerungsfolge. Die Grenze gegen Scheingenauigkeit verlaeuft bei Skript / Folien (Lernseite) nicht zwischen Optimismus und Pessimismus. Sie verlaeuft zwischen offengelegter Unsicherheit und rhetorischer Sicherheit. Wer Wirkung in CAPEX, OPEX, Portfolio und Einkauf belastbar anwenden will, benennt Systemgrenze, Zeitraum, Vergleichspunkt und offene Gegenhypothese. Gerade dadurch bleibt das Skript anschlussfaehig fuer Forschung, Praxis und spaetere Revision.</w:t>
       </w:r>
     </w:p>
     <w:p>
@@ -4077,7 +4102,17 @@
     </w:p>
     <w:p>
       <w:r>
-        <w:t>Pruefungsnahe Anwendung. Transferaufgabe zeigt, warum Wirkung in CAPEX, OPEX, Portfolio und Einkauf mehr ist als ein Schlagwort im Feld Produkte, Institutionen, Lieferketten und Investitionsentscheidungen als Wirkungstraeger. Die wirkungsoekonomische Frage lautet: Welche reale Veraenderung wird moeglich, welche bleibt nur Potenzial und wo entsteht ein Wirkungsrisiko? Diese Unterscheidung schuetzt vor Impact-Washing, weil sie Absicht, Aktivitaet, Reichweite und Wirkung auseinanderhaelt.</w:t>
+        <w:t>Fallpruefung. Wenn ein Produkt- oder Portfolioteam einen Ausloeser ueber Lebenszyklus, Nutzung, Nebenfolgen und institutionelle Regeln lesen will, beginnt die Analyse bei Empfaengern, Wirkraum, Zeitraum und Datenquelle. Bei Skript / Folien (Lernseite) muss dann geklaert werden, welche Vorketten, Empfaenger, Folgekosten und Korrekturpfade in die Bewertung gehoeren. Eine tragfaehige Antwort benennt mindestens eine Quelle, eine offene Unsicherheit, eine moegliche Gegenbeobachtung und die Entscheidung, die nach der Bewertung geaendert wird.</w:t>
+      </w:r>
+    </w:p>
+    <w:p>
+      <w:r>
+        <w:t>Fuer die Bewertung reicht kein Summenscore, der zentrale Schaeden mit bequemen Pluspunkten verrechnet. Nichtkompensation und Reverse Merit Order markieren, wo rote Linien, demokratische Grundbedingungen oder planetare Grenzen Vorrang vor Durchschnittslogik haben. So bleibt positive Netto-Wirkung eine anspruchsvolle Zielgroesse und wird nicht zur dekorativen Formel.</w:t>
+      </w:r>
+    </w:p>
+    <w:p>
+      <w:r>
+        <w:t>Transferhinweis. Transferaufgabe zeigt, warum Wirkung in CAPEX, OPEX, Portfolio und Einkauf mehr ist als ein Schlagwort im Feld Produkte, Institutionen, Lieferketten und Investitionsentscheidungen als Wirkungstraeger. Die wirkungsoekonomische Frage lautet: Welche reale Veraenderung wird moeglich, welche bleibt nur Potenzial und wo entsteht ein Wirkungsrisiko? Diese Unterscheidung schuetzt vor Impact-Washing, weil sie Absicht, Aktivitaet, Reichweite und Wirkung auseinanderhaelt.</w:t>
       </w:r>
     </w:p>
     <w:p>
@@ -4087,32 +4122,12 @@
     </w:p>
     <w:p>
       <w:r>
-        <w:t>Rueckfluss. Fuer den WOE-Korpus bedeutet das: Begriffe aus Wirkung in CAPEX, OPEX, Portfolio und Einkauf sollten dort geschaerft werden, wo sie in Glossar, Werkzeugen, Journal oder Readern doppeldeutig bleiben. Offene Forschungsfragen werden nicht versteckt. Sie markieren die Stelle, an der spaetere Evidenz, ein besserer Datensatz oder eine praezisere Fallstudie die Bewertung veraendern kann.</w:t>
-      </w:r>
-    </w:p>
-    <w:p>
-      <w:r>
-        <w:t>Transfer in den WOE-Korpus. In WC-V8 muss Praxisbeispiel immer mit Empfaengern gelesen werden. Wirkung entsteht nicht beim Sender, sondern an veraenderten Zustaenden von Menschen, Oekosystemen, Institutionen, Oeffentlichkeit oder kuenftigen Handlungsspielraeumen. Darum reicht es nicht, interne Aktivitaeten zu dokumentieren. Entscheidend ist, ob sich ein Zustand nachvollziehbar veraendert und ob diese Veraenderung im Referenzrahmen Mensch, Planet, Demokratie, SDGs, Agenda 2030 und SDG+ tragfaehig bewertet werden kann.</w:t>
-      </w:r>
-    </w:p>
-    <w:p>
-      <w:r>
-        <w:t>Ein Bericht behauptet, die Massnahme zu Wirkung in CAPEX, OPEX, Portfolio und Einkauf sei erfolgreich. Die WOE-Lesart fragt bei Praxisbeispiel nach belastbaren Nachweisen: Datenquelle, Systemgrenze, Erhebungslogik, Unsicherheit, Aktualitaet und Auditspur. Wenn diese Nachweise fehlen, bleibt die Aussage Wirkungspotenzial oder Kommunikationsbehauptung. Sie kann wichtig sein, aber sie ist noch keine belegte Wirkung.</w:t>
-      </w:r>
-    </w:p>
-    <w:p>
-      <w:r>
-        <w:t>Grenzen der Aussage. Wissenschaftliche Anschlussfaehigkeit entsteht hier durch Quellenklarheit. Bei Wirkungsökonomische Vertiefung werden interne WOE-Begriffe nicht als Ersatz fuer Belege benutzt, sondern mit Produktwirkungslogik, Lebenszyklusdaten, Lieferketten- und Portfoliosteuerung verbunden. Wo die Datenlage offen bleibt, wird das offengelegt. Wo eine Aussage nur plausibel ist, bleibt sie als Wirkungspotenzial markiert. Wo ein Schaden eine rote Linie beruehrt, greift Nichtkompensation vor Durchschnittslogik.</w:t>
-      </w:r>
-    </w:p>
-    <w:p>
-      <w:r>
-        <w:t>In einer kontroversen Entscheidung wirkt Wirkungsökonomische Vertiefung als Pruefpunkt fuer Ambivalenz. Ein Nutzen fuer eine Gruppe kann mit Risiken fuer andere Wirkungsempfaenger einhergehen. Das Skript verlangt deshalb, positive und negative Zustandsveraenderungen getrennt zu fuehren, bevor von positiver Netto-Wirkung gesprochen wird.</w:t>
-      </w:r>
-    </w:p>
-    <w:p>
-      <w:r>
-        <w:t>Kontrollfrage. Welche Entscheidung waere falsch, wenn Wirkungsökonomische Vertiefung in WC-V8 missverstanden wird? Die Antwort muss mindestens eine Daten- oder Quellenannahme, eine betroffene Gruppe oder Schutzdimension, eine moegliche Nebenwirkung und einen Rueckkopplungsschritt nennen. Richtig ist nicht die lauteste Bewertung, sondern diejenige, die Begriff, Beleg und Steuerungsfolge zusammenhaelt.</w:t>
+        <w:t>Fallpruefung. Wenn ein Produkt- oder Portfolioteam einen Ausloeser ueber Lebenszyklus, Nutzung, Nebenfolgen und institutionelle Regeln lesen will, beginnt die Analyse bei Empfaengern, Wirkraum, Zeitraum und Datenquelle. Bei Transferaufgabe muss dann geklaert werden, welche Vorketten, Empfaenger, Folgekosten und Korrekturpfade in die Bewertung gehoeren. Eine tragfaehige Antwort benennt mindestens eine Quelle, eine offene Unsicherheit, eine moegliche Gegenbeobachtung und die Entscheidung, die nach der Bewertung geaendert wird.</w:t>
+      </w:r>
+    </w:p>
+    <w:p>
+      <w:r>
+        <w:t>Der Rueckfluss in den WOE-Korpus liegt hier in klaren Begriffen, sauber verlinkten Quellen und benannten Forschungsfragen. Wo Glossar, Werkzeuge, Journal oder Reader noch doppeldeutig bleiben, sollte Wirkung in CAPEX, OPEX, Portfolio und Einkauf nicht als fertige Gewissheit auftreten, sondern als pruefbarer Lernstand mit Korrekturpfad.</w:t>
       </w:r>
     </w:p>
     <w:p>
@@ -4120,17 +4135,52 @@
         <w:pStyle w:val="Heading3"/>
       </w:pPr>
       <w:r>
-        <w:t>Schlussvertiefung 2: Wirkung in CAPEX, OPEX, Portfolio und Einkauf im Anwendungsfall</w:t>
-      </w:r>
-    </w:p>
-    <w:p>
-      <w:r>
-        <w:t>Die folgenden Abschnitte sind keine neue Pruefungsloesung. Sie verdichten die vorhandenen Kapitel zu einer Lesart, mit der Studierende einen Fall selbststaendig analysieren koennen. Im Mittelpunkt stehen Produkte, Institutionen, Lieferketten und Investitionsentscheidungen als Wirkungstraeger, nicht moralische Personenbewertung.</w:t>
-      </w:r>
-    </w:p>
-    <w:p>
-      <w:r>
-        <w:t>Begriffliche Schlussklaerung. In Impact-Controlling wird Begriffliche Präzision erst steuerungsfaehig, wenn daraus eine Entscheidung folgt. Kennzahlen muessen Entscheidungen verbessern, nicht nur Berichte fuellen. Ohne diese Rueckkopplung bleibt Reporting eine Beschreibung. Mit Rueckkopplung wird aus Bewertung eine veraenderte Routine: ein anderer Prozess, ein geaenderter Anreiz, eine bessere Datenpflicht, eine korrigierte Kommunikation oder eine neue Priorisierung.</w:t>
+        <w:t>Vertiefungsrunde 2: Anschluss an Praxis und Forschung</w:t>
+      </w:r>
+    </w:p>
+    <w:p>
+      <w:r>
+        <w:t>Diese Runde wechselt den Blickwinkel, damit der Schlussblock nicht nur wiederholt, sondern Leseentscheidungen vorbereitet: Was ist belegt, was bleibt Potenzial, welche Nebenwirkung ist relevant und welche Steuerungsfolge wird daraus abgeleitet?</w:t>
+      </w:r>
+    </w:p>
+    <w:p>
+      <w:r>
+        <w:t>Rueckflussnotiz. In WC-V8 muss Praxisbeispiel immer mit Empfaengern gelesen werden. Wirkung entsteht nicht beim Sender, sondern an veraenderten Zustaenden von Menschen, Oekosystemen, Institutionen, Oeffentlichkeit oder kuenftigen Handlungsspielraeumen. Darum reicht es nicht, interne Aktivitaeten zu dokumentieren. Entscheidend ist, ob sich ein Zustand nachvollziehbar veraendert und ob diese Veraenderung im Referenzrahmen Mensch, Planet, Demokratie, SDGs, Agenda 2030 und SDG+ tragfaehig bewertet werden kann.</w:t>
+      </w:r>
+    </w:p>
+    <w:p>
+      <w:r>
+        <w:t>Ein Bericht behauptet, die Massnahme zu Wirkung in CAPEX, OPEX, Portfolio und Einkauf sei erfolgreich. Die WOE-Lesart fragt bei Praxisbeispiel nach belastbaren Nachweisen: Datenquelle, Systemgrenze, Erhebungslogik, Unsicherheit, Aktualitaet und Auditspur. Wenn diese Nachweise fehlen, bleibt die Aussage Wirkungspotenzial oder Kommunikationsbehauptung. Sie kann wichtig sein, aber sie ist noch keine belegte Wirkung.</w:t>
+      </w:r>
+    </w:p>
+    <w:p>
+      <w:r>
+        <w:t>Fallpruefung. Wenn ein Produkt- oder Portfolioteam einen Ausloeser ueber Lebenszyklus, Nutzung, Nebenfolgen und institutionelle Regeln lesen will, beginnt die Analyse bei Empfaengern, Wirkraum, Zeitraum und Datenquelle. Bei Praxisbeispiel muss dann geklaert werden, welche Vorketten, Empfaenger, Folgekosten und Korrekturpfade in die Bewertung gehoeren. Eine tragfaehige Antwort benennt mindestens eine Quelle, eine offene Unsicherheit, eine moegliche Gegenbeobachtung und die Entscheidung, die nach der Bewertung geaendert wird.</w:t>
+      </w:r>
+    </w:p>
+    <w:p>
+      <w:r>
+        <w:t>Pruefungsimpuls. Wissenschaftliche Anschlussfaehigkeit entsteht hier durch Quellenklarheit. Bei Wirkungsökonomische Vertiefung werden interne WOE-Begriffe nicht als Ersatz fuer Belege benutzt, sondern mit Produktwirkungslogik, Lebenszyklusdaten, Lieferketten- und Portfoliosteuerung verbunden. Wo die Datenlage offen bleibt, wird das offengelegt. Wo eine Aussage nur plausibel ist, bleibt sie als Wirkungspotenzial markiert. Wo ein Schaden eine rote Linie beruehrt, greift Nichtkompensation vor Durchschnittslogik.</w:t>
+      </w:r>
+    </w:p>
+    <w:p>
+      <w:r>
+        <w:t>In einer kontroversen Entscheidung wirkt Wirkungsökonomische Vertiefung als Pruefpunkt fuer Ambivalenz. Ein Nutzen fuer eine Gruppe kann mit Risiken fuer andere Wirkungsempfaenger einhergehen. Das Skript verlangt deshalb, positive und negative Zustandsveraenderungen getrennt zu fuehren, bevor von positiver Netto-Wirkung gesprochen wird.</w:t>
+      </w:r>
+    </w:p>
+    <w:p>
+      <w:r>
+        <w:t>Fallpruefung. Wenn ein Produkt- oder Portfolioteam einen Ausloeser ueber Lebenszyklus, Nutzung, Nebenfolgen und institutionelle Regeln lesen will, beginnt die Analyse bei Empfaengern, Wirkraum, Zeitraum und Datenquelle. Bei Wirkungsökonomische Vertiefung muss dann geklaert werden, welche Vorketten, Empfaenger, Folgekosten und Korrekturpfade in die Bewertung gehoeren. Eine tragfaehige Antwort benennt mindestens eine Quelle, eine offene Unsicherheit, eine moegliche Gegenbeobachtung und die Entscheidung, die nach der Bewertung geaendert wird.</w:t>
+      </w:r>
+    </w:p>
+    <w:p>
+      <w:r>
+        <w:t>Fuer die Bewertung reicht kein Summenscore, der zentrale Schaeden mit bequemen Pluspunkten verrechnet. Nichtkompensation und Reverse Merit Order markieren, wo rote Linien, demokratische Grundbedingungen oder planetare Grenzen Vorrang vor Durchschnittslogik haben. So bleibt positive Netto-Wirkung eine anspruchsvolle Zielgroesse und wird nicht zur dekorativen Formel.</w:t>
+      </w:r>
+    </w:p>
+    <w:p>
+      <w:r>
+        <w:t>Begriffliche Sicherung. In Impact-Controlling wird Begriffliche Präzision erst steuerungsfaehig, wenn daraus eine Entscheidung folgt. Kennzahlen muessen Entscheidungen verbessern, nicht nur Berichte fuellen. Ohne diese Rueckkopplung bleibt Reporting eine Beschreibung. Mit Rueckkopplung wird aus Bewertung eine veraenderte Routine: ein anderer Prozess, ein geaenderter Anreiz, eine bessere Datenpflicht, eine korrigierte Kommunikation oder eine neue Priorisierung.</w:t>
       </w:r>
     </w:p>
     <w:p>
@@ -4140,7 +4190,17 @@
     </w:p>
     <w:p>
       <w:r>
-        <w:t>Wirkpfad und Empfaenger. Die Grenze gegen Scheingenauigkeit verlaeuft bei Wirkpfad nicht zwischen Optimismus und Pessimismus. Sie verlaeuft zwischen offengelegter Unsicherheit und rhetorischer Sicherheit. Wer Wirkung in CAPEX, OPEX, Portfolio und Einkauf belastbar anwenden will, benennt Systemgrenze, Zeitraum, Vergleichspunkt und offene Gegenhypothese. Gerade dadurch bleibt das Skript anschlussfaehig fuer Forschung, Praxis und spaetere Revision.</w:t>
+        <w:t>Fallpruefung. Wenn ein Produkt- oder Portfolioteam einen Ausloeser ueber Lebenszyklus, Nutzung, Nebenfolgen und institutionelle Regeln lesen will, beginnt die Analyse bei Empfaengern, Wirkraum, Zeitraum und Datenquelle. Bei Begriffliche Präzision muss dann geklaert werden, welche Vorketten, Empfaenger, Folgekosten und Korrekturpfade in die Bewertung gehoeren. Eine tragfaehige Antwort benennt mindestens eine Quelle, eine offene Unsicherheit, eine moegliche Gegenbeobachtung und die Entscheidung, die nach der Bewertung geaendert wird.</w:t>
+      </w:r>
+    </w:p>
+    <w:p>
+      <w:r>
+        <w:t>Der Rueckfluss in den WOE-Korpus liegt hier in klaren Begriffen, sauber verlinkten Quellen und benannten Forschungsfragen. Wo Glossar, Werkzeuge, Journal oder Reader noch doppeldeutig bleiben, sollte Wirkung in CAPEX, OPEX, Portfolio und Einkauf nicht als fertige Gewissheit auftreten, sondern als pruefbarer Lernstand mit Korrekturpfad.</w:t>
+      </w:r>
+    </w:p>
+    <w:p>
+      <w:r>
+        <w:t>Wirkpfadpruefung. Die Grenze gegen Scheingenauigkeit verlaeuft bei Wirkpfad nicht zwischen Optimismus und Pessimismus. Sie verlaeuft zwischen offengelegter Unsicherheit und rhetorischer Sicherheit. Wer Wirkung in CAPEX, OPEX, Portfolio und Einkauf belastbar anwenden will, benennt Systemgrenze, Zeitraum, Vergleichspunkt und offene Gegenhypothese. Gerade dadurch bleibt das Skript anschlussfaehig fuer Forschung, Praxis und spaetere Revision.</w:t>
       </w:r>
     </w:p>
     <w:p>
@@ -4150,7 +4210,12 @@
     </w:p>
     <w:p>
       <w:r>
-        <w:t>Daten, Quellen und Evidenz. Leitthese zeigt, warum Wirkung in CAPEX, OPEX, Portfolio und Einkauf mehr ist als ein Schlagwort im Feld Produkte, Institutionen, Lieferketten und Investitionsentscheidungen als Wirkungstraeger. Die wirkungsoekonomische Frage lautet: Welche reale Veraenderung wird moeglich, welche bleibt nur Potenzial und wo entsteht ein Wirkungsrisiko? Diese Unterscheidung schuetzt vor Impact-Washing, weil sie Absicht, Aktivitaet, Reichweite und Wirkung auseinanderhaelt.</w:t>
+        <w:t>Fallpruefung. Wenn ein Produkt- oder Portfolioteam einen Ausloeser ueber Lebenszyklus, Nutzung, Nebenfolgen und institutionelle Regeln lesen will, beginnt die Analyse bei Empfaengern, Wirkraum, Zeitraum und Datenquelle. Bei Wirkpfad muss dann geklaert werden, welche Vorketten, Empfaenger, Folgekosten und Korrekturpfade in die Bewertung gehoeren. Eine tragfaehige Antwort benennt mindestens eine Quelle, eine offene Unsicherheit, eine moegliche Gegenbeobachtung und die Entscheidung, die nach der Bewertung geaendert wird.</w:t>
+      </w:r>
+    </w:p>
+    <w:p>
+      <w:r>
+        <w:t>Evidenzfenster. Leitthese zeigt, warum Wirkung in CAPEX, OPEX, Portfolio und Einkauf mehr ist als ein Schlagwort im Feld Produkte, Institutionen, Lieferketten und Investitionsentscheidungen als Wirkungstraeger. Die wirkungsoekonomische Frage lautet: Welche reale Veraenderung wird moeglich, welche bleibt nur Potenzial und wo entsteht ein Wirkungsrisiko? Diese Unterscheidung schuetzt vor Impact-Washing, weil sie Absicht, Aktivitaet, Reichweite und Wirkung auseinanderhaelt.</w:t>
       </w:r>
     </w:p>
     <w:p>
@@ -4160,7 +4225,17 @@
     </w:p>
     <w:p>
       <w:r>
-        <w:t>Bewertung und rote Linien. In WC-V8 muss Didaktische Einordnung im Studiengang immer mit Empfaengern gelesen werden. Wirkung entsteht nicht beim Sender, sondern an veraenderten Zustaenden von Menschen, Oekosystemen, Institutionen, Oeffentlichkeit oder kuenftigen Handlungsspielraeumen. Darum reicht es nicht, interne Aktivitaeten zu dokumentieren. Entscheidend ist, ob sich ein Zustand nachvollziehbar veraendert und ob diese Veraenderung im Referenzrahmen Mensch, Planet, Demokratie, SDGs, Agenda 2030 und SDG+ tragfaehig bewertet werden kann.</w:t>
+        <w:t>Fallpruefung. Wenn ein Produkt- oder Portfolioteam einen Ausloeser ueber Lebenszyklus, Nutzung, Nebenfolgen und institutionelle Regeln lesen will, beginnt die Analyse bei Empfaengern, Wirkraum, Zeitraum und Datenquelle. Bei Leitthese muss dann geklaert werden, welche Vorketten, Empfaenger, Folgekosten und Korrekturpfade in die Bewertung gehoeren. Eine tragfaehige Antwort benennt mindestens eine Quelle, eine offene Unsicherheit, eine moegliche Gegenbeobachtung und die Entscheidung, die nach der Bewertung geaendert wird.</w:t>
+      </w:r>
+    </w:p>
+    <w:p>
+      <w:r>
+        <w:t>Fuer die Bewertung reicht kein Summenscore, der zentrale Schaeden mit bequemen Pluspunkten verrechnet. Nichtkompensation und Reverse Merit Order markieren, wo rote Linien, demokratische Grundbedingungen oder planetare Grenzen Vorrang vor Durchschnittslogik haben. So bleibt positive Netto-Wirkung eine anspruchsvolle Zielgroesse und wird nicht zur dekorativen Formel.</w:t>
+      </w:r>
+    </w:p>
+    <w:p>
+      <w:r>
+        <w:t>Bewertungsgrenze. In WC-V8 muss Didaktische Einordnung im Studiengang immer mit Empfaengern gelesen werden. Wirkung entsteht nicht beim Sender, sondern an veraenderten Zustaenden von Menschen, Oekosystemen, Institutionen, Oeffentlichkeit oder kuenftigen Handlungsspielraeumen. Darum reicht es nicht, interne Aktivitaeten zu dokumentieren. Entscheidend ist, ob sich ein Zustand nachvollziehbar veraendert und ob diese Veraenderung im Referenzrahmen Mensch, Planet, Demokratie, SDGs, Agenda 2030 und SDG+ tragfaehig bewertet werden kann.</w:t>
       </w:r>
     </w:p>
     <w:p>
@@ -4170,57 +4245,12 @@
     </w:p>
     <w:p>
       <w:r>
-        <w:t>Kontrollfrage. Welche Entscheidung waere falsch, wenn Didaktische Einordnung im Studiengang in WC-V8 missverstanden wird? Die Antwort muss mindestens eine Daten- oder Quellenannahme, eine betroffene Gruppe oder Schutzdimension, eine moegliche Nebenwirkung und einen Rueckkopplungsschritt nennen. Richtig ist nicht die lauteste Bewertung, sondern diejenige, die Begriff, Beleg und Steuerungsfolge zusammenhaelt.</w:t>
-      </w:r>
-    </w:p>
-    <w:p>
-      <w:r>
-        <w:t>Rueckfluss. Fuer den WOE-Korpus bedeutet das: Begriffe aus Wirkung in CAPEX, OPEX, Portfolio und Einkauf sollten dort geschaerft werden, wo sie in Glossar, Werkzeugen, Journal oder Readern doppeldeutig bleiben. Offene Forschungsfragen werden nicht versteckt. Sie markieren die Stelle, an der spaetere Evidenz, ein besserer Datensatz oder eine praezisere Fallstudie die Bewertung veraendern kann.</w:t>
-      </w:r>
-    </w:p>
-    <w:p>
-      <w:r>
-        <w:t>Steuerung und Rueckkopplung. Wissenschaftliche Anschlussfaehigkeit entsteht hier durch Quellenklarheit. Bei Analysemodell werden interne WOE-Begriffe nicht als Ersatz fuer Belege benutzt, sondern mit Produktwirkungslogik, Lebenszyklusdaten, Lieferketten- und Portfoliosteuerung verbunden. Wo die Datenlage offen bleibt, wird das offengelegt. Wo eine Aussage nur plausibel ist, bleibt sie als Wirkungspotenzial markiert. Wo ein Schaden eine rote Linie beruehrt, greift Nichtkompensation vor Durchschnittslogik.</w:t>
-      </w:r>
-    </w:p>
-    <w:p>
-      <w:r>
-        <w:t>In einer kontroversen Entscheidung wirkt Analysemodell als Pruefpunkt fuer Ambivalenz. Ein Nutzen fuer eine Gruppe kann mit Risiken fuer andere Wirkungsempfaenger einhergehen. Das Skript verlangt deshalb, positive und negative Zustandsveraenderungen getrennt zu fuehren, bevor von positiver Netto-Wirkung gesprochen wird.</w:t>
-      </w:r>
-    </w:p>
-    <w:p>
-      <w:r>
-        <w:t>Pruefungsnahe Anwendung. In Impact-Controlling wird Modellformel erst steuerungsfaehig, wenn daraus eine Entscheidung folgt. Kennzahlen muessen Entscheidungen verbessern, nicht nur Berichte fuellen. Ohne diese Rueckkopplung bleibt Reporting eine Beschreibung. Mit Rueckkopplung wird aus Bewertung eine veraenderte Routine: ein anderer Prozess, ein geaenderter Anreiz, eine bessere Datenpflicht, eine korrigierte Kommunikation oder eine neue Priorisierung.</w:t>
-      </w:r>
-    </w:p>
-    <w:p>
-      <w:r>
-        <w:t>Die typische Fehlstelle bei Wirkung in CAPEX, OPEX, Portfolio und Einkauf liegt darin, nur die Nutzenseite zu zeigen und Vorketten, Nutzung, Ende oder institutionelle Nebenfolgen auszublenden. Bei Modellformel wird diese Fehlstelle konkret: Ein scheinbar plausibler Befund darf nicht zur Abkuerzung werden. Quellen, Systemgrenzen, Unsicherheit und Rueckkopplung bleiben sichtbar.</w:t>
-      </w:r>
-    </w:p>
-    <w:p>
-      <w:r>
-        <w:t>Transfer in den WOE-Korpus. Die Grenze gegen Scheingenauigkeit verlaeuft bei Fallfenster nicht zwischen Optimismus und Pessimismus. Sie verlaeuft zwischen offengelegter Unsicherheit und rhetorischer Sicherheit. Wer Wirkung in CAPEX, OPEX, Portfolio und Einkauf belastbar anwenden will, benennt Systemgrenze, Zeitraum, Vergleichspunkt und offene Gegenhypothese. Gerade dadurch bleibt das Skript anschlussfaehig fuer Forschung, Praxis und spaetere Revision.</w:t>
-      </w:r>
-    </w:p>
-    <w:p>
-      <w:r>
-        <w:t>Fuer die Pruefung ist Fallfenster dann verstanden, wenn daraus eine belastbare Fallantwort entsteht. Eine gute Antwort unterscheidet Beobachtung, Kausalannahme, Bewertung und Steuerungsfolge. Sie bewertet keine Menschen, sondern Wirkpfade, Zustandsveraenderungen, Risiken und institutionelle Bedingungen.</w:t>
-      </w:r>
-    </w:p>
-    <w:p>
-      <w:r>
-        <w:t>Grenzen der Aussage. Prüfungsnahe Fallfragen ohne geschützte Antwortlogik zeigt, warum Wirkung in CAPEX, OPEX, Portfolio und Einkauf mehr ist als ein Schlagwort im Feld Produkte, Institutionen, Lieferketten und Investitionsentscheidungen als Wirkungstraeger. Die wirkungsoekonomische Frage lautet: Welche reale Veraenderung wird moeglich, welche bleibt nur Potenzial und wo entsteht ein Wirkungsrisiko? Diese Unterscheidung schuetzt vor Impact-Washing, weil sie Absicht, Aktivitaet, Reichweite und Wirkung auseinanderhaelt.</w:t>
-      </w:r>
-    </w:p>
-    <w:p>
-      <w:r>
-        <w:t>Eine Kommune, ein Unternehmen oder eine Bildungsorganisation will Wirkung in CAPEX, OPEX, Portfolio und Einkauf praktisch anwenden. Der erste Schritt ist nicht die Auswahl eines Instruments, sondern die Klaerung der Zustandsveraenderung. Bei Prüfungsnahe Fallfragen ohne geschützte Antwortlogik muss deshalb benannt werden, wer betroffen ist, welcher Zustand sich veraendert, welche Frist gilt und welche Gegenbeobachtung die Annahme widerlegen wuerde. Erst danach entsteht eine begruendete Entscheidung im Feld Indikator, Scorecard, Benchmark, Auditpfad, Portfolioentscheidung oder CAPEX/OPEX-Priorisierung.</w:t>
-      </w:r>
-    </w:p>
-    <w:p>
-      <w:r>
-        <w:t>Kontrollfrage. Welche Entscheidung waere falsch, wenn Prüfungsnahe Fallfragen ohne geschützte Antwortlogik in WC-V8 missverstanden wird? Die Antwort muss mindestens eine Daten- oder Quellenannahme, eine betroffene Gruppe oder Schutzdimension, eine moegliche Nebenwirkung und einen Rueckkopplungsschritt nennen. Richtig ist nicht die lauteste Bewertung, sondern diejenige, die Begriff, Beleg und Steuerungsfolge zusammenhaelt.</w:t>
+        <w:t>Fallpruefung. Wenn ein Produkt- oder Portfolioteam einen Ausloeser ueber Lebenszyklus, Nutzung, Nebenfolgen und institutionelle Regeln lesen will, beginnt die Analyse bei Empfaengern, Wirkraum, Zeitraum und Datenquelle. Bei Didaktische Einordnung im Studiengang muss dann geklaert werden, welche Vorketten, Empfaenger, Folgekosten und Korrekturpfade in die Bewertung gehoeren. Eine tragfaehige Antwort benennt mindestens eine Quelle, eine offene Unsicherheit, eine moegliche Gegenbeobachtung und die Entscheidung, die nach der Bewertung geaendert wird.</w:t>
+      </w:r>
+    </w:p>
+    <w:p>
+      <w:r>
+        <w:t>Der Rueckfluss in den WOE-Korpus liegt hier in klaren Begriffen, sauber verlinkten Quellen und benannten Forschungsfragen. Wo Glossar, Werkzeuge, Journal oder Reader noch doppeldeutig bleiben, sollte Wirkung in CAPEX, OPEX, Portfolio und Einkauf nicht als fertige Gewissheit auftreten, sondern als pruefbarer Lernstand mit Korrekturpfad.</w:t>
       </w:r>
     </w:p>
     <w:p>
@@ -4228,17 +4258,87 @@
         <w:pStyle w:val="Heading3"/>
       </w:pPr>
       <w:r>
-        <w:t>Schlussvertiefung 3: Wirkung in CAPEX, OPEX, Portfolio und Einkauf im Anwendungsfall</w:t>
-      </w:r>
-    </w:p>
-    <w:p>
-      <w:r>
-        <w:t>Die folgenden Abschnitte sind keine neue Pruefungsloesung. Sie verdichten die vorhandenen Kapitel zu einer Lesart, mit der Studierende einen Fall selbststaendig analysieren koennen. Im Mittelpunkt stehen Produkte, Institutionen, Lieferketten und Investitionsentscheidungen als Wirkungstraeger, nicht moralische Personenbewertung.</w:t>
-      </w:r>
-    </w:p>
-    <w:p>
-      <w:r>
-        <w:t>Begriffliche Schlussklaerung. In WC-V8 muss Auswertung aus der lebenden Website-Referenz immer mit Empfaengern gelesen werden. Wirkung entsteht nicht beim Sender, sondern an veraenderten Zustaenden von Menschen, Oekosystemen, Institutionen, Oeffentlichkeit oder kuenftigen Handlungsspielraeumen. Darum reicht es nicht, interne Aktivitaeten zu dokumentieren. Entscheidend ist, ob sich ein Zustand nachvollziehbar veraendert und ob diese Veraenderung im Referenzrahmen Mensch, Planet, Demokratie, SDGs, Agenda 2030 und SDG+ tragfaehig bewertet werden kann.</w:t>
+        <w:t>Vertiefungsrunde 3: Anschluss an Praxis und Forschung</w:t>
+      </w:r>
+    </w:p>
+    <w:p>
+      <w:r>
+        <w:t>Diese Runde wechselt den Blickwinkel, damit der Schlussblock nicht nur wiederholt, sondern Leseentscheidungen vorbereitet: Was ist belegt, was bleibt Potenzial, welche Nebenwirkung ist relevant und welche Steuerungsfolge wird daraus abgeleitet?</w:t>
+      </w:r>
+    </w:p>
+    <w:p>
+      <w:r>
+        <w:t>Steuerungsfolge. Wissenschaftliche Anschlussfaehigkeit entsteht hier durch Quellenklarheit. Bei Analysemodell werden interne WOE-Begriffe nicht als Ersatz fuer Belege benutzt, sondern mit Produktwirkungslogik, Lebenszyklusdaten, Lieferketten- und Portfoliosteuerung verbunden. Wo die Datenlage offen bleibt, wird das offengelegt. Wo eine Aussage nur plausibel ist, bleibt sie als Wirkungspotenzial markiert. Wo ein Schaden eine rote Linie beruehrt, greift Nichtkompensation vor Durchschnittslogik.</w:t>
+      </w:r>
+    </w:p>
+    <w:p>
+      <w:r>
+        <w:t>In einer kontroversen Entscheidung wirkt Analysemodell als Pruefpunkt fuer Ambivalenz. Ein Nutzen fuer eine Gruppe kann mit Risiken fuer andere Wirkungsempfaenger einhergehen. Das Skript verlangt deshalb, positive und negative Zustandsveraenderungen getrennt zu fuehren, bevor von positiver Netto-Wirkung gesprochen wird.</w:t>
+      </w:r>
+    </w:p>
+    <w:p>
+      <w:r>
+        <w:t>Fallpruefung. Wenn ein Produkt- oder Portfolioteam einen Ausloeser ueber Lebenszyklus, Nutzung, Nebenfolgen und institutionelle Regeln lesen will, beginnt die Analyse bei Empfaengern, Wirkraum, Zeitraum und Datenquelle. Bei Analysemodell muss dann geklaert werden, welche Vorketten, Empfaenger, Folgekosten und Korrekturpfade in die Bewertung gehoeren. Eine tragfaehige Antwort benennt mindestens eine Quelle, eine offene Unsicherheit, eine moegliche Gegenbeobachtung und die Entscheidung, die nach der Bewertung geaendert wird.</w:t>
+      </w:r>
+    </w:p>
+    <w:p>
+      <w:r>
+        <w:t>Transferhinweis. In Impact-Controlling wird Modellformel erst steuerungsfaehig, wenn daraus eine Entscheidung folgt. Kennzahlen muessen Entscheidungen verbessern, nicht nur Berichte fuellen. Ohne diese Rueckkopplung bleibt Reporting eine Beschreibung. Mit Rueckkopplung wird aus Bewertung eine veraenderte Routine: ein anderer Prozess, ein geaenderter Anreiz, eine bessere Datenpflicht, eine korrigierte Kommunikation oder eine neue Priorisierung.</w:t>
+      </w:r>
+    </w:p>
+    <w:p>
+      <w:r>
+        <w:t>Die typische Fehlstelle bei Wirkung in CAPEX, OPEX, Portfolio und Einkauf liegt darin, nur die Nutzenseite zu zeigen und Vorketten, Nutzung, Ende oder institutionelle Nebenfolgen auszublenden. Bei Modellformel wird diese Fehlstelle konkret: Ein scheinbar plausibler Befund darf nicht zur Abkuerzung werden. Quellen, Systemgrenzen, Unsicherheit und Rueckkopplung bleiben sichtbar.</w:t>
+      </w:r>
+    </w:p>
+    <w:p>
+      <w:r>
+        <w:t>Fallpruefung. Wenn ein Produkt- oder Portfolioteam einen Ausloeser ueber Lebenszyklus, Nutzung, Nebenfolgen und institutionelle Regeln lesen will, beginnt die Analyse bei Empfaengern, Wirkraum, Zeitraum und Datenquelle. Bei Modellformel muss dann geklaert werden, welche Vorketten, Empfaenger, Folgekosten und Korrekturpfade in die Bewertung gehoeren. Eine tragfaehige Antwort benennt mindestens eine Quelle, eine offene Unsicherheit, eine moegliche Gegenbeobachtung und die Entscheidung, die nach der Bewertung geaendert wird.</w:t>
+      </w:r>
+    </w:p>
+    <w:p>
+      <w:r>
+        <w:t>Fuer die Bewertung reicht kein Summenscore, der zentrale Schaeden mit bequemen Pluspunkten verrechnet. Nichtkompensation und Reverse Merit Order markieren, wo rote Linien, demokratische Grundbedingungen oder planetare Grenzen Vorrang vor Durchschnittslogik haben. So bleibt positive Netto-Wirkung eine anspruchsvolle Zielgroesse und wird nicht zur dekorativen Formel.</w:t>
+      </w:r>
+    </w:p>
+    <w:p>
+      <w:r>
+        <w:t>Rueckflussnotiz. Die Grenze gegen Scheingenauigkeit verlaeuft bei Fallfenster nicht zwischen Optimismus und Pessimismus. Sie verlaeuft zwischen offengelegter Unsicherheit und rhetorischer Sicherheit. Wer Wirkung in CAPEX, OPEX, Portfolio und Einkauf belastbar anwenden will, benennt Systemgrenze, Zeitraum, Vergleichspunkt und offene Gegenhypothese. Gerade dadurch bleibt das Skript anschlussfaehig fuer Forschung, Praxis und spaetere Revision.</w:t>
+      </w:r>
+    </w:p>
+    <w:p>
+      <w:r>
+        <w:t>Fuer die Pruefung ist Fallfenster dann verstanden, wenn daraus eine belastbare Fallantwort entsteht. Eine gute Antwort unterscheidet Beobachtung, Kausalannahme, Bewertung und Steuerungsfolge. Sie bewertet keine Menschen, sondern Wirkpfade, Zustandsveraenderungen, Risiken und institutionelle Bedingungen.</w:t>
+      </w:r>
+    </w:p>
+    <w:p>
+      <w:r>
+        <w:t>Fallpruefung. Wenn ein Produkt- oder Portfolioteam einen Ausloeser ueber Lebenszyklus, Nutzung, Nebenfolgen und institutionelle Regeln lesen will, beginnt die Analyse bei Empfaengern, Wirkraum, Zeitraum und Datenquelle. Bei Fallfenster muss dann geklaert werden, welche Vorketten, Empfaenger, Folgekosten und Korrekturpfade in die Bewertung gehoeren. Eine tragfaehige Antwort benennt mindestens eine Quelle, eine offene Unsicherheit, eine moegliche Gegenbeobachtung und die Entscheidung, die nach der Bewertung geaendert wird.</w:t>
+      </w:r>
+    </w:p>
+    <w:p>
+      <w:r>
+        <w:t>Der Rueckfluss in den WOE-Korpus liegt hier in klaren Begriffen, sauber verlinkten Quellen und benannten Forschungsfragen. Wo Glossar, Werkzeuge, Journal oder Reader noch doppeldeutig bleiben, sollte Wirkung in CAPEX, OPEX, Portfolio und Einkauf nicht als fertige Gewissheit auftreten, sondern als pruefbarer Lernstand mit Korrekturpfad.</w:t>
+      </w:r>
+    </w:p>
+    <w:p>
+      <w:r>
+        <w:t>Pruefungsimpuls. Prüfungsnahe Fallfragen ohne geschützte Antwortlogik zeigt, warum Wirkung in CAPEX, OPEX, Portfolio und Einkauf mehr ist als ein Schlagwort im Feld Produkte, Institutionen, Lieferketten und Investitionsentscheidungen als Wirkungstraeger. Die wirkungsoekonomische Frage lautet: Welche reale Veraenderung wird moeglich, welche bleibt nur Potenzial und wo entsteht ein Wirkungsrisiko? Diese Unterscheidung schuetzt vor Impact-Washing, weil sie Absicht, Aktivitaet, Reichweite und Wirkung auseinanderhaelt.</w:t>
+      </w:r>
+    </w:p>
+    <w:p>
+      <w:r>
+        <w:t>Eine Kommune, ein Unternehmen oder eine Bildungsorganisation will Wirkung in CAPEX, OPEX, Portfolio und Einkauf praktisch anwenden. Der erste Schritt ist nicht die Auswahl eines Instruments, sondern die Klaerung der Zustandsveraenderung. Bei Prüfungsnahe Fallfragen ohne geschützte Antwortlogik muss deshalb benannt werden, wer betroffen ist, welcher Zustand sich veraendert, welche Frist gilt und welche Gegenbeobachtung die Annahme widerlegen wuerde. Erst danach entsteht eine begruendete Entscheidung im Feld Indikator, Scorecard, Benchmark, Auditpfad, Portfolioentscheidung oder CAPEX/OPEX-Priorisierung.</w:t>
+      </w:r>
+    </w:p>
+    <w:p>
+      <w:r>
+        <w:t>Fallpruefung. Wenn ein Produkt- oder Portfolioteam einen Ausloeser ueber Lebenszyklus, Nutzung, Nebenfolgen und institutionelle Regeln lesen will, beginnt die Analyse bei Empfaengern, Wirkraum, Zeitraum und Datenquelle. Bei Prüfungsnahe Fallfragen ohne geschützte Antwortlogik muss dann geklaert werden, welche Vorketten, Empfaenger, Folgekosten und Korrekturpfade in die Bewertung gehoeren. Eine tragfaehige Antwort benennt mindestens eine Quelle, eine offene Unsicherheit, eine moegliche Gegenbeobachtung und die Entscheidung, die nach der Bewertung geaendert wird.</w:t>
+      </w:r>
+    </w:p>
+    <w:p>
+      <w:r>
+        <w:t>Begriffliche Sicherung. In WC-V8 muss Auswertung aus der lebenden Website-Referenz immer mit Empfaengern gelesen werden. Wirkung entsteht nicht beim Sender, sondern an veraenderten Zustaenden von Menschen, Oekosystemen, Institutionen, Oeffentlichkeit oder kuenftigen Handlungsspielraeumen. Darum reicht es nicht, interne Aktivitaeten zu dokumentieren. Entscheidend ist, ob sich ein Zustand nachvollziehbar veraendert und ob diese Veraenderung im Referenzrahmen Mensch, Planet, Demokratie, SDGs, Agenda 2030 und SDG+ tragfaehig bewertet werden kann.</w:t>
       </w:r>
     </w:p>
     <w:p>
@@ -4248,7 +4348,17 @@
     </w:p>
     <w:p>
       <w:r>
-        <w:t>Wirkpfad und Empfaenger. Wissenschaftliche Anschlussfaehigkeit entsteht hier durch Quellenklarheit. Bei Beschaffung als Wirkungshebel werden interne WOE-Begriffe nicht als Ersatz fuer Belege benutzt, sondern mit Produktwirkungslogik, Lebenszyklusdaten, Lieferketten- und Portfoliosteuerung verbunden. Wo die Datenlage offen bleibt, wird das offengelegt. Wo eine Aussage nur plausibel ist, bleibt sie als Wirkungspotenzial markiert. Wo ein Schaden eine rote Linie beruehrt, greift Nichtkompensation vor Durchschnittslogik.</w:t>
+        <w:t>Fallpruefung. Wenn ein Produkt- oder Portfolioteam einen Ausloeser ueber Lebenszyklus, Nutzung, Nebenfolgen und institutionelle Regeln lesen will, beginnt die Analyse bei Empfaengern, Wirkraum, Zeitraum und Datenquelle. Bei Auswertung aus der lebenden Website-Referenz muss dann geklaert werden, welche Vorketten, Empfaenger, Folgekosten und Korrekturpfade in die Bewertung gehoeren. Eine tragfaehige Antwort benennt mindestens eine Quelle, eine offene Unsicherheit, eine moegliche Gegenbeobachtung und die Entscheidung, die nach der Bewertung geaendert wird.</w:t>
+      </w:r>
+    </w:p>
+    <w:p>
+      <w:r>
+        <w:t>Fuer die Bewertung reicht kein Summenscore, der zentrale Schaeden mit bequemen Pluspunkten verrechnet. Nichtkompensation und Reverse Merit Order markieren, wo rote Linien, demokratische Grundbedingungen oder planetare Grenzen Vorrang vor Durchschnittslogik haben. So bleibt positive Netto-Wirkung eine anspruchsvolle Zielgroesse und wird nicht zur dekorativen Formel.</w:t>
+      </w:r>
+    </w:p>
+    <w:p>
+      <w:r>
+        <w:t>Wirkpfadpruefung. Wissenschaftliche Anschlussfaehigkeit entsteht hier durch Quellenklarheit. Bei Beschaffung als Wirkungshebel werden interne WOE-Begriffe nicht als Ersatz fuer Belege benutzt, sondern mit Produktwirkungslogik, Lebenszyklusdaten, Lieferketten- und Portfoliosteuerung verbunden. Wo die Datenlage offen bleibt, wird das offengelegt. Wo eine Aussage nur plausibel ist, bleibt sie als Wirkungspotenzial markiert. Wo ein Schaden eine rote Linie beruehrt, greift Nichtkompensation vor Durchschnittslogik.</w:t>
       </w:r>
     </w:p>
     <w:p>
@@ -4258,82 +4368,12 @@
     </w:p>
     <w:p>
       <w:r>
-        <w:t>Rueckfluss. Fuer den WOE-Korpus bedeutet das: Begriffe aus Wirkung in CAPEX, OPEX, Portfolio und Einkauf sollten dort geschaerft werden, wo sie in Glossar, Werkzeugen, Journal oder Readern doppeldeutig bleiben. Offene Forschungsfragen werden nicht versteckt. Sie markieren die Stelle, an der spaetere Evidenz, ein besserer Datensatz oder eine praezisere Fallstudie die Bewertung veraendern kann.</w:t>
-      </w:r>
-    </w:p>
-    <w:p>
-      <w:r>
-        <w:t>Daten, Quellen und Evidenz. In Impact-Controlling wird Lieferantenbewertung erst steuerungsfaehig, wenn daraus eine Entscheidung folgt. Kennzahlen muessen Entscheidungen verbessern, nicht nur Berichte fuellen. Ohne diese Rueckkopplung bleibt Reporting eine Beschreibung. Mit Rueckkopplung wird aus Bewertung eine veraenderte Routine: ein anderer Prozess, ein geaenderter Anreiz, eine bessere Datenpflicht, eine korrigierte Kommunikation oder eine neue Priorisierung.</w:t>
-      </w:r>
-    </w:p>
-    <w:p>
-      <w:r>
-        <w:t>Die typische Fehlstelle bei Wirkung in CAPEX, OPEX, Portfolio und Einkauf liegt darin, nur die Nutzenseite zu zeigen und Vorketten, Nutzung, Ende oder institutionelle Nebenfolgen auszublenden. Bei Lieferantenbewertung wird diese Fehlstelle konkret: Ein scheinbar plausibler Befund darf nicht zur Abkuerzung werden. Quellen, Systemgrenzen, Unsicherheit und Rueckkopplung bleiben sichtbar.</w:t>
-      </w:r>
-    </w:p>
-    <w:p>
-      <w:r>
-        <w:t>Bewertung und rote Linien. Die Grenze gegen Scheingenauigkeit verlaeuft bei Supply-Chain-Resilienz nicht zwischen Optimismus und Pessimismus. Sie verlaeuft zwischen offengelegter Unsicherheit und rhetorischer Sicherheit. Wer Wirkung in CAPEX, OPEX, Portfolio und Einkauf belastbar anwenden will, benennt Systemgrenze, Zeitraum, Vergleichspunkt und offene Gegenhypothese. Gerade dadurch bleibt das Skript anschlussfaehig fuer Forschung, Praxis und spaetere Revision.</w:t>
-      </w:r>
-    </w:p>
-    <w:p>
-      <w:r>
-        <w:t>Fuer die Pruefung ist Supply-Chain-Resilienz dann verstanden, wenn daraus eine belastbare Fallantwort entsteht. Eine gute Antwort unterscheidet Beobachtung, Kausalannahme, Bewertung und Steuerungsfolge. Sie bewertet keine Menschen, sondern Wirkpfade, Zustandsveraenderungen, Risiken und institutionelle Bedingungen.</w:t>
-      </w:r>
-    </w:p>
-    <w:p>
-      <w:r>
-        <w:t>Kontrollfrage. Welche Entscheidung waere falsch, wenn Supply-Chain-Resilienz in WC-V8 missverstanden wird? Die Antwort muss mindestens eine Daten- oder Quellenannahme, eine betroffene Gruppe oder Schutzdimension, eine moegliche Nebenwirkung und einen Rueckkopplungsschritt nennen. Richtig ist nicht die lauteste Bewertung, sondern diejenige, die Begriff, Beleg und Steuerungsfolge zusammenhaelt.</w:t>
-      </w:r>
-    </w:p>
-    <w:p>
-      <w:r>
-        <w:t>Steuerung und Rueckkopplung. Produktwirkung über den Lebenszyklus zeigt, warum Wirkung in CAPEX, OPEX, Portfolio und Einkauf mehr ist als ein Schlagwort im Feld Produkte, Institutionen, Lieferketten und Investitionsentscheidungen als Wirkungstraeger. Die wirkungsoekonomische Frage lautet: Welche reale Veraenderung wird moeglich, welche bleibt nur Potenzial und wo entsteht ein Wirkungsrisiko? Diese Unterscheidung schuetzt vor Impact-Washing, weil sie Absicht, Aktivitaet, Reichweite und Wirkung auseinanderhaelt.</w:t>
-      </w:r>
-    </w:p>
-    <w:p>
-      <w:r>
-        <w:t>Eine Kommune, ein Unternehmen oder eine Bildungsorganisation will Wirkung in CAPEX, OPEX, Portfolio und Einkauf praktisch anwenden. Der erste Schritt ist nicht die Auswahl eines Instruments, sondern die Klaerung der Zustandsveraenderung. Bei Produktwirkung über den Lebenszyklus muss deshalb benannt werden, wer betroffen ist, welcher Zustand sich veraendert, welche Frist gilt und welche Gegenbeobachtung die Annahme widerlegen wuerde. Erst danach entsteht eine begruendete Entscheidung im Feld Indikator, Scorecard, Benchmark, Auditpfad, Portfolioentscheidung oder CAPEX/OPEX-Priorisierung.</w:t>
-      </w:r>
-    </w:p>
-    <w:p>
-      <w:r>
-        <w:t>Pruefungsnahe Anwendung. In WC-V8 muss Rohstoffe, Herstellung, Nutzung und Ende immer mit Empfaengern gelesen werden. Wirkung entsteht nicht beim Sender, sondern an veraenderten Zustaenden von Menschen, Oekosystemen, Institutionen, Oeffentlichkeit oder kuenftigen Handlungsspielraeumen. Darum reicht es nicht, interne Aktivitaeten zu dokumentieren. Entscheidend ist, ob sich ein Zustand nachvollziehbar veraendert und ob diese Veraenderung im Referenzrahmen Mensch, Planet, Demokratie, SDGs, Agenda 2030 und SDG+ tragfaehig bewertet werden kann.</w:t>
-      </w:r>
-    </w:p>
-    <w:p>
-      <w:r>
-        <w:t>Ein Bericht behauptet, die Massnahme zu Wirkung in CAPEX, OPEX, Portfolio und Einkauf sei erfolgreich. Die WOE-Lesart fragt bei Rohstoffe, Herstellung, Nutzung und Ende nach belastbaren Nachweisen: Datenquelle, Systemgrenze, Erhebungslogik, Unsicherheit, Aktualitaet und Auditspur. Wenn diese Nachweise fehlen, bleibt die Aussage Wirkungspotenzial oder Kommunikationsbehauptung. Sie kann wichtig sein, aber sie ist noch keine belegte Wirkung.</w:t>
-      </w:r>
-    </w:p>
-    <w:p>
-      <w:r>
-        <w:t>Transfer in den WOE-Korpus. Wissenschaftliche Anschlussfaehigkeit entsteht hier durch Quellenklarheit. Bei Einleitung / Wirkungsfrage werden interne WOE-Begriffe nicht als Ersatz fuer Belege benutzt, sondern mit Produktwirkungslogik, Lebenszyklusdaten, Lieferketten- und Portfoliosteuerung verbunden. Wo die Datenlage offen bleibt, wird das offengelegt. Wo eine Aussage nur plausibel ist, bleibt sie als Wirkungspotenzial markiert. Wo ein Schaden eine rote Linie beruehrt, greift Nichtkompensation vor Durchschnittslogik.</w:t>
-      </w:r>
-    </w:p>
-    <w:p>
-      <w:r>
-        <w:t>In einer kontroversen Entscheidung wirkt Einleitung / Wirkungsfrage als Pruefpunkt fuer Ambivalenz. Ein Nutzen fuer eine Gruppe kann mit Risiken fuer andere Wirkungsempfaenger einhergehen. Das Skript verlangt deshalb, positive und negative Zustandsveraenderungen getrennt zu fuehren, bevor von positiver Netto-Wirkung gesprochen wird.</w:t>
-      </w:r>
-    </w:p>
-    <w:p>
-      <w:r>
-        <w:t>Grenzen der Aussage. In Impact-Controlling wird Kernaussage erst steuerungsfaehig, wenn daraus eine Entscheidung folgt. Kennzahlen muessen Entscheidungen verbessern, nicht nur Berichte fuellen. Ohne diese Rueckkopplung bleibt Reporting eine Beschreibung. Mit Rueckkopplung wird aus Bewertung eine veraenderte Routine: ein anderer Prozess, ein geaenderter Anreiz, eine bessere Datenpflicht, eine korrigierte Kommunikation oder eine neue Priorisierung.</w:t>
-      </w:r>
-    </w:p>
-    <w:p>
-      <w:r>
-        <w:t>Die typische Fehlstelle bei Wirkung in CAPEX, OPEX, Portfolio und Einkauf liegt darin, nur die Nutzenseite zu zeigen und Vorketten, Nutzung, Ende oder institutionelle Nebenfolgen auszublenden. Bei Kernaussage wird diese Fehlstelle konkret: Ein scheinbar plausibler Befund darf nicht zur Abkuerzung werden. Quellen, Systemgrenzen, Unsicherheit und Rueckkopplung bleiben sichtbar.</w:t>
-      </w:r>
-    </w:p>
-    <w:p>
-      <w:r>
-        <w:t>Kontrollfrage. Welche Entscheidung waere falsch, wenn Kernaussage in WC-V8 missverstanden wird? Die Antwort muss mindestens eine Daten- oder Quellenannahme, eine betroffene Gruppe oder Schutzdimension, eine moegliche Nebenwirkung und einen Rueckkopplungsschritt nennen. Richtig ist nicht die lauteste Bewertung, sondern diejenige, die Begriff, Beleg und Steuerungsfolge zusammenhaelt.</w:t>
-      </w:r>
-    </w:p>
-    <w:p>
-      <w:r>
-        <w:t>Rueckfluss. Fuer den WOE-Korpus bedeutet das: Begriffe aus Wirkung in CAPEX, OPEX, Portfolio und Einkauf sollten dort geschaerft werden, wo sie in Glossar, Werkzeugen, Journal oder Readern doppeldeutig bleiben. Offene Forschungsfragen werden nicht versteckt. Sie markieren die Stelle, an der spaetere Evidenz, ein besserer Datensatz oder eine praezisere Fallstudie die Bewertung veraendern kann.</w:t>
+        <w:t>Fallpruefung. Wenn ein Produkt- oder Portfolioteam einen Ausloeser ueber Lebenszyklus, Nutzung, Nebenfolgen und institutionelle Regeln lesen will, beginnt die Analyse bei Empfaengern, Wirkraum, Zeitraum und Datenquelle. Bei Beschaffung als Wirkungshebel muss dann geklaert werden, welche Vorketten, Empfaenger, Folgekosten und Korrekturpfade in die Bewertung gehoeren. Eine tragfaehige Antwort benennt mindestens eine Quelle, eine offene Unsicherheit, eine moegliche Gegenbeobachtung und die Entscheidung, die nach der Bewertung geaendert wird.</w:t>
+      </w:r>
+    </w:p>
+    <w:p>
+      <w:r>
+        <w:t>Der Rueckfluss in den WOE-Korpus liegt hier in klaren Begriffen, sauber verlinkten Quellen und benannten Forschungsfragen. Wo Glossar, Werkzeuge, Journal oder Reader noch doppeldeutig bleiben, sollte Wirkung in CAPEX, OPEX, Portfolio und Einkauf nicht als fertige Gewissheit auftreten, sondern als pruefbarer Lernstand mit Korrekturpfad.</w:t>
       </w:r>
     </w:p>
     <w:p>
@@ -4341,140 +4381,102 @@
         <w:pStyle w:val="Heading3"/>
       </w:pPr>
       <w:r>
-        <w:t>Schlussvertiefung 4: Wirkung in CAPEX, OPEX, Portfolio und Einkauf im Anwendungsfall</w:t>
-      </w:r>
-    </w:p>
-    <w:p>
-      <w:r>
-        <w:t>Die folgenden Abschnitte sind keine neue Pruefungsloesung. Sie verdichten die vorhandenen Kapitel zu einer Lesart, mit der Studierende einen Fall selbststaendig analysieren koennen. Im Mittelpunkt stehen Produkte, Institutionen, Lieferketten und Investitionsentscheidungen als Wirkungstraeger, nicht moralische Personenbewertung.</w:t>
-      </w:r>
-    </w:p>
-    <w:p>
-      <w:r>
-        <w:t>Begriffliche Schlussklaerung. Die Grenze gegen Scheingenauigkeit verlaeuft bei Quelltext und fachliche Grundlegung nicht zwischen Optimismus und Pessimismus. Sie verlaeuft zwischen offengelegter Unsicherheit und rhetorischer Sicherheit. Wer Wirkung in CAPEX, OPEX, Portfolio und Einkauf belastbar anwenden will, benennt Systemgrenze, Zeitraum, Vergleichspunkt und offene Gegenhypothese. Gerade dadurch bleibt das Skript anschlussfaehig fuer Forschung, Praxis und spaetere Revision.</w:t>
-      </w:r>
-    </w:p>
-    <w:p>
-      <w:r>
-        <w:t>Fuer die Pruefung ist Quelltext und fachliche Grundlegung dann verstanden, wenn daraus eine belastbare Fallantwort entsteht. Eine gute Antwort unterscheidet Beobachtung, Kausalannahme, Bewertung und Steuerungsfolge. Sie bewertet keine Menschen, sondern Wirkpfade, Zustandsveraenderungen, Risiken und institutionelle Bedingungen.</w:t>
-      </w:r>
-    </w:p>
-    <w:p>
-      <w:r>
-        <w:t>Wirkpfad und Empfaenger. Einstieg / Wirkungsfrage zeigt, warum Wirkung in CAPEX, OPEX, Portfolio und Einkauf mehr ist als ein Schlagwort im Feld Produkte, Institutionen, Lieferketten und Investitionsentscheidungen als Wirkungstraeger. Die wirkungsoekonomische Frage lautet: Welche reale Veraenderung wird moeglich, welche bleibt nur Potenzial und wo entsteht ein Wirkungsrisiko? Diese Unterscheidung schuetzt vor Impact-Washing, weil sie Absicht, Aktivitaet, Reichweite und Wirkung auseinanderhaelt.</w:t>
-      </w:r>
-    </w:p>
-    <w:p>
-      <w:r>
-        <w:t>Eine Kommune, ein Unternehmen oder eine Bildungsorganisation will Wirkung in CAPEX, OPEX, Portfolio und Einkauf praktisch anwenden. Der erste Schritt ist nicht die Auswahl eines Instruments, sondern die Klaerung der Zustandsveraenderung. Bei Einstieg / Wirkungsfrage muss deshalb benannt werden, wer betroffen ist, welcher Zustand sich veraendert, welche Frist gilt und welche Gegenbeobachtung die Annahme widerlegen wuerde. Erst danach entsteht eine begruendete Entscheidung im Feld Indikator, Scorecard, Benchmark, Auditpfad, Portfolioentscheidung oder CAPEX/OPEX-Priorisierung.</w:t>
-      </w:r>
-    </w:p>
-    <w:p>
-      <w:r>
-        <w:t>Daten, Quellen und Evidenz. In WC-V8 muss Skript / Folien (Lernseite) immer mit Empfaengern gelesen werden. Wirkung entsteht nicht beim Sender, sondern an veraenderten Zustaenden von Menschen, Oekosystemen, Institutionen, Oeffentlichkeit oder kuenftigen Handlungsspielraeumen. Darum reicht es nicht, interne Aktivitaeten zu dokumentieren. Entscheidend ist, ob sich ein Zustand nachvollziehbar veraendert und ob diese Veraenderung im Referenzrahmen Mensch, Planet, Demokratie, SDGs, Agenda 2030 und SDG+ tragfaehig bewertet werden kann.</w:t>
-      </w:r>
-    </w:p>
-    <w:p>
-      <w:r>
-        <w:t>Ein Bericht behauptet, die Massnahme zu Wirkung in CAPEX, OPEX, Portfolio und Einkauf sei erfolgreich. Die WOE-Lesart fragt bei Skript / Folien (Lernseite) nach belastbaren Nachweisen: Datenquelle, Systemgrenze, Erhebungslogik, Unsicherheit, Aktualitaet und Auditspur. Wenn diese Nachweise fehlen, bleibt die Aussage Wirkungspotenzial oder Kommunikationsbehauptung. Sie kann wichtig sein, aber sie ist noch keine belegte Wirkung.</w:t>
-      </w:r>
-    </w:p>
-    <w:p>
-      <w:r>
-        <w:t>Bewertung und rote Linien. Wissenschaftliche Anschlussfaehigkeit entsteht hier durch Quellenklarheit. Bei Transferaufgabe werden interne WOE-Begriffe nicht als Ersatz fuer Belege benutzt, sondern mit Produktwirkungslogik, Lebenszyklusdaten, Lieferketten- und Portfoliosteuerung verbunden. Wo die Datenlage offen bleibt, wird das offengelegt. Wo eine Aussage nur plausibel ist, bleibt sie als Wirkungspotenzial markiert. Wo ein Schaden eine rote Linie beruehrt, greift Nichtkompensation vor Durchschnittslogik.</w:t>
-      </w:r>
-    </w:p>
-    <w:p>
-      <w:r>
-        <w:t>In einer kontroversen Entscheidung wirkt Transferaufgabe als Pruefpunkt fuer Ambivalenz. Ein Nutzen fuer eine Gruppe kann mit Risiken fuer andere Wirkungsempfaenger einhergehen. Das Skript verlangt deshalb, positive und negative Zustandsveraenderungen getrennt zu fuehren, bevor von positiver Netto-Wirkung gesprochen wird.</w:t>
-      </w:r>
-    </w:p>
-    <w:p>
-      <w:r>
-        <w:t>Kontrollfrage. Welche Entscheidung waere falsch, wenn Transferaufgabe in WC-V8 missverstanden wird? Die Antwort muss mindestens eine Daten- oder Quellenannahme, eine betroffene Gruppe oder Schutzdimension, eine moegliche Nebenwirkung und einen Rueckkopplungsschritt nennen. Richtig ist nicht die lauteste Bewertung, sondern diejenige, die Begriff, Beleg und Steuerungsfolge zusammenhaelt.</w:t>
-      </w:r>
-    </w:p>
-    <w:p>
-      <w:r>
-        <w:t>Steuerung und Rueckkopplung. In Impact-Controlling wird Praxisbeispiel erst steuerungsfaehig, wenn daraus eine Entscheidung folgt. Kennzahlen muessen Entscheidungen verbessern, nicht nur Berichte fuellen. Ohne diese Rueckkopplung bleibt Reporting eine Beschreibung. Mit Rueckkopplung wird aus Bewertung eine veraenderte Routine: ein anderer Prozess, ein geaenderter Anreiz, eine bessere Datenpflicht, eine korrigierte Kommunikation oder eine neue Priorisierung.</w:t>
-      </w:r>
-    </w:p>
-    <w:p>
-      <w:r>
-        <w:t>Die typische Fehlstelle bei Wirkung in CAPEX, OPEX, Portfolio und Einkauf liegt darin, nur die Nutzenseite zu zeigen und Vorketten, Nutzung, Ende oder institutionelle Nebenfolgen auszublenden. Bei Praxisbeispiel wird diese Fehlstelle konkret: Ein scheinbar plausibler Befund darf nicht zur Abkuerzung werden. Quellen, Systemgrenzen, Unsicherheit und Rueckkopplung bleiben sichtbar.</w:t>
-      </w:r>
-    </w:p>
-    <w:p>
-      <w:r>
-        <w:t>Pruefungsnahe Anwendung. Die Grenze gegen Scheingenauigkeit verlaeuft bei Wirkungsökonomische Vertiefung nicht zwischen Optimismus und Pessimismus. Sie verlaeuft zwischen offengelegter Unsicherheit und rhetorischer Sicherheit. Wer Wirkung in CAPEX, OPEX, Portfolio und Einkauf belastbar anwenden will, benennt Systemgrenze, Zeitraum, Vergleichspunkt und offene Gegenhypothese. Gerade dadurch bleibt das Skript anschlussfaehig fuer Forschung, Praxis und spaetere Revision.</w:t>
-      </w:r>
-    </w:p>
-    <w:p>
-      <w:r>
-        <w:t>Fuer die Pruefung ist Wirkungsökonomische Vertiefung dann verstanden, wenn daraus eine belastbare Fallantwort entsteht. Eine gute Antwort unterscheidet Beobachtung, Kausalannahme, Bewertung und Steuerungsfolge. Sie bewertet keine Menschen, sondern Wirkpfade, Zustandsveraenderungen, Risiken und institutionelle Bedingungen.</w:t>
-      </w:r>
-    </w:p>
-    <w:p>
-      <w:r>
-        <w:t>Rueckfluss. Fuer den WOE-Korpus bedeutet das: Begriffe aus Wirkung in CAPEX, OPEX, Portfolio und Einkauf sollten dort geschaerft werden, wo sie in Glossar, Werkzeugen, Journal oder Readern doppeldeutig bleiben. Offene Forschungsfragen werden nicht versteckt. Sie markieren die Stelle, an der spaetere Evidenz, ein besserer Datensatz oder eine praezisere Fallstudie die Bewertung veraendern kann.</w:t>
-      </w:r>
-    </w:p>
-    <w:p>
-      <w:r>
-        <w:t>Transfer in den WOE-Korpus. Begriffliche Präzision zeigt, warum Wirkung in CAPEX, OPEX, Portfolio und Einkauf mehr ist als ein Schlagwort im Feld Produkte, Institutionen, Lieferketten und Investitionsentscheidungen als Wirkungstraeger. Die wirkungsoekonomische Frage lautet: Welche reale Veraenderung wird moeglich, welche bleibt nur Potenzial und wo entsteht ein Wirkungsrisiko? Diese Unterscheidung schuetzt vor Impact-Washing, weil sie Absicht, Aktivitaet, Reichweite und Wirkung auseinanderhaelt.</w:t>
-      </w:r>
-    </w:p>
-    <w:p>
-      <w:r>
-        <w:t>Eine Kommune, ein Unternehmen oder eine Bildungsorganisation will Wirkung in CAPEX, OPEX, Portfolio und Einkauf praktisch anwenden. Der erste Schritt ist nicht die Auswahl eines Instruments, sondern die Klaerung der Zustandsveraenderung. Bei Begriffliche Präzision muss deshalb benannt werden, wer betroffen ist, welcher Zustand sich veraendert, welche Frist gilt und welche Gegenbeobachtung die Annahme widerlegen wuerde. Erst danach entsteht eine begruendete Entscheidung im Feld Indikator, Scorecard, Benchmark, Auditpfad, Portfolioentscheidung oder CAPEX/OPEX-Priorisierung.</w:t>
-      </w:r>
-    </w:p>
-    <w:p>
-      <w:r>
-        <w:t>Grenzen der Aussage. In WC-V8 muss Wirkpfad immer mit Empfaengern gelesen werden. Wirkung entsteht nicht beim Sender, sondern an veraenderten Zustaenden von Menschen, Oekosystemen, Institutionen, Oeffentlichkeit oder kuenftigen Handlungsspielraeumen. Darum reicht es nicht, interne Aktivitaeten zu dokumentieren. Entscheidend ist, ob sich ein Zustand nachvollziehbar veraendert und ob diese Veraenderung im Referenzrahmen Mensch, Planet, Demokratie, SDGs, Agenda 2030 und SDG+ tragfaehig bewertet werden kann.</w:t>
-      </w:r>
-    </w:p>
-    <w:p>
-      <w:r>
-        <w:t>Ein Bericht behauptet, die Massnahme zu Wirkung in CAPEX, OPEX, Portfolio und Einkauf sei erfolgreich. Die WOE-Lesart fragt bei Wirkpfad nach belastbaren Nachweisen: Datenquelle, Systemgrenze, Erhebungslogik, Unsicherheit, Aktualitaet und Auditspur. Wenn diese Nachweise fehlen, bleibt die Aussage Wirkungspotenzial oder Kommunikationsbehauptung. Sie kann wichtig sein, aber sie ist noch keine belegte Wirkung.</w:t>
-      </w:r>
-    </w:p>
-    <w:p>
-      <w:r>
-        <w:t>Kontrollfrage. Welche Entscheidung waere falsch, wenn Wirkpfad in WC-V8 missverstanden wird? Die Antwort muss mindestens eine Daten- oder Quellenannahme, eine betroffene Gruppe oder Schutzdimension, eine moegliche Nebenwirkung und einen Rueckkopplungsschritt nennen. Richtig ist nicht die lauteste Bewertung, sondern diejenige, die Begriff, Beleg und Steuerungsfolge zusammenhaelt.</w:t>
-      </w:r>
-    </w:p>
-    <w:p>
-      <w:pPr>
-        <w:pStyle w:val="Heading3"/>
-      </w:pPr>
-      <w:r>
-        <w:t>Schlussvertiefung 5: Wirkung in CAPEX, OPEX, Portfolio und Einkauf im Anwendungsfall</w:t>
-      </w:r>
-    </w:p>
-    <w:p>
-      <w:r>
-        <w:t>Die folgenden Abschnitte sind keine neue Pruefungsloesung. Sie verdichten die vorhandenen Kapitel zu einer Lesart, mit der Studierende einen Fall selbststaendig analysieren koennen. Im Mittelpunkt stehen Produkte, Institutionen, Lieferketten und Investitionsentscheidungen als Wirkungstraeger, nicht moralische Personenbewertung.</w:t>
-      </w:r>
-    </w:p>
-    <w:p>
-      <w:r>
-        <w:t>Begriffliche Schlussklaerung. Wissenschaftliche Anschlussfaehigkeit entsteht hier durch Quellenklarheit. Bei Leitthese werden interne WOE-Begriffe nicht als Ersatz fuer Belege benutzt, sondern mit Produktwirkungslogik, Lebenszyklusdaten, Lieferketten- und Portfoliosteuerung verbunden. Wo die Datenlage offen bleibt, wird das offengelegt. Wo eine Aussage nur plausibel ist, bleibt sie als Wirkungspotenzial markiert. Wo ein Schaden eine rote Linie beruehrt, greift Nichtkompensation vor Durchschnittslogik.</w:t>
-      </w:r>
-    </w:p>
-    <w:p>
-      <w:r>
-        <w:t>In einer kontroversen Entscheidung wirkt Leitthese als Pruefpunkt fuer Ambivalenz. Ein Nutzen fuer eine Gruppe kann mit Risiken fuer andere Wirkungsempfaenger einhergehen. Das Skript verlangt deshalb, positive und negative Zustandsveraenderungen getrennt zu fuehren, bevor von positiver Netto-Wirkung gesprochen wird.</w:t>
-      </w:r>
-    </w:p>
-    <w:p>
-      <w:r>
-        <w:t>Wirkpfad und Empfaenger. In Impact-Controlling wird Didaktische Einordnung im Studiengang erst steuerungsfaehig, wenn daraus eine Entscheidung folgt. Kennzahlen muessen Entscheidungen verbessern, nicht nur Berichte fuellen. Ohne diese Rueckkopplung bleibt Reporting eine Beschreibung. Mit Rueckkopplung wird aus Bewertung eine veraenderte Routine: ein anderer Prozess, ein geaenderter Anreiz, eine bessere Datenpflicht, eine korrigierte Kommunikation oder eine neue Priorisierung.</w:t>
-      </w:r>
-    </w:p>
-    <w:p>
-      <w:r>
-        <w:t>Die typische Fehlstelle bei Wirkung in CAPEX, OPEX, Portfolio und Einkauf liegt darin, nur die Nutzenseite zu zeigen und Vorketten, Nutzung, Ende oder institutionelle Nebenfolgen auszublenden. Bei Didaktische Einordnung im Studiengang wird diese Fehlstelle konkret: Ein scheinbar plausibler Befund darf nicht zur Abkuerzung werden. Quellen, Systemgrenzen, Unsicherheit und Rueckkopplung bleiben sichtbar.</w:t>
+        <w:t>Vertiefungsrunde 4: Anschluss an Praxis und Forschung</w:t>
+      </w:r>
+    </w:p>
+    <w:p>
+      <w:r>
+        <w:t>Diese Runde wechselt den Blickwinkel, damit der Schlussblock nicht nur wiederholt, sondern Leseentscheidungen vorbereitet: Was ist belegt, was bleibt Potenzial, welche Nebenwirkung ist relevant und welche Steuerungsfolge wird daraus abgeleitet?</w:t>
+      </w:r>
+    </w:p>
+    <w:p>
+      <w:r>
+        <w:t>Evidenzfenster. In Impact-Controlling wird Lieferantenbewertung erst steuerungsfaehig, wenn daraus eine Entscheidung folgt. Kennzahlen muessen Entscheidungen verbessern, nicht nur Berichte fuellen. Ohne diese Rueckkopplung bleibt Reporting eine Beschreibung. Mit Rueckkopplung wird aus Bewertung eine veraenderte Routine: ein anderer Prozess, ein geaenderter Anreiz, eine bessere Datenpflicht, eine korrigierte Kommunikation oder eine neue Priorisierung.</w:t>
+      </w:r>
+    </w:p>
+    <w:p>
+      <w:r>
+        <w:t>Die typische Fehlstelle bei Wirkung in CAPEX, OPEX, Portfolio und Einkauf liegt darin, nur die Nutzenseite zu zeigen und Vorketten, Nutzung, Ende oder institutionelle Nebenfolgen auszublenden. Bei Lieferantenbewertung wird diese Fehlstelle konkret: Ein scheinbar plausibler Befund darf nicht zur Abkuerzung werden. Quellen, Systemgrenzen, Unsicherheit und Rueckkopplung bleiben sichtbar.</w:t>
+      </w:r>
+    </w:p>
+    <w:p>
+      <w:r>
+        <w:t>Fallpruefung. Wenn ein Produkt- oder Portfolioteam einen Ausloeser ueber Lebenszyklus, Nutzung, Nebenfolgen und institutionelle Regeln lesen will, beginnt die Analyse bei Empfaengern, Wirkraum, Zeitraum und Datenquelle. Bei Lieferantenbewertung muss dann geklaert werden, welche Vorketten, Empfaenger, Folgekosten und Korrekturpfade in die Bewertung gehoeren. Eine tragfaehige Antwort benennt mindestens eine Quelle, eine offene Unsicherheit, eine moegliche Gegenbeobachtung und die Entscheidung, die nach der Bewertung geaendert wird.</w:t>
+      </w:r>
+    </w:p>
+    <w:p>
+      <w:r>
+        <w:t>Bewertungsgrenze. Die Grenze gegen Scheingenauigkeit verlaeuft bei Supply-Chain-Resilienz nicht zwischen Optimismus und Pessimismus. Sie verlaeuft zwischen offengelegter Unsicherheit und rhetorischer Sicherheit. Wer Wirkung in CAPEX, OPEX, Portfolio und Einkauf belastbar anwenden will, benennt Systemgrenze, Zeitraum, Vergleichspunkt und offene Gegenhypothese. Gerade dadurch bleibt das Skript anschlussfaehig fuer Forschung, Praxis und spaetere Revision.</w:t>
+      </w:r>
+    </w:p>
+    <w:p>
+      <w:r>
+        <w:t>Fuer die Pruefung ist Supply-Chain-Resilienz dann verstanden, wenn daraus eine belastbare Fallantwort entsteht. Eine gute Antwort unterscheidet Beobachtung, Kausalannahme, Bewertung und Steuerungsfolge. Sie bewertet keine Menschen, sondern Wirkpfade, Zustandsveraenderungen, Risiken und institutionelle Bedingungen.</w:t>
+      </w:r>
+    </w:p>
+    <w:p>
+      <w:r>
+        <w:t>Fallpruefung. Wenn ein Produkt- oder Portfolioteam einen Ausloeser ueber Lebenszyklus, Nutzung, Nebenfolgen und institutionelle Regeln lesen will, beginnt die Analyse bei Empfaengern, Wirkraum, Zeitraum und Datenquelle. Bei Supply-Chain-Resilienz muss dann geklaert werden, welche Vorketten, Empfaenger, Folgekosten und Korrekturpfade in die Bewertung gehoeren. Eine tragfaehige Antwort benennt mindestens eine Quelle, eine offene Unsicherheit, eine moegliche Gegenbeobachtung und die Entscheidung, die nach der Bewertung geaendert wird.</w:t>
+      </w:r>
+    </w:p>
+    <w:p>
+      <w:r>
+        <w:t>Fuer die Bewertung reicht kein Summenscore, der zentrale Schaeden mit bequemen Pluspunkten verrechnet. Nichtkompensation und Reverse Merit Order markieren, wo rote Linien, demokratische Grundbedingungen oder planetare Grenzen Vorrang vor Durchschnittslogik haben. So bleibt positive Netto-Wirkung eine anspruchsvolle Zielgroesse und wird nicht zur dekorativen Formel.</w:t>
+      </w:r>
+    </w:p>
+    <w:p>
+      <w:r>
+        <w:t>Steuerungsfolge. Produktwirkung über den Lebenszyklus zeigt, warum Wirkung in CAPEX, OPEX, Portfolio und Einkauf mehr ist als ein Schlagwort im Feld Produkte, Institutionen, Lieferketten und Investitionsentscheidungen als Wirkungstraeger. Die wirkungsoekonomische Frage lautet: Welche reale Veraenderung wird moeglich, welche bleibt nur Potenzial und wo entsteht ein Wirkungsrisiko? Diese Unterscheidung schuetzt vor Impact-Washing, weil sie Absicht, Aktivitaet, Reichweite und Wirkung auseinanderhaelt.</w:t>
+      </w:r>
+    </w:p>
+    <w:p>
+      <w:r>
+        <w:t>Eine Kommune, ein Unternehmen oder eine Bildungsorganisation will Wirkung in CAPEX, OPEX, Portfolio und Einkauf praktisch anwenden. Der erste Schritt ist nicht die Auswahl eines Instruments, sondern die Klaerung der Zustandsveraenderung. Bei Produktwirkung über den Lebenszyklus muss deshalb benannt werden, wer betroffen ist, welcher Zustand sich veraendert, welche Frist gilt und welche Gegenbeobachtung die Annahme widerlegen wuerde. Erst danach entsteht eine begruendete Entscheidung im Feld Indikator, Scorecard, Benchmark, Auditpfad, Portfolioentscheidung oder CAPEX/OPEX-Priorisierung.</w:t>
+      </w:r>
+    </w:p>
+    <w:p>
+      <w:r>
+        <w:t>Fallpruefung. Wenn ein Produkt- oder Portfolioteam einen Ausloeser ueber Lebenszyklus, Nutzung, Nebenfolgen und institutionelle Regeln lesen will, beginnt die Analyse bei Empfaengern, Wirkraum, Zeitraum und Datenquelle. Bei Produktwirkung über den Lebenszyklus muss dann geklaert werden, welche Vorketten, Empfaenger, Folgekosten und Korrekturpfade in die Bewertung gehoeren. Eine tragfaehige Antwort benennt mindestens eine Quelle, eine offene Unsicherheit, eine moegliche Gegenbeobachtung und die Entscheidung, die nach der Bewertung geaendert wird.</w:t>
+      </w:r>
+    </w:p>
+    <w:p>
+      <w:r>
+        <w:t>Der Rueckfluss in den WOE-Korpus liegt hier in klaren Begriffen, sauber verlinkten Quellen und benannten Forschungsfragen. Wo Glossar, Werkzeuge, Journal oder Reader noch doppeldeutig bleiben, sollte Wirkung in CAPEX, OPEX, Portfolio und Einkauf nicht als fertige Gewissheit auftreten, sondern als pruefbarer Lernstand mit Korrekturpfad.</w:t>
+      </w:r>
+    </w:p>
+    <w:p>
+      <w:r>
+        <w:t>Transferhinweis. In WC-V8 muss Rohstoffe, Herstellung, Nutzung und Ende immer mit Empfaengern gelesen werden. Wirkung entsteht nicht beim Sender, sondern an veraenderten Zustaenden von Menschen, Oekosystemen, Institutionen, Oeffentlichkeit oder kuenftigen Handlungsspielraeumen. Darum reicht es nicht, interne Aktivitaeten zu dokumentieren. Entscheidend ist, ob sich ein Zustand nachvollziehbar veraendert und ob diese Veraenderung im Referenzrahmen Mensch, Planet, Demokratie, SDGs, Agenda 2030 und SDG+ tragfaehig bewertet werden kann.</w:t>
+      </w:r>
+    </w:p>
+    <w:p>
+      <w:r>
+        <w:t>Ein Bericht behauptet, die Massnahme zu Wirkung in CAPEX, OPEX, Portfolio und Einkauf sei erfolgreich. Die WOE-Lesart fragt bei Rohstoffe, Herstellung, Nutzung und Ende nach belastbaren Nachweisen: Datenquelle, Systemgrenze, Erhebungslogik, Unsicherheit, Aktualitaet und Auditspur. Wenn diese Nachweise fehlen, bleibt die Aussage Wirkungspotenzial oder Kommunikationsbehauptung. Sie kann wichtig sein, aber sie ist noch keine belegte Wirkung.</w:t>
+      </w:r>
+    </w:p>
+    <w:p>
+      <w:r>
+        <w:t>Fallpruefung. Wenn ein Produkt- oder Portfolioteam einen Ausloeser ueber Lebenszyklus, Nutzung, Nebenfolgen und institutionelle Regeln lesen will, beginnt die Analyse bei Empfaengern, Wirkraum, Zeitraum und Datenquelle. Bei Rohstoffe, Herstellung, Nutzung und Ende muss dann geklaert werden, welche Vorketten, Empfaenger, Folgekosten und Korrekturpfade in die Bewertung gehoeren. Eine tragfaehige Antwort benennt mindestens eine Quelle, eine offene Unsicherheit, eine moegliche Gegenbeobachtung und die Entscheidung, die nach der Bewertung geaendert wird.</w:t>
+      </w:r>
+    </w:p>
+    <w:p>
+      <w:r>
+        <w:t>Rueckflussnotiz. Wissenschaftliche Anschlussfaehigkeit entsteht hier durch Quellenklarheit. Bei Einleitung / Wirkungsfrage werden interne WOE-Begriffe nicht als Ersatz fuer Belege benutzt, sondern mit Produktwirkungslogik, Lebenszyklusdaten, Lieferketten- und Portfoliosteuerung verbunden. Wo die Datenlage offen bleibt, wird das offengelegt. Wo eine Aussage nur plausibel ist, bleibt sie als Wirkungspotenzial markiert. Wo ein Schaden eine rote Linie beruehrt, greift Nichtkompensation vor Durchschnittslogik.</w:t>
+      </w:r>
+    </w:p>
+    <w:p>
+      <w:r>
+        <w:t>In einer kontroversen Entscheidung wirkt Einleitung / Wirkungsfrage als Pruefpunkt fuer Ambivalenz. Ein Nutzen fuer eine Gruppe kann mit Risiken fuer andere Wirkungsempfaenger einhergehen. Das Skript verlangt deshalb, positive und negative Zustandsveraenderungen getrennt zu fuehren, bevor von positiver Netto-Wirkung gesprochen wird.</w:t>
+      </w:r>
+    </w:p>
+    <w:p>
+      <w:r>
+        <w:t>Fallpruefung. Wenn ein Produkt- oder Portfolioteam einen Ausloeser ueber Lebenszyklus, Nutzung, Nebenfolgen und institutionelle Regeln lesen will, beginnt die Analyse bei Empfaengern, Wirkraum, Zeitraum und Datenquelle. Bei Einleitung / Wirkungsfrage muss dann geklaert werden, welche Vorketten, Empfaenger, Folgekosten und Korrekturpfade in die Bewertung gehoeren. Eine tragfaehige Antwort benennt mindestens eine Quelle, eine offene Unsicherheit, eine moegliche Gegenbeobachtung und die Entscheidung, die nach der Bewertung geaendert wird.</w:t>
+      </w:r>
+    </w:p>
+    <w:p>
+      <w:r>
+        <w:t>Fuer die Bewertung reicht kein Summenscore, der zentrale Schaeden mit bequemen Pluspunkten verrechnet. Nichtkompensation und Reverse Merit Order markieren, wo rote Linien, demokratische Grundbedingungen oder planetare Grenzen Vorrang vor Durchschnittslogik haben. So bleibt positive Netto-Wirkung eine anspruchsvolle Zielgroesse und wird nicht zur dekorativen Formel.</w:t>
       </w:r>
     </w:p>
     <w:p>

--- a/docs/studienskripte/word-rohfassungen/wirkungscontrolling-wc-v8.docx
+++ b/docs/studienskripte/word-rohfassungen/wirkungscontrolling-wc-v8.docx
@@ -4022,7 +4022,7 @@
     </w:p>
     <w:p>
       <w:r>
-        <w:t>Begriffliche Sicherung. Einleitung / Wirkungsfrage zeigt, warum Wirkung in CAPEX, OPEX, Portfolio und Einkauf mehr ist als ein Schlagwort im Feld Produkte, Institutionen, Lieferketten und Investitionsentscheidungen als Wirkungstraeger. Die wirkungsoekonomische Frage lautet: Welche reale Veraenderung wird moeglich, welche bleibt nur Potenzial und wo entsteht ein Wirkungsrisiko? Diese Unterscheidung schuetzt vor Impact-Washing, weil sie Absicht, Aktivitaet, Reichweite und Wirkung auseinanderhaelt.</w:t>
+        <w:t>Begriffliche Sicherung. Bei Einleitung / Wirkungsfrage wird Wirkung in CAPEX, OPEX, Portfolio und Einkauf als Arbeitsfrage im Feld Produkte, Institutionen, Lieferketten und Investitionsentscheidungen als Wirkungstraeger lesbar. Die wirkungsoekonomische Frage lautet: Welche reale Veraenderung wird moeglich, welche bleibt nur Potenzial und wo entsteht ein Wirkungsrisiko? Diese Unterscheidung schuetzt vor Impact-Washing, weil sie Absicht, Aktivitaet, Reichweite und Wirkung auseinanderhaelt.</w:t>
       </w:r>
     </w:p>
     <w:p>
@@ -4112,7 +4112,7 @@
     </w:p>
     <w:p>
       <w:r>
-        <w:t>Transferhinweis. Transferaufgabe zeigt, warum Wirkung in CAPEX, OPEX, Portfolio und Einkauf mehr ist als ein Schlagwort im Feld Produkte, Institutionen, Lieferketten und Investitionsentscheidungen als Wirkungstraeger. Die wirkungsoekonomische Frage lautet: Welche reale Veraenderung wird moeglich, welche bleibt nur Potenzial und wo entsteht ein Wirkungsrisiko? Diese Unterscheidung schuetzt vor Impact-Washing, weil sie Absicht, Aktivitaet, Reichweite und Wirkung auseinanderhaelt.</w:t>
+        <w:t>Transferhinweis. Bei Transferaufgabe wird Wirkung in CAPEX, OPEX, Portfolio und Einkauf als Arbeitsfrage im Feld Produkte, Institutionen, Lieferketten und Investitionsentscheidungen als Wirkungstraeger lesbar. Die wirkungsoekonomische Frage lautet: Welche reale Veraenderung wird moeglich, welche bleibt nur Potenzial und wo entsteht ein Wirkungsrisiko? Diese Unterscheidung schuetzt vor Impact-Washing, weil sie Absicht, Aktivitaet, Reichweite und Wirkung auseinanderhaelt.</w:t>
       </w:r>
     </w:p>
     <w:p>
@@ -4215,7 +4215,7 @@
     </w:p>
     <w:p>
       <w:r>
-        <w:t>Evidenzfenster. Leitthese zeigt, warum Wirkung in CAPEX, OPEX, Portfolio und Einkauf mehr ist als ein Schlagwort im Feld Produkte, Institutionen, Lieferketten und Investitionsentscheidungen als Wirkungstraeger. Die wirkungsoekonomische Frage lautet: Welche reale Veraenderung wird moeglich, welche bleibt nur Potenzial und wo entsteht ein Wirkungsrisiko? Diese Unterscheidung schuetzt vor Impact-Washing, weil sie Absicht, Aktivitaet, Reichweite und Wirkung auseinanderhaelt.</w:t>
+        <w:t>Evidenzfenster. Bei Leitthese wird Wirkung in CAPEX, OPEX, Portfolio und Einkauf als Arbeitsfrage im Feld Produkte, Institutionen, Lieferketten und Investitionsentscheidungen als Wirkungstraeger lesbar. Die wirkungsoekonomische Frage lautet: Welche reale Veraenderung wird moeglich, welche bleibt nur Potenzial und wo entsteht ein Wirkungsrisiko? Diese Unterscheidung schuetzt vor Impact-Washing, weil sie Absicht, Aktivitaet, Reichweite und Wirkung auseinanderhaelt.</w:t>
       </w:r>
     </w:p>
     <w:p>
@@ -4323,7 +4323,7 @@
     </w:p>
     <w:p>
       <w:r>
-        <w:t>Pruefungsimpuls. Prüfungsnahe Fallfragen ohne geschützte Antwortlogik zeigt, warum Wirkung in CAPEX, OPEX, Portfolio und Einkauf mehr ist als ein Schlagwort im Feld Produkte, Institutionen, Lieferketten und Investitionsentscheidungen als Wirkungstraeger. Die wirkungsoekonomische Frage lautet: Welche reale Veraenderung wird moeglich, welche bleibt nur Potenzial und wo entsteht ein Wirkungsrisiko? Diese Unterscheidung schuetzt vor Impact-Washing, weil sie Absicht, Aktivitaet, Reichweite und Wirkung auseinanderhaelt.</w:t>
+        <w:t>Pruefungsimpuls. Bei Prüfungsnahe Fallfragen ohne geschützte Antwortlogik wird Wirkung in CAPEX, OPEX, Portfolio und Einkauf als Arbeitsfrage im Feld Produkte, Institutionen, Lieferketten und Investitionsentscheidungen als Wirkungstraeger lesbar. Die wirkungsoekonomische Frage lautet: Welche reale Veraenderung wird moeglich, welche bleibt nur Potenzial und wo entsteht ein Wirkungsrisiko? Diese Unterscheidung schuetzt vor Impact-Washing, weil sie Absicht, Aktivitaet, Reichweite und Wirkung auseinanderhaelt.</w:t>
       </w:r>
     </w:p>
     <w:p>
@@ -4426,7 +4426,7 @@
     </w:p>
     <w:p>
       <w:r>
-        <w:t>Steuerungsfolge. Produktwirkung über den Lebenszyklus zeigt, warum Wirkung in CAPEX, OPEX, Portfolio und Einkauf mehr ist als ein Schlagwort im Feld Produkte, Institutionen, Lieferketten und Investitionsentscheidungen als Wirkungstraeger. Die wirkungsoekonomische Frage lautet: Welche reale Veraenderung wird moeglich, welche bleibt nur Potenzial und wo entsteht ein Wirkungsrisiko? Diese Unterscheidung schuetzt vor Impact-Washing, weil sie Absicht, Aktivitaet, Reichweite und Wirkung auseinanderhaelt.</w:t>
+        <w:t>Steuerungsfolge. Bei Produktwirkung über den Lebenszyklus wird Wirkung in CAPEX, OPEX, Portfolio und Einkauf als Arbeitsfrage im Feld Produkte, Institutionen, Lieferketten und Investitionsentscheidungen als Wirkungstraeger lesbar. Die wirkungsoekonomische Frage lautet: Welche reale Veraenderung wird moeglich, welche bleibt nur Potenzial und wo entsteht ein Wirkungsrisiko? Diese Unterscheidung schuetzt vor Impact-Washing, weil sie Absicht, Aktivitaet, Reichweite und Wirkung auseinanderhaelt.</w:t>
       </w:r>
     </w:p>
     <w:p>

--- a/docs/studienskripte/word-rohfassungen/wirkungscontrolling-wc-v8.docx
+++ b/docs/studienskripte/word-rohfassungen/wirkungscontrolling-wc-v8.docx
@@ -16,20 +16,7 @@
     </w:p>
     <w:p>
       <w:r>
-        <w:rPr>
-          <w:i/>
-        </w:rPr>
-        <w:t>Rohfassung fuer Claude / CI-CD-Finalisierung</w:t>
-      </w:r>
-    </w:p>
-    <w:p>
-      <w:r>
-        <w:t>Quelle: /Users/hagen/Documents/New project/content/studienskripte/wirkungscontrolling-wc-v8.md</w:t>
-      </w:r>
-    </w:p>
-    <w:p>
-      <w:r>
-        <w:t>Track: Impact-Controlling Kurscode: wirkungscontrolling Vorlesungscode: WC-V8 Modul/Abschnitt: WC Titel: Wirkung in CAPEX, OPEX, Portfolio und Einkauf Status: Studienskript V1 · fachlich finale Codex-Fassung, Claude-CI/CD-Satzfreigabe offen Quelle: woek-akademie-app/docs/lehrgaenge/wirkungscontrolling-v8-capex-opex-portfolio-einkauf.md Ablage: Markdown-Master in content/studienskripte/wirkungscontrolling-wc-v8.md, Word-Rohfassung in docs/studienskripte/word-rohfassungen/wirkungscontrolling-wc-v8.docx Wissensbasis: aktuelles Grundlagenwerk, Website-Korpus inklusive Journal, Akademie-Quelltexte, Glossar, interne Dossiers und externe Fachquellen</w:t>
+        <w:t>Track: Impact-Controlling Kurscode: wirkungscontrolling Vorlesungscode: WC-V8 Modul/Abschnitt: WC Titel: Wirkung in CAPEX, OPEX, Portfolio und Einkauf Status: Studienskript V1. Wissensbasis: aktuelles Grundlagenwerk, Website-Korpus inklusive Journal, Akademie-Quelltexte, Glossar, interne Dossiers und externe Fachquellen</w:t>
       </w:r>
     </w:p>
     <w:p>
@@ -99,11 +86,6 @@
       </w:r>
     </w:p>
     <w:p>
-      <w:r>
-        <w:t>Dieses Studienskript ist die fachlich finale Codex-V1-Fassung fuer den Akademie-Reader und die oeffentliche Bibliothek. Claude uebernimmt danach Satz, CI/CD, PDF/Reader-Freigabe und die abschliessende Lektoratsabnahme.</w:t>
-      </w:r>
-    </w:p>
-    <w:p>
       <w:pPr>
         <w:pStyle w:val="Heading2"/>
       </w:pPr>
@@ -176,7 +158,7 @@
         <w:pStyle w:val="ListBullet"/>
       </w:pPr>
       <w:r>
-        <w:t>Kernaussage in einem Satz: Netto-Wirkung (NWI/IoI) wird zum festen Kriterium in CAPEX-, OPEX-, Portfolio- und Beschaffungsentscheidungen – als Freigabe- und Priorisierungslogik, nicht als Anhang.</w:t>
+        <w:t>Kernaussage in einem Satz: Netto-Wirkung (NWI/IoI) wird zum festen Kriterium in CAPEX-, OPEX-, Portfolio- und Beschaffungsentscheidungen - als Freigabe- und Priorisierungslogik, nicht als Anhang.</w:t>
       </w:r>
     </w:p>
     <w:p>
@@ -197,27 +179,27 @@
     </w:p>
     <w:p>
       <w:r>
-        <w:t>Abschnitt A – Wo Wirkung entsteht. In Investitionen (CAPEX), im Betrieb (OPEX), im Portfolio und im Einkauf – dort werden Weichen gestellt.</w:t>
-      </w:r>
-    </w:p>
-    <w:p>
-      <w:r>
-        <w:t>Abschnitt B – Wirkung als Kriterium. Netto-Wirkung wird ein Freigabe-/Priorisierungskriterium neben Kosten und Risiko – nicht ein nachgelagerter Bericht.</w:t>
-      </w:r>
-    </w:p>
-    <w:p>
-      <w:r>
-        <w:t>Abschnitt C – IoI für Priorisierung. IoI vergleicht Vorhaben nach Wirkung pro Euro; Reverse Merit Order sichert kritische Felder.</w:t>
-      </w:r>
-    </w:p>
-    <w:p>
-      <w:r>
-        <w:t>Abschnitt D – Einkauf/Lieferkette. Lieferantenbewertung nach Scorecard; kritisches Wirkungsfeld kann Ausschlusskriterium sein.</w:t>
-      </w:r>
-    </w:p>
-    <w:p>
-      <w:r>
-        <w:t>Abschnitt E – Verankerung. Wirkungskriterien in Richtlinien, Templates und Gremien – sonst bleibt es folgenlos.</w:t>
+        <w:t>Abschnitt A - Wo Wirkung entsteht. In Investitionen (CAPEX), im Betrieb (OPEX), im Portfolio und im Einkauf - dort werden Weichen gestellt.</w:t>
+      </w:r>
+    </w:p>
+    <w:p>
+      <w:r>
+        <w:t>Abschnitt B - Wirkung als Kriterium. Netto-Wirkung wird ein Freigabe-/Priorisierungskriterium neben Kosten und Risiko - nicht ein nachgelagerter Bericht.</w:t>
+      </w:r>
+    </w:p>
+    <w:p>
+      <w:r>
+        <w:t>Abschnitt C - IoI für Priorisierung. IoI vergleicht Vorhaben nach Wirkung pro Euro; Reverse Merit Order sichert kritische Felder.</w:t>
+      </w:r>
+    </w:p>
+    <w:p>
+      <w:r>
+        <w:t>Abschnitt D - Einkauf/Lieferkette. Lieferantenbewertung nach Scorecard; kritisches Wirkungsfeld kann Ausschlusskriterium sein.</w:t>
+      </w:r>
+    </w:p>
+    <w:p>
+      <w:r>
+        <w:t>Abschnitt E - Verankerung. Wirkungskriterien in Richtlinien, Templates und Gremien - sonst bleibt es folgenlos.</w:t>
       </w:r>
     </w:p>
     <w:p>
@@ -230,12 +212,12 @@
     </w:p>
     <w:p>
       <w:r>
-        <w:t>Entscheidungen, nicht Berichte, erzeugen Wirkung. Die zentralen Weichen stehen in CAPEX (Investitionen), OPEX (Betrieb), Portfolio (Beteiligungen/Produkte) und Einkauf/Beschaffung. Wirkungscontrolling ist erst dann wirksam, wenn Netto-Wirkung dort zum Kriterium wird – als Freigabe- und Priorisierungslogik, nicht als nachgelagerter Anhang (Reporting ≠ Rückkopplung).</w:t>
-      </w:r>
-    </w:p>
-    <w:p>
-      <w:r>
-        <w:t>IoI und NWI als Entscheidungskriterien. Für die Priorisierung knapper Mittel eignet sich der IoI (Wirkung pro Euro): Vorhaben werden vergleichbar. Für die Bewertung dient der NWI samt Scorecard-Profil. Über allem steht die Reverse Merit Order: Ein Vorhaben mit kritisch schwachem Wirkungsfeld wird nicht durch guten IoI „hochgekauft" – kritische Felder sind Freigabe-relevant.</w:t>
+        <w:t>Entscheidungen, nicht Berichte, erzeugen Wirkung. Die zentralen Weichen stehen in CAPEX (Investitionen), OPEX (Betrieb), Portfolio (Beteiligungen/Produkte) und Einkauf/Beschaffung. Wirkungscontrolling ist erst dann wirksam, wenn Netto-Wirkung dort zum Kriterium wird - als Freigabe- und Priorisierungslogik, nicht als nachgelagerter Anhang (Reporting ≠ Rückkopplung).</w:t>
+      </w:r>
+    </w:p>
+    <w:p>
+      <w:r>
+        <w:t>IoI und NWI als Entscheidungskriterien. Für die Priorisierung knapper Mittel eignet sich der IoI (Wirkung pro Euro): Vorhaben werden vergleichbar. Für die Bewertung dient der NWI samt Scorecard-Profil. Über allem steht die Reverse Merit Order: Ein Vorhaben mit kritisch schwachem Wirkungsfeld wird nicht durch guten IoI „hochgekauft" - kritische Felder sind Freigabe-relevant.</w:t>
       </w:r>
     </w:p>
     <w:p>
@@ -611,7 +593,7 @@
     </w:p>
     <w:p>
       <w:r>
-        <w:t>Investitionsrichtlinie mit Wirkungs-Gate. Ein Unternehmen ergänzt seine CAPEX-Freigabe: Jeder Antrag braucht ein Scorecard-Profil; ein kritisch schwaches Wirkungsfeld blockiert die Freigabe (Reverse Merit Order), und bei mehreren Anträgen priorisiert der IoI. Wirkung ist damit Teil der Finanzentscheidung – nicht daneben.</w:t>
+        <w:t>Investitionsrichtlinie mit Wirkungs-Gate. Ein Unternehmen ergänzt seine CAPEX-Freigabe: Jeder Antrag braucht ein Scorecard-Profil; ein kritisch schwaches Wirkungsfeld blockiert die Freigabe (Reverse Merit Order), und bei mehreren Anträgen priorisiert der IoI. Wirkung ist damit Teil der Finanzentscheidung - nicht daneben.</w:t>
       </w:r>
     </w:p>
     <w:p>
@@ -620,11 +602,6 @@
       </w:pPr>
       <w:r>
         <w:t>V1-Finalisierung: Vertiefung, Anwendung und Evidenz</w:t>
-      </w:r>
-    </w:p>
-    <w:p>
-      <w:r>
-        <w:t>Dieses Studienskript ist die fachlich finale Codex-V1-Fassung fuer den Akademie-Reader und die oeffentliche Bibliothek. Claude uebernimmt danach Satz, CI/CD, PDF/Reader-Freigabe und die abschliessende Lektoratsabnahme.</w:t>
       </w:r>
     </w:p>
     <w:p>
@@ -1131,11 +1108,6 @@
       </w:pPr>
       <w:r>
         <w:t>V1-Abschlussnotiz</w:t>
-      </w:r>
-    </w:p>
-    <w:p>
-      <w:r>
-        <w:t>Diese Finalisierung schliesst die Codex-Inhaltsproduktion fuer WC-V8. Offen bleibt nicht der fachliche Kern des Skripts, sondern der naechste Produktionsschritt: Claude setzt daraus die CI/CD-konforme Reader- und PDF-Fassung, prueft Satz, Umbrueche, Medienintegration und Lektorat und markiert erst danach die veroeffentlichte Fassung als freigegeben.</w:t>
       </w:r>
     </w:p>
     <w:p>
@@ -1943,11 +1915,6 @@
       </w:r>
     </w:p>
     <w:p>
-      <w:r>
-        <w:t>Status dieser Erweiterung: V1-finalisierte Codex-Erweiterung fuer Markdown-Master, Word-Rohfassung und Reader-Spiegel. Satz, Medienintegration, Lektorat und PDF-Freigabe bleiben der Claude-CI/CD-Lane vorbehalten.</w:t>
-      </w:r>
-    </w:p>
-    <w:p>
       <w:pPr>
         <w:pStyle w:val="Heading3"/>
       </w:pPr>
@@ -4181,7 +4148,7 @@
         <w:pStyle w:val="ListBullet"/>
       </w:pPr>
       <w:r>
-        <w:t>woek-akademie-app/docs/lehrgaenge/wirkungscontrolling-v8-capex-opex-portfolio-einkauf.md — unmittelbarer Akademie-Quelltext dieser V1-Fassung.</w:t>
+        <w:t>woek-akademie-app/docs/lehrgaenge/wirkungscontrolling-v8-capex-opex-portfolio-einkauf.md - unmittelbarer Akademie-Quelltext dieser V1-Fassung.</w:t>
       </w:r>
     </w:p>
     <w:p>
@@ -4189,7 +4156,7 @@
         <w:pStyle w:val="ListBullet"/>
       </w:pPr>
       <w:r>
-        <w:t>assets/pdf/die-neue-ordnung-des-wohlstands.pdf und buch.html — aktuelles Grundlagenwerk.</w:t>
+        <w:t>assets/pdf/die-neue-ordnung-des-wohlstands.pdf und buch.html - aktuelles Grundlagenwerk.</w:t>
       </w:r>
     </w:p>
     <w:p>
@@ -4198,22 +4165,6 @@
       </w:pPr>
       <w:r>
         <w:t>Website-Korpus: Referenz, Wirkungsfelder, Werkzeuge, Glossar, Bibliothek und Journal.</w:t>
-      </w:r>
-    </w:p>
-    <w:p>
-      <w:pPr>
-        <w:pStyle w:val="ListBullet"/>
-      </w:pPr>
-      <w:r>
-        <w:t>docs/CODEX-HANDOFF-studienskripte.md — Produktionsstandard.</w:t>
-      </w:r>
-    </w:p>
-    <w:p>
-      <w:pPr>
-        <w:pStyle w:val="ListBullet"/>
-      </w:pPr>
-      <w:r>
-        <w:t>docs/CODEX-HANDOFF-pruefungen.md — geschützte Prüfungs- und Antwortlogik.</w:t>
       </w:r>
     </w:p>
     <w:p>
